--- a/Web Doc.docx
+++ b/Web Doc.docx
@@ -4642,6 +4642,8 @@
         </w:rPr>
         <w:t xml:space="preserve"> Controller pass the fetch data to view.</w:t>
       </w:r>
+      <w:bookmarkStart w:id="0" w:name="_GoBack"/>
+      <w:bookmarkEnd w:id="0"/>
     </w:p>
     <w:p>
       <w:pPr>
@@ -4701,7 +4703,25 @@
           <w:sz w:val="24"/>
           <w:szCs w:val="24"/>
         </w:rPr>
-        <w:t xml:space="preserve">It is dependency manager(Like we import font awsom or bootstrap library, we are depending on these libraries) software for php </w:t>
+        <w:t xml:space="preserve">It is dependency manager(Like we import font </w:t>
+      </w:r>
+      <w:proofErr w:type="spellStart"/>
+      <w:r>
+        <w:rPr>
+          <w:rFonts w:cstheme="minorHAnsi"/>
+          <w:sz w:val="24"/>
+          <w:szCs w:val="24"/>
+        </w:rPr>
+        <w:t>awsom</w:t>
+      </w:r>
+      <w:proofErr w:type="spellEnd"/>
+      <w:r>
+        <w:rPr>
+          <w:rFonts w:cstheme="minorHAnsi"/>
+          <w:sz w:val="24"/>
+          <w:szCs w:val="24"/>
+        </w:rPr>
+        <w:t xml:space="preserve"> or bootstrap library, we are depending on these libraries) software for php </w:t>
       </w:r>
       <w:r>
         <w:rPr>
@@ -4793,7 +4813,25 @@
           <w:sz w:val="24"/>
           <w:szCs w:val="24"/>
         </w:rPr>
-        <w:t xml:space="preserve"> Blade View files can be create out of resources folder just go config file for path.</w:t>
+        <w:t xml:space="preserve"> Blade View files can be </w:t>
+      </w:r>
+      <w:proofErr w:type="gramStart"/>
+      <w:r>
+        <w:rPr>
+          <w:rFonts w:cstheme="minorHAnsi"/>
+          <w:sz w:val="24"/>
+          <w:szCs w:val="24"/>
+        </w:rPr>
+        <w:t>create</w:t>
+      </w:r>
+      <w:proofErr w:type="gramEnd"/>
+      <w:r>
+        <w:rPr>
+          <w:rFonts w:cstheme="minorHAnsi"/>
+          <w:sz w:val="24"/>
+          <w:szCs w:val="24"/>
+        </w:rPr>
+        <w:t xml:space="preserve"> out of resources folder just go config file for path.</w:t>
       </w:r>
     </w:p>
     <w:p>
@@ -4821,7 +4859,25 @@
           <w:sz w:val="24"/>
           <w:szCs w:val="24"/>
         </w:rPr>
-        <w:t xml:space="preserve"> route::get(‘home’), function(){return view(‘home’)}); or route::view(‘home’,’home’);</w:t>
+        <w:t xml:space="preserve"> route::get(‘home’), function(){return view(‘home’)}); or route::view(‘</w:t>
+      </w:r>
+      <w:proofErr w:type="spellStart"/>
+      <w:r>
+        <w:rPr>
+          <w:rFonts w:cstheme="minorHAnsi"/>
+          <w:sz w:val="24"/>
+          <w:szCs w:val="24"/>
+        </w:rPr>
+        <w:t>home’,’home</w:t>
+      </w:r>
+      <w:proofErr w:type="spellEnd"/>
+      <w:r>
+        <w:rPr>
+          <w:rFonts w:cstheme="minorHAnsi"/>
+          <w:sz w:val="24"/>
+          <w:szCs w:val="24"/>
+        </w:rPr>
+        <w:t>’);</w:t>
       </w:r>
     </w:p>
     <w:p>
@@ -4849,7 +4905,43 @@
           <w:sz w:val="24"/>
           <w:szCs w:val="24"/>
         </w:rPr>
-        <w:t xml:space="preserve"> php artisan make:controller controller_name. Create function in controller that will perform action like return view or get data from database and much more.</w:t>
+        <w:t xml:space="preserve"> php artisan </w:t>
+      </w:r>
+      <w:proofErr w:type="spellStart"/>
+      <w:r>
+        <w:rPr>
+          <w:rFonts w:cstheme="minorHAnsi"/>
+          <w:sz w:val="24"/>
+          <w:szCs w:val="24"/>
+        </w:rPr>
+        <w:t>make:controller</w:t>
+      </w:r>
+      <w:proofErr w:type="spellEnd"/>
+      <w:r>
+        <w:rPr>
+          <w:rFonts w:cstheme="minorHAnsi"/>
+          <w:sz w:val="24"/>
+          <w:szCs w:val="24"/>
+        </w:rPr>
+        <w:t xml:space="preserve"> </w:t>
+      </w:r>
+      <w:proofErr w:type="spellStart"/>
+      <w:r>
+        <w:rPr>
+          <w:rFonts w:cstheme="minorHAnsi"/>
+          <w:sz w:val="24"/>
+          <w:szCs w:val="24"/>
+        </w:rPr>
+        <w:t>controller_name</w:t>
+      </w:r>
+      <w:proofErr w:type="spellEnd"/>
+      <w:r>
+        <w:rPr>
+          <w:rFonts w:cstheme="minorHAnsi"/>
+          <w:sz w:val="24"/>
+          <w:szCs w:val="24"/>
+        </w:rPr>
+        <w:t>. Create function in controller that will perform action like return view or get data from database and much more.</w:t>
       </w:r>
     </w:p>
     <w:p>
@@ -4877,7 +4969,25 @@
           <w:sz w:val="24"/>
           <w:szCs w:val="24"/>
         </w:rPr>
-        <w:t xml:space="preserve"> First of all import controller in web.php like </w:t>
+        <w:t xml:space="preserve"> First of all import controller in </w:t>
+      </w:r>
+      <w:proofErr w:type="spellStart"/>
+      <w:r>
+        <w:rPr>
+          <w:rFonts w:cstheme="minorHAnsi"/>
+          <w:sz w:val="24"/>
+          <w:szCs w:val="24"/>
+        </w:rPr>
+        <w:t>web.php</w:t>
+      </w:r>
+      <w:proofErr w:type="spellEnd"/>
+      <w:r>
+        <w:rPr>
+          <w:rFonts w:cstheme="minorHAnsi"/>
+          <w:sz w:val="24"/>
+          <w:szCs w:val="24"/>
+        </w:rPr>
+        <w:t xml:space="preserve"> like </w:t>
       </w:r>
       <w:r>
         <w:rPr>
@@ -4895,7 +5005,29 @@
           <w:sz w:val="20"/>
           <w:szCs w:val="20"/>
         </w:rPr>
-        <w:t>App\Http\Controllers\testcontroller;</w:t>
+        <w:t>App\Http\Controllers\</w:t>
+      </w:r>
+      <w:proofErr w:type="spellStart"/>
+      <w:r>
+        <w:rPr>
+          <w:rFonts w:cstheme="minorHAnsi"/>
+          <w:b/>
+          <w:bCs/>
+          <w:sz w:val="20"/>
+          <w:szCs w:val="20"/>
+        </w:rPr>
+        <w:t>testcontroller</w:t>
+      </w:r>
+      <w:proofErr w:type="spellEnd"/>
+      <w:r>
+        <w:rPr>
+          <w:rFonts w:cstheme="minorHAnsi"/>
+          <w:b/>
+          <w:bCs/>
+          <w:sz w:val="20"/>
+          <w:szCs w:val="20"/>
+        </w:rPr>
+        <w:t>;</w:t>
       </w:r>
     </w:p>
     <w:p>
@@ -4921,7 +5053,43 @@
           <w:b/>
           <w:bCs/>
         </w:rPr>
-        <w:t>Route::get(‘home’,[testcontroller::class,’function_name’]);</w:t>
+        <w:t>Route::get(‘home’,[</w:t>
+      </w:r>
+      <w:proofErr w:type="spellStart"/>
+      <w:r>
+        <w:rPr>
+          <w:rFonts w:cstheme="minorHAnsi"/>
+          <w:b/>
+          <w:bCs/>
+        </w:rPr>
+        <w:t>testcontroller</w:t>
+      </w:r>
+      <w:proofErr w:type="spellEnd"/>
+      <w:r>
+        <w:rPr>
+          <w:rFonts w:cstheme="minorHAnsi"/>
+          <w:b/>
+          <w:bCs/>
+        </w:rPr>
+        <w:t>::class,’</w:t>
+      </w:r>
+      <w:proofErr w:type="spellStart"/>
+      <w:r>
+        <w:rPr>
+          <w:rFonts w:cstheme="minorHAnsi"/>
+          <w:b/>
+          <w:bCs/>
+        </w:rPr>
+        <w:t>function_name</w:t>
+      </w:r>
+      <w:proofErr w:type="spellEnd"/>
+      <w:r>
+        <w:rPr>
+          <w:rFonts w:cstheme="minorHAnsi"/>
+          <w:b/>
+          <w:bCs/>
+        </w:rPr>
+        <w:t>’]);</w:t>
       </w:r>
     </w:p>
     <w:p>
@@ -4949,7 +5117,25 @@
           <w:sz w:val="24"/>
           <w:szCs w:val="24"/>
         </w:rPr>
-        <w:t>php artisan make:component header.  Once it create it can be used multiple time. It create two files, one html file in resources and other php file in app folder. Where we want to call it we just type &lt;x-component name /&gt;</w:t>
+        <w:t xml:space="preserve">php artisan </w:t>
+      </w:r>
+      <w:proofErr w:type="spellStart"/>
+      <w:r>
+        <w:rPr>
+          <w:rFonts w:cstheme="minorHAnsi"/>
+          <w:sz w:val="24"/>
+          <w:szCs w:val="24"/>
+        </w:rPr>
+        <w:t>make:component</w:t>
+      </w:r>
+      <w:proofErr w:type="spellEnd"/>
+      <w:r>
+        <w:rPr>
+          <w:rFonts w:cstheme="minorHAnsi"/>
+          <w:sz w:val="24"/>
+          <w:szCs w:val="24"/>
+        </w:rPr>
+        <w:t xml:space="preserve"> header.  Once it create it can be used multiple time. It create two files, one html file in resources and other php file in app folder. Where we want to call it we just type &lt;x-component name /&gt;</w:t>
       </w:r>
     </w:p>
     <w:p>
@@ -5005,7 +5191,25 @@
           <w:sz w:val="24"/>
           <w:szCs w:val="24"/>
         </w:rPr>
-        <w:t>@foreach($data as $result) &lt;div&gt;{{$result}}&lt;/div&gt; @endforeach.</w:t>
+        <w:t>@foreach($data as $result) &lt;div&gt;{{$result}}&lt;/div&gt; @</w:t>
+      </w:r>
+      <w:proofErr w:type="spellStart"/>
+      <w:r>
+        <w:rPr>
+          <w:rFonts w:cstheme="minorHAnsi"/>
+          <w:sz w:val="24"/>
+          <w:szCs w:val="24"/>
+        </w:rPr>
+        <w:t>endforeach</w:t>
+      </w:r>
+      <w:proofErr w:type="spellEnd"/>
+      <w:r>
+        <w:rPr>
+          <w:rFonts w:cstheme="minorHAnsi"/>
+          <w:sz w:val="24"/>
+          <w:szCs w:val="24"/>
+        </w:rPr>
+        <w:t>.</w:t>
       </w:r>
     </w:p>
     <w:p>
@@ -5089,7 +5293,25 @@
           <w:sz w:val="24"/>
           <w:szCs w:val="24"/>
         </w:rPr>
-        <w:t>The layer, used to filter http requests. Php artisan make:middleware testing</w:t>
+        <w:t xml:space="preserve">The layer, used to filter http requests. Php artisan </w:t>
+      </w:r>
+      <w:proofErr w:type="spellStart"/>
+      <w:r>
+        <w:rPr>
+          <w:rFonts w:cstheme="minorHAnsi"/>
+          <w:sz w:val="24"/>
+          <w:szCs w:val="24"/>
+        </w:rPr>
+        <w:t>make:middleware</w:t>
+      </w:r>
+      <w:proofErr w:type="spellEnd"/>
+      <w:r>
+        <w:rPr>
+          <w:rFonts w:cstheme="minorHAnsi"/>
+          <w:sz w:val="24"/>
+          <w:szCs w:val="24"/>
+        </w:rPr>
+        <w:t xml:space="preserve"> testing</w:t>
       </w:r>
     </w:p>
     <w:p>
@@ -5214,7 +5436,25 @@
           <w:sz w:val="24"/>
           <w:szCs w:val="24"/>
         </w:rPr>
-        <w:t>route::view('home', 'welcome')-&gt;middleware('noaccess');</w:t>
+        <w:t>route::view('home', 'welcome')-&gt;middleware('</w:t>
+      </w:r>
+      <w:proofErr w:type="spellStart"/>
+      <w:r>
+        <w:rPr>
+          <w:rFonts w:cstheme="minorHAnsi"/>
+          <w:sz w:val="24"/>
+          <w:szCs w:val="24"/>
+        </w:rPr>
+        <w:t>noaccess</w:t>
+      </w:r>
+      <w:proofErr w:type="spellEnd"/>
+      <w:r>
+        <w:rPr>
+          <w:rFonts w:cstheme="minorHAnsi"/>
+          <w:sz w:val="24"/>
+          <w:szCs w:val="24"/>
+        </w:rPr>
+        <w:t>');</w:t>
       </w:r>
       <w:r>
         <w:rPr>
@@ -5250,7 +5490,25 @@
           <w:sz w:val="24"/>
           <w:szCs w:val="24"/>
         </w:rPr>
-        <w:t xml:space="preserve"> php artisan make:model model_name</w:t>
+        <w:t xml:space="preserve"> php artisan </w:t>
+      </w:r>
+      <w:proofErr w:type="spellStart"/>
+      <w:r>
+        <w:rPr>
+          <w:rFonts w:cstheme="minorHAnsi"/>
+          <w:sz w:val="24"/>
+          <w:szCs w:val="24"/>
+        </w:rPr>
+        <w:t>make:model</w:t>
+      </w:r>
+      <w:proofErr w:type="spellEnd"/>
+      <w:r>
+        <w:rPr>
+          <w:rFonts w:cstheme="minorHAnsi"/>
+          <w:sz w:val="24"/>
+          <w:szCs w:val="24"/>
+        </w:rPr>
+        <w:t xml:space="preserve"> model_name</w:t>
       </w:r>
     </w:p>
     <w:p>
@@ -5410,7 +5668,25 @@
           <w:sz w:val="24"/>
           <w:szCs w:val="24"/>
         </w:rPr>
-        <w:t xml:space="preserve"> $data=Http::get(‘url’); and </w:t>
+        <w:t xml:space="preserve"> $data=Http::get(‘</w:t>
+      </w:r>
+      <w:proofErr w:type="spellStart"/>
+      <w:r>
+        <w:rPr>
+          <w:rFonts w:cstheme="minorHAnsi"/>
+          <w:sz w:val="24"/>
+          <w:szCs w:val="24"/>
+        </w:rPr>
+        <w:t>url</w:t>
+      </w:r>
+      <w:proofErr w:type="spellEnd"/>
+      <w:r>
+        <w:rPr>
+          <w:rFonts w:cstheme="minorHAnsi"/>
+          <w:sz w:val="24"/>
+          <w:szCs w:val="24"/>
+        </w:rPr>
+        <w:t xml:space="preserve">’); and </w:t>
       </w:r>
       <w:r>
         <w:rPr>
@@ -5426,7 +5702,25 @@
           <w:sz w:val="24"/>
           <w:szCs w:val="24"/>
         </w:rPr>
-        <w:t xml:space="preserve"> then return view( ‘view name’ ,[‘api_data’=&gt;$data[‘data’]]);</w:t>
+        <w:t xml:space="preserve"> then return view( ‘view name’ ,[‘</w:t>
+      </w:r>
+      <w:proofErr w:type="spellStart"/>
+      <w:r>
+        <w:rPr>
+          <w:rFonts w:cstheme="minorHAnsi"/>
+          <w:sz w:val="24"/>
+          <w:szCs w:val="24"/>
+        </w:rPr>
+        <w:t>api_data</w:t>
+      </w:r>
+      <w:proofErr w:type="spellEnd"/>
+      <w:r>
+        <w:rPr>
+          <w:rFonts w:cstheme="minorHAnsi"/>
+          <w:sz w:val="24"/>
+          <w:szCs w:val="24"/>
+        </w:rPr>
+        <w:t>’=&gt;$data[‘data’]]);</w:t>
       </w:r>
     </w:p>
     <w:p>
@@ -5454,7 +5748,25 @@
           <w:sz w:val="24"/>
           <w:szCs w:val="24"/>
         </w:rPr>
-        <w:t xml:space="preserve"> It store data until page reload. $request-&gt;session()-&gt;flash(‘key’,$data);</w:t>
+        <w:t xml:space="preserve"> It store data until page reload. $request-&gt;session()-&gt;flash(‘</w:t>
+      </w:r>
+      <w:proofErr w:type="spellStart"/>
+      <w:r>
+        <w:rPr>
+          <w:rFonts w:cstheme="minorHAnsi"/>
+          <w:sz w:val="24"/>
+          <w:szCs w:val="24"/>
+        </w:rPr>
+        <w:t>key’,$data</w:t>
+      </w:r>
+      <w:proofErr w:type="spellEnd"/>
+      <w:r>
+        <w:rPr>
+          <w:rFonts w:cstheme="minorHAnsi"/>
+          <w:sz w:val="24"/>
+          <w:szCs w:val="24"/>
+        </w:rPr>
+        <w:t>);</w:t>
       </w:r>
     </w:p>
     <w:p>
@@ -5510,7 +5822,25 @@
           <w:sz w:val="24"/>
           <w:szCs w:val="24"/>
         </w:rPr>
-        <w:t xml:space="preserve"> session()-&gt;pull(‘key’,null);</w:t>
+        <w:t xml:space="preserve"> session()-&gt;pull(‘</w:t>
+      </w:r>
+      <w:proofErr w:type="spellStart"/>
+      <w:r>
+        <w:rPr>
+          <w:rFonts w:cstheme="minorHAnsi"/>
+          <w:sz w:val="24"/>
+          <w:szCs w:val="24"/>
+        </w:rPr>
+        <w:t>key’,null</w:t>
+      </w:r>
+      <w:proofErr w:type="spellEnd"/>
+      <w:r>
+        <w:rPr>
+          <w:rFonts w:cstheme="minorHAnsi"/>
+          <w:sz w:val="24"/>
+          <w:szCs w:val="24"/>
+        </w:rPr>
+        <w:t>);</w:t>
       </w:r>
     </w:p>
     <w:p>
@@ -5550,8 +5880,20 @@
           <w:szCs w:val="21"/>
           <w:shd w:val="clear" w:color="auto" w:fill="FFFFFF"/>
         </w:rPr>
-        <w:t>php artisan lang:publish</w:t>
-      </w:r>
+        <w:t xml:space="preserve">php artisan </w:t>
+      </w:r>
+      <w:proofErr w:type="spellStart"/>
+      <w:r>
+        <w:rPr>
+          <w:rFonts w:ascii="Arial" w:hAnsi="Arial" w:cs="Arial"/>
+          <w:color w:val="0F0F0F"/>
+          <w:sz w:val="21"/>
+          <w:szCs w:val="21"/>
+          <w:shd w:val="clear" w:color="auto" w:fill="FFFFFF"/>
+        </w:rPr>
+        <w:t>lang:publish</w:t>
+      </w:r>
+      <w:proofErr w:type="spellEnd"/>
     </w:p>
     <w:p>
       <w:pPr>
@@ -5612,6 +5954,7 @@
         </w:rPr>
         <w:t>‘</w:t>
       </w:r>
+      <w:proofErr w:type="spellStart"/>
       <w:r>
         <w:rPr>
           <w:rFonts w:cstheme="minorHAnsi"/>
@@ -5620,6 +5963,7 @@
         </w:rPr>
         <w:t>table_name</w:t>
       </w:r>
+      <w:proofErr w:type="spellEnd"/>
       <w:r>
         <w:rPr>
           <w:rFonts w:cstheme="minorHAnsi"/>
@@ -5656,6 +6000,1595 @@
         </w:rPr>
         <w:t xml:space="preserve"> $data=Student::paginate(5); return view(‘view name’,[‘records’=&gt;$data]); In last &lt;div&gt; {{$data -&gt; links()}}&lt;/div&gt;</w:t>
       </w:r>
+    </w:p>
+    <w:p>
+      <w:pPr>
+        <w:spacing w:after="0" w:line="240" w:lineRule="auto"/>
+        <w:rPr>
+          <w:rFonts w:cstheme="minorHAnsi"/>
+          <w:sz w:val="24"/>
+          <w:szCs w:val="24"/>
+        </w:rPr>
+      </w:pPr>
+      <w:r>
+        <w:rPr>
+          <w:rFonts w:cstheme="minorHAnsi"/>
+          <w:b/>
+          <w:bCs/>
+          <w:sz w:val="24"/>
+          <w:szCs w:val="24"/>
+        </w:rPr>
+        <w:t>Compact():</w:t>
+      </w:r>
+      <w:r>
+        <w:rPr>
+          <w:rFonts w:cstheme="minorHAnsi"/>
+          <w:sz w:val="24"/>
+          <w:szCs w:val="24"/>
+        </w:rPr>
+        <w:t xml:space="preserve"> Compact method is used when we return a view and want to pass data with that view. Like </w:t>
+      </w:r>
+      <w:r>
+        <w:rPr>
+          <w:rFonts w:cstheme="minorHAnsi"/>
+          <w:b/>
+          <w:bCs/>
+          <w:sz w:val="20"/>
+          <w:szCs w:val="20"/>
+        </w:rPr>
+        <w:t>return view(‘</w:t>
+      </w:r>
+      <w:proofErr w:type="spellStart"/>
+      <w:r>
+        <w:rPr>
+          <w:rFonts w:cstheme="minorHAnsi"/>
+          <w:b/>
+          <w:bCs/>
+          <w:sz w:val="20"/>
+          <w:szCs w:val="20"/>
+        </w:rPr>
+        <w:t>home’,compact</w:t>
+      </w:r>
+      <w:proofErr w:type="spellEnd"/>
+      <w:r>
+        <w:rPr>
+          <w:rFonts w:cstheme="minorHAnsi"/>
+          <w:b/>
+          <w:bCs/>
+          <w:sz w:val="20"/>
+          <w:szCs w:val="20"/>
+        </w:rPr>
+        <w:t xml:space="preserve"> (‘variable name</w:t>
+      </w:r>
+      <w:r>
+        <w:rPr>
+          <w:rFonts w:cstheme="minorHAnsi"/>
+          <w:b/>
+          <w:bCs/>
+          <w:sz w:val="20"/>
+          <w:szCs w:val="20"/>
+        </w:rPr>
+        <w:t xml:space="preserve"> Without $ sign</w:t>
+      </w:r>
+      <w:r>
+        <w:rPr>
+          <w:rFonts w:cstheme="minorHAnsi"/>
+          <w:b/>
+          <w:bCs/>
+          <w:sz w:val="20"/>
+          <w:szCs w:val="20"/>
+        </w:rPr>
+        <w:t>’);</w:t>
+      </w:r>
+      <w:r>
+        <w:rPr>
+          <w:rFonts w:cstheme="minorHAnsi"/>
+          <w:sz w:val="20"/>
+          <w:szCs w:val="20"/>
+        </w:rPr>
+        <w:t xml:space="preserve"> </w:t>
+      </w:r>
+      <w:r>
+        <w:rPr>
+          <w:rFonts w:cstheme="minorHAnsi"/>
+          <w:sz w:val="24"/>
+          <w:szCs w:val="24"/>
+        </w:rPr>
+        <w:t>If we want to pass multiple variables, just pass their name in compact method. If you want to pass a variable that has an array data, then it must be associative array to show specific data of array on view otherwise foreach loop will display all data of array.</w:t>
+      </w:r>
+    </w:p>
+    <w:p>
+      <w:pPr>
+        <w:spacing w:after="0" w:line="240" w:lineRule="auto"/>
+        <w:rPr>
+          <w:rFonts w:cstheme="minorHAnsi"/>
+          <w:sz w:val="24"/>
+          <w:szCs w:val="24"/>
+        </w:rPr>
+      </w:pPr>
+      <w:r>
+        <w:rPr>
+          <w:rFonts w:cstheme="minorHAnsi"/>
+          <w:b/>
+          <w:bCs/>
+          <w:sz w:val="24"/>
+          <w:szCs w:val="24"/>
+        </w:rPr>
+        <w:t>Why Compact:</w:t>
+      </w:r>
+      <w:r>
+        <w:rPr>
+          <w:rFonts w:cstheme="minorHAnsi"/>
+          <w:sz w:val="24"/>
+          <w:szCs w:val="24"/>
+        </w:rPr>
+        <w:t xml:space="preserve"> When we want to pass variable with same name that we declared to store value</w:t>
+      </w:r>
+    </w:p>
+    <w:p>
+      <w:pPr>
+        <w:spacing w:after="0" w:line="240" w:lineRule="auto"/>
+        <w:rPr>
+          <w:rFonts w:cstheme="minorHAnsi"/>
+          <w:sz w:val="24"/>
+          <w:szCs w:val="24"/>
+        </w:rPr>
+      </w:pPr>
+      <w:r>
+        <w:rPr>
+          <w:rFonts w:cstheme="minorHAnsi"/>
+          <w:b/>
+          <w:bCs/>
+          <w:sz w:val="24"/>
+          <w:szCs w:val="24"/>
+        </w:rPr>
+        <w:t xml:space="preserve">With(): </w:t>
+      </w:r>
+      <w:r>
+        <w:rPr>
+          <w:rFonts w:cstheme="minorHAnsi"/>
+          <w:sz w:val="24"/>
+          <w:szCs w:val="24"/>
+        </w:rPr>
+        <w:t xml:space="preserve">With method </w:t>
+      </w:r>
+      <w:r>
+        <w:rPr>
+          <w:rFonts w:cstheme="minorHAnsi"/>
+          <w:sz w:val="24"/>
+          <w:szCs w:val="24"/>
+        </w:rPr>
+        <w:t xml:space="preserve">is used when we return a view and want to pass data with that view. Like </w:t>
+      </w:r>
+      <w:r>
+        <w:rPr>
+          <w:rFonts w:cstheme="minorHAnsi"/>
+          <w:b/>
+          <w:bCs/>
+          <w:sz w:val="20"/>
+          <w:szCs w:val="20"/>
+        </w:rPr>
+        <w:t>return view(‘home’</w:t>
+      </w:r>
+      <w:r>
+        <w:rPr>
+          <w:rFonts w:cstheme="minorHAnsi"/>
+          <w:b/>
+          <w:bCs/>
+          <w:sz w:val="20"/>
+          <w:szCs w:val="20"/>
+        </w:rPr>
+        <w:t>)-&gt;with</w:t>
+      </w:r>
+      <w:r>
+        <w:rPr>
+          <w:rFonts w:cstheme="minorHAnsi"/>
+          <w:b/>
+          <w:bCs/>
+          <w:sz w:val="20"/>
+          <w:szCs w:val="20"/>
+        </w:rPr>
+        <w:t>(‘</w:t>
+      </w:r>
+      <w:r>
+        <w:rPr>
+          <w:rFonts w:cstheme="minorHAnsi"/>
+          <w:b/>
+          <w:bCs/>
+          <w:sz w:val="20"/>
+          <w:szCs w:val="20"/>
+        </w:rPr>
+        <w:t xml:space="preserve">any </w:t>
+      </w:r>
+      <w:r>
+        <w:rPr>
+          <w:rFonts w:cstheme="minorHAnsi"/>
+          <w:b/>
+          <w:bCs/>
+          <w:sz w:val="20"/>
+          <w:szCs w:val="20"/>
+        </w:rPr>
+        <w:t>name</w:t>
+      </w:r>
+      <w:r>
+        <w:rPr>
+          <w:rFonts w:cstheme="minorHAnsi"/>
+          <w:b/>
+          <w:bCs/>
+          <w:sz w:val="20"/>
+          <w:szCs w:val="20"/>
+        </w:rPr>
+        <w:t>’,</w:t>
+      </w:r>
+      <w:r>
+        <w:rPr>
+          <w:rFonts w:cstheme="minorHAnsi"/>
+          <w:b/>
+          <w:bCs/>
+          <w:sz w:val="20"/>
+          <w:szCs w:val="20"/>
+        </w:rPr>
+        <w:t xml:space="preserve"> </w:t>
+      </w:r>
+      <w:r>
+        <w:rPr>
+          <w:rFonts w:cstheme="minorHAnsi"/>
+          <w:b/>
+          <w:bCs/>
+          <w:sz w:val="20"/>
+          <w:szCs w:val="20"/>
+        </w:rPr>
+        <w:t>variable name</w:t>
+      </w:r>
+      <w:r>
+        <w:rPr>
+          <w:rFonts w:cstheme="minorHAnsi"/>
+          <w:b/>
+          <w:bCs/>
+          <w:sz w:val="20"/>
+          <w:szCs w:val="20"/>
+        </w:rPr>
+        <w:t>);</w:t>
+      </w:r>
+      <w:r>
+        <w:rPr>
+          <w:rFonts w:cstheme="minorHAnsi"/>
+          <w:sz w:val="20"/>
+          <w:szCs w:val="20"/>
+        </w:rPr>
+        <w:t xml:space="preserve"> </w:t>
+      </w:r>
+      <w:r>
+        <w:rPr>
+          <w:rFonts w:cstheme="minorHAnsi"/>
+          <w:sz w:val="24"/>
+          <w:szCs w:val="24"/>
+        </w:rPr>
+        <w:t xml:space="preserve">If we want to pass multiple variables, </w:t>
+      </w:r>
+      <w:r>
+        <w:rPr>
+          <w:rFonts w:cstheme="minorHAnsi"/>
+          <w:sz w:val="24"/>
+          <w:szCs w:val="24"/>
+        </w:rPr>
+        <w:t>use multiple with</w:t>
+      </w:r>
+      <w:r>
+        <w:rPr>
+          <w:rFonts w:cstheme="minorHAnsi"/>
+          <w:sz w:val="24"/>
+          <w:szCs w:val="24"/>
+        </w:rPr>
+        <w:t xml:space="preserve"> method. If you want to pass a variable that has an array data, then it must be associative array to show specific data of array on view otherwise foreach loop will display all data of array.</w:t>
+      </w:r>
+    </w:p>
+    <w:p>
+      <w:pPr>
+        <w:spacing w:after="0" w:line="240" w:lineRule="auto"/>
+        <w:rPr>
+          <w:rFonts w:cstheme="minorHAnsi"/>
+          <w:sz w:val="24"/>
+          <w:szCs w:val="24"/>
+        </w:rPr>
+      </w:pPr>
+      <w:r>
+        <w:rPr>
+          <w:rFonts w:cstheme="minorHAnsi"/>
+          <w:b/>
+          <w:bCs/>
+          <w:sz w:val="24"/>
+          <w:szCs w:val="24"/>
+        </w:rPr>
+        <w:t xml:space="preserve">Why </w:t>
+      </w:r>
+      <w:r>
+        <w:rPr>
+          <w:rFonts w:cstheme="minorHAnsi"/>
+          <w:b/>
+          <w:bCs/>
+          <w:sz w:val="24"/>
+          <w:szCs w:val="24"/>
+        </w:rPr>
+        <w:t>With</w:t>
+      </w:r>
+      <w:r>
+        <w:rPr>
+          <w:rFonts w:cstheme="minorHAnsi"/>
+          <w:b/>
+          <w:bCs/>
+          <w:sz w:val="24"/>
+          <w:szCs w:val="24"/>
+        </w:rPr>
+        <w:t>:</w:t>
+      </w:r>
+      <w:r>
+        <w:rPr>
+          <w:rFonts w:cstheme="minorHAnsi"/>
+          <w:sz w:val="24"/>
+          <w:szCs w:val="24"/>
+        </w:rPr>
+        <w:t xml:space="preserve"> When we want to pass variable with </w:t>
+      </w:r>
+      <w:r>
+        <w:rPr>
+          <w:rFonts w:cstheme="minorHAnsi"/>
+          <w:sz w:val="24"/>
+          <w:szCs w:val="24"/>
+        </w:rPr>
+        <w:t>differ</w:t>
+      </w:r>
+      <w:r>
+        <w:rPr>
+          <w:rFonts w:cstheme="minorHAnsi"/>
+          <w:sz w:val="24"/>
+          <w:szCs w:val="24"/>
+        </w:rPr>
+        <w:t xml:space="preserve"> name that we declared to store value</w:t>
+      </w:r>
+    </w:p>
+    <w:p>
+      <w:pPr>
+        <w:spacing w:after="0" w:line="240" w:lineRule="auto"/>
+        <w:rPr>
+          <w:rFonts w:cstheme="minorHAnsi"/>
+          <w:sz w:val="24"/>
+          <w:szCs w:val="24"/>
+        </w:rPr>
+      </w:pPr>
+      <w:r>
+        <w:rPr>
+          <w:rFonts w:cstheme="minorHAnsi"/>
+          <w:b/>
+          <w:bCs/>
+          <w:sz w:val="24"/>
+          <w:szCs w:val="24"/>
+        </w:rPr>
+        <w:t>Redirect:</w:t>
+      </w:r>
+      <w:r>
+        <w:rPr>
+          <w:rFonts w:cstheme="minorHAnsi"/>
+          <w:sz w:val="24"/>
+          <w:szCs w:val="24"/>
+        </w:rPr>
+        <w:t xml:space="preserve"> </w:t>
+      </w:r>
+      <w:r>
+        <w:rPr>
+          <w:rFonts w:cstheme="minorHAnsi"/>
+          <w:sz w:val="24"/>
+          <w:szCs w:val="24"/>
+        </w:rPr>
+        <w:t xml:space="preserve">In redirect we must pass the route name like </w:t>
+      </w:r>
+      <w:r>
+        <w:rPr>
+          <w:rFonts w:cstheme="minorHAnsi"/>
+          <w:sz w:val="24"/>
+          <w:szCs w:val="24"/>
+        </w:rPr>
+        <w:t>URL.</w:t>
+      </w:r>
+    </w:p>
+    <w:p>
+      <w:pPr>
+        <w:spacing w:after="0" w:line="240" w:lineRule="auto"/>
+        <w:rPr>
+          <w:rFonts w:cstheme="minorHAnsi"/>
+          <w:sz w:val="24"/>
+          <w:szCs w:val="24"/>
+        </w:rPr>
+      </w:pPr>
+      <w:r>
+        <w:rPr>
+          <w:rFonts w:cstheme="minorHAnsi"/>
+          <w:b/>
+          <w:bCs/>
+          <w:sz w:val="24"/>
+          <w:szCs w:val="24"/>
+        </w:rPr>
+        <w:t>View:</w:t>
+      </w:r>
+      <w:r>
+        <w:rPr>
+          <w:rFonts w:cstheme="minorHAnsi"/>
+          <w:sz w:val="24"/>
+          <w:szCs w:val="24"/>
+        </w:rPr>
+        <w:t xml:space="preserve"> In view we must pass the file(view) name not route </w:t>
+      </w:r>
+      <w:r>
+        <w:rPr>
+          <w:rFonts w:cstheme="minorHAnsi"/>
+          <w:sz w:val="24"/>
+          <w:szCs w:val="24"/>
+        </w:rPr>
+        <w:t>URL</w:t>
+      </w:r>
+      <w:r>
+        <w:rPr>
+          <w:rFonts w:cstheme="minorHAnsi"/>
+          <w:sz w:val="24"/>
+          <w:szCs w:val="24"/>
+        </w:rPr>
+        <w:t>.</w:t>
+      </w:r>
+    </w:p>
+    <w:p>
+      <w:pPr>
+        <w:spacing w:after="0" w:line="240" w:lineRule="auto"/>
+        <w:rPr>
+          <w:rFonts w:cstheme="minorHAnsi"/>
+          <w:sz w:val="24"/>
+          <w:szCs w:val="24"/>
+        </w:rPr>
+      </w:pPr>
+      <w:r>
+        <w:rPr>
+          <w:rFonts w:cstheme="minorHAnsi"/>
+          <w:b/>
+          <w:bCs/>
+          <w:sz w:val="24"/>
+          <w:szCs w:val="24"/>
+        </w:rPr>
+        <w:t>Migration:</w:t>
+      </w:r>
+      <w:r>
+        <w:rPr>
+          <w:rFonts w:cstheme="minorHAnsi"/>
+          <w:sz w:val="24"/>
+          <w:szCs w:val="24"/>
+        </w:rPr>
+        <w:t xml:space="preserve"> Use </w:t>
+      </w:r>
+      <w:r>
+        <w:rPr>
+          <w:rFonts w:cstheme="minorHAnsi"/>
+          <w:b/>
+          <w:bCs/>
+          <w:sz w:val="20"/>
+          <w:szCs w:val="20"/>
+        </w:rPr>
+        <w:t xml:space="preserve">php artisan make: migration </w:t>
+      </w:r>
+      <w:proofErr w:type="spellStart"/>
+      <w:r>
+        <w:rPr>
+          <w:rFonts w:cstheme="minorHAnsi"/>
+          <w:b/>
+          <w:bCs/>
+          <w:sz w:val="20"/>
+          <w:szCs w:val="20"/>
+        </w:rPr>
+        <w:t>create_tableName_table</w:t>
+      </w:r>
+      <w:proofErr w:type="spellEnd"/>
+      <w:r>
+        <w:rPr>
+          <w:rFonts w:cstheme="minorHAnsi"/>
+          <w:sz w:val="20"/>
+          <w:szCs w:val="20"/>
+        </w:rPr>
+        <w:t xml:space="preserve"> </w:t>
+      </w:r>
+      <w:r>
+        <w:rPr>
+          <w:rFonts w:cstheme="minorHAnsi"/>
+          <w:sz w:val="24"/>
+          <w:szCs w:val="24"/>
+        </w:rPr>
+        <w:t>to create tables in database. Table name should be plural mean it should be ‘s’ at the end of table name.</w:t>
+      </w:r>
+      <w:r>
+        <w:rPr>
+          <w:rFonts w:cstheme="minorHAnsi"/>
+          <w:sz w:val="24"/>
+          <w:szCs w:val="24"/>
+        </w:rPr>
+        <w:t xml:space="preserve"> For primary key just pass column name like </w:t>
+      </w:r>
+      <w:r>
+        <w:rPr>
+          <w:rFonts w:cstheme="minorHAnsi"/>
+          <w:b/>
+          <w:bCs/>
+          <w:sz w:val="20"/>
+          <w:szCs w:val="20"/>
+        </w:rPr>
+        <w:t>$table-&gt;id(‘student_id’);</w:t>
+      </w:r>
+      <w:r>
+        <w:rPr>
+          <w:rFonts w:cstheme="minorHAnsi"/>
+          <w:b/>
+          <w:bCs/>
+          <w:sz w:val="20"/>
+          <w:szCs w:val="20"/>
+        </w:rPr>
+        <w:t xml:space="preserve"> </w:t>
+      </w:r>
+      <w:r>
+        <w:rPr>
+          <w:rFonts w:cstheme="minorHAnsi"/>
+          <w:sz w:val="24"/>
+          <w:szCs w:val="24"/>
+        </w:rPr>
+        <w:t>For varchar values, use string like $table-&gt;string(‘name’);</w:t>
+      </w:r>
+    </w:p>
+    <w:p>
+      <w:pPr>
+        <w:spacing w:after="0" w:line="240" w:lineRule="auto"/>
+        <w:rPr>
+          <w:rFonts w:cstheme="minorHAnsi"/>
+          <w:b/>
+          <w:bCs/>
+          <w:sz w:val="20"/>
+          <w:szCs w:val="20"/>
+        </w:rPr>
+      </w:pPr>
+      <w:r>
+        <w:rPr>
+          <w:rFonts w:cstheme="minorHAnsi"/>
+          <w:sz w:val="24"/>
+          <w:szCs w:val="24"/>
+        </w:rPr>
+        <w:t xml:space="preserve">For foreign key </w:t>
+      </w:r>
+      <w:r>
+        <w:rPr>
+          <w:rFonts w:cstheme="minorHAnsi"/>
+          <w:sz w:val="24"/>
+          <w:szCs w:val="24"/>
+        </w:rPr>
+        <w:t xml:space="preserve">first create that column with UnsignedBigInteger and then make it foreign key like </w:t>
+      </w:r>
+      <w:r>
+        <w:rPr>
+          <w:rFonts w:cstheme="minorHAnsi"/>
+          <w:b/>
+          <w:bCs/>
+          <w:sz w:val="20"/>
+          <w:szCs w:val="20"/>
+        </w:rPr>
+        <w:t>$table-&gt;unsignedBigInteger(‘s_id’)</w:t>
+      </w:r>
+      <w:r>
+        <w:rPr>
+          <w:rFonts w:cstheme="minorHAnsi"/>
+          <w:sz w:val="24"/>
+          <w:szCs w:val="24"/>
+        </w:rPr>
+        <w:t>;</w:t>
+      </w:r>
+      <w:r>
+        <w:t xml:space="preserve"> </w:t>
+      </w:r>
+      <w:r>
+        <w:t xml:space="preserve">then </w:t>
+      </w:r>
+      <w:r>
+        <w:rPr>
+          <w:rFonts w:cstheme="minorHAnsi"/>
+          <w:b/>
+          <w:bCs/>
+          <w:sz w:val="20"/>
+          <w:szCs w:val="20"/>
+        </w:rPr>
+        <w:t>$table-&gt;foreign('s_id')-&gt;references('student_id')</w:t>
+      </w:r>
+    </w:p>
+    <w:p>
+      <w:pPr>
+        <w:spacing w:after="0" w:line="240" w:lineRule="auto"/>
+        <w:rPr>
+          <w:rFonts w:cstheme="minorHAnsi"/>
+          <w:sz w:val="24"/>
+          <w:szCs w:val="24"/>
+        </w:rPr>
+      </w:pPr>
+      <w:r>
+        <w:rPr>
+          <w:rFonts w:cstheme="minorHAnsi"/>
+          <w:b/>
+          <w:bCs/>
+          <w:sz w:val="20"/>
+          <w:szCs w:val="20"/>
+        </w:rPr>
+        <w:t>-&gt;on('reference table name');</w:t>
+      </w:r>
+      <w:r>
+        <w:rPr>
+          <w:rFonts w:cstheme="minorHAnsi"/>
+          <w:b/>
+          <w:bCs/>
+          <w:sz w:val="20"/>
+          <w:szCs w:val="20"/>
+        </w:rPr>
+        <w:t xml:space="preserve"> </w:t>
+      </w:r>
+      <w:r>
+        <w:rPr>
+          <w:rFonts w:cstheme="minorHAnsi"/>
+          <w:sz w:val="24"/>
+          <w:szCs w:val="24"/>
+        </w:rPr>
+        <w:t xml:space="preserve">At the end run </w:t>
+      </w:r>
+      <w:r>
+        <w:rPr>
+          <w:rFonts w:cstheme="minorHAnsi"/>
+          <w:b/>
+          <w:bCs/>
+          <w:sz w:val="20"/>
+          <w:szCs w:val="20"/>
+        </w:rPr>
+        <w:t>php artisan migrate</w:t>
+      </w:r>
+      <w:r>
+        <w:rPr>
+          <w:rFonts w:cstheme="minorHAnsi"/>
+          <w:sz w:val="20"/>
+          <w:szCs w:val="20"/>
+        </w:rPr>
+        <w:t xml:space="preserve"> </w:t>
+      </w:r>
+      <w:r>
+        <w:rPr>
+          <w:rFonts w:cstheme="minorHAnsi"/>
+          <w:sz w:val="24"/>
+          <w:szCs w:val="24"/>
+        </w:rPr>
+        <w:t>to create tables in database.</w:t>
+      </w:r>
+      <w:r>
+        <w:rPr>
+          <w:rFonts w:cstheme="minorHAnsi"/>
+          <w:sz w:val="24"/>
+          <w:szCs w:val="24"/>
+        </w:rPr>
+        <w:t xml:space="preserve"> </w:t>
+      </w:r>
+      <w:r>
+        <w:rPr>
+          <w:rFonts w:cstheme="minorHAnsi"/>
+          <w:sz w:val="24"/>
+          <w:szCs w:val="24"/>
+        </w:rPr>
+        <w:t xml:space="preserve">For delete migrated tables use php artisan </w:t>
+      </w:r>
+      <w:proofErr w:type="spellStart"/>
+      <w:r>
+        <w:rPr>
+          <w:rFonts w:cstheme="minorHAnsi"/>
+          <w:b/>
+          <w:bCs/>
+          <w:sz w:val="20"/>
+          <w:szCs w:val="20"/>
+        </w:rPr>
+        <w:t>migrate:reset</w:t>
+      </w:r>
+      <w:proofErr w:type="spellEnd"/>
+      <w:r>
+        <w:rPr>
+          <w:rFonts w:cstheme="minorHAnsi"/>
+          <w:sz w:val="24"/>
+          <w:szCs w:val="24"/>
+        </w:rPr>
+        <w:t xml:space="preserve">. For remove last migration use </w:t>
+      </w:r>
+      <w:r>
+        <w:rPr>
+          <w:rFonts w:cstheme="minorHAnsi"/>
+          <w:b/>
+          <w:bCs/>
+          <w:sz w:val="20"/>
+          <w:szCs w:val="20"/>
+        </w:rPr>
+        <w:t>rollback</w:t>
+      </w:r>
+      <w:r>
+        <w:rPr>
+          <w:rFonts w:cstheme="minorHAnsi"/>
+          <w:sz w:val="24"/>
+          <w:szCs w:val="24"/>
+        </w:rPr>
+        <w:t>.</w:t>
+      </w:r>
+      <w:r>
+        <w:rPr>
+          <w:rFonts w:cstheme="minorHAnsi"/>
+          <w:sz w:val="24"/>
+          <w:szCs w:val="24"/>
+        </w:rPr>
+        <w:t xml:space="preserve"> For remove specific step migration mean you run 5 migration commands and want to delete 3 number migration then use </w:t>
+      </w:r>
+      <w:r>
+        <w:rPr>
+          <w:rFonts w:cstheme="minorHAnsi"/>
+          <w:b/>
+          <w:bCs/>
+          <w:sz w:val="20"/>
+          <w:szCs w:val="20"/>
+        </w:rPr>
+        <w:t>rollback --step 3</w:t>
+      </w:r>
+      <w:r>
+        <w:rPr>
+          <w:rFonts w:cstheme="minorHAnsi"/>
+          <w:sz w:val="24"/>
+          <w:szCs w:val="24"/>
+        </w:rPr>
+        <w:t xml:space="preserve">. </w:t>
+      </w:r>
+      <w:r>
+        <w:rPr>
+          <w:rFonts w:cstheme="minorHAnsi"/>
+          <w:b/>
+          <w:bCs/>
+          <w:sz w:val="20"/>
+          <w:szCs w:val="20"/>
+        </w:rPr>
+        <w:t>Refresh</w:t>
+      </w:r>
+      <w:r>
+        <w:rPr>
+          <w:rFonts w:cstheme="minorHAnsi"/>
+          <w:sz w:val="24"/>
+          <w:szCs w:val="24"/>
+        </w:rPr>
+        <w:t xml:space="preserve"> first delete all tables and then create all again. For run single file  </w:t>
+      </w:r>
+      <w:r>
+        <w:rPr>
+          <w:rFonts w:cstheme="minorHAnsi"/>
+          <w:b/>
+          <w:bCs/>
+          <w:sz w:val="20"/>
+          <w:szCs w:val="20"/>
+        </w:rPr>
+        <w:t>migrate --path=/database/migrations/file name.</w:t>
+      </w:r>
+    </w:p>
+    <w:p>
+      <w:pPr>
+        <w:spacing w:after="0" w:line="240" w:lineRule="auto"/>
+        <w:rPr>
+          <w:rFonts w:cstheme="minorHAnsi"/>
+          <w:b/>
+          <w:bCs/>
+          <w:sz w:val="20"/>
+          <w:szCs w:val="20"/>
+        </w:rPr>
+      </w:pPr>
+      <w:r>
+        <w:rPr>
+          <w:rFonts w:cstheme="minorHAnsi"/>
+          <w:b/>
+          <w:bCs/>
+          <w:sz w:val="24"/>
+          <w:szCs w:val="24"/>
+        </w:rPr>
+        <w:t>Seeder:</w:t>
+      </w:r>
+      <w:r>
+        <w:rPr>
+          <w:rFonts w:cstheme="minorHAnsi"/>
+          <w:sz w:val="24"/>
+          <w:szCs w:val="24"/>
+        </w:rPr>
+        <w:t xml:space="preserve"> Used for enter data in tables, Use </w:t>
+      </w:r>
+      <w:r>
+        <w:rPr>
+          <w:rFonts w:cstheme="minorHAnsi"/>
+          <w:b/>
+          <w:bCs/>
+          <w:sz w:val="20"/>
+          <w:szCs w:val="20"/>
+        </w:rPr>
+        <w:t xml:space="preserve">php artisan make: </w:t>
+      </w:r>
+      <w:r>
+        <w:rPr>
+          <w:rFonts w:cstheme="minorHAnsi"/>
+          <w:b/>
+          <w:bCs/>
+          <w:sz w:val="20"/>
+          <w:szCs w:val="20"/>
+        </w:rPr>
+        <w:t>seeder</w:t>
+      </w:r>
+      <w:r>
+        <w:rPr>
+          <w:rFonts w:cstheme="minorHAnsi"/>
+          <w:b/>
+          <w:bCs/>
+          <w:sz w:val="20"/>
+          <w:szCs w:val="20"/>
+        </w:rPr>
+        <w:t xml:space="preserve"> </w:t>
+      </w:r>
+      <w:r>
+        <w:rPr>
+          <w:rFonts w:cstheme="minorHAnsi"/>
+          <w:b/>
+          <w:bCs/>
+          <w:sz w:val="20"/>
+          <w:szCs w:val="20"/>
+        </w:rPr>
+        <w:t>seeder</w:t>
+      </w:r>
+      <w:r>
+        <w:rPr>
+          <w:rFonts w:cstheme="minorHAnsi"/>
+          <w:b/>
+          <w:bCs/>
+          <w:sz w:val="20"/>
+          <w:szCs w:val="20"/>
+        </w:rPr>
+        <w:t>Name</w:t>
+      </w:r>
+      <w:r>
+        <w:rPr>
+          <w:rFonts w:cstheme="minorHAnsi"/>
+          <w:b/>
+          <w:bCs/>
+          <w:sz w:val="20"/>
+          <w:szCs w:val="20"/>
+        </w:rPr>
+        <w:t xml:space="preserve">Seeder. </w:t>
+      </w:r>
+      <w:r>
+        <w:rPr>
+          <w:rFonts w:cstheme="minorHAnsi"/>
+          <w:sz w:val="24"/>
+          <w:szCs w:val="24"/>
+        </w:rPr>
+        <w:t xml:space="preserve">There must be used seeder at </w:t>
+      </w:r>
+      <w:r>
+        <w:rPr>
+          <w:rFonts w:cstheme="minorHAnsi"/>
+          <w:sz w:val="24"/>
+          <w:szCs w:val="24"/>
+        </w:rPr>
+        <w:t>t</w:t>
+      </w:r>
+      <w:r>
+        <w:rPr>
+          <w:rFonts w:cstheme="minorHAnsi"/>
+          <w:sz w:val="24"/>
+          <w:szCs w:val="24"/>
+        </w:rPr>
+        <w:t>he end of seeder name</w:t>
+      </w:r>
+      <w:r>
+        <w:rPr>
+          <w:rFonts w:cstheme="minorHAnsi"/>
+          <w:sz w:val="24"/>
+          <w:szCs w:val="24"/>
+        </w:rPr>
+        <w:t xml:space="preserve">. Use create method in seeder to put data in tables. </w:t>
+      </w:r>
+      <w:r>
+        <w:rPr>
+          <w:rFonts w:cstheme="minorHAnsi"/>
+          <w:sz w:val="24"/>
+          <w:szCs w:val="24"/>
+        </w:rPr>
+        <w:t xml:space="preserve">Then call seeder in database seeder file like </w:t>
+      </w:r>
+      <w:r>
+        <w:rPr>
+          <w:rFonts w:cstheme="minorHAnsi"/>
+          <w:sz w:val="24"/>
+          <w:szCs w:val="24"/>
+        </w:rPr>
+        <w:t xml:space="preserve">$this-&gt;call([ </w:t>
+      </w:r>
+      <w:r>
+        <w:rPr>
+          <w:rFonts w:cstheme="minorHAnsi"/>
+          <w:sz w:val="24"/>
+          <w:szCs w:val="24"/>
+        </w:rPr>
+        <w:t>seederName</w:t>
+      </w:r>
+      <w:r>
+        <w:rPr>
+          <w:rFonts w:cstheme="minorHAnsi"/>
+          <w:sz w:val="24"/>
+          <w:szCs w:val="24"/>
+        </w:rPr>
+        <w:t>::class]);</w:t>
+      </w:r>
+      <w:r>
+        <w:rPr>
+          <w:rFonts w:cstheme="minorHAnsi"/>
+          <w:sz w:val="24"/>
+          <w:szCs w:val="24"/>
+        </w:rPr>
+        <w:t xml:space="preserve"> and run </w:t>
+      </w:r>
+      <w:r>
+        <w:rPr>
+          <w:rFonts w:cstheme="minorHAnsi"/>
+          <w:b/>
+          <w:bCs/>
+          <w:sz w:val="20"/>
+          <w:szCs w:val="20"/>
+        </w:rPr>
+        <w:t>php artisan db:seed</w:t>
+      </w:r>
+      <w:r>
+        <w:rPr>
+          <w:rFonts w:cstheme="minorHAnsi"/>
+          <w:b/>
+          <w:bCs/>
+          <w:sz w:val="20"/>
+          <w:szCs w:val="20"/>
+        </w:rPr>
+        <w:t>.</w:t>
+      </w:r>
+    </w:p>
+    <w:p>
+      <w:pPr>
+        <w:spacing w:after="0" w:line="240" w:lineRule="auto"/>
+        <w:rPr>
+          <w:rFonts w:cstheme="minorHAnsi"/>
+          <w:sz w:val="24"/>
+          <w:szCs w:val="24"/>
+        </w:rPr>
+      </w:pPr>
+      <w:r>
+        <w:rPr>
+          <w:rFonts w:cstheme="minorHAnsi"/>
+          <w:b/>
+          <w:bCs/>
+          <w:sz w:val="24"/>
+          <w:szCs w:val="24"/>
+        </w:rPr>
+        <w:t>Validation:</w:t>
+      </w:r>
+      <w:r>
+        <w:rPr>
+          <w:rFonts w:cstheme="minorHAnsi"/>
+          <w:sz w:val="24"/>
+          <w:szCs w:val="24"/>
+        </w:rPr>
+        <w:t xml:space="preserve"> $request-&gt;validate([ ‘input_field_name’=&gt;’required|email|numeric’]); and show it on view like @error (‘input_field_name’) &lt;span&gt;{{$message}}&lt;/span&gt; @enderror.</w:t>
+      </w:r>
+    </w:p>
+    <w:p>
+      <w:pPr>
+        <w:spacing w:after="0" w:line="240" w:lineRule="auto"/>
+        <w:rPr>
+          <w:rFonts w:cstheme="minorHAnsi"/>
+          <w:sz w:val="24"/>
+          <w:szCs w:val="24"/>
+        </w:rPr>
+      </w:pPr>
+      <w:r>
+        <w:rPr>
+          <w:rFonts w:cstheme="minorHAnsi"/>
+          <w:b/>
+          <w:bCs/>
+          <w:sz w:val="24"/>
+          <w:szCs w:val="24"/>
+        </w:rPr>
+        <w:lastRenderedPageBreak/>
+        <w:t>Create:</w:t>
+      </w:r>
+      <w:r>
+        <w:rPr>
+          <w:rFonts w:cstheme="minorHAnsi"/>
+          <w:sz w:val="24"/>
+          <w:szCs w:val="24"/>
+        </w:rPr>
+        <w:t xml:space="preserve"> </w:t>
+      </w:r>
+      <w:r>
+        <w:rPr>
+          <w:rFonts w:cstheme="minorHAnsi"/>
+          <w:b/>
+          <w:bCs/>
+          <w:sz w:val="20"/>
+          <w:szCs w:val="20"/>
+        </w:rPr>
+        <w:t>model_name::create([ ‘database column’=&gt;$request-&gt;input_field_name]);</w:t>
+      </w:r>
+      <w:r>
+        <w:rPr>
+          <w:rFonts w:cstheme="minorHAnsi"/>
+          <w:sz w:val="20"/>
+          <w:szCs w:val="20"/>
+        </w:rPr>
+        <w:t xml:space="preserve"> </w:t>
+      </w:r>
+      <w:r>
+        <w:rPr>
+          <w:rFonts w:cstheme="minorHAnsi"/>
+          <w:sz w:val="24"/>
+          <w:szCs w:val="24"/>
+        </w:rPr>
+        <w:t>Remember, the database field must be fillable in model before inserting data.</w:t>
+      </w:r>
+    </w:p>
+    <w:p>
+      <w:pPr>
+        <w:spacing w:after="0" w:line="240" w:lineRule="auto"/>
+        <w:rPr>
+          <w:rFonts w:cstheme="minorHAnsi"/>
+          <w:b/>
+          <w:bCs/>
+          <w:sz w:val="20"/>
+          <w:szCs w:val="20"/>
+        </w:rPr>
+      </w:pPr>
+      <w:r>
+        <w:rPr>
+          <w:rFonts w:cstheme="minorHAnsi"/>
+          <w:b/>
+          <w:bCs/>
+          <w:sz w:val="24"/>
+          <w:szCs w:val="24"/>
+        </w:rPr>
+        <w:t>Delete:</w:t>
+      </w:r>
+      <w:r>
+        <w:rPr>
+          <w:rFonts w:cstheme="minorHAnsi"/>
+          <w:sz w:val="24"/>
+          <w:szCs w:val="24"/>
+        </w:rPr>
+        <w:t xml:space="preserve"> </w:t>
+      </w:r>
+      <w:r>
+        <w:rPr>
+          <w:rFonts w:cstheme="minorHAnsi"/>
+          <w:b/>
+          <w:bCs/>
+          <w:sz w:val="20"/>
+          <w:szCs w:val="20"/>
+        </w:rPr>
+        <w:t>$dataForDeletion = Companies::where('company_id', $companyId);</w:t>
+      </w:r>
+      <w:r>
+        <w:rPr>
+          <w:rFonts w:cstheme="minorHAnsi"/>
+          <w:b/>
+          <w:bCs/>
+          <w:sz w:val="20"/>
+          <w:szCs w:val="20"/>
+        </w:rPr>
+        <w:t xml:space="preserve"> </w:t>
+      </w:r>
+      <w:r>
+        <w:rPr>
+          <w:rFonts w:cstheme="minorHAnsi"/>
+          <w:b/>
+          <w:bCs/>
+          <w:sz w:val="20"/>
+          <w:szCs w:val="20"/>
+        </w:rPr>
+        <w:t>$dataForDeletion-&gt;Delete();</w:t>
+      </w:r>
+    </w:p>
+    <w:p>
+      <w:pPr>
+        <w:spacing w:after="0" w:line="240" w:lineRule="auto"/>
+        <w:rPr>
+          <w:rFonts w:cstheme="minorHAnsi"/>
+          <w:sz w:val="24"/>
+          <w:szCs w:val="24"/>
+        </w:rPr>
+      </w:pPr>
+      <w:r>
+        <w:rPr>
+          <w:rFonts w:cstheme="minorHAnsi"/>
+          <w:b/>
+          <w:bCs/>
+          <w:sz w:val="24"/>
+          <w:szCs w:val="24"/>
+        </w:rPr>
+        <w:t>Update:</w:t>
+      </w:r>
+      <w:r>
+        <w:rPr>
+          <w:rFonts w:cstheme="minorHAnsi"/>
+          <w:sz w:val="24"/>
+          <w:szCs w:val="24"/>
+        </w:rPr>
+        <w:t xml:space="preserve"> </w:t>
+      </w:r>
+      <w:r>
+        <w:rPr>
+          <w:rFonts w:cstheme="minorHAnsi"/>
+          <w:b/>
+          <w:bCs/>
+          <w:sz w:val="20"/>
+          <w:szCs w:val="20"/>
+        </w:rPr>
+        <w:t>$</w:t>
+      </w:r>
+      <w:r>
+        <w:rPr>
+          <w:rFonts w:cstheme="minorHAnsi"/>
+          <w:b/>
+          <w:bCs/>
+          <w:sz w:val="20"/>
+          <w:szCs w:val="20"/>
+        </w:rPr>
+        <w:t>d</w:t>
+      </w:r>
+      <w:r>
+        <w:rPr>
+          <w:rFonts w:cstheme="minorHAnsi"/>
+          <w:b/>
+          <w:bCs/>
+          <w:sz w:val="20"/>
+          <w:szCs w:val="20"/>
+        </w:rPr>
+        <w:t>ata = Companies::where('company_id', $request-&gt;companyId);</w:t>
+      </w:r>
+    </w:p>
+    <w:p>
+      <w:pPr>
+        <w:spacing w:after="0" w:line="240" w:lineRule="auto"/>
+        <w:rPr>
+          <w:rFonts w:cstheme="minorHAnsi"/>
+          <w:sz w:val="24"/>
+          <w:szCs w:val="24"/>
+        </w:rPr>
+      </w:pPr>
+      <w:r>
+        <w:rPr>
+          <w:rFonts w:cstheme="minorHAnsi"/>
+          <w:b/>
+          <w:bCs/>
+          <w:sz w:val="20"/>
+          <w:szCs w:val="20"/>
+        </w:rPr>
+        <w:t>$data-&gt;update</w:t>
+      </w:r>
+      <w:r>
+        <w:rPr>
+          <w:rFonts w:cstheme="minorHAnsi"/>
+          <w:b/>
+          <w:bCs/>
+          <w:sz w:val="20"/>
+          <w:szCs w:val="20"/>
+        </w:rPr>
+        <w:t>([ ‘database column’=&gt;$request-&gt;input_field_name]);</w:t>
+      </w:r>
+    </w:p>
+    <w:p>
+      <w:pPr>
+        <w:spacing w:after="0" w:line="240" w:lineRule="auto"/>
+        <w:rPr>
+          <w:rFonts w:cstheme="minorHAnsi"/>
+          <w:sz w:val="24"/>
+          <w:szCs w:val="24"/>
+        </w:rPr>
+      </w:pPr>
+      <w:r>
+        <w:rPr>
+          <w:rFonts w:cstheme="minorHAnsi"/>
+          <w:b/>
+          <w:bCs/>
+          <w:sz w:val="24"/>
+          <w:szCs w:val="24"/>
+        </w:rPr>
+        <w:t>PUT:</w:t>
+      </w:r>
+      <w:r>
+        <w:rPr>
+          <w:rFonts w:cstheme="minorHAnsi"/>
+          <w:sz w:val="24"/>
+          <w:szCs w:val="24"/>
+        </w:rPr>
+        <w:t xml:space="preserve"> Put method is used for update data. </w:t>
+      </w:r>
+      <w:r>
+        <w:rPr>
+          <w:rFonts w:cstheme="minorHAnsi"/>
+          <w:sz w:val="24"/>
+          <w:szCs w:val="24"/>
+        </w:rPr>
+        <w:t>When we use it in route, we write @method(‘PUT’) at below of @csrf in view. However, the method in form will be post.</w:t>
+      </w:r>
+    </w:p>
+    <w:p>
+      <w:pPr>
+        <w:spacing w:after="0" w:line="240" w:lineRule="auto"/>
+        <w:rPr>
+          <w:rFonts w:cstheme="minorHAnsi"/>
+          <w:sz w:val="24"/>
+          <w:szCs w:val="24"/>
+        </w:rPr>
+      </w:pPr>
+      <w:r>
+        <w:rPr>
+          <w:rFonts w:cstheme="minorHAnsi"/>
+          <w:b/>
+          <w:bCs/>
+          <w:sz w:val="24"/>
+          <w:szCs w:val="24"/>
+        </w:rPr>
+        <w:t>Y</w:t>
+      </w:r>
+      <w:r>
+        <w:rPr>
+          <w:rFonts w:cstheme="minorHAnsi"/>
+          <w:b/>
+          <w:bCs/>
+          <w:sz w:val="24"/>
+          <w:szCs w:val="24"/>
+        </w:rPr>
+        <w:t>ajra Da</w:t>
+      </w:r>
+      <w:r>
+        <w:rPr>
+          <w:rFonts w:cstheme="minorHAnsi"/>
+          <w:b/>
+          <w:bCs/>
+          <w:sz w:val="24"/>
+          <w:szCs w:val="24"/>
+        </w:rPr>
+        <w:t>taTables:</w:t>
+      </w:r>
+      <w:r>
+        <w:rPr>
+          <w:rFonts w:cstheme="minorHAnsi"/>
+          <w:sz w:val="24"/>
+          <w:szCs w:val="24"/>
+        </w:rPr>
+        <w:t xml:space="preserve"> </w:t>
+      </w:r>
+      <w:r>
+        <w:rPr>
+          <w:rFonts w:cstheme="minorHAnsi"/>
+          <w:b/>
+          <w:bCs/>
+          <w:sz w:val="20"/>
+          <w:szCs w:val="20"/>
+        </w:rPr>
+        <w:t>composer require yajra/laravel-datatables-oracle</w:t>
+      </w:r>
+      <w:r>
+        <w:rPr>
+          <w:rFonts w:cstheme="minorHAnsi"/>
+          <w:b/>
+          <w:bCs/>
+          <w:sz w:val="20"/>
+          <w:szCs w:val="20"/>
+        </w:rPr>
+        <w:t xml:space="preserve"> </w:t>
+      </w:r>
+      <w:r>
+        <w:rPr>
+          <w:rFonts w:cstheme="minorHAnsi"/>
+          <w:sz w:val="24"/>
+          <w:szCs w:val="24"/>
+        </w:rPr>
+        <w:t>then</w:t>
+      </w:r>
+      <w:r>
+        <w:rPr>
+          <w:rFonts w:cstheme="minorHAnsi"/>
+          <w:sz w:val="24"/>
+          <w:szCs w:val="24"/>
+        </w:rPr>
+        <w:t xml:space="preserve"> open app.php from config folder and add command in </w:t>
+      </w:r>
+      <w:r>
+        <w:rPr>
+          <w:rFonts w:cstheme="minorHAnsi"/>
+          <w:sz w:val="24"/>
+          <w:szCs w:val="24"/>
+        </w:rPr>
+        <w:t>providers</w:t>
+      </w:r>
+      <w:r>
+        <w:rPr>
+          <w:rFonts w:cstheme="minorHAnsi"/>
+          <w:sz w:val="24"/>
+          <w:szCs w:val="24"/>
+        </w:rPr>
+        <w:t xml:space="preserve"> </w:t>
+      </w:r>
+      <w:r>
+        <w:rPr>
+          <w:rFonts w:cstheme="minorHAnsi"/>
+          <w:b/>
+          <w:bCs/>
+          <w:sz w:val="20"/>
+          <w:szCs w:val="20"/>
+        </w:rPr>
+        <w:t>Yajra\DataTables\DataTablesServiceProvider::class,</w:t>
+      </w:r>
+      <w:r>
+        <w:rPr>
+          <w:rFonts w:cstheme="minorHAnsi"/>
+          <w:sz w:val="24"/>
+          <w:szCs w:val="24"/>
+        </w:rPr>
+        <w:t xml:space="preserve"> and add command in aliases </w:t>
+      </w:r>
+      <w:r>
+        <w:rPr>
+          <w:rFonts w:cstheme="minorHAnsi"/>
+          <w:b/>
+          <w:bCs/>
+          <w:sz w:val="20"/>
+          <w:szCs w:val="20"/>
+        </w:rPr>
+        <w:t>'DataTables' =&gt; Yajra\DataTables\Facades\DataTables::class,</w:t>
+      </w:r>
+      <w:r>
+        <w:rPr>
+          <w:rFonts w:cstheme="minorHAnsi"/>
+          <w:sz w:val="20"/>
+          <w:szCs w:val="20"/>
+        </w:rPr>
+        <w:t xml:space="preserve"> </w:t>
+      </w:r>
+      <w:r>
+        <w:rPr>
+          <w:rFonts w:cstheme="minorHAnsi"/>
+          <w:sz w:val="24"/>
+          <w:szCs w:val="24"/>
+        </w:rPr>
+        <w:t xml:space="preserve">then run the command </w:t>
+      </w:r>
+      <w:r>
+        <w:rPr>
+          <w:rFonts w:cstheme="minorHAnsi"/>
+          <w:b/>
+          <w:bCs/>
+          <w:sz w:val="20"/>
+          <w:szCs w:val="20"/>
+        </w:rPr>
+        <w:t>php artisan vendor:publish --provider=" Yajra\DataTables\ DataTablesServiceProvider "</w:t>
+      </w:r>
+      <w:r>
+        <w:rPr>
+          <w:rFonts w:cstheme="minorHAnsi"/>
+          <w:b/>
+          <w:bCs/>
+          <w:sz w:val="20"/>
+          <w:szCs w:val="20"/>
+        </w:rPr>
+        <w:t xml:space="preserve">. </w:t>
+      </w:r>
+      <w:r>
+        <w:rPr>
+          <w:rFonts w:cstheme="minorHAnsi"/>
+          <w:sz w:val="24"/>
+          <w:szCs w:val="24"/>
+        </w:rPr>
+        <w:t xml:space="preserve">In controller write </w:t>
+      </w:r>
+      <w:r>
+        <w:rPr>
+          <w:rFonts w:cstheme="minorHAnsi"/>
+          <w:b/>
+          <w:bCs/>
+          <w:sz w:val="20"/>
+          <w:szCs w:val="20"/>
+        </w:rPr>
+        <w:t>$companyData = Companies::all();</w:t>
+      </w:r>
+      <w:r>
+        <w:rPr>
+          <w:rFonts w:cstheme="minorHAnsi"/>
+          <w:b/>
+          <w:bCs/>
+          <w:sz w:val="20"/>
+          <w:szCs w:val="20"/>
+        </w:rPr>
+        <w:t xml:space="preserve"> </w:t>
+      </w:r>
+      <w:r>
+        <w:rPr>
+          <w:rFonts w:cstheme="minorHAnsi"/>
+          <w:b/>
+          <w:bCs/>
+          <w:sz w:val="20"/>
+          <w:szCs w:val="20"/>
+        </w:rPr>
+        <w:t>return Datatables::of($companyData)-&gt;addColumn('action', function ($data) { $button = '&lt;a href="' . route("callEditPage", ["companyId" =&gt; $data-&gt;company_id]) . '"&gt;Edit&lt;/a&gt;'; return $button;})-&gt;make(true);</w:t>
+      </w:r>
+      <w:r>
+        <w:rPr>
+          <w:rFonts w:cstheme="minorHAnsi"/>
+          <w:b/>
+          <w:bCs/>
+          <w:sz w:val="20"/>
+          <w:szCs w:val="20"/>
+        </w:rPr>
+        <w:t xml:space="preserve"> </w:t>
+      </w:r>
+      <w:r>
+        <w:rPr>
+          <w:rFonts w:cstheme="minorHAnsi"/>
+          <w:sz w:val="24"/>
+          <w:szCs w:val="24"/>
+        </w:rPr>
+        <w:t xml:space="preserve">then </w:t>
+      </w:r>
+      <w:r>
+        <w:rPr>
+          <w:rFonts w:cstheme="minorHAnsi"/>
+          <w:sz w:val="24"/>
+          <w:szCs w:val="24"/>
+        </w:rPr>
+        <w:t>add jquery code and files in blade view from documentation.</w:t>
+      </w:r>
+    </w:p>
+    <w:p>
+      <w:pPr>
+        <w:spacing w:after="0" w:line="240" w:lineRule="auto"/>
+        <w:rPr>
+          <w:rFonts w:cstheme="minorHAnsi"/>
+          <w:sz w:val="20"/>
+          <w:szCs w:val="20"/>
+        </w:rPr>
+      </w:pPr>
+      <w:r>
+        <w:rPr>
+          <w:rFonts w:cstheme="minorHAnsi"/>
+          <w:b/>
+          <w:bCs/>
+          <w:sz w:val="24"/>
+          <w:szCs w:val="24"/>
+        </w:rPr>
+        <w:t>Fetch Join Data:</w:t>
+      </w:r>
+      <w:r>
+        <w:rPr>
+          <w:rFonts w:cstheme="minorHAnsi"/>
+          <w:sz w:val="24"/>
+          <w:szCs w:val="24"/>
+        </w:rPr>
+        <w:t xml:space="preserve"> </w:t>
+      </w:r>
+      <w:r>
+        <w:rPr>
+          <w:rFonts w:cstheme="minorHAnsi"/>
+        </w:rPr>
+        <w:t>$employeeData = DB::table('companies') -&gt;join</w:t>
+      </w:r>
+      <w:r>
+        <w:rPr>
+          <w:rFonts w:cstheme="minorHAnsi"/>
+        </w:rPr>
+        <w:t xml:space="preserve"> </w:t>
+      </w:r>
+      <w:r>
+        <w:rPr>
+          <w:rFonts w:cstheme="minorHAnsi"/>
+        </w:rPr>
+        <w:t>('employees',</w:t>
+      </w:r>
+      <w:r>
+        <w:rPr>
+          <w:rFonts w:cstheme="minorHAnsi"/>
+        </w:rPr>
+        <w:t xml:space="preserve"> </w:t>
+      </w:r>
+      <w:r>
+        <w:rPr>
+          <w:rFonts w:cstheme="minorHAnsi"/>
+        </w:rPr>
+        <w:t>'companies.company_id',</w:t>
+      </w:r>
+      <w:r>
+        <w:rPr>
+          <w:rFonts w:cstheme="minorHAnsi"/>
+        </w:rPr>
+        <w:t xml:space="preserve"> </w:t>
+      </w:r>
+      <w:r>
+        <w:rPr>
+          <w:rFonts w:cstheme="minorHAnsi"/>
+        </w:rPr>
+        <w:t>'=',</w:t>
+      </w:r>
+      <w:r>
+        <w:rPr>
+          <w:rFonts w:cstheme="minorHAnsi"/>
+        </w:rPr>
+        <w:t xml:space="preserve"> </w:t>
+      </w:r>
+      <w:r>
+        <w:rPr>
+          <w:rFonts w:cstheme="minorHAnsi"/>
+        </w:rPr>
+        <w:t>'employees.company')-&gt;select('employees.*','companies.name')-&gt;get();</w:t>
+      </w:r>
+    </w:p>
+    <w:p>
+      <w:pPr>
+        <w:spacing w:after="0" w:line="240" w:lineRule="auto"/>
+        <w:rPr>
+          <w:rFonts w:cstheme="minorHAnsi"/>
+          <w:sz w:val="24"/>
+          <w:szCs w:val="24"/>
+        </w:rPr>
+      </w:pPr>
+    </w:p>
+    <w:p>
+      <w:pPr>
+        <w:spacing w:after="0" w:line="240" w:lineRule="auto"/>
+        <w:rPr>
+          <w:rFonts w:cstheme="minorHAnsi"/>
+          <w:sz w:val="24"/>
+          <w:szCs w:val="24"/>
+        </w:rPr>
+      </w:pPr>
+    </w:p>
+    <w:p>
+      <w:pPr>
+        <w:spacing w:after="0" w:line="240" w:lineRule="auto"/>
+        <w:rPr>
+          <w:rFonts w:cstheme="minorHAnsi"/>
+          <w:sz w:val="24"/>
+          <w:szCs w:val="24"/>
+        </w:rPr>
+      </w:pPr>
+    </w:p>
+    <w:p>
+      <w:pPr>
+        <w:spacing w:after="0" w:line="240" w:lineRule="auto"/>
+        <w:rPr>
+          <w:rFonts w:cstheme="minorHAnsi"/>
+          <w:sz w:val="24"/>
+          <w:szCs w:val="24"/>
+        </w:rPr>
+      </w:pPr>
+    </w:p>
+    <w:p>
+      <w:pPr>
+        <w:spacing w:after="0" w:line="240" w:lineRule="auto"/>
+        <w:rPr>
+          <w:rFonts w:cstheme="minorHAnsi"/>
+          <w:sz w:val="24"/>
+          <w:szCs w:val="24"/>
+        </w:rPr>
+      </w:pPr>
+    </w:p>
+    <w:p>
+      <w:pPr>
+        <w:spacing w:after="0" w:line="240" w:lineRule="auto"/>
+        <w:rPr>
+          <w:rFonts w:cstheme="minorHAnsi"/>
+          <w:sz w:val="24"/>
+          <w:szCs w:val="24"/>
+        </w:rPr>
+      </w:pPr>
     </w:p>
     <w:p>
       <w:pPr>
@@ -5983,9 +7916,189 @@
       </w:pPr>
     </w:p>
     <w:p>
-      <w:bookmarkStart w:id="0" w:name="_GoBack"/>
-      <w:bookmarkEnd w:id="0"/>
-    </w:p>
+      <w:pPr>
+        <w:spacing w:before="240"/>
+        <w:jc w:val="center"/>
+        <w:rPr>
+          <w:rFonts w:cstheme="minorHAnsi"/>
+          <w:sz w:val="28"/>
+          <w:szCs w:val="28"/>
+        </w:rPr>
+      </w:pPr>
+      <w:r>
+        <w:rPr>
+          <w:rFonts w:asciiTheme="majorHAnsi" w:hAnsiTheme="majorHAnsi"/>
+          <w:b/>
+          <w:bCs/>
+          <w:i/>
+          <w:iCs/>
+          <w:sz w:val="36"/>
+          <w:szCs w:val="36"/>
+        </w:rPr>
+        <w:t>Git &amp; GitHub</w:t>
+      </w:r>
+    </w:p>
+    <w:p>
+      <w:pPr>
+        <w:spacing w:after="0" w:line="240" w:lineRule="auto"/>
+        <w:rPr>
+          <w:rFonts w:cstheme="minorHAnsi"/>
+          <w:sz w:val="24"/>
+          <w:szCs w:val="24"/>
+        </w:rPr>
+      </w:pPr>
+      <w:r>
+        <w:rPr>
+          <w:rFonts w:cstheme="minorHAnsi"/>
+          <w:b/>
+          <w:bCs/>
+          <w:sz w:val="24"/>
+          <w:szCs w:val="24"/>
+        </w:rPr>
+        <w:t xml:space="preserve">Create Branch: </w:t>
+      </w:r>
+      <w:r>
+        <w:rPr>
+          <w:rFonts w:cstheme="minorHAnsi"/>
+          <w:sz w:val="24"/>
+          <w:szCs w:val="24"/>
+        </w:rPr>
+        <w:t>git checkout -b branch_name</w:t>
+      </w:r>
+    </w:p>
+    <w:p>
+      <w:pPr>
+        <w:spacing w:after="0" w:line="240" w:lineRule="auto"/>
+        <w:rPr>
+          <w:rFonts w:cstheme="minorHAnsi"/>
+          <w:sz w:val="24"/>
+          <w:szCs w:val="24"/>
+        </w:rPr>
+      </w:pPr>
+      <w:r>
+        <w:rPr>
+          <w:rFonts w:cstheme="minorHAnsi"/>
+          <w:b/>
+          <w:bCs/>
+          <w:sz w:val="24"/>
+          <w:szCs w:val="24"/>
+        </w:rPr>
+        <w:t>Delete Branch:</w:t>
+      </w:r>
+      <w:r>
+        <w:rPr>
+          <w:rFonts w:cstheme="minorHAnsi"/>
+          <w:sz w:val="24"/>
+          <w:szCs w:val="24"/>
+        </w:rPr>
+        <w:t xml:space="preserve"> git branch -d branch_name</w:t>
+      </w:r>
+    </w:p>
+    <w:p>
+      <w:pPr>
+        <w:spacing w:after="0" w:line="240" w:lineRule="auto"/>
+        <w:rPr>
+          <w:rFonts w:cstheme="minorHAnsi"/>
+          <w:sz w:val="24"/>
+          <w:szCs w:val="24"/>
+        </w:rPr>
+      </w:pPr>
+      <w:r>
+        <w:rPr>
+          <w:rFonts w:cstheme="minorHAnsi"/>
+          <w:b/>
+          <w:bCs/>
+          <w:sz w:val="24"/>
+          <w:szCs w:val="24"/>
+        </w:rPr>
+        <w:t>Check Branch:</w:t>
+      </w:r>
+      <w:r>
+        <w:rPr>
+          <w:rFonts w:cstheme="minorHAnsi"/>
+          <w:sz w:val="24"/>
+          <w:szCs w:val="24"/>
+        </w:rPr>
+        <w:t xml:space="preserve"> git branch</w:t>
+      </w:r>
+    </w:p>
+    <w:p>
+      <w:pPr>
+        <w:spacing w:after="0" w:line="240" w:lineRule="auto"/>
+        <w:rPr>
+          <w:rFonts w:cstheme="minorHAnsi"/>
+          <w:sz w:val="24"/>
+          <w:szCs w:val="24"/>
+        </w:rPr>
+      </w:pPr>
+      <w:r>
+        <w:rPr>
+          <w:rFonts w:cstheme="minorHAnsi"/>
+          <w:b/>
+          <w:bCs/>
+          <w:sz w:val="24"/>
+          <w:szCs w:val="24"/>
+        </w:rPr>
+        <w:t>Switch Branch:</w:t>
+      </w:r>
+      <w:r>
+        <w:rPr>
+          <w:rFonts w:cstheme="minorHAnsi"/>
+          <w:sz w:val="24"/>
+          <w:szCs w:val="24"/>
+        </w:rPr>
+        <w:t xml:space="preserve"> git checkout branch_name</w:t>
+      </w:r>
+    </w:p>
+    <w:p>
+      <w:pPr>
+        <w:spacing w:after="0" w:line="240" w:lineRule="auto"/>
+        <w:rPr>
+          <w:rFonts w:cstheme="minorHAnsi"/>
+          <w:sz w:val="24"/>
+          <w:szCs w:val="24"/>
+        </w:rPr>
+      </w:pPr>
+      <w:r>
+        <w:rPr>
+          <w:rFonts w:cstheme="minorHAnsi"/>
+          <w:b/>
+          <w:bCs/>
+          <w:sz w:val="24"/>
+          <w:szCs w:val="24"/>
+        </w:rPr>
+        <w:t>Rename Branch:</w:t>
+      </w:r>
+      <w:r>
+        <w:rPr>
+          <w:rFonts w:cstheme="minorHAnsi"/>
+          <w:sz w:val="24"/>
+          <w:szCs w:val="24"/>
+        </w:rPr>
+        <w:t xml:space="preserve"> git branch -M branch_name</w:t>
+      </w:r>
+    </w:p>
+    <w:p>
+      <w:pPr>
+        <w:spacing w:after="0" w:line="240" w:lineRule="auto"/>
+        <w:rPr>
+          <w:rFonts w:cstheme="minorHAnsi"/>
+          <w:sz w:val="24"/>
+          <w:szCs w:val="24"/>
+        </w:rPr>
+      </w:pPr>
+    </w:p>
+    <w:p>
+      <w:pPr>
+        <w:spacing w:after="0" w:line="240" w:lineRule="auto"/>
+        <w:rPr>
+          <w:rFonts w:cstheme="minorHAnsi"/>
+          <w:sz w:val="24"/>
+          <w:szCs w:val="24"/>
+        </w:rPr>
+      </w:pPr>
+    </w:p>
+    <w:p/>
     <w:sectPr>
       <w:pgSz w:w="12240" w:h="15840"/>
       <w:pgMar w:top="1440" w:right="1440" w:bottom="1440" w:left="1440" w:header="720" w:footer="720" w:gutter="0"/>

--- a/Web Doc.docx
+++ b/Web Doc.docx
@@ -1,7 +1,6 @@
 
 <file path=word/document.xml><?xml version="1.0" encoding="utf-8"?>
 <w:document xmlns:wpc="http://schemas.microsoft.com/office/word/2010/wordprocessingCanvas" xmlns:cx="http://schemas.microsoft.com/office/drawing/2014/chartex" xmlns:cx1="http://schemas.microsoft.com/office/drawing/2015/9/8/chartex" xmlns:cx2="http://schemas.microsoft.com/office/drawing/2015/10/21/chartex" xmlns:cx3="http://schemas.microsoft.com/office/drawing/2016/5/9/chartex" xmlns:cx4="http://schemas.microsoft.com/office/drawing/2016/5/10/chartex" xmlns:cx5="http://schemas.microsoft.com/office/drawing/2016/5/11/chartex" xmlns:cx6="http://schemas.microsoft.com/office/drawing/2016/5/12/chartex" xmlns:cx7="http://schemas.microsoft.com/office/drawing/2016/5/13/chartex" xmlns:cx8="http://schemas.microsoft.com/office/drawing/2016/5/14/chartex" xmlns:mc="http://schemas.openxmlformats.org/markup-compatibility/2006" xmlns:aink="http://schemas.microsoft.com/office/drawing/2016/ink" xmlns:am3d="http://schemas.microsoft.com/office/drawing/2017/model3d" xmlns:o="urn:schemas-microsoft-com:office:office" xmlns:r="http://schemas.openxmlformats.org/officeDocument/2006/relationships" xmlns:m="http://schemas.openxmlformats.org/officeDocument/2006/math" xmlns:v="urn:schemas-microsoft-com:vml" xmlns:wp14="http://schemas.microsoft.com/office/word/2010/wordprocessingDrawing" xmlns:wp="http://schemas.openxmlformats.org/drawingml/2006/wordprocessingDrawing" xmlns:w10="urn:schemas-microsoft-com:office:word" xmlns:w="http://schemas.openxmlformats.org/wordprocessingml/2006/main" xmlns:w14="http://schemas.microsoft.com/office/word/2010/wordml" xmlns:w15="http://schemas.microsoft.com/office/word/2012/wordml" xmlns:w16cid="http://schemas.microsoft.com/office/word/2016/wordml/cid" xmlns:w16se="http://schemas.microsoft.com/office/word/2015/wordml/symex" xmlns:wpg="http://schemas.microsoft.com/office/word/2010/wordprocessingGroup" xmlns:wpi="http://schemas.microsoft.com/office/word/2010/wordprocessingInk" xmlns:wne="http://schemas.microsoft.com/office/word/2006/wordml" xmlns:wps="http://schemas.microsoft.com/office/word/2010/wordprocessingShape" mc:Ignorable="w14 w15 w16se w16cid wp14">
-  <w:background w:color="FFFFFF" w:themeColor="background1"/>
   <w:body>
     <w:p>
       <w:pPr>
@@ -856,6 +855,616 @@
           <w:sz w:val="36"/>
           <w:szCs w:val="36"/>
         </w:rPr>
+        <w:t>JQuery</w:t>
+      </w:r>
+    </w:p>
+    <w:p>
+      <w:pPr>
+        <w:spacing w:after="0" w:line="240" w:lineRule="auto"/>
+        <w:rPr>
+          <w:rFonts w:cstheme="minorHAnsi"/>
+          <w:b/>
+          <w:bCs/>
+          <w:sz w:val="20"/>
+          <w:szCs w:val="20"/>
+        </w:rPr>
+      </w:pPr>
+      <w:r>
+        <w:rPr>
+          <w:rFonts w:cstheme="minorHAnsi"/>
+          <w:b/>
+          <w:bCs/>
+          <w:sz w:val="24"/>
+          <w:szCs w:val="24"/>
+        </w:rPr>
+        <w:t xml:space="preserve">Why JQuery: </w:t>
+      </w:r>
+      <w:r>
+        <w:rPr>
+          <w:rFonts w:cstheme="minorHAnsi"/>
+          <w:sz w:val="24"/>
+          <w:szCs w:val="24"/>
+        </w:rPr>
+        <w:t xml:space="preserve">JQuery is a js library used for event handling, css, ajax. In javascript the code was lengthy like </w:t>
+      </w:r>
+      <w:r>
+        <w:rPr>
+          <w:rFonts w:cstheme="minorHAnsi"/>
+          <w:b/>
+          <w:bCs/>
+          <w:sz w:val="20"/>
+          <w:szCs w:val="20"/>
+        </w:rPr>
+        <w:t>document.selectElementById(‘#id’)</w:t>
+      </w:r>
+      <w:r>
+        <w:rPr>
+          <w:rFonts w:cstheme="minorHAnsi"/>
+          <w:sz w:val="24"/>
+          <w:szCs w:val="24"/>
+        </w:rPr>
+        <w:t xml:space="preserve"> but in jquery just write </w:t>
+      </w:r>
+      <w:r>
+        <w:rPr>
+          <w:rFonts w:cstheme="minorHAnsi"/>
+          <w:b/>
+          <w:bCs/>
+          <w:sz w:val="20"/>
+          <w:szCs w:val="20"/>
+        </w:rPr>
+        <w:t>$(‘#id’)</w:t>
+      </w:r>
+      <w:r>
+        <w:rPr>
+          <w:rFonts w:cstheme="minorHAnsi"/>
+          <w:b/>
+          <w:bCs/>
+          <w:sz w:val="20"/>
+          <w:szCs w:val="20"/>
+        </w:rPr>
+        <w:t>.</w:t>
+      </w:r>
+    </w:p>
+    <w:p>
+      <w:pPr>
+        <w:spacing w:after="0" w:line="240" w:lineRule="auto"/>
+        <w:rPr>
+          <w:rFonts w:cstheme="minorHAnsi"/>
+          <w:sz w:val="24"/>
+          <w:szCs w:val="24"/>
+        </w:rPr>
+      </w:pPr>
+      <w:r>
+        <w:rPr>
+          <w:rFonts w:cstheme="minorHAnsi"/>
+          <w:b/>
+          <w:bCs/>
+          <w:sz w:val="24"/>
+          <w:szCs w:val="24"/>
+        </w:rPr>
+        <w:t>Get Elements:</w:t>
+      </w:r>
+      <w:r>
+        <w:rPr>
+          <w:rFonts w:cstheme="minorHAnsi"/>
+          <w:sz w:val="24"/>
+          <w:szCs w:val="24"/>
+        </w:rPr>
+        <w:t xml:space="preserve"> let a= $(‘#id’).html();   let b = $(‘#id’).text();</w:t>
+      </w:r>
+    </w:p>
+    <w:p>
+      <w:pPr>
+        <w:spacing w:after="0" w:line="240" w:lineRule="auto"/>
+        <w:rPr>
+          <w:rFonts w:cstheme="minorHAnsi"/>
+          <w:sz w:val="24"/>
+          <w:szCs w:val="24"/>
+        </w:rPr>
+      </w:pPr>
+      <w:r>
+        <w:rPr>
+          <w:rFonts w:cstheme="minorHAnsi"/>
+          <w:b/>
+          <w:bCs/>
+          <w:sz w:val="24"/>
+          <w:szCs w:val="24"/>
+        </w:rPr>
+        <w:t>Set Elements:</w:t>
+      </w:r>
+      <w:r>
+        <w:rPr>
+          <w:rFonts w:cstheme="minorHAnsi"/>
+          <w:sz w:val="24"/>
+          <w:szCs w:val="24"/>
+        </w:rPr>
+        <w:t xml:space="preserve"> $(‘#id’).html(‘&lt;span&gt;Hello&lt;/span&gt;’); $(‘#id’).text(‘Hello’); $(‘#id’).css(‘color’,’red’);</w:t>
+      </w:r>
+    </w:p>
+    <w:p>
+      <w:pPr>
+        <w:spacing w:before="240"/>
+        <w:jc w:val="center"/>
+        <w:rPr>
+          <w:rFonts w:cstheme="minorHAnsi"/>
+          <w:sz w:val="28"/>
+          <w:szCs w:val="28"/>
+        </w:rPr>
+      </w:pPr>
+      <w:r>
+        <w:rPr>
+          <w:rFonts w:asciiTheme="majorHAnsi" w:hAnsiTheme="majorHAnsi"/>
+          <w:b/>
+          <w:bCs/>
+          <w:i/>
+          <w:iCs/>
+          <w:sz w:val="36"/>
+          <w:szCs w:val="36"/>
+        </w:rPr>
+        <w:lastRenderedPageBreak/>
+        <w:t>Ajax</w:t>
+      </w:r>
+    </w:p>
+    <w:p>
+      <w:pPr>
+        <w:spacing w:after="0" w:line="240" w:lineRule="auto"/>
+        <w:rPr>
+          <w:rFonts w:cstheme="minorHAnsi"/>
+          <w:sz w:val="24"/>
+          <w:szCs w:val="24"/>
+        </w:rPr>
+      </w:pPr>
+      <w:r>
+        <w:rPr>
+          <w:rFonts w:cstheme="minorHAnsi"/>
+          <w:b/>
+          <w:bCs/>
+          <w:sz w:val="24"/>
+          <w:szCs w:val="24"/>
+        </w:rPr>
+        <w:t xml:space="preserve">Why Ajax: </w:t>
+      </w:r>
+      <w:r>
+        <w:rPr>
+          <w:rFonts w:cstheme="minorHAnsi"/>
+          <w:sz w:val="24"/>
+          <w:szCs w:val="24"/>
+        </w:rPr>
+        <w:t>Ajax is a programming technique that is used to fetch or insert data on server without disturbing page behavior or reload the page. It is easy to use with jquery.</w:t>
+      </w:r>
+    </w:p>
+    <w:p>
+      <w:pPr>
+        <w:spacing w:after="0" w:line="240" w:lineRule="auto"/>
+        <w:rPr>
+          <w:rFonts w:cstheme="minorHAnsi"/>
+          <w:sz w:val="24"/>
+          <w:szCs w:val="24"/>
+        </w:rPr>
+      </w:pPr>
+      <w:r>
+        <w:rPr>
+          <w:rFonts w:cstheme="minorHAnsi"/>
+          <w:b/>
+          <w:bCs/>
+          <w:sz w:val="24"/>
+          <w:szCs w:val="24"/>
+        </w:rPr>
+        <w:t>Syntax:</w:t>
+      </w:r>
+      <w:r>
+        <w:rPr>
+          <w:rFonts w:cstheme="minorHAnsi"/>
+          <w:sz w:val="24"/>
+          <w:szCs w:val="24"/>
+        </w:rPr>
+        <w:t xml:space="preserve"> $.ajax({</w:t>
+      </w:r>
+    </w:p>
+    <w:p>
+      <w:pPr>
+        <w:spacing w:after="0" w:line="240" w:lineRule="auto"/>
+        <w:rPr>
+          <w:rFonts w:cstheme="minorHAnsi"/>
+          <w:sz w:val="24"/>
+          <w:szCs w:val="24"/>
+        </w:rPr>
+      </w:pPr>
+      <w:r>
+        <w:rPr>
+          <w:rFonts w:cstheme="minorHAnsi"/>
+          <w:sz w:val="24"/>
+          <w:szCs w:val="24"/>
+        </w:rPr>
+        <w:t>url: “ file name/page url”,</w:t>
+      </w:r>
+    </w:p>
+    <w:p>
+      <w:pPr>
+        <w:spacing w:after="0" w:line="240" w:lineRule="auto"/>
+        <w:rPr>
+          <w:rFonts w:cstheme="minorHAnsi"/>
+          <w:sz w:val="24"/>
+          <w:szCs w:val="24"/>
+        </w:rPr>
+      </w:pPr>
+      <w:r>
+        <w:rPr>
+          <w:rFonts w:cstheme="minorHAnsi"/>
+          <w:sz w:val="24"/>
+          <w:szCs w:val="24"/>
+        </w:rPr>
+        <w:t>type</w:t>
+      </w:r>
+      <w:r>
+        <w:rPr>
+          <w:rFonts w:cstheme="minorHAnsi"/>
+          <w:sz w:val="24"/>
+          <w:szCs w:val="24"/>
+        </w:rPr>
+        <w:t>: “GET/POST”,</w:t>
+      </w:r>
+      <w:r>
+        <w:rPr>
+          <w:rFonts w:cstheme="minorHAnsi"/>
+          <w:sz w:val="24"/>
+          <w:szCs w:val="24"/>
+        </w:rPr>
+        <w:t xml:space="preserve"> </w:t>
+      </w:r>
+    </w:p>
+    <w:p>
+      <w:pPr>
+        <w:spacing w:after="0" w:line="240" w:lineRule="auto"/>
+        <w:rPr>
+          <w:rFonts w:cstheme="minorHAnsi"/>
+          <w:sz w:val="24"/>
+          <w:szCs w:val="24"/>
+        </w:rPr>
+      </w:pPr>
+      <w:r>
+        <w:rPr>
+          <w:rFonts w:cstheme="minorHAnsi"/>
+          <w:sz w:val="24"/>
+          <w:szCs w:val="24"/>
+        </w:rPr>
+        <w:t>data: string/array/json object        //it is used when data sent to server like</w:t>
+      </w:r>
+      <w:r>
+        <w:rPr>
+          <w:rFonts w:cstheme="minorHAnsi"/>
+          <w:sz w:val="24"/>
+          <w:szCs w:val="24"/>
+        </w:rPr>
+        <w:t>{</w:t>
+      </w:r>
+      <w:r>
+        <w:rPr>
+          <w:rFonts w:cstheme="minorHAnsi"/>
+          <w:sz w:val="24"/>
+          <w:szCs w:val="24"/>
+        </w:rPr>
+        <w:t>name:</w:t>
+      </w:r>
+      <w:r>
+        <w:rPr>
+          <w:rFonts w:cstheme="minorHAnsi"/>
+          <w:sz w:val="24"/>
+          <w:szCs w:val="24"/>
+        </w:rPr>
+        <w:t xml:space="preserve"> </w:t>
+      </w:r>
+      <w:r>
+        <w:rPr>
+          <w:rFonts w:cstheme="minorHAnsi"/>
+          <w:sz w:val="24"/>
+          <w:szCs w:val="24"/>
+        </w:rPr>
+        <w:t>input-field</w:t>
+      </w:r>
+      <w:r>
+        <w:rPr>
+          <w:rFonts w:cstheme="minorHAnsi"/>
+          <w:sz w:val="24"/>
+          <w:szCs w:val="24"/>
+        </w:rPr>
+        <w:t>}</w:t>
+      </w:r>
+      <w:r>
+        <w:rPr>
+          <w:rFonts w:cstheme="minorHAnsi"/>
+          <w:sz w:val="24"/>
+          <w:szCs w:val="24"/>
+        </w:rPr>
+        <w:t>,</w:t>
+      </w:r>
+    </w:p>
+    <w:p>
+      <w:pPr>
+        <w:spacing w:after="0" w:line="240" w:lineRule="auto"/>
+        <w:rPr>
+          <w:rFonts w:cstheme="minorHAnsi"/>
+          <w:sz w:val="24"/>
+          <w:szCs w:val="24"/>
+        </w:rPr>
+      </w:pPr>
+      <w:r>
+        <w:rPr>
+          <w:rFonts w:cstheme="minorHAnsi"/>
+          <w:sz w:val="24"/>
+          <w:szCs w:val="24"/>
+        </w:rPr>
+        <w:t>success</w:t>
+      </w:r>
+      <w:r>
+        <w:rPr>
+          <w:rFonts w:cstheme="minorHAnsi"/>
+          <w:sz w:val="24"/>
+          <w:szCs w:val="24"/>
+        </w:rPr>
+        <w:t xml:space="preserve">: </w:t>
+      </w:r>
+      <w:r>
+        <w:rPr>
+          <w:rFonts w:cstheme="minorHAnsi"/>
+          <w:sz w:val="24"/>
+          <w:szCs w:val="24"/>
+        </w:rPr>
+        <w:t>function(data){</w:t>
+      </w:r>
+      <w:r>
+        <w:rPr>
+          <w:rFonts w:cstheme="minorHAnsi"/>
+          <w:sz w:val="24"/>
+          <w:szCs w:val="24"/>
+        </w:rPr>
+        <w:t>…}});</w:t>
+      </w:r>
+      <w:r>
+        <w:rPr>
+          <w:rFonts w:cstheme="minorHAnsi"/>
+          <w:sz w:val="24"/>
+          <w:szCs w:val="24"/>
+        </w:rPr>
+        <w:t xml:space="preserve"> //In data variable, there is response that comes from above url</w:t>
+      </w:r>
+      <w:r>
+        <w:rPr>
+          <w:rFonts w:cstheme="minorHAnsi"/>
+          <w:sz w:val="24"/>
+          <w:szCs w:val="24"/>
+        </w:rPr>
+        <w:t>/</w:t>
+      </w:r>
+      <w:r>
+        <w:rPr>
+          <w:rFonts w:cstheme="minorHAnsi"/>
+          <w:sz w:val="24"/>
+          <w:szCs w:val="24"/>
+        </w:rPr>
+        <w:t>file</w:t>
+      </w:r>
+    </w:p>
+    <w:p>
+      <w:pPr>
+        <w:spacing w:after="0" w:line="240" w:lineRule="auto"/>
+        <w:rPr>
+          <w:rFonts w:cstheme="minorHAnsi"/>
+          <w:sz w:val="24"/>
+          <w:szCs w:val="24"/>
+        </w:rPr>
+      </w:pPr>
+      <w:r>
+        <w:rPr>
+          <w:rFonts w:cstheme="minorHAnsi"/>
+          <w:sz w:val="24"/>
+          <w:szCs w:val="24"/>
+        </w:rPr>
+        <w:t xml:space="preserve">                                          </w:t>
+      </w:r>
+    </w:p>
+    <w:p>
+      <w:pPr>
+        <w:spacing w:after="0" w:line="240" w:lineRule="auto"/>
+        <w:rPr>
+          <w:rFonts w:cstheme="minorHAnsi"/>
+          <w:sz w:val="24"/>
+          <w:szCs w:val="24"/>
+        </w:rPr>
+      </w:pPr>
+    </w:p>
+    <w:p>
+      <w:pPr>
+        <w:spacing w:before="240"/>
+        <w:jc w:val="center"/>
+        <w:rPr>
+          <w:rFonts w:cstheme="minorHAnsi"/>
+          <w:sz w:val="28"/>
+          <w:szCs w:val="28"/>
+        </w:rPr>
+      </w:pPr>
+      <w:proofErr w:type="spellStart"/>
+      <w:r>
+        <w:rPr>
+          <w:rFonts w:asciiTheme="majorHAnsi" w:hAnsiTheme="majorHAnsi"/>
+          <w:b/>
+          <w:bCs/>
+          <w:i/>
+          <w:iCs/>
+          <w:sz w:val="36"/>
+          <w:szCs w:val="36"/>
+        </w:rPr>
+        <w:t>BootStrap</w:t>
+      </w:r>
+      <w:proofErr w:type="spellEnd"/>
+    </w:p>
+    <w:p>
+      <w:pPr>
+        <w:spacing w:after="0" w:line="240" w:lineRule="auto"/>
+        <w:rPr>
+          <w:rFonts w:cstheme="minorHAnsi"/>
+          <w:sz w:val="24"/>
+          <w:szCs w:val="24"/>
+        </w:rPr>
+      </w:pPr>
+      <w:r>
+        <w:rPr>
+          <w:rFonts w:cstheme="minorHAnsi"/>
+          <w:b/>
+          <w:bCs/>
+          <w:sz w:val="24"/>
+          <w:szCs w:val="24"/>
+        </w:rPr>
+        <w:t xml:space="preserve">Bootstrap Structure: </w:t>
+      </w:r>
+      <w:r>
+        <w:rPr>
+          <w:rFonts w:cstheme="minorHAnsi"/>
+          <w:sz w:val="24"/>
+          <w:szCs w:val="24"/>
+        </w:rPr>
+        <w:t>It is css framework.</w:t>
+      </w:r>
+      <w:r>
+        <w:rPr>
+          <w:rFonts w:cstheme="minorHAnsi"/>
+          <w:sz w:val="24"/>
+          <w:szCs w:val="24"/>
+        </w:rPr>
+        <w:t xml:space="preserve"> First, there is </w:t>
+      </w:r>
+      <w:r>
+        <w:rPr>
+          <w:rFonts w:cstheme="minorHAnsi"/>
+          <w:b/>
+          <w:bCs/>
+          <w:sz w:val="24"/>
+          <w:szCs w:val="24"/>
+        </w:rPr>
+        <w:t>container</w:t>
+      </w:r>
+      <w:r>
+        <w:rPr>
+          <w:rFonts w:cstheme="minorHAnsi"/>
+          <w:sz w:val="24"/>
+          <w:szCs w:val="24"/>
+        </w:rPr>
+        <w:t xml:space="preserve">, in container there is a </w:t>
+      </w:r>
+      <w:r>
+        <w:rPr>
+          <w:rFonts w:cstheme="minorHAnsi"/>
+          <w:b/>
+          <w:bCs/>
+          <w:sz w:val="24"/>
+          <w:szCs w:val="24"/>
+        </w:rPr>
+        <w:t>row</w:t>
+      </w:r>
+      <w:r>
+        <w:rPr>
+          <w:rFonts w:cstheme="minorHAnsi"/>
+          <w:sz w:val="24"/>
+          <w:szCs w:val="24"/>
+        </w:rPr>
+        <w:t xml:space="preserve">, in row there are </w:t>
+      </w:r>
+      <w:r>
+        <w:rPr>
+          <w:rFonts w:cstheme="minorHAnsi"/>
+          <w:b/>
+          <w:bCs/>
+          <w:sz w:val="24"/>
+          <w:szCs w:val="24"/>
+        </w:rPr>
+        <w:t>12 columns</w:t>
+      </w:r>
+      <w:r>
+        <w:rPr>
+          <w:rFonts w:cstheme="minorHAnsi"/>
+          <w:sz w:val="24"/>
+          <w:szCs w:val="24"/>
+        </w:rPr>
+        <w:t xml:space="preserve">, in columns you can write your </w:t>
+      </w:r>
+      <w:r>
+        <w:rPr>
+          <w:rFonts w:cstheme="minorHAnsi"/>
+          <w:b/>
+          <w:bCs/>
+          <w:sz w:val="24"/>
+          <w:szCs w:val="24"/>
+        </w:rPr>
+        <w:t>content</w:t>
+      </w:r>
+      <w:r>
+        <w:rPr>
+          <w:rFonts w:cstheme="minorHAnsi"/>
+          <w:sz w:val="24"/>
+          <w:szCs w:val="24"/>
+        </w:rPr>
+        <w:t>.</w:t>
+      </w:r>
+    </w:p>
+    <w:p>
+      <w:pPr>
+        <w:spacing w:after="0" w:line="240" w:lineRule="auto"/>
+        <w:rPr>
+          <w:rFonts w:cstheme="minorHAnsi"/>
+          <w:sz w:val="24"/>
+          <w:szCs w:val="24"/>
+        </w:rPr>
+      </w:pPr>
+      <w:r>
+        <w:rPr>
+          <w:rFonts w:cstheme="minorHAnsi"/>
+          <w:b/>
+          <w:bCs/>
+          <w:sz w:val="24"/>
+          <w:szCs w:val="24"/>
+        </w:rPr>
+        <w:t>Container:</w:t>
+      </w:r>
+      <w:r>
+        <w:rPr>
+          <w:rFonts w:cstheme="minorHAnsi"/>
+          <w:sz w:val="24"/>
+          <w:szCs w:val="24"/>
+        </w:rPr>
+        <w:t xml:space="preserve"> Container take different width according to different screen not 100%. Container-fluid take 100% width on every screen.</w:t>
+      </w:r>
+    </w:p>
+    <w:p>
+      <w:pPr>
+        <w:spacing w:after="0" w:line="240" w:lineRule="auto"/>
+        <w:rPr>
+          <w:rFonts w:cstheme="minorHAnsi"/>
+          <w:sz w:val="24"/>
+          <w:szCs w:val="24"/>
+        </w:rPr>
+      </w:pPr>
+    </w:p>
+    <w:p>
+      <w:pPr>
+        <w:spacing w:before="240"/>
+        <w:jc w:val="center"/>
+        <w:rPr>
+          <w:rFonts w:cstheme="minorHAnsi"/>
+          <w:sz w:val="28"/>
+          <w:szCs w:val="28"/>
+        </w:rPr>
+      </w:pPr>
+      <w:r>
+        <w:rPr>
+          <w:rFonts w:asciiTheme="majorHAnsi" w:hAnsiTheme="majorHAnsi"/>
+          <w:b/>
+          <w:bCs/>
+          <w:i/>
+          <w:iCs/>
+          <w:sz w:val="36"/>
+          <w:szCs w:val="36"/>
+        </w:rPr>
         <w:t>PHP</w:t>
       </w:r>
       <w:r>
@@ -1069,537 +1678,537 @@
           <w:sz w:val="24"/>
           <w:szCs w:val="24"/>
         </w:rPr>
+        <w:t>String Operator:</w:t>
+      </w:r>
+      <w:r>
+        <w:rPr>
+          <w:rFonts w:cstheme="minorHAnsi"/>
+          <w:sz w:val="24"/>
+          <w:szCs w:val="24"/>
+        </w:rPr>
+        <w:t xml:space="preserve"> “ . “ concatenation</w:t>
+      </w:r>
+    </w:p>
+    <w:p>
+      <w:pPr>
+        <w:spacing w:after="0" w:line="240" w:lineRule="auto"/>
+        <w:rPr>
+          <w:rFonts w:cstheme="minorHAnsi"/>
+          <w:sz w:val="24"/>
+          <w:szCs w:val="24"/>
+        </w:rPr>
+      </w:pPr>
+      <w:r>
+        <w:rPr>
+          <w:rFonts w:cstheme="minorHAnsi"/>
+          <w:b/>
+          <w:bCs/>
+          <w:sz w:val="24"/>
+          <w:szCs w:val="24"/>
+        </w:rPr>
+        <w:t>Goto</w:t>
+      </w:r>
+      <w:r>
+        <w:rPr>
+          <w:rFonts w:cstheme="minorHAnsi"/>
+          <w:sz w:val="24"/>
+          <w:szCs w:val="24"/>
+        </w:rPr>
+        <w:t xml:space="preserve"> : It’s used to jump. It will skip between code. It is assigned as xyz: and use goto xyz</w:t>
+      </w:r>
+    </w:p>
+    <w:p>
+      <w:pPr>
+        <w:spacing w:after="0" w:line="240" w:lineRule="auto"/>
+        <w:rPr>
+          <w:rFonts w:cstheme="minorHAnsi"/>
+          <w:sz w:val="24"/>
+          <w:szCs w:val="24"/>
+        </w:rPr>
+      </w:pPr>
+      <w:r>
+        <w:rPr>
+          <w:rFonts w:cstheme="minorHAnsi"/>
+          <w:b/>
+          <w:bCs/>
+          <w:sz w:val="24"/>
+          <w:szCs w:val="24"/>
+        </w:rPr>
+        <w:t>Funct</w:t>
+      </w:r>
+      <w:r>
+        <w:rPr>
+          <w:rFonts w:cstheme="minorHAnsi"/>
+          <w:b/>
+          <w:bCs/>
+          <w:sz w:val="24"/>
+          <w:szCs w:val="24"/>
+        </w:rPr>
+        <w:t>i</w:t>
+      </w:r>
+      <w:r>
+        <w:rPr>
+          <w:rFonts w:cstheme="minorHAnsi"/>
+          <w:b/>
+          <w:bCs/>
+          <w:sz w:val="24"/>
+          <w:szCs w:val="24"/>
+        </w:rPr>
+        <w:t>on Return:</w:t>
+      </w:r>
+      <w:r>
+        <w:rPr>
+          <w:rFonts w:cstheme="minorHAnsi"/>
+          <w:sz w:val="24"/>
+          <w:szCs w:val="24"/>
+        </w:rPr>
+        <w:t xml:space="preserve"> It is used when we want to store function output in a variable.</w:t>
+      </w:r>
+    </w:p>
+    <w:p>
+      <w:pPr>
+        <w:spacing w:after="0" w:line="240" w:lineRule="auto"/>
+        <w:rPr>
+          <w:rFonts w:cstheme="minorHAnsi"/>
+          <w:sz w:val="24"/>
+          <w:szCs w:val="24"/>
+        </w:rPr>
+      </w:pPr>
+      <w:r>
+        <w:rPr>
+          <w:rFonts w:cstheme="minorHAnsi"/>
+          <w:b/>
+          <w:bCs/>
+          <w:sz w:val="24"/>
+          <w:szCs w:val="24"/>
+        </w:rPr>
+        <w:t>Array:</w:t>
+      </w:r>
+      <w:r>
+        <w:rPr>
+          <w:rFonts w:cstheme="minorHAnsi"/>
+          <w:sz w:val="24"/>
+          <w:szCs w:val="24"/>
+        </w:rPr>
+        <w:t xml:space="preserve"> $a = array(33, “ahmad” , 5);   $b = [11 , 88 , “Muhammad”];</w:t>
+      </w:r>
+    </w:p>
+    <w:p>
+      <w:pPr>
+        <w:spacing w:after="0" w:line="240" w:lineRule="auto"/>
+        <w:rPr>
+          <w:rFonts w:cstheme="minorHAnsi"/>
+          <w:sz w:val="24"/>
+          <w:szCs w:val="24"/>
+        </w:rPr>
+      </w:pPr>
+      <w:r>
+        <w:rPr>
+          <w:rFonts w:cstheme="minorHAnsi"/>
+          <w:b/>
+          <w:bCs/>
+          <w:sz w:val="24"/>
+          <w:szCs w:val="24"/>
+        </w:rPr>
+        <w:t>Associative Array:</w:t>
+      </w:r>
+      <w:r>
+        <w:rPr>
+          <w:rFonts w:cstheme="minorHAnsi"/>
+          <w:sz w:val="24"/>
+          <w:szCs w:val="24"/>
+        </w:rPr>
+        <w:t xml:space="preserve"> $a = ( “name”=&gt; “Ahamd” , “age”=&gt;23 , “id”=&gt;1)</w:t>
+      </w:r>
+    </w:p>
+    <w:p>
+      <w:pPr>
+        <w:spacing w:after="0" w:line="240" w:lineRule="auto"/>
+        <w:rPr>
+          <w:rFonts w:cstheme="minorHAnsi"/>
+          <w:sz w:val="24"/>
+          <w:szCs w:val="24"/>
+        </w:rPr>
+      </w:pPr>
+      <w:r>
+        <w:rPr>
+          <w:rFonts w:cstheme="minorHAnsi"/>
+          <w:b/>
+          <w:bCs/>
+          <w:sz w:val="24"/>
+          <w:szCs w:val="24"/>
+        </w:rPr>
+        <w:t xml:space="preserve">Foreach Loop: </w:t>
+      </w:r>
+      <w:r>
+        <w:rPr>
+          <w:rFonts w:cstheme="minorHAnsi"/>
+          <w:sz w:val="24"/>
+          <w:szCs w:val="24"/>
+        </w:rPr>
+        <w:t>Used for array. Syntax is foreach($a as $b). $b will be used for value display.</w:t>
+      </w:r>
+    </w:p>
+    <w:p>
+      <w:pPr>
+        <w:spacing w:after="0" w:line="240" w:lineRule="auto"/>
+        <w:rPr>
+          <w:rFonts w:cstheme="minorHAnsi"/>
+          <w:sz w:val="24"/>
+          <w:szCs w:val="24"/>
+        </w:rPr>
+      </w:pPr>
+      <w:r>
+        <w:rPr>
+          <w:rFonts w:cstheme="minorHAnsi"/>
+          <w:b/>
+          <w:bCs/>
+          <w:sz w:val="24"/>
+          <w:szCs w:val="24"/>
+        </w:rPr>
+        <w:t>&lt;pre&gt;&lt;/pre&gt;:</w:t>
+      </w:r>
+      <w:r>
+        <w:rPr>
+          <w:rFonts w:cstheme="minorHAnsi"/>
+          <w:sz w:val="24"/>
+          <w:szCs w:val="24"/>
+        </w:rPr>
+        <w:t xml:space="preserve"> This tag is used before and after of array variable that print_r to organize display.</w:t>
+      </w:r>
+    </w:p>
+    <w:p>
+      <w:pPr>
+        <w:spacing w:after="0" w:line="240" w:lineRule="auto"/>
+        <w:rPr>
+          <w:rFonts w:cstheme="minorHAnsi"/>
+          <w:sz w:val="24"/>
+          <w:szCs w:val="24"/>
+        </w:rPr>
+      </w:pPr>
+      <w:r>
+        <w:rPr>
+          <w:rFonts w:cstheme="minorHAnsi"/>
+          <w:b/>
+          <w:bCs/>
+          <w:sz w:val="24"/>
+          <w:szCs w:val="24"/>
+        </w:rPr>
+        <w:t>Date:</w:t>
+      </w:r>
+      <w:r>
+        <w:rPr>
+          <w:rFonts w:cstheme="minorHAnsi"/>
+          <w:sz w:val="24"/>
+          <w:szCs w:val="24"/>
+        </w:rPr>
+        <w:t xml:space="preserve"> date(“d – F – Y”); </w:t>
+      </w:r>
+      <w:r>
+        <w:rPr>
+          <w:rFonts w:cstheme="minorHAnsi"/>
+          <w:b/>
+          <w:bCs/>
+          <w:sz w:val="24"/>
+          <w:szCs w:val="24"/>
+        </w:rPr>
+        <w:t>Day</w:t>
+      </w:r>
+      <w:r>
+        <w:rPr>
+          <w:rFonts w:cstheme="minorHAnsi"/>
+          <w:sz w:val="24"/>
+          <w:szCs w:val="24"/>
+        </w:rPr>
+        <w:t xml:space="preserve">[d(01 to 31),s(nd,rd,th)], </w:t>
+      </w:r>
+      <w:r>
+        <w:rPr>
+          <w:rFonts w:cstheme="minorHAnsi"/>
+          <w:b/>
+          <w:bCs/>
+          <w:sz w:val="24"/>
+          <w:szCs w:val="24"/>
+        </w:rPr>
+        <w:t>Month</w:t>
+      </w:r>
+      <w:r>
+        <w:rPr>
+          <w:rFonts w:cstheme="minorHAnsi"/>
+          <w:sz w:val="24"/>
+          <w:szCs w:val="24"/>
+        </w:rPr>
+        <w:t>[F(January),m(01),M(Jan)],</w:t>
+      </w:r>
+      <w:r>
+        <w:rPr>
+          <w:rFonts w:cstheme="minorHAnsi"/>
+          <w:b/>
+          <w:bCs/>
+          <w:sz w:val="24"/>
+          <w:szCs w:val="24"/>
+        </w:rPr>
+        <w:t>Year</w:t>
+      </w:r>
+      <w:r>
+        <w:rPr>
+          <w:rFonts w:cstheme="minorHAnsi"/>
+          <w:sz w:val="24"/>
+          <w:szCs w:val="24"/>
+        </w:rPr>
+        <w:t>[Y,y]</w:t>
+      </w:r>
+    </w:p>
+    <w:p>
+      <w:pPr>
+        <w:spacing w:after="0" w:line="240" w:lineRule="auto"/>
+        <w:rPr>
+          <w:rFonts w:cstheme="minorHAnsi"/>
+          <w:sz w:val="24"/>
+          <w:szCs w:val="24"/>
+        </w:rPr>
+      </w:pPr>
+      <w:r>
+        <w:rPr>
+          <w:rFonts w:cstheme="minorHAnsi"/>
+          <w:b/>
+          <w:bCs/>
+          <w:sz w:val="24"/>
+          <w:szCs w:val="24"/>
+        </w:rPr>
+        <w:t>Time:</w:t>
+      </w:r>
+      <w:r>
+        <w:rPr>
+          <w:rFonts w:cstheme="minorHAnsi"/>
+          <w:sz w:val="24"/>
+          <w:szCs w:val="24"/>
+        </w:rPr>
+        <w:t xml:space="preserve"> date(“h:i:s”); </w:t>
+      </w:r>
+      <w:r>
+        <w:rPr>
+          <w:rFonts w:cstheme="minorHAnsi"/>
+          <w:b/>
+          <w:bCs/>
+          <w:sz w:val="24"/>
+          <w:szCs w:val="24"/>
+        </w:rPr>
+        <w:t>Hour[</w:t>
+      </w:r>
+      <w:r>
+        <w:rPr>
+          <w:rFonts w:cstheme="minorHAnsi"/>
+          <w:sz w:val="24"/>
+          <w:szCs w:val="24"/>
+        </w:rPr>
+        <w:t xml:space="preserve">h(01 to 12),H(01 to 23)], </w:t>
+      </w:r>
+      <w:r>
+        <w:rPr>
+          <w:rFonts w:cstheme="minorHAnsi"/>
+          <w:b/>
+          <w:bCs/>
+          <w:sz w:val="24"/>
+          <w:szCs w:val="24"/>
+        </w:rPr>
+        <w:t>Minutes</w:t>
+      </w:r>
+      <w:r>
+        <w:rPr>
+          <w:rFonts w:cstheme="minorHAnsi"/>
+          <w:sz w:val="24"/>
+          <w:szCs w:val="24"/>
+        </w:rPr>
+        <w:t xml:space="preserve">[ i(00 to 59)], </w:t>
+      </w:r>
+      <w:r>
+        <w:rPr>
+          <w:rFonts w:cstheme="minorHAnsi"/>
+          <w:b/>
+          <w:bCs/>
+          <w:sz w:val="24"/>
+          <w:szCs w:val="24"/>
+        </w:rPr>
+        <w:t>Seconds</w:t>
+      </w:r>
+      <w:r>
+        <w:rPr>
+          <w:rFonts w:cstheme="minorHAnsi"/>
+          <w:sz w:val="24"/>
+          <w:szCs w:val="24"/>
+        </w:rPr>
+        <w:t>[ s(00 to 59)]</w:t>
+      </w:r>
+    </w:p>
+    <w:p>
+      <w:pPr>
+        <w:spacing w:after="0" w:line="240" w:lineRule="auto"/>
+        <w:rPr>
+          <w:rFonts w:cstheme="minorHAnsi"/>
+          <w:sz w:val="24"/>
+          <w:szCs w:val="24"/>
+        </w:rPr>
+      </w:pPr>
+      <w:r>
+        <w:rPr>
+          <w:rFonts w:cstheme="minorHAnsi"/>
+          <w:b/>
+          <w:bCs/>
+          <w:sz w:val="24"/>
+          <w:szCs w:val="24"/>
+        </w:rPr>
+        <w:t>Include/Include_once:</w:t>
+      </w:r>
+      <w:r>
+        <w:rPr>
+          <w:rFonts w:cstheme="minorHAnsi"/>
+          <w:sz w:val="24"/>
+          <w:szCs w:val="24"/>
+        </w:rPr>
+        <w:t xml:space="preserve"> If there is any error in include file, the error will be show and the next code will be executed. Include_once execute only one file even we include multiple time.</w:t>
+      </w:r>
+    </w:p>
+    <w:p>
+      <w:pPr>
+        <w:spacing w:after="0" w:line="240" w:lineRule="auto"/>
+        <w:rPr>
+          <w:rFonts w:cstheme="minorHAnsi"/>
+          <w:sz w:val="24"/>
+          <w:szCs w:val="24"/>
+        </w:rPr>
+      </w:pPr>
+      <w:r>
+        <w:rPr>
+          <w:rFonts w:cstheme="minorHAnsi"/>
+          <w:b/>
+          <w:bCs/>
+          <w:sz w:val="24"/>
+          <w:szCs w:val="24"/>
+        </w:rPr>
+        <w:t>Requier/Require_once:</w:t>
+      </w:r>
+      <w:r>
+        <w:rPr>
+          <w:rFonts w:cstheme="minorHAnsi"/>
+          <w:sz w:val="24"/>
+          <w:szCs w:val="24"/>
+        </w:rPr>
+        <w:t xml:space="preserve"> If there is any error in require file, the error will be show and the next code will not execute. Require_once execute only one file even we add multiple time.</w:t>
+      </w:r>
+    </w:p>
+    <w:p>
+      <w:pPr>
+        <w:spacing w:after="0" w:line="240" w:lineRule="auto"/>
+        <w:rPr>
+          <w:rFonts w:cstheme="minorHAnsi"/>
+          <w:sz w:val="24"/>
+          <w:szCs w:val="24"/>
+        </w:rPr>
+      </w:pPr>
+      <w:r>
+        <w:rPr>
+          <w:rFonts w:cstheme="minorHAnsi"/>
+          <w:b/>
+          <w:bCs/>
+          <w:sz w:val="24"/>
+          <w:szCs w:val="24"/>
+        </w:rPr>
+        <w:t>$_Server:</w:t>
+      </w:r>
+      <w:r>
+        <w:rPr>
+          <w:rFonts w:cstheme="minorHAnsi"/>
+          <w:sz w:val="24"/>
+          <w:szCs w:val="24"/>
+        </w:rPr>
+        <w:t xml:space="preserve"> action=”&lt;?php echo $_server[‘PHP_SELF’]?&gt;”. When form submit on same page</w:t>
+      </w:r>
+    </w:p>
+    <w:p>
+      <w:pPr>
+        <w:spacing w:after="0" w:line="240" w:lineRule="auto"/>
+        <w:rPr>
+          <w:rFonts w:cstheme="minorHAnsi"/>
+          <w:sz w:val="24"/>
+          <w:szCs w:val="24"/>
+        </w:rPr>
+      </w:pPr>
+      <w:r>
+        <w:rPr>
+          <w:rFonts w:cstheme="minorHAnsi"/>
+          <w:b/>
+          <w:bCs/>
+          <w:sz w:val="24"/>
+          <w:szCs w:val="24"/>
+        </w:rPr>
+        <w:t>$_COOKI</w:t>
+      </w:r>
+      <w:r>
+        <w:rPr>
+          <w:rFonts w:cstheme="minorHAnsi"/>
+          <w:b/>
+          <w:bCs/>
+          <w:sz w:val="24"/>
+          <w:szCs w:val="24"/>
+        </w:rPr>
+        <w:t>E</w:t>
+      </w:r>
+      <w:r>
+        <w:rPr>
+          <w:rFonts w:cstheme="minorHAnsi"/>
+          <w:b/>
+          <w:bCs/>
+          <w:sz w:val="24"/>
+          <w:szCs w:val="24"/>
+        </w:rPr>
+        <w:t xml:space="preserve">: </w:t>
+      </w:r>
+      <w:r>
+        <w:rPr>
+          <w:rFonts w:cstheme="minorHAnsi"/>
+          <w:sz w:val="24"/>
+          <w:szCs w:val="24"/>
+        </w:rPr>
+        <w:t>Cookie is used to store data as session. For get $_COOKIE[‘cookie name’]; and for set</w:t>
+      </w:r>
+    </w:p>
+    <w:p>
+      <w:pPr>
+        <w:spacing w:after="0" w:line="240" w:lineRule="auto"/>
+        <w:rPr>
+          <w:rFonts w:cstheme="minorHAnsi"/>
+          <w:sz w:val="24"/>
+          <w:szCs w:val="24"/>
+        </w:rPr>
+      </w:pPr>
+      <w:r>
+        <w:rPr>
+          <w:rFonts w:cstheme="minorHAnsi"/>
+          <w:sz w:val="24"/>
+          <w:szCs w:val="24"/>
+        </w:rPr>
+        <w:t>Setcookie(“cookie name”,”value”, Expire Time, “path to access”).</w:t>
+      </w:r>
+    </w:p>
+    <w:p>
+      <w:pPr>
+        <w:spacing w:after="0" w:line="240" w:lineRule="auto"/>
+        <w:rPr>
+          <w:rFonts w:cstheme="minorHAnsi"/>
+          <w:sz w:val="24"/>
+          <w:szCs w:val="24"/>
+        </w:rPr>
+      </w:pPr>
+      <w:r>
+        <w:rPr>
+          <w:rFonts w:cstheme="minorHAnsi"/>
+          <w:b/>
+          <w:bCs/>
+          <w:sz w:val="24"/>
+          <w:szCs w:val="24"/>
+        </w:rPr>
         <w:lastRenderedPageBreak/>
-        <w:t>String Operator:</w:t>
-      </w:r>
-      <w:r>
-        <w:rPr>
-          <w:rFonts w:cstheme="minorHAnsi"/>
-          <w:sz w:val="24"/>
-          <w:szCs w:val="24"/>
-        </w:rPr>
-        <w:t xml:space="preserve"> “ . “ concatenation</w:t>
-      </w:r>
-    </w:p>
-    <w:p>
-      <w:pPr>
-        <w:spacing w:after="0" w:line="240" w:lineRule="auto"/>
-        <w:rPr>
-          <w:rFonts w:cstheme="minorHAnsi"/>
-          <w:sz w:val="24"/>
-          <w:szCs w:val="24"/>
-        </w:rPr>
-      </w:pPr>
-      <w:r>
-        <w:rPr>
-          <w:rFonts w:cstheme="minorHAnsi"/>
-          <w:b/>
-          <w:bCs/>
-          <w:sz w:val="24"/>
-          <w:szCs w:val="24"/>
-        </w:rPr>
-        <w:t>Goto</w:t>
-      </w:r>
-      <w:r>
-        <w:rPr>
-          <w:rFonts w:cstheme="minorHAnsi"/>
-          <w:sz w:val="24"/>
-          <w:szCs w:val="24"/>
-        </w:rPr>
-        <w:t xml:space="preserve"> : It’s used to jump. It will skip between code. It is assigned as xyz: and use goto xyz</w:t>
-      </w:r>
-    </w:p>
-    <w:p>
-      <w:pPr>
-        <w:spacing w:after="0" w:line="240" w:lineRule="auto"/>
-        <w:rPr>
-          <w:rFonts w:cstheme="minorHAnsi"/>
-          <w:sz w:val="24"/>
-          <w:szCs w:val="24"/>
-        </w:rPr>
-      </w:pPr>
-      <w:r>
-        <w:rPr>
-          <w:rFonts w:cstheme="minorHAnsi"/>
-          <w:b/>
-          <w:bCs/>
-          <w:sz w:val="24"/>
-          <w:szCs w:val="24"/>
-        </w:rPr>
-        <w:t>Funct</w:t>
-      </w:r>
-      <w:r>
-        <w:rPr>
-          <w:rFonts w:cstheme="minorHAnsi"/>
-          <w:b/>
-          <w:bCs/>
-          <w:sz w:val="24"/>
-          <w:szCs w:val="24"/>
-        </w:rPr>
-        <w:t>i</w:t>
-      </w:r>
-      <w:r>
-        <w:rPr>
-          <w:rFonts w:cstheme="minorHAnsi"/>
-          <w:b/>
-          <w:bCs/>
-          <w:sz w:val="24"/>
-          <w:szCs w:val="24"/>
-        </w:rPr>
-        <w:t>on Return:</w:t>
-      </w:r>
-      <w:r>
-        <w:rPr>
-          <w:rFonts w:cstheme="minorHAnsi"/>
-          <w:sz w:val="24"/>
-          <w:szCs w:val="24"/>
-        </w:rPr>
-        <w:t xml:space="preserve"> It is used when we want to store function output in a variable.</w:t>
-      </w:r>
-    </w:p>
-    <w:p>
-      <w:pPr>
-        <w:spacing w:after="0" w:line="240" w:lineRule="auto"/>
-        <w:rPr>
-          <w:rFonts w:cstheme="minorHAnsi"/>
-          <w:sz w:val="24"/>
-          <w:szCs w:val="24"/>
-        </w:rPr>
-      </w:pPr>
-      <w:r>
-        <w:rPr>
-          <w:rFonts w:cstheme="minorHAnsi"/>
-          <w:b/>
-          <w:bCs/>
-          <w:sz w:val="24"/>
-          <w:szCs w:val="24"/>
-        </w:rPr>
-        <w:t>Array:</w:t>
-      </w:r>
-      <w:r>
-        <w:rPr>
-          <w:rFonts w:cstheme="minorHAnsi"/>
-          <w:sz w:val="24"/>
-          <w:szCs w:val="24"/>
-        </w:rPr>
-        <w:t xml:space="preserve"> $a = array(33, “ahmad” , 5);   $b = [11 , 88 , “Muhammad”];</w:t>
-      </w:r>
-    </w:p>
-    <w:p>
-      <w:pPr>
-        <w:spacing w:after="0" w:line="240" w:lineRule="auto"/>
-        <w:rPr>
-          <w:rFonts w:cstheme="minorHAnsi"/>
-          <w:sz w:val="24"/>
-          <w:szCs w:val="24"/>
-        </w:rPr>
-      </w:pPr>
-      <w:r>
-        <w:rPr>
-          <w:rFonts w:cstheme="minorHAnsi"/>
-          <w:b/>
-          <w:bCs/>
-          <w:sz w:val="24"/>
-          <w:szCs w:val="24"/>
-        </w:rPr>
-        <w:t>Associative Array:</w:t>
-      </w:r>
-      <w:r>
-        <w:rPr>
-          <w:rFonts w:cstheme="minorHAnsi"/>
-          <w:sz w:val="24"/>
-          <w:szCs w:val="24"/>
-        </w:rPr>
-        <w:t xml:space="preserve"> $a = ( “name”=&gt; “Ahamd” , “age”=&gt;23 , “id”=&gt;1)</w:t>
-      </w:r>
-    </w:p>
-    <w:p>
-      <w:pPr>
-        <w:spacing w:after="0" w:line="240" w:lineRule="auto"/>
-        <w:rPr>
-          <w:rFonts w:cstheme="minorHAnsi"/>
-          <w:sz w:val="24"/>
-          <w:szCs w:val="24"/>
-        </w:rPr>
-      </w:pPr>
-      <w:r>
-        <w:rPr>
-          <w:rFonts w:cstheme="minorHAnsi"/>
-          <w:b/>
-          <w:bCs/>
-          <w:sz w:val="24"/>
-          <w:szCs w:val="24"/>
-        </w:rPr>
-        <w:t xml:space="preserve">Foreach Loop: </w:t>
-      </w:r>
-      <w:r>
-        <w:rPr>
-          <w:rFonts w:cstheme="minorHAnsi"/>
-          <w:sz w:val="24"/>
-          <w:szCs w:val="24"/>
-        </w:rPr>
-        <w:t>Used for array. Syntax is foreach($a as $b). $b will be used for value display.</w:t>
-      </w:r>
-    </w:p>
-    <w:p>
-      <w:pPr>
-        <w:spacing w:after="0" w:line="240" w:lineRule="auto"/>
-        <w:rPr>
-          <w:rFonts w:cstheme="minorHAnsi"/>
-          <w:sz w:val="24"/>
-          <w:szCs w:val="24"/>
-        </w:rPr>
-      </w:pPr>
-      <w:r>
-        <w:rPr>
-          <w:rFonts w:cstheme="minorHAnsi"/>
-          <w:b/>
-          <w:bCs/>
-          <w:sz w:val="24"/>
-          <w:szCs w:val="24"/>
-        </w:rPr>
-        <w:t>&lt;pre&gt;&lt;/pre&gt;:</w:t>
-      </w:r>
-      <w:r>
-        <w:rPr>
-          <w:rFonts w:cstheme="minorHAnsi"/>
-          <w:sz w:val="24"/>
-          <w:szCs w:val="24"/>
-        </w:rPr>
-        <w:t xml:space="preserve"> This tag is used before and after of array variable that print_r to organize display.</w:t>
-      </w:r>
-    </w:p>
-    <w:p>
-      <w:pPr>
-        <w:spacing w:after="0" w:line="240" w:lineRule="auto"/>
-        <w:rPr>
-          <w:rFonts w:cstheme="minorHAnsi"/>
-          <w:sz w:val="24"/>
-          <w:szCs w:val="24"/>
-        </w:rPr>
-      </w:pPr>
-      <w:r>
-        <w:rPr>
-          <w:rFonts w:cstheme="minorHAnsi"/>
-          <w:b/>
-          <w:bCs/>
-          <w:sz w:val="24"/>
-          <w:szCs w:val="24"/>
-        </w:rPr>
-        <w:t>Date:</w:t>
-      </w:r>
-      <w:r>
-        <w:rPr>
-          <w:rFonts w:cstheme="minorHAnsi"/>
-          <w:sz w:val="24"/>
-          <w:szCs w:val="24"/>
-        </w:rPr>
-        <w:t xml:space="preserve"> date(“d – F – Y”); </w:t>
-      </w:r>
-      <w:r>
-        <w:rPr>
-          <w:rFonts w:cstheme="minorHAnsi"/>
-          <w:b/>
-          <w:bCs/>
-          <w:sz w:val="24"/>
-          <w:szCs w:val="24"/>
-        </w:rPr>
-        <w:t>Day</w:t>
-      </w:r>
-      <w:r>
-        <w:rPr>
-          <w:rFonts w:cstheme="minorHAnsi"/>
-          <w:sz w:val="24"/>
-          <w:szCs w:val="24"/>
-        </w:rPr>
-        <w:t xml:space="preserve">[d(01 to 31),s(nd,rd,th)], </w:t>
-      </w:r>
-      <w:r>
-        <w:rPr>
-          <w:rFonts w:cstheme="minorHAnsi"/>
-          <w:b/>
-          <w:bCs/>
-          <w:sz w:val="24"/>
-          <w:szCs w:val="24"/>
-        </w:rPr>
-        <w:t>Month</w:t>
-      </w:r>
-      <w:r>
-        <w:rPr>
-          <w:rFonts w:cstheme="minorHAnsi"/>
-          <w:sz w:val="24"/>
-          <w:szCs w:val="24"/>
-        </w:rPr>
-        <w:t>[F(January),m(01),M(Jan)],</w:t>
-      </w:r>
-      <w:r>
-        <w:rPr>
-          <w:rFonts w:cstheme="minorHAnsi"/>
-          <w:b/>
-          <w:bCs/>
-          <w:sz w:val="24"/>
-          <w:szCs w:val="24"/>
-        </w:rPr>
-        <w:t>Year</w:t>
-      </w:r>
-      <w:r>
-        <w:rPr>
-          <w:rFonts w:cstheme="minorHAnsi"/>
-          <w:sz w:val="24"/>
-          <w:szCs w:val="24"/>
-        </w:rPr>
-        <w:t>[Y,y]</w:t>
-      </w:r>
-    </w:p>
-    <w:p>
-      <w:pPr>
-        <w:spacing w:after="0" w:line="240" w:lineRule="auto"/>
-        <w:rPr>
-          <w:rFonts w:cstheme="minorHAnsi"/>
-          <w:sz w:val="24"/>
-          <w:szCs w:val="24"/>
-        </w:rPr>
-      </w:pPr>
-      <w:r>
-        <w:rPr>
-          <w:rFonts w:cstheme="minorHAnsi"/>
-          <w:b/>
-          <w:bCs/>
-          <w:sz w:val="24"/>
-          <w:szCs w:val="24"/>
-        </w:rPr>
-        <w:t>Time:</w:t>
-      </w:r>
-      <w:r>
-        <w:rPr>
-          <w:rFonts w:cstheme="minorHAnsi"/>
-          <w:sz w:val="24"/>
-          <w:szCs w:val="24"/>
-        </w:rPr>
-        <w:t xml:space="preserve"> date(“h:i:s”); </w:t>
-      </w:r>
-      <w:r>
-        <w:rPr>
-          <w:rFonts w:cstheme="minorHAnsi"/>
-          <w:b/>
-          <w:bCs/>
-          <w:sz w:val="24"/>
-          <w:szCs w:val="24"/>
-        </w:rPr>
-        <w:t>Hour[</w:t>
-      </w:r>
-      <w:r>
-        <w:rPr>
-          <w:rFonts w:cstheme="minorHAnsi"/>
-          <w:sz w:val="24"/>
-          <w:szCs w:val="24"/>
-        </w:rPr>
-        <w:t xml:space="preserve">h(01 to 12),H(01 to 23)], </w:t>
-      </w:r>
-      <w:r>
-        <w:rPr>
-          <w:rFonts w:cstheme="minorHAnsi"/>
-          <w:b/>
-          <w:bCs/>
-          <w:sz w:val="24"/>
-          <w:szCs w:val="24"/>
-        </w:rPr>
-        <w:t>Minutes</w:t>
-      </w:r>
-      <w:r>
-        <w:rPr>
-          <w:rFonts w:cstheme="minorHAnsi"/>
-          <w:sz w:val="24"/>
-          <w:szCs w:val="24"/>
-        </w:rPr>
-        <w:t xml:space="preserve">[ i(00 to 59)], </w:t>
-      </w:r>
-      <w:r>
-        <w:rPr>
-          <w:rFonts w:cstheme="minorHAnsi"/>
-          <w:b/>
-          <w:bCs/>
-          <w:sz w:val="24"/>
-          <w:szCs w:val="24"/>
-        </w:rPr>
-        <w:t>Seconds</w:t>
-      </w:r>
-      <w:r>
-        <w:rPr>
-          <w:rFonts w:cstheme="minorHAnsi"/>
-          <w:sz w:val="24"/>
-          <w:szCs w:val="24"/>
-        </w:rPr>
-        <w:t>[ s(00 to 59)]</w:t>
-      </w:r>
-    </w:p>
-    <w:p>
-      <w:pPr>
-        <w:spacing w:after="0" w:line="240" w:lineRule="auto"/>
-        <w:rPr>
-          <w:rFonts w:cstheme="minorHAnsi"/>
-          <w:sz w:val="24"/>
-          <w:szCs w:val="24"/>
-        </w:rPr>
-      </w:pPr>
-      <w:r>
-        <w:rPr>
-          <w:rFonts w:cstheme="minorHAnsi"/>
-          <w:b/>
-          <w:bCs/>
-          <w:sz w:val="24"/>
-          <w:szCs w:val="24"/>
-        </w:rPr>
-        <w:t>Include/Include_once:</w:t>
-      </w:r>
-      <w:r>
-        <w:rPr>
-          <w:rFonts w:cstheme="minorHAnsi"/>
-          <w:sz w:val="24"/>
-          <w:szCs w:val="24"/>
-        </w:rPr>
-        <w:t xml:space="preserve"> If there is any error in include file, the error will be show and the next code will be executed. Include_once execute only one file even we include multiple time.</w:t>
-      </w:r>
-    </w:p>
-    <w:p>
-      <w:pPr>
-        <w:spacing w:after="0" w:line="240" w:lineRule="auto"/>
-        <w:rPr>
-          <w:rFonts w:cstheme="minorHAnsi"/>
-          <w:sz w:val="24"/>
-          <w:szCs w:val="24"/>
-        </w:rPr>
-      </w:pPr>
-      <w:r>
-        <w:rPr>
-          <w:rFonts w:cstheme="minorHAnsi"/>
-          <w:b/>
-          <w:bCs/>
-          <w:sz w:val="24"/>
-          <w:szCs w:val="24"/>
-        </w:rPr>
-        <w:t>Requier/Require_once:</w:t>
-      </w:r>
-      <w:r>
-        <w:rPr>
-          <w:rFonts w:cstheme="minorHAnsi"/>
-          <w:sz w:val="24"/>
-          <w:szCs w:val="24"/>
-        </w:rPr>
-        <w:t xml:space="preserve"> If there is any error in require file, the error will be show and the next code will not execute. Require_once execute only one file even we add multiple time.</w:t>
-      </w:r>
-    </w:p>
-    <w:p>
-      <w:pPr>
-        <w:spacing w:after="0" w:line="240" w:lineRule="auto"/>
-        <w:rPr>
-          <w:rFonts w:cstheme="minorHAnsi"/>
-          <w:sz w:val="24"/>
-          <w:szCs w:val="24"/>
-        </w:rPr>
-      </w:pPr>
-      <w:r>
-        <w:rPr>
-          <w:rFonts w:cstheme="minorHAnsi"/>
-          <w:b/>
-          <w:bCs/>
-          <w:sz w:val="24"/>
-          <w:szCs w:val="24"/>
-        </w:rPr>
-        <w:t>$_Server:</w:t>
-      </w:r>
-      <w:r>
-        <w:rPr>
-          <w:rFonts w:cstheme="minorHAnsi"/>
-          <w:sz w:val="24"/>
-          <w:szCs w:val="24"/>
-        </w:rPr>
-        <w:t xml:space="preserve"> action=”&lt;?php echo $_server[‘PHP_SELF’]?&gt;”. When form submit on same page</w:t>
-      </w:r>
-    </w:p>
-    <w:p>
-      <w:pPr>
-        <w:spacing w:after="0" w:line="240" w:lineRule="auto"/>
-        <w:rPr>
-          <w:rFonts w:cstheme="minorHAnsi"/>
-          <w:sz w:val="24"/>
-          <w:szCs w:val="24"/>
-        </w:rPr>
-      </w:pPr>
-      <w:r>
-        <w:rPr>
-          <w:rFonts w:cstheme="minorHAnsi"/>
-          <w:b/>
-          <w:bCs/>
-          <w:sz w:val="24"/>
-          <w:szCs w:val="24"/>
-        </w:rPr>
-        <w:t>$_COOKI</w:t>
-      </w:r>
-      <w:r>
-        <w:rPr>
-          <w:rFonts w:cstheme="minorHAnsi"/>
-          <w:b/>
-          <w:bCs/>
-          <w:sz w:val="24"/>
-          <w:szCs w:val="24"/>
-        </w:rPr>
-        <w:t>E</w:t>
-      </w:r>
-      <w:r>
-        <w:rPr>
-          <w:rFonts w:cstheme="minorHAnsi"/>
-          <w:b/>
-          <w:bCs/>
-          <w:sz w:val="24"/>
-          <w:szCs w:val="24"/>
-        </w:rPr>
-        <w:t xml:space="preserve">: </w:t>
-      </w:r>
-      <w:r>
-        <w:rPr>
-          <w:rFonts w:cstheme="minorHAnsi"/>
-          <w:sz w:val="24"/>
-          <w:szCs w:val="24"/>
-        </w:rPr>
-        <w:t>Cookie is used to store data as session. For get $_COOKIE[‘cookie name’]; and for set</w:t>
-      </w:r>
-    </w:p>
-    <w:p>
-      <w:pPr>
-        <w:spacing w:after="0" w:line="240" w:lineRule="auto"/>
-        <w:rPr>
-          <w:rFonts w:cstheme="minorHAnsi"/>
-          <w:sz w:val="24"/>
-          <w:szCs w:val="24"/>
-        </w:rPr>
-      </w:pPr>
-      <w:r>
-        <w:rPr>
-          <w:rFonts w:cstheme="minorHAnsi"/>
-          <w:sz w:val="24"/>
-          <w:szCs w:val="24"/>
-        </w:rPr>
-        <w:t>Setcookie(“cookie name”,”value”, Expire Time, “path to access”).</w:t>
-      </w:r>
-    </w:p>
-    <w:p>
-      <w:pPr>
-        <w:spacing w:after="0" w:line="240" w:lineRule="auto"/>
-        <w:rPr>
-          <w:rFonts w:cstheme="minorHAnsi"/>
-          <w:sz w:val="24"/>
-          <w:szCs w:val="24"/>
-        </w:rPr>
-      </w:pPr>
-      <w:r>
-        <w:rPr>
-          <w:rFonts w:cstheme="minorHAnsi"/>
-          <w:b/>
-          <w:bCs/>
-          <w:sz w:val="24"/>
-          <w:szCs w:val="24"/>
-        </w:rPr>
         <w:t>$_SESSION:</w:t>
       </w:r>
       <w:r>
@@ -2373,476 +2982,476 @@
           <w:sz w:val="24"/>
           <w:szCs w:val="24"/>
         </w:rPr>
+        <w:t>Update:</w:t>
+      </w:r>
+      <w:r>
+        <w:rPr>
+          <w:rFonts w:cstheme="minorHAnsi"/>
+          <w:sz w:val="24"/>
+          <w:szCs w:val="24"/>
+        </w:rPr>
+        <w:t xml:space="preserve"> update student set name=”malik”, email=”No Email” where student_id=1</w:t>
+      </w:r>
+    </w:p>
+    <w:p>
+      <w:pPr>
+        <w:spacing w:after="0" w:line="240" w:lineRule="auto"/>
+        <w:rPr>
+          <w:rFonts w:cstheme="minorHAnsi"/>
+          <w:sz w:val="24"/>
+          <w:szCs w:val="24"/>
+        </w:rPr>
+      </w:pPr>
+      <w:r>
+        <w:rPr>
+          <w:rFonts w:cstheme="minorHAnsi"/>
+          <w:b/>
+          <w:bCs/>
+          <w:sz w:val="24"/>
+          <w:szCs w:val="24"/>
+        </w:rPr>
+        <w:t>Delete:</w:t>
+      </w:r>
+      <w:r>
+        <w:rPr>
+          <w:rFonts w:cstheme="minorHAnsi"/>
+          <w:sz w:val="24"/>
+          <w:szCs w:val="24"/>
+        </w:rPr>
+        <w:t xml:space="preserve"> delete from student where student_id=1</w:t>
+      </w:r>
+    </w:p>
+    <w:p>
+      <w:pPr>
+        <w:spacing w:after="0" w:line="240" w:lineRule="auto"/>
+        <w:rPr>
+          <w:rFonts w:cstheme="minorHAnsi"/>
+          <w:sz w:val="24"/>
+          <w:szCs w:val="24"/>
+        </w:rPr>
+      </w:pPr>
+      <w:r>
+        <w:rPr>
+          <w:rFonts w:cstheme="minorHAnsi"/>
+          <w:b/>
+          <w:bCs/>
+          <w:sz w:val="24"/>
+          <w:szCs w:val="24"/>
+        </w:rPr>
+        <w:t>Select Multiple Column:</w:t>
+      </w:r>
+      <w:r>
+        <w:rPr>
+          <w:rFonts w:cstheme="minorHAnsi"/>
+          <w:b/>
+          <w:bCs/>
+          <w:sz w:val="24"/>
+          <w:szCs w:val="24"/>
+        </w:rPr>
+        <w:t xml:space="preserve"> </w:t>
+      </w:r>
+      <w:r>
+        <w:rPr>
+          <w:rFonts w:cstheme="minorHAnsi"/>
+          <w:sz w:val="24"/>
+          <w:szCs w:val="24"/>
+        </w:rPr>
+        <w:t>select name, email from student where student_id=2</w:t>
+      </w:r>
+    </w:p>
+    <w:p>
+      <w:pPr>
+        <w:spacing w:after="0" w:line="240" w:lineRule="auto"/>
+        <w:rPr>
+          <w:rFonts w:cstheme="minorHAnsi"/>
+          <w:sz w:val="24"/>
+          <w:szCs w:val="24"/>
+        </w:rPr>
+      </w:pPr>
+      <w:r>
+        <w:rPr>
+          <w:rFonts w:cstheme="minorHAnsi"/>
+          <w:b/>
+          <w:bCs/>
+          <w:sz w:val="24"/>
+          <w:szCs w:val="24"/>
+        </w:rPr>
+        <w:t>Distinct:</w:t>
+      </w:r>
+      <w:r>
+        <w:rPr>
+          <w:rFonts w:cstheme="minorHAnsi"/>
+          <w:sz w:val="24"/>
+          <w:szCs w:val="24"/>
+        </w:rPr>
+        <w:t xml:space="preserve"> Remove duplicate rows when select multiple rows. Write after select keyword.</w:t>
+      </w:r>
+    </w:p>
+    <w:p>
+      <w:pPr>
+        <w:spacing w:after="0" w:line="240" w:lineRule="auto"/>
+        <w:rPr>
+          <w:rFonts w:cstheme="minorHAnsi"/>
+          <w:sz w:val="24"/>
+          <w:szCs w:val="24"/>
+        </w:rPr>
+      </w:pPr>
+      <w:r>
+        <w:rPr>
+          <w:rFonts w:cstheme="minorHAnsi"/>
+          <w:b/>
+          <w:bCs/>
+          <w:sz w:val="24"/>
+          <w:szCs w:val="24"/>
+        </w:rPr>
+        <w:t>AND/OR</w:t>
+      </w:r>
+      <w:r>
+        <w:rPr>
+          <w:rFonts w:cstheme="minorHAnsi"/>
+          <w:b/>
+          <w:bCs/>
+          <w:sz w:val="24"/>
+          <w:szCs w:val="24"/>
+        </w:rPr>
+        <w:t>/NOT</w:t>
+      </w:r>
+      <w:r>
+        <w:rPr>
+          <w:rFonts w:cstheme="minorHAnsi"/>
+          <w:b/>
+          <w:bCs/>
+          <w:sz w:val="24"/>
+          <w:szCs w:val="24"/>
+        </w:rPr>
+        <w:t>:</w:t>
+      </w:r>
+      <w:r>
+        <w:rPr>
+          <w:rFonts w:cstheme="minorHAnsi"/>
+          <w:sz w:val="24"/>
+          <w:szCs w:val="24"/>
+        </w:rPr>
+        <w:t xml:space="preserve"> select name from student where student_id=2 AND email=”ia” OR name=”malik” and student_id &lt;&gt; 1</w:t>
+      </w:r>
+    </w:p>
+    <w:p>
+      <w:pPr>
+        <w:spacing w:after="0" w:line="240" w:lineRule="auto"/>
+        <w:rPr>
+          <w:rFonts w:cstheme="minorHAnsi"/>
+          <w:sz w:val="24"/>
+          <w:szCs w:val="24"/>
+        </w:rPr>
+      </w:pPr>
+      <w:r>
+        <w:rPr>
+          <w:rFonts w:cstheme="minorHAnsi"/>
+          <w:b/>
+          <w:bCs/>
+          <w:sz w:val="24"/>
+          <w:szCs w:val="24"/>
+        </w:rPr>
+        <w:t>Between/Not Between:</w:t>
+      </w:r>
+      <w:r>
+        <w:rPr>
+          <w:rFonts w:cstheme="minorHAnsi"/>
+          <w:sz w:val="24"/>
+          <w:szCs w:val="24"/>
+        </w:rPr>
+        <w:t xml:space="preserve"> select * from students where marks between 800 and 1000</w:t>
+      </w:r>
+    </w:p>
+    <w:p>
+      <w:pPr>
+        <w:spacing w:after="0" w:line="240" w:lineRule="auto"/>
+        <w:rPr>
+          <w:rFonts w:cstheme="minorHAnsi"/>
+          <w:sz w:val="24"/>
+          <w:szCs w:val="24"/>
+        </w:rPr>
+      </w:pPr>
+      <w:r>
+        <w:rPr>
+          <w:rFonts w:cstheme="minorHAnsi"/>
+          <w:b/>
+          <w:bCs/>
+          <w:sz w:val="24"/>
+          <w:szCs w:val="24"/>
+        </w:rPr>
+        <w:t>IN/NOT IN:</w:t>
+      </w:r>
+      <w:r>
+        <w:rPr>
+          <w:rFonts w:cstheme="minorHAnsi"/>
+          <w:sz w:val="24"/>
+          <w:szCs w:val="24"/>
+        </w:rPr>
+        <w:t xml:space="preserve"> select * from students where marks IN (300,400,900)</w:t>
+      </w:r>
+    </w:p>
+    <w:p>
+      <w:pPr>
+        <w:spacing w:after="0" w:line="240" w:lineRule="auto"/>
+        <w:rPr>
+          <w:rFonts w:cstheme="minorHAnsi"/>
+          <w:sz w:val="24"/>
+          <w:szCs w:val="24"/>
+        </w:rPr>
+      </w:pPr>
+      <w:r>
+        <w:rPr>
+          <w:rFonts w:cstheme="minorHAnsi"/>
+          <w:b/>
+          <w:bCs/>
+          <w:sz w:val="24"/>
+          <w:szCs w:val="24"/>
+        </w:rPr>
+        <w:t>NULL</w:t>
+      </w:r>
+      <w:r>
+        <w:rPr>
+          <w:rFonts w:cstheme="minorHAnsi"/>
+          <w:b/>
+          <w:bCs/>
+          <w:sz w:val="24"/>
+          <w:szCs w:val="24"/>
+        </w:rPr>
+        <w:t>/N</w:t>
+      </w:r>
+      <w:r>
+        <w:rPr>
+          <w:rFonts w:cstheme="minorHAnsi"/>
+          <w:b/>
+          <w:bCs/>
+          <w:sz w:val="24"/>
+          <w:szCs w:val="24"/>
+        </w:rPr>
+        <w:t>OT</w:t>
+      </w:r>
+      <w:r>
+        <w:rPr>
+          <w:rFonts w:cstheme="minorHAnsi"/>
+          <w:b/>
+          <w:bCs/>
+          <w:sz w:val="24"/>
+          <w:szCs w:val="24"/>
+        </w:rPr>
+        <w:t xml:space="preserve"> </w:t>
+      </w:r>
+      <w:r>
+        <w:rPr>
+          <w:rFonts w:cstheme="minorHAnsi"/>
+          <w:b/>
+          <w:bCs/>
+          <w:sz w:val="24"/>
+          <w:szCs w:val="24"/>
+        </w:rPr>
+        <w:t>NULL</w:t>
+      </w:r>
+      <w:r>
+        <w:rPr>
+          <w:rFonts w:cstheme="minorHAnsi"/>
+          <w:b/>
+          <w:bCs/>
+          <w:sz w:val="24"/>
+          <w:szCs w:val="24"/>
+        </w:rPr>
+        <w:t>:</w:t>
+      </w:r>
+      <w:r>
+        <w:rPr>
+          <w:rFonts w:cstheme="minorHAnsi"/>
+          <w:sz w:val="24"/>
+          <w:szCs w:val="24"/>
+        </w:rPr>
+        <w:t xml:space="preserve"> select * from students where NULL</w:t>
+      </w:r>
+    </w:p>
+    <w:p>
+      <w:pPr>
+        <w:spacing w:after="0" w:line="240" w:lineRule="auto"/>
+        <w:rPr>
+          <w:rFonts w:cstheme="minorHAnsi"/>
+          <w:sz w:val="24"/>
+          <w:szCs w:val="24"/>
+        </w:rPr>
+      </w:pPr>
+      <w:r>
+        <w:rPr>
+          <w:rFonts w:cstheme="minorHAnsi"/>
+          <w:b/>
+          <w:bCs/>
+          <w:sz w:val="24"/>
+          <w:szCs w:val="24"/>
+        </w:rPr>
+        <w:t>LIKE %:</w:t>
+      </w:r>
+      <w:r>
+        <w:rPr>
+          <w:rFonts w:cstheme="minorHAnsi"/>
+          <w:sz w:val="24"/>
+          <w:szCs w:val="24"/>
+        </w:rPr>
+        <w:t xml:space="preserve"> select * from students where name LIKE “A%” or LIKE “_B%”</w:t>
+      </w:r>
+    </w:p>
+    <w:p>
+      <w:pPr>
+        <w:spacing w:after="0" w:line="240" w:lineRule="auto"/>
+        <w:rPr>
+          <w:rFonts w:cstheme="minorHAnsi"/>
+          <w:sz w:val="24"/>
+          <w:szCs w:val="24"/>
+        </w:rPr>
+      </w:pPr>
+      <w:r>
+        <w:rPr>
+          <w:rFonts w:cstheme="minorHAnsi"/>
+          <w:b/>
+          <w:bCs/>
+          <w:sz w:val="24"/>
+          <w:szCs w:val="24"/>
+        </w:rPr>
+        <w:t>Order by:</w:t>
+      </w:r>
+      <w:r>
+        <w:rPr>
+          <w:rFonts w:cstheme="minorHAnsi"/>
+          <w:b/>
+          <w:bCs/>
+          <w:sz w:val="24"/>
+          <w:szCs w:val="24"/>
+        </w:rPr>
+        <w:t xml:space="preserve"> </w:t>
+      </w:r>
+      <w:r>
+        <w:rPr>
+          <w:rFonts w:cstheme="minorHAnsi"/>
+          <w:sz w:val="24"/>
+          <w:szCs w:val="24"/>
+        </w:rPr>
+        <w:t>select name from students order by name ASC/DESC (Give order to result A-Z or Z-A)</w:t>
+      </w:r>
+    </w:p>
+    <w:p>
+      <w:pPr>
+        <w:spacing w:after="0" w:line="240" w:lineRule="auto"/>
+        <w:rPr>
+          <w:rFonts w:cstheme="minorHAnsi"/>
+          <w:sz w:val="24"/>
+          <w:szCs w:val="24"/>
+        </w:rPr>
+      </w:pPr>
+      <w:r>
+        <w:rPr>
+          <w:rFonts w:cstheme="minorHAnsi"/>
+          <w:b/>
+          <w:bCs/>
+          <w:sz w:val="24"/>
+          <w:szCs w:val="24"/>
+        </w:rPr>
+        <w:t>Aggregate</w:t>
+      </w:r>
+      <w:r>
+        <w:rPr>
+          <w:rFonts w:cstheme="minorHAnsi" w:hint="cs"/>
+          <w:b/>
+          <w:bCs/>
+          <w:sz w:val="24"/>
+          <w:szCs w:val="24"/>
+          <w:rtl/>
+        </w:rPr>
+        <w:t>(</w:t>
+      </w:r>
+      <w:r>
+        <w:rPr>
+          <w:rFonts w:ascii="Jameel Noori Nastaleeq" w:hAnsi="Jameel Noori Nastaleeq" w:cs="Jameel Noori Nastaleeq"/>
+          <w:b/>
+          <w:bCs/>
+          <w:sz w:val="24"/>
+          <w:szCs w:val="24"/>
+          <w:rtl/>
+        </w:rPr>
+        <w:t>مجموعی</w:t>
+      </w:r>
+      <w:r>
+        <w:rPr>
+          <w:rFonts w:cstheme="minorHAnsi" w:hint="cs"/>
+          <w:b/>
+          <w:bCs/>
+          <w:sz w:val="24"/>
+          <w:szCs w:val="24"/>
+          <w:rtl/>
+        </w:rPr>
+        <w:t>)</w:t>
+      </w:r>
+      <w:r>
+        <w:rPr>
+          <w:rFonts w:cstheme="minorHAnsi"/>
+          <w:b/>
+          <w:bCs/>
+          <w:sz w:val="24"/>
+          <w:szCs w:val="24"/>
+        </w:rPr>
+        <w:t xml:space="preserve"> Function:</w:t>
+      </w:r>
+      <w:r>
+        <w:rPr>
+          <w:rFonts w:cstheme="minorHAnsi"/>
+          <w:b/>
+          <w:bCs/>
+          <w:sz w:val="24"/>
+          <w:szCs w:val="24"/>
+        </w:rPr>
+        <w:t xml:space="preserve"> </w:t>
+      </w:r>
+      <w:r>
+        <w:rPr>
+          <w:rFonts w:cstheme="minorHAnsi"/>
+          <w:sz w:val="24"/>
+          <w:szCs w:val="24"/>
+        </w:rPr>
+        <w:t xml:space="preserve">select count( student_id) as “ Total Student” from student. Sum() , avg() , min() , max(). </w:t>
+      </w:r>
+      <w:r>
+        <w:rPr>
+          <w:rFonts w:cstheme="minorHAnsi"/>
+          <w:b/>
+          <w:bCs/>
+          <w:sz w:val="24"/>
+          <w:szCs w:val="24"/>
+        </w:rPr>
+        <w:t xml:space="preserve">As </w:t>
+      </w:r>
+      <w:r>
+        <w:rPr>
+          <w:rFonts w:cstheme="minorHAnsi"/>
+          <w:sz w:val="24"/>
+          <w:szCs w:val="24"/>
+        </w:rPr>
+        <w:t>keyword display the name “Total Student” of output column.</w:t>
+      </w:r>
+    </w:p>
+    <w:p>
+      <w:pPr>
+        <w:spacing w:after="0" w:line="240" w:lineRule="auto"/>
+        <w:rPr>
+          <w:rFonts w:cstheme="minorHAnsi"/>
+          <w:sz w:val="24"/>
+          <w:szCs w:val="24"/>
+        </w:rPr>
+      </w:pPr>
+      <w:r>
+        <w:rPr>
+          <w:rFonts w:cstheme="minorHAnsi"/>
+          <w:b/>
+          <w:bCs/>
+          <w:sz w:val="24"/>
+          <w:szCs w:val="24"/>
+        </w:rPr>
         <w:lastRenderedPageBreak/>
-        <w:t>Update:</w:t>
-      </w:r>
-      <w:r>
-        <w:rPr>
-          <w:rFonts w:cstheme="minorHAnsi"/>
-          <w:sz w:val="24"/>
-          <w:szCs w:val="24"/>
-        </w:rPr>
-        <w:t xml:space="preserve"> update student set name=”malik”, email=”No Email” where student_id=1</w:t>
-      </w:r>
-    </w:p>
-    <w:p>
-      <w:pPr>
-        <w:spacing w:after="0" w:line="240" w:lineRule="auto"/>
-        <w:rPr>
-          <w:rFonts w:cstheme="minorHAnsi"/>
-          <w:sz w:val="24"/>
-          <w:szCs w:val="24"/>
-        </w:rPr>
-      </w:pPr>
-      <w:r>
-        <w:rPr>
-          <w:rFonts w:cstheme="minorHAnsi"/>
-          <w:b/>
-          <w:bCs/>
-          <w:sz w:val="24"/>
-          <w:szCs w:val="24"/>
-        </w:rPr>
-        <w:t>Delete:</w:t>
-      </w:r>
-      <w:r>
-        <w:rPr>
-          <w:rFonts w:cstheme="minorHAnsi"/>
-          <w:sz w:val="24"/>
-          <w:szCs w:val="24"/>
-        </w:rPr>
-        <w:t xml:space="preserve"> delete from student where student_id=1</w:t>
-      </w:r>
-    </w:p>
-    <w:p>
-      <w:pPr>
-        <w:spacing w:after="0" w:line="240" w:lineRule="auto"/>
-        <w:rPr>
-          <w:rFonts w:cstheme="minorHAnsi"/>
-          <w:sz w:val="24"/>
-          <w:szCs w:val="24"/>
-        </w:rPr>
-      </w:pPr>
-      <w:r>
-        <w:rPr>
-          <w:rFonts w:cstheme="minorHAnsi"/>
-          <w:b/>
-          <w:bCs/>
-          <w:sz w:val="24"/>
-          <w:szCs w:val="24"/>
-        </w:rPr>
-        <w:t>Select Multiple Column:</w:t>
-      </w:r>
-      <w:r>
-        <w:rPr>
-          <w:rFonts w:cstheme="minorHAnsi"/>
-          <w:b/>
-          <w:bCs/>
-          <w:sz w:val="24"/>
-          <w:szCs w:val="24"/>
-        </w:rPr>
-        <w:t xml:space="preserve"> </w:t>
-      </w:r>
-      <w:r>
-        <w:rPr>
-          <w:rFonts w:cstheme="minorHAnsi"/>
-          <w:sz w:val="24"/>
-          <w:szCs w:val="24"/>
-        </w:rPr>
-        <w:t>select name, email from student where student_id=2</w:t>
-      </w:r>
-    </w:p>
-    <w:p>
-      <w:pPr>
-        <w:spacing w:after="0" w:line="240" w:lineRule="auto"/>
-        <w:rPr>
-          <w:rFonts w:cstheme="minorHAnsi"/>
-          <w:sz w:val="24"/>
-          <w:szCs w:val="24"/>
-        </w:rPr>
-      </w:pPr>
-      <w:r>
-        <w:rPr>
-          <w:rFonts w:cstheme="minorHAnsi"/>
-          <w:b/>
-          <w:bCs/>
-          <w:sz w:val="24"/>
-          <w:szCs w:val="24"/>
-        </w:rPr>
-        <w:t>Distinct:</w:t>
-      </w:r>
-      <w:r>
-        <w:rPr>
-          <w:rFonts w:cstheme="minorHAnsi"/>
-          <w:sz w:val="24"/>
-          <w:szCs w:val="24"/>
-        </w:rPr>
-        <w:t xml:space="preserve"> Remove duplicate rows when select multiple rows. Write after select keyword.</w:t>
-      </w:r>
-    </w:p>
-    <w:p>
-      <w:pPr>
-        <w:spacing w:after="0" w:line="240" w:lineRule="auto"/>
-        <w:rPr>
-          <w:rFonts w:cstheme="minorHAnsi"/>
-          <w:sz w:val="24"/>
-          <w:szCs w:val="24"/>
-        </w:rPr>
-      </w:pPr>
-      <w:r>
-        <w:rPr>
-          <w:rFonts w:cstheme="minorHAnsi"/>
-          <w:b/>
-          <w:bCs/>
-          <w:sz w:val="24"/>
-          <w:szCs w:val="24"/>
-        </w:rPr>
-        <w:t>AND/OR</w:t>
-      </w:r>
-      <w:r>
-        <w:rPr>
-          <w:rFonts w:cstheme="minorHAnsi"/>
-          <w:b/>
-          <w:bCs/>
-          <w:sz w:val="24"/>
-          <w:szCs w:val="24"/>
-        </w:rPr>
-        <w:t>/NOT</w:t>
-      </w:r>
-      <w:r>
-        <w:rPr>
-          <w:rFonts w:cstheme="minorHAnsi"/>
-          <w:b/>
-          <w:bCs/>
-          <w:sz w:val="24"/>
-          <w:szCs w:val="24"/>
-        </w:rPr>
-        <w:t>:</w:t>
-      </w:r>
-      <w:r>
-        <w:rPr>
-          <w:rFonts w:cstheme="minorHAnsi"/>
-          <w:sz w:val="24"/>
-          <w:szCs w:val="24"/>
-        </w:rPr>
-        <w:t xml:space="preserve"> select name from student where student_id=2 AND email=”ia” OR name=”malik” and student_id &lt;&gt; 1</w:t>
-      </w:r>
-    </w:p>
-    <w:p>
-      <w:pPr>
-        <w:spacing w:after="0" w:line="240" w:lineRule="auto"/>
-        <w:rPr>
-          <w:rFonts w:cstheme="minorHAnsi"/>
-          <w:sz w:val="24"/>
-          <w:szCs w:val="24"/>
-        </w:rPr>
-      </w:pPr>
-      <w:r>
-        <w:rPr>
-          <w:rFonts w:cstheme="minorHAnsi"/>
-          <w:b/>
-          <w:bCs/>
-          <w:sz w:val="24"/>
-          <w:szCs w:val="24"/>
-        </w:rPr>
-        <w:t>Between/Not Between:</w:t>
-      </w:r>
-      <w:r>
-        <w:rPr>
-          <w:rFonts w:cstheme="minorHAnsi"/>
-          <w:sz w:val="24"/>
-          <w:szCs w:val="24"/>
-        </w:rPr>
-        <w:t xml:space="preserve"> select * from students where marks between 800 and 1000</w:t>
-      </w:r>
-    </w:p>
-    <w:p>
-      <w:pPr>
-        <w:spacing w:after="0" w:line="240" w:lineRule="auto"/>
-        <w:rPr>
-          <w:rFonts w:cstheme="minorHAnsi"/>
-          <w:sz w:val="24"/>
-          <w:szCs w:val="24"/>
-        </w:rPr>
-      </w:pPr>
-      <w:r>
-        <w:rPr>
-          <w:rFonts w:cstheme="minorHAnsi"/>
-          <w:b/>
-          <w:bCs/>
-          <w:sz w:val="24"/>
-          <w:szCs w:val="24"/>
-        </w:rPr>
-        <w:t>IN/NOT IN:</w:t>
-      </w:r>
-      <w:r>
-        <w:rPr>
-          <w:rFonts w:cstheme="minorHAnsi"/>
-          <w:sz w:val="24"/>
-          <w:szCs w:val="24"/>
-        </w:rPr>
-        <w:t xml:space="preserve"> select * from students where marks IN (300,400,900)</w:t>
-      </w:r>
-    </w:p>
-    <w:p>
-      <w:pPr>
-        <w:spacing w:after="0" w:line="240" w:lineRule="auto"/>
-        <w:rPr>
-          <w:rFonts w:cstheme="minorHAnsi"/>
-          <w:sz w:val="24"/>
-          <w:szCs w:val="24"/>
-        </w:rPr>
-      </w:pPr>
-      <w:r>
-        <w:rPr>
-          <w:rFonts w:cstheme="minorHAnsi"/>
-          <w:b/>
-          <w:bCs/>
-          <w:sz w:val="24"/>
-          <w:szCs w:val="24"/>
-        </w:rPr>
-        <w:t>NULL</w:t>
-      </w:r>
-      <w:r>
-        <w:rPr>
-          <w:rFonts w:cstheme="minorHAnsi"/>
-          <w:b/>
-          <w:bCs/>
-          <w:sz w:val="24"/>
-          <w:szCs w:val="24"/>
-        </w:rPr>
-        <w:t>/N</w:t>
-      </w:r>
-      <w:r>
-        <w:rPr>
-          <w:rFonts w:cstheme="minorHAnsi"/>
-          <w:b/>
-          <w:bCs/>
-          <w:sz w:val="24"/>
-          <w:szCs w:val="24"/>
-        </w:rPr>
-        <w:t>OT</w:t>
-      </w:r>
-      <w:r>
-        <w:rPr>
-          <w:rFonts w:cstheme="minorHAnsi"/>
-          <w:b/>
-          <w:bCs/>
-          <w:sz w:val="24"/>
-          <w:szCs w:val="24"/>
-        </w:rPr>
-        <w:t xml:space="preserve"> </w:t>
-      </w:r>
-      <w:r>
-        <w:rPr>
-          <w:rFonts w:cstheme="minorHAnsi"/>
-          <w:b/>
-          <w:bCs/>
-          <w:sz w:val="24"/>
-          <w:szCs w:val="24"/>
-        </w:rPr>
-        <w:t>NULL</w:t>
-      </w:r>
-      <w:r>
-        <w:rPr>
-          <w:rFonts w:cstheme="minorHAnsi"/>
-          <w:b/>
-          <w:bCs/>
-          <w:sz w:val="24"/>
-          <w:szCs w:val="24"/>
-        </w:rPr>
-        <w:t>:</w:t>
-      </w:r>
-      <w:r>
-        <w:rPr>
-          <w:rFonts w:cstheme="minorHAnsi"/>
-          <w:sz w:val="24"/>
-          <w:szCs w:val="24"/>
-        </w:rPr>
-        <w:t xml:space="preserve"> select * from students where NULL</w:t>
-      </w:r>
-    </w:p>
-    <w:p>
-      <w:pPr>
-        <w:spacing w:after="0" w:line="240" w:lineRule="auto"/>
-        <w:rPr>
-          <w:rFonts w:cstheme="minorHAnsi"/>
-          <w:sz w:val="24"/>
-          <w:szCs w:val="24"/>
-        </w:rPr>
-      </w:pPr>
-      <w:r>
-        <w:rPr>
-          <w:rFonts w:cstheme="minorHAnsi"/>
-          <w:b/>
-          <w:bCs/>
-          <w:sz w:val="24"/>
-          <w:szCs w:val="24"/>
-        </w:rPr>
-        <w:t>LIKE %:</w:t>
-      </w:r>
-      <w:r>
-        <w:rPr>
-          <w:rFonts w:cstheme="minorHAnsi"/>
-          <w:sz w:val="24"/>
-          <w:szCs w:val="24"/>
-        </w:rPr>
-        <w:t xml:space="preserve"> select * from students where name LIKE “A%” or LIKE “_B%”</w:t>
-      </w:r>
-    </w:p>
-    <w:p>
-      <w:pPr>
-        <w:spacing w:after="0" w:line="240" w:lineRule="auto"/>
-        <w:rPr>
-          <w:rFonts w:cstheme="minorHAnsi"/>
-          <w:sz w:val="24"/>
-          <w:szCs w:val="24"/>
-        </w:rPr>
-      </w:pPr>
-      <w:r>
-        <w:rPr>
-          <w:rFonts w:cstheme="minorHAnsi"/>
-          <w:b/>
-          <w:bCs/>
-          <w:sz w:val="24"/>
-          <w:szCs w:val="24"/>
-        </w:rPr>
-        <w:t>Order by:</w:t>
-      </w:r>
-      <w:r>
-        <w:rPr>
-          <w:rFonts w:cstheme="minorHAnsi"/>
-          <w:b/>
-          <w:bCs/>
-          <w:sz w:val="24"/>
-          <w:szCs w:val="24"/>
-        </w:rPr>
-        <w:t xml:space="preserve"> </w:t>
-      </w:r>
-      <w:r>
-        <w:rPr>
-          <w:rFonts w:cstheme="minorHAnsi"/>
-          <w:sz w:val="24"/>
-          <w:szCs w:val="24"/>
-        </w:rPr>
-        <w:t>select name from students order by name ASC/DESC (Give order to result A-Z or Z-A)</w:t>
-      </w:r>
-    </w:p>
-    <w:p>
-      <w:pPr>
-        <w:spacing w:after="0" w:line="240" w:lineRule="auto"/>
-        <w:rPr>
-          <w:rFonts w:cstheme="minorHAnsi"/>
-          <w:sz w:val="24"/>
-          <w:szCs w:val="24"/>
-        </w:rPr>
-      </w:pPr>
-      <w:r>
-        <w:rPr>
-          <w:rFonts w:cstheme="minorHAnsi"/>
-          <w:b/>
-          <w:bCs/>
-          <w:sz w:val="24"/>
-          <w:szCs w:val="24"/>
-        </w:rPr>
-        <w:t>Aggregate</w:t>
-      </w:r>
-      <w:r>
-        <w:rPr>
-          <w:rFonts w:cstheme="minorHAnsi" w:hint="cs"/>
-          <w:b/>
-          <w:bCs/>
-          <w:sz w:val="24"/>
-          <w:szCs w:val="24"/>
-          <w:rtl/>
-        </w:rPr>
-        <w:t>(</w:t>
-      </w:r>
-      <w:r>
-        <w:rPr>
-          <w:rFonts w:ascii="Jameel Noori Nastaleeq" w:hAnsi="Jameel Noori Nastaleeq" w:cs="Jameel Noori Nastaleeq"/>
-          <w:b/>
-          <w:bCs/>
-          <w:sz w:val="24"/>
-          <w:szCs w:val="24"/>
-          <w:rtl/>
-        </w:rPr>
-        <w:t>مجموعی</w:t>
-      </w:r>
-      <w:r>
-        <w:rPr>
-          <w:rFonts w:cstheme="minorHAnsi" w:hint="cs"/>
-          <w:b/>
-          <w:bCs/>
-          <w:sz w:val="24"/>
-          <w:szCs w:val="24"/>
-          <w:rtl/>
-        </w:rPr>
-        <w:t>)</w:t>
-      </w:r>
-      <w:r>
-        <w:rPr>
-          <w:rFonts w:cstheme="minorHAnsi"/>
-          <w:b/>
-          <w:bCs/>
-          <w:sz w:val="24"/>
-          <w:szCs w:val="24"/>
-        </w:rPr>
-        <w:t xml:space="preserve"> Function:</w:t>
-      </w:r>
-      <w:r>
-        <w:rPr>
-          <w:rFonts w:cstheme="minorHAnsi"/>
-          <w:b/>
-          <w:bCs/>
-          <w:sz w:val="24"/>
-          <w:szCs w:val="24"/>
-        </w:rPr>
-        <w:t xml:space="preserve"> </w:t>
-      </w:r>
-      <w:r>
-        <w:rPr>
-          <w:rFonts w:cstheme="minorHAnsi"/>
-          <w:sz w:val="24"/>
-          <w:szCs w:val="24"/>
-        </w:rPr>
-        <w:t xml:space="preserve">select count( student_id) as “ Total Student” from student. Sum() , avg() , min() , max(). </w:t>
-      </w:r>
-      <w:r>
-        <w:rPr>
-          <w:rFonts w:cstheme="minorHAnsi"/>
-          <w:b/>
-          <w:bCs/>
-          <w:sz w:val="24"/>
-          <w:szCs w:val="24"/>
-        </w:rPr>
-        <w:t xml:space="preserve">As </w:t>
-      </w:r>
-      <w:r>
-        <w:rPr>
-          <w:rFonts w:cstheme="minorHAnsi"/>
-          <w:sz w:val="24"/>
-          <w:szCs w:val="24"/>
-        </w:rPr>
-        <w:t>keyword display the name “Total Student” of output column.</w:t>
-      </w:r>
-    </w:p>
-    <w:p>
-      <w:pPr>
-        <w:spacing w:after="0" w:line="240" w:lineRule="auto"/>
-        <w:rPr>
-          <w:rFonts w:cstheme="minorHAnsi"/>
-          <w:sz w:val="24"/>
-          <w:szCs w:val="24"/>
-        </w:rPr>
-      </w:pPr>
-      <w:r>
-        <w:rPr>
-          <w:rFonts w:cstheme="minorHAnsi"/>
-          <w:b/>
-          <w:bCs/>
-          <w:sz w:val="24"/>
-          <w:szCs w:val="24"/>
-        </w:rPr>
         <w:t>Group by:</w:t>
       </w:r>
       <w:r>
@@ -3440,7 +4049,110 @@
           <w:sz w:val="24"/>
           <w:szCs w:val="24"/>
         </w:rPr>
-        <w:lastRenderedPageBreak/>
+        <w:t>Class</w:t>
+      </w:r>
+      <w:r>
+        <w:rPr>
+          <w:rFonts w:cstheme="minorHAnsi"/>
+          <w:sz w:val="24"/>
+          <w:szCs w:val="24"/>
+        </w:rPr>
+        <w:t>:</w:t>
+      </w:r>
+      <w:r>
+        <w:rPr>
+          <w:rFonts w:cstheme="minorHAnsi"/>
+          <w:sz w:val="24"/>
+          <w:szCs w:val="24"/>
+        </w:rPr>
+        <w:t xml:space="preserve"> </w:t>
+      </w:r>
+      <w:r>
+        <w:rPr>
+          <w:rFonts w:cstheme="minorHAnsi"/>
+          <w:sz w:val="24"/>
+          <w:szCs w:val="24"/>
+        </w:rPr>
+        <w:t>C</w:t>
+      </w:r>
+      <w:r>
+        <w:rPr>
+          <w:rFonts w:cstheme="minorHAnsi"/>
+          <w:sz w:val="24"/>
+          <w:szCs w:val="24"/>
+        </w:rPr>
+        <w:t>lass is like a blueprint or a template for creating objects.</w:t>
+      </w:r>
+      <w:r>
+        <w:rPr>
+          <w:rFonts w:cstheme="minorHAnsi"/>
+          <w:sz w:val="24"/>
+          <w:szCs w:val="24"/>
+        </w:rPr>
+        <w:t xml:space="preserve"> S</w:t>
+      </w:r>
+      <w:r>
+        <w:rPr>
+          <w:rFonts w:cstheme="minorHAnsi"/>
+          <w:sz w:val="24"/>
+          <w:szCs w:val="24"/>
+        </w:rPr>
+        <w:t>et of instructions on how to build something.</w:t>
+      </w:r>
+    </w:p>
+    <w:p>
+      <w:pPr>
+        <w:spacing w:after="0" w:line="240" w:lineRule="auto"/>
+        <w:rPr>
+          <w:rFonts w:cstheme="minorHAnsi"/>
+          <w:sz w:val="24"/>
+          <w:szCs w:val="24"/>
+        </w:rPr>
+      </w:pPr>
+      <w:r>
+        <w:rPr>
+          <w:rFonts w:cstheme="minorHAnsi"/>
+          <w:b/>
+          <w:bCs/>
+          <w:sz w:val="24"/>
+          <w:szCs w:val="24"/>
+        </w:rPr>
+        <w:t>Object:</w:t>
+      </w:r>
+      <w:r>
+        <w:rPr>
+          <w:rFonts w:cstheme="minorHAnsi"/>
+          <w:sz w:val="24"/>
+          <w:szCs w:val="24"/>
+        </w:rPr>
+        <w:t xml:space="preserve"> It is an instance</w:t>
+      </w:r>
+      <w:r>
+        <w:rPr>
+          <w:rFonts w:cstheme="minorHAnsi"/>
+          <w:sz w:val="24"/>
+          <w:szCs w:val="24"/>
+        </w:rPr>
+        <w:t xml:space="preserve"> of class that is used to perform specific action by using instructions from blueprint (class).</w:t>
+      </w:r>
+    </w:p>
+    <w:p>
+      <w:pPr>
+        <w:spacing w:after="0" w:line="240" w:lineRule="auto"/>
+        <w:rPr>
+          <w:rFonts w:cstheme="minorHAnsi"/>
+          <w:sz w:val="24"/>
+          <w:szCs w:val="24"/>
+        </w:rPr>
+      </w:pPr>
+      <w:r>
+        <w:rPr>
+          <w:rFonts w:cstheme="minorHAnsi"/>
+          <w:b/>
+          <w:bCs/>
+          <w:sz w:val="24"/>
+          <w:szCs w:val="24"/>
+        </w:rPr>
         <w:t xml:space="preserve">Constructor: </w:t>
       </w:r>
       <w:r>
@@ -3669,6 +4381,7 @@
           <w:sz w:val="24"/>
           <w:szCs w:val="24"/>
         </w:rPr>
+        <w:lastRenderedPageBreak/>
         <w:t>Multilevel Inheritance:</w:t>
       </w:r>
       <w:r>
@@ -3941,7 +4654,39 @@
           <w:sz w:val="24"/>
           <w:szCs w:val="24"/>
         </w:rPr>
-        <w:t xml:space="preserve"> When we create properties (variables) and methods( function) with same name and parameters in base and derived class. When we call method with object it will show the result of that class of which class is the object.</w:t>
+        <w:t xml:space="preserve"> When we create properties (variables) and methods( function) with same name and </w:t>
+      </w:r>
+      <w:r>
+        <w:rPr>
+          <w:rFonts w:cstheme="minorHAnsi"/>
+          <w:sz w:val="24"/>
+          <w:szCs w:val="24"/>
+        </w:rPr>
+        <w:t xml:space="preserve">same </w:t>
+      </w:r>
+      <w:r>
+        <w:rPr>
+          <w:rFonts w:cstheme="minorHAnsi"/>
+          <w:sz w:val="24"/>
+          <w:szCs w:val="24"/>
+        </w:rPr>
+        <w:t>parameters in</w:t>
+      </w:r>
+      <w:r>
+        <w:rPr>
+          <w:rFonts w:cstheme="minorHAnsi"/>
+          <w:sz w:val="24"/>
+          <w:szCs w:val="24"/>
+        </w:rPr>
+        <w:t xml:space="preserve"> both</w:t>
+      </w:r>
+      <w:r>
+        <w:rPr>
+          <w:rFonts w:cstheme="minorHAnsi"/>
+          <w:sz w:val="24"/>
+          <w:szCs w:val="24"/>
+        </w:rPr>
+        <w:t xml:space="preserve"> base and derived class. When we call method with object it will show the result of that class of which class is the object.</w:t>
       </w:r>
     </w:p>
     <w:p>
@@ -4325,7 +5070,6 @@
           <w:sz w:val="24"/>
           <w:szCs w:val="24"/>
         </w:rPr>
-        <w:lastRenderedPageBreak/>
         <w:t>Namespace:</w:t>
       </w:r>
       <w:r>
@@ -4467,6 +5211,7 @@
           <w:sz w:val="24"/>
           <w:szCs w:val="24"/>
         </w:rPr>
+        <w:lastRenderedPageBreak/>
         <w:t xml:space="preserve">Configuration: </w:t>
       </w:r>
       <w:r>
@@ -4642,8 +5387,6 @@
         </w:rPr>
         <w:t xml:space="preserve"> Controller pass the fetch data to view.</w:t>
       </w:r>
-      <w:bookmarkStart w:id="0" w:name="_GoBack"/>
-      <w:bookmarkEnd w:id="0"/>
     </w:p>
     <w:p>
       <w:pPr>
@@ -4703,25 +5446,7 @@
           <w:sz w:val="24"/>
           <w:szCs w:val="24"/>
         </w:rPr>
-        <w:t xml:space="preserve">It is dependency manager(Like we import font </w:t>
-      </w:r>
-      <w:proofErr w:type="spellStart"/>
-      <w:r>
-        <w:rPr>
-          <w:rFonts w:cstheme="minorHAnsi"/>
-          <w:sz w:val="24"/>
-          <w:szCs w:val="24"/>
-        </w:rPr>
-        <w:t>awsom</w:t>
-      </w:r>
-      <w:proofErr w:type="spellEnd"/>
-      <w:r>
-        <w:rPr>
-          <w:rFonts w:cstheme="minorHAnsi"/>
-          <w:sz w:val="24"/>
-          <w:szCs w:val="24"/>
-        </w:rPr>
-        <w:t xml:space="preserve"> or bootstrap library, we are depending on these libraries) software for php </w:t>
+        <w:t xml:space="preserve">It is dependency manager(Like we import font awsom or bootstrap library, we are depending on these libraries) software for php </w:t>
       </w:r>
       <w:r>
         <w:rPr>
@@ -4813,25 +5538,7 @@
           <w:sz w:val="24"/>
           <w:szCs w:val="24"/>
         </w:rPr>
-        <w:t xml:space="preserve"> Blade View files can be </w:t>
-      </w:r>
-      <w:proofErr w:type="gramStart"/>
-      <w:r>
-        <w:rPr>
-          <w:rFonts w:cstheme="minorHAnsi"/>
-          <w:sz w:val="24"/>
-          <w:szCs w:val="24"/>
-        </w:rPr>
-        <w:t>create</w:t>
-      </w:r>
-      <w:proofErr w:type="gramEnd"/>
-      <w:r>
-        <w:rPr>
-          <w:rFonts w:cstheme="minorHAnsi"/>
-          <w:sz w:val="24"/>
-          <w:szCs w:val="24"/>
-        </w:rPr>
-        <w:t xml:space="preserve"> out of resources folder just go config file for path.</w:t>
+        <w:t xml:space="preserve"> Blade View files can be create out of resources folder just go config file for path.</w:t>
       </w:r>
     </w:p>
     <w:p>
@@ -4859,25 +5566,7 @@
           <w:sz w:val="24"/>
           <w:szCs w:val="24"/>
         </w:rPr>
-        <w:t xml:space="preserve"> route::get(‘home’), function(){return view(‘home’)}); or route::view(‘</w:t>
-      </w:r>
-      <w:proofErr w:type="spellStart"/>
-      <w:r>
-        <w:rPr>
-          <w:rFonts w:cstheme="minorHAnsi"/>
-          <w:sz w:val="24"/>
-          <w:szCs w:val="24"/>
-        </w:rPr>
-        <w:t>home’,’home</w:t>
-      </w:r>
-      <w:proofErr w:type="spellEnd"/>
-      <w:r>
-        <w:rPr>
-          <w:rFonts w:cstheme="minorHAnsi"/>
-          <w:sz w:val="24"/>
-          <w:szCs w:val="24"/>
-        </w:rPr>
-        <w:t>’);</w:t>
+        <w:t xml:space="preserve"> route::get(‘home’), function(){return view(‘home’)}); or route::view(‘home’,’home’);</w:t>
       </w:r>
     </w:p>
     <w:p>
@@ -4905,43 +5594,7 @@
           <w:sz w:val="24"/>
           <w:szCs w:val="24"/>
         </w:rPr>
-        <w:t xml:space="preserve"> php artisan </w:t>
-      </w:r>
-      <w:proofErr w:type="spellStart"/>
-      <w:r>
-        <w:rPr>
-          <w:rFonts w:cstheme="minorHAnsi"/>
-          <w:sz w:val="24"/>
-          <w:szCs w:val="24"/>
-        </w:rPr>
-        <w:t>make:controller</w:t>
-      </w:r>
-      <w:proofErr w:type="spellEnd"/>
-      <w:r>
-        <w:rPr>
-          <w:rFonts w:cstheme="minorHAnsi"/>
-          <w:sz w:val="24"/>
-          <w:szCs w:val="24"/>
-        </w:rPr>
-        <w:t xml:space="preserve"> </w:t>
-      </w:r>
-      <w:proofErr w:type="spellStart"/>
-      <w:r>
-        <w:rPr>
-          <w:rFonts w:cstheme="minorHAnsi"/>
-          <w:sz w:val="24"/>
-          <w:szCs w:val="24"/>
-        </w:rPr>
-        <w:t>controller_name</w:t>
-      </w:r>
-      <w:proofErr w:type="spellEnd"/>
-      <w:r>
-        <w:rPr>
-          <w:rFonts w:cstheme="minorHAnsi"/>
-          <w:sz w:val="24"/>
-          <w:szCs w:val="24"/>
-        </w:rPr>
-        <w:t>. Create function in controller that will perform action like return view or get data from database and much more.</w:t>
+        <w:t xml:space="preserve"> php artisan make:controller controller_name. Create function in controller that will perform action like return view or get data from database and much more.</w:t>
       </w:r>
     </w:p>
     <w:p>
@@ -4969,25 +5622,7 @@
           <w:sz w:val="24"/>
           <w:szCs w:val="24"/>
         </w:rPr>
-        <w:t xml:space="preserve"> First of all import controller in </w:t>
-      </w:r>
-      <w:proofErr w:type="spellStart"/>
-      <w:r>
-        <w:rPr>
-          <w:rFonts w:cstheme="minorHAnsi"/>
-          <w:sz w:val="24"/>
-          <w:szCs w:val="24"/>
-        </w:rPr>
-        <w:t>web.php</w:t>
-      </w:r>
-      <w:proofErr w:type="spellEnd"/>
-      <w:r>
-        <w:rPr>
-          <w:rFonts w:cstheme="minorHAnsi"/>
-          <w:sz w:val="24"/>
-          <w:szCs w:val="24"/>
-        </w:rPr>
-        <w:t xml:space="preserve"> like </w:t>
+        <w:t xml:space="preserve"> First of all import controller in web.php like </w:t>
       </w:r>
       <w:r>
         <w:rPr>
@@ -5005,9 +5640,424 @@
           <w:sz w:val="20"/>
           <w:szCs w:val="20"/>
         </w:rPr>
-        <w:t>App\Http\Controllers\</w:t>
+        <w:t>App\Http\Controllers\testcontroller;</w:t>
+      </w:r>
+    </w:p>
+    <w:p>
+      <w:pPr>
+        <w:spacing w:after="0" w:line="240" w:lineRule="auto"/>
+        <w:rPr>
+          <w:rFonts w:cstheme="minorHAnsi"/>
+          <w:b/>
+          <w:bCs/>
+        </w:rPr>
+      </w:pPr>
+      <w:r>
+        <w:rPr>
+          <w:rFonts w:cstheme="minorHAnsi"/>
+          <w:sz w:val="24"/>
+          <w:szCs w:val="24"/>
+        </w:rPr>
+        <w:t xml:space="preserve">Then use </w:t>
+      </w:r>
+      <w:r>
+        <w:rPr>
+          <w:rFonts w:cstheme="minorHAnsi"/>
+          <w:b/>
+          <w:bCs/>
+        </w:rPr>
+        <w:t>Route::get(‘home’,[testcontroller::class,’function_name’]);</w:t>
+      </w:r>
+    </w:p>
+    <w:p>
+      <w:pPr>
+        <w:spacing w:after="0" w:line="240" w:lineRule="auto"/>
+        <w:rPr>
+          <w:rFonts w:cstheme="minorHAnsi"/>
+          <w:sz w:val="24"/>
+          <w:szCs w:val="24"/>
+        </w:rPr>
+      </w:pPr>
+      <w:r>
+        <w:rPr>
+          <w:rFonts w:cstheme="minorHAnsi"/>
+          <w:b/>
+          <w:bCs/>
+          <w:sz w:val="24"/>
+          <w:szCs w:val="24"/>
+        </w:rPr>
+        <w:t xml:space="preserve">Component: </w:t>
+      </w:r>
+      <w:r>
+        <w:rPr>
+          <w:rFonts w:cstheme="minorHAnsi"/>
+          <w:sz w:val="24"/>
+          <w:szCs w:val="24"/>
+        </w:rPr>
+        <w:t>php artisan make:component header.  Once it create it can be used multiple time. It create two files, one html file in resources and other php file in app folder. Where we want to call it we just type &lt;x-component name /&gt;</w:t>
+      </w:r>
+    </w:p>
+    <w:p>
+      <w:pPr>
+        <w:spacing w:after="0" w:line="240" w:lineRule="auto"/>
+        <w:rPr>
+          <w:rFonts w:cstheme="minorHAnsi"/>
+          <w:sz w:val="24"/>
+          <w:szCs w:val="24"/>
+        </w:rPr>
+      </w:pPr>
+      <w:r>
+        <w:rPr>
+          <w:rFonts w:cstheme="minorHAnsi"/>
+          <w:b/>
+          <w:bCs/>
+          <w:sz w:val="24"/>
+          <w:szCs w:val="24"/>
+        </w:rPr>
+        <w:t>Blade:</w:t>
+      </w:r>
+      <w:r>
+        <w:rPr>
+          <w:rFonts w:cstheme="minorHAnsi"/>
+          <w:sz w:val="24"/>
+          <w:szCs w:val="24"/>
+        </w:rPr>
+        <w:t xml:space="preserve"> When we use blade extension, we can use php code without using php tags. It converts php code into plaintext that can easily run like if we use a variable in html file we only write {{$variable}}, there is no php tags. Our components depend on blade. Without blade our file is like a core php. Many Laravel functionalities will not work on that page. We can also use php tag</w:t>
+      </w:r>
+    </w:p>
+    <w:p>
+      <w:pPr>
+        <w:spacing w:after="0" w:line="240" w:lineRule="auto"/>
+        <w:rPr>
+          <w:rFonts w:cstheme="minorHAnsi"/>
+          <w:sz w:val="24"/>
+          <w:szCs w:val="24"/>
+        </w:rPr>
+      </w:pPr>
+      <w:r>
+        <w:rPr>
+          <w:rFonts w:cstheme="minorHAnsi"/>
+          <w:b/>
+          <w:bCs/>
+          <w:sz w:val="24"/>
+          <w:szCs w:val="24"/>
+        </w:rPr>
+        <w:t xml:space="preserve">Foreach In Blade: </w:t>
+      </w:r>
+      <w:r>
+        <w:rPr>
+          <w:rFonts w:cstheme="minorHAnsi"/>
+          <w:sz w:val="24"/>
+          <w:szCs w:val="24"/>
+        </w:rPr>
+        <w:t>@foreach($data as $result) &lt;div&gt;{{$result}}&lt;/div&gt; @endforeach.</w:t>
+      </w:r>
+    </w:p>
+    <w:p>
+      <w:pPr>
+        <w:spacing w:after="0" w:line="240" w:lineRule="auto"/>
+        <w:rPr>
+          <w:rFonts w:cstheme="minorHAnsi"/>
+          <w:sz w:val="24"/>
+          <w:szCs w:val="24"/>
+        </w:rPr>
+      </w:pPr>
+      <w:r>
+        <w:rPr>
+          <w:rFonts w:cstheme="minorHAnsi"/>
+          <w:b/>
+          <w:bCs/>
+          <w:sz w:val="24"/>
+          <w:szCs w:val="24"/>
+        </w:rPr>
+        <w:t>Include:</w:t>
+      </w:r>
+      <w:r>
+        <w:rPr>
+          <w:rFonts w:cstheme="minorHAnsi"/>
+          <w:sz w:val="24"/>
+          <w:szCs w:val="24"/>
+        </w:rPr>
+        <w:t xml:space="preserve"> @include(‘file name’)</w:t>
+      </w:r>
+    </w:p>
+    <w:p>
+      <w:pPr>
+        <w:spacing w:after="0" w:line="240" w:lineRule="auto"/>
+        <w:rPr>
+          <w:rFonts w:cstheme="minorHAnsi"/>
+          <w:sz w:val="24"/>
+          <w:szCs w:val="24"/>
+        </w:rPr>
+      </w:pPr>
+      <w:r>
+        <w:rPr>
+          <w:rFonts w:cstheme="minorHAnsi"/>
+          <w:b/>
+          <w:bCs/>
+          <w:sz w:val="24"/>
+          <w:szCs w:val="24"/>
+        </w:rPr>
+        <w:t>419 Page Expired:</w:t>
+      </w:r>
+      <w:r>
+        <w:rPr>
+          <w:rFonts w:cstheme="minorHAnsi"/>
+          <w:sz w:val="24"/>
+          <w:szCs w:val="24"/>
+        </w:rPr>
+        <w:t xml:space="preserve"> use @csrf in form tag </w:t>
+      </w:r>
+    </w:p>
+    <w:p>
+      <w:pPr>
+        <w:spacing w:after="0" w:line="240" w:lineRule="auto"/>
+        <w:rPr>
+          <w:rFonts w:cstheme="minorHAnsi"/>
+          <w:sz w:val="24"/>
+          <w:szCs w:val="24"/>
+        </w:rPr>
+      </w:pPr>
+      <w:r>
+        <w:rPr>
+          <w:rFonts w:cstheme="minorHAnsi"/>
+          <w:b/>
+          <w:bCs/>
+          <w:sz w:val="24"/>
+          <w:szCs w:val="24"/>
+        </w:rPr>
+        <w:t xml:space="preserve">Middleware: </w:t>
+      </w:r>
+      <w:r>
+        <w:rPr>
+          <w:rFonts w:cstheme="minorHAnsi"/>
+          <w:sz w:val="24"/>
+          <w:szCs w:val="24"/>
+        </w:rPr>
+        <w:t>The layer, used to filter http requests. Php artisan make:middleware testing</w:t>
+      </w:r>
+    </w:p>
+    <w:p>
+      <w:pPr>
+        <w:spacing w:after="0" w:line="240" w:lineRule="auto"/>
+        <w:rPr>
+          <w:rFonts w:cstheme="minorHAnsi"/>
+          <w:sz w:val="24"/>
+          <w:szCs w:val="24"/>
+        </w:rPr>
+      </w:pPr>
+      <w:r>
+        <w:rPr>
+          <w:rFonts w:cstheme="minorHAnsi"/>
+          <w:b/>
+          <w:bCs/>
+          <w:sz w:val="24"/>
+          <w:szCs w:val="24"/>
+        </w:rPr>
+        <w:t>Global Middleware:</w:t>
+      </w:r>
+      <w:r>
+        <w:rPr>
+          <w:rFonts w:cstheme="minorHAnsi"/>
+          <w:sz w:val="24"/>
+          <w:szCs w:val="24"/>
+        </w:rPr>
+        <w:t xml:space="preserve"> apply on all views or routes.</w:t>
+      </w:r>
+    </w:p>
+    <w:p>
+      <w:pPr>
+        <w:spacing w:after="0" w:line="240" w:lineRule="auto"/>
+        <w:rPr>
+          <w:rFonts w:cstheme="minorHAnsi"/>
+          <w:sz w:val="24"/>
+          <w:szCs w:val="24"/>
+        </w:rPr>
+      </w:pPr>
+      <w:r>
+        <w:rPr>
+          <w:rFonts w:cstheme="minorHAnsi"/>
+          <w:b/>
+          <w:bCs/>
+          <w:sz w:val="24"/>
+          <w:szCs w:val="24"/>
+        </w:rPr>
+        <w:t>Group Middleware:</w:t>
+      </w:r>
+      <w:r>
+        <w:rPr>
+          <w:rFonts w:cstheme="minorHAnsi"/>
+          <w:sz w:val="24"/>
+          <w:szCs w:val="24"/>
+        </w:rPr>
+        <w:t xml:space="preserve"> </w:t>
+      </w:r>
+      <w:r>
+        <w:rPr>
+          <w:rFonts w:cstheme="minorHAnsi"/>
+          <w:sz w:val="24"/>
+          <w:szCs w:val="24"/>
+        </w:rPr>
+        <w:t>Route::group(['middleware'=&gt;[</w:t>
+      </w:r>
+      <w:r>
+        <w:rPr>
+          <w:rFonts w:cstheme="minorHAnsi"/>
+          <w:sz w:val="24"/>
+          <w:szCs w:val="24"/>
+        </w:rPr>
+        <w:t>middleware name</w:t>
+      </w:r>
+      <w:r>
+        <w:rPr>
+          <w:rFonts w:cstheme="minorHAnsi"/>
+          <w:sz w:val="24"/>
+          <w:szCs w:val="24"/>
+        </w:rPr>
+        <w:t>]],function(){ route::view('home', 'welcome');</w:t>
+      </w:r>
+      <w:r>
+        <w:rPr>
+          <w:rFonts w:cstheme="minorHAnsi"/>
+          <w:sz w:val="24"/>
+          <w:szCs w:val="24"/>
+        </w:rPr>
+        <w:t xml:space="preserve">   });  It is used for group of routes like 5 routes or 10 routes</w:t>
+      </w:r>
+    </w:p>
+    <w:p>
+      <w:pPr>
+        <w:spacing w:after="0" w:line="240" w:lineRule="auto"/>
+        <w:rPr>
+          <w:rFonts w:cstheme="minorHAnsi"/>
+          <w:sz w:val="24"/>
+          <w:szCs w:val="24"/>
+        </w:rPr>
+      </w:pPr>
+      <w:r>
+        <w:rPr>
+          <w:rFonts w:cstheme="minorHAnsi"/>
+          <w:b/>
+          <w:bCs/>
+          <w:sz w:val="24"/>
+          <w:szCs w:val="24"/>
+        </w:rPr>
+        <w:t>Route Middleware:</w:t>
+      </w:r>
+      <w:r>
+        <w:rPr>
+          <w:rFonts w:cstheme="minorHAnsi"/>
+          <w:sz w:val="24"/>
+          <w:szCs w:val="24"/>
+        </w:rPr>
+        <w:t xml:space="preserve"> </w:t>
+      </w:r>
+      <w:r>
+        <w:rPr>
+          <w:rFonts w:cstheme="minorHAnsi"/>
+          <w:sz w:val="24"/>
+          <w:szCs w:val="24"/>
+        </w:rPr>
+        <w:t>route::view('home', 'welcome')-&gt;middleware('</w:t>
       </w:r>
       <w:proofErr w:type="spellStart"/>
+      <w:r>
+        <w:rPr>
+          <w:rFonts w:cstheme="minorHAnsi"/>
+          <w:sz w:val="24"/>
+          <w:szCs w:val="24"/>
+        </w:rPr>
+        <w:t>noaccess</w:t>
+      </w:r>
+      <w:proofErr w:type="spellEnd"/>
+      <w:r>
+        <w:rPr>
+          <w:rFonts w:cstheme="minorHAnsi"/>
+          <w:sz w:val="24"/>
+          <w:szCs w:val="24"/>
+        </w:rPr>
+        <w:t>');</w:t>
+      </w:r>
+      <w:r>
+        <w:rPr>
+          <w:rFonts w:cstheme="minorHAnsi"/>
+          <w:sz w:val="24"/>
+          <w:szCs w:val="24"/>
+        </w:rPr>
+        <w:t xml:space="preserve"> For single route</w:t>
+      </w:r>
+    </w:p>
+    <w:p>
+      <w:pPr>
+        <w:spacing w:after="0" w:line="240" w:lineRule="auto"/>
+        <w:rPr>
+          <w:rFonts w:cstheme="minorHAnsi"/>
+          <w:sz w:val="24"/>
+          <w:szCs w:val="24"/>
+        </w:rPr>
+      </w:pPr>
+      <w:r>
+        <w:rPr>
+          <w:rFonts w:cstheme="minorHAnsi"/>
+          <w:b/>
+          <w:bCs/>
+          <w:sz w:val="24"/>
+          <w:szCs w:val="24"/>
+        </w:rPr>
+        <w:t>Model:</w:t>
+      </w:r>
+      <w:r>
+        <w:rPr>
+          <w:rFonts w:cstheme="minorHAnsi"/>
+          <w:sz w:val="24"/>
+          <w:szCs w:val="24"/>
+        </w:rPr>
+        <w:t xml:space="preserve"> It is a php class that interact with database tables. It has all detail and control of a table.</w:t>
+      </w:r>
+    </w:p>
+    <w:p>
+      <w:pPr>
+        <w:spacing w:after="0" w:line="240" w:lineRule="auto"/>
+        <w:rPr>
+          <w:rFonts w:cstheme="minorHAnsi"/>
+          <w:sz w:val="24"/>
+          <w:szCs w:val="24"/>
+        </w:rPr>
+      </w:pPr>
+      <w:r>
+        <w:rPr>
+          <w:rFonts w:cstheme="minorHAnsi"/>
+          <w:b/>
+          <w:bCs/>
+          <w:sz w:val="24"/>
+          <w:szCs w:val="24"/>
+        </w:rPr>
+        <w:t>ORM:</w:t>
+      </w:r>
+      <w:r>
+        <w:rPr>
+          <w:rFonts w:cstheme="minorHAnsi"/>
+          <w:sz w:val="24"/>
+          <w:szCs w:val="24"/>
+        </w:rPr>
+        <w:t xml:space="preserve"> Object Relational Mapping</w:t>
+      </w:r>
+      <w:r>
+        <w:rPr>
+          <w:rFonts w:cstheme="minorHAnsi"/>
+          <w:sz w:val="24"/>
+          <w:szCs w:val="24"/>
+        </w:rPr>
+        <w:t xml:space="preserve"> is a technique to interact with database. In Laravel it is called eloquent. ORM is a mapping between objects and relations.</w:t>
+      </w:r>
+      <w:r>
+        <w:rPr>
+          <w:rFonts w:cstheme="minorHAnsi"/>
+          <w:sz w:val="24"/>
+          <w:szCs w:val="24"/>
+        </w:rPr>
+        <w:t xml:space="preserve"> When we talk about a table mean we talk about its model/class. The values in model/class/table are accessed by its object. In table rows becomes the object of that class/model. Like </w:t>
+      </w:r>
       <w:r>
         <w:rPr>
           <w:rFonts w:cstheme="minorHAnsi"/>
@@ -5016,9 +6066,16 @@
           <w:sz w:val="20"/>
           <w:szCs w:val="20"/>
         </w:rPr>
-        <w:t>testcontroller</w:t>
-      </w:r>
-      <w:proofErr w:type="spellEnd"/>
+        <w:t>$user=User-&gt;find(1)</w:t>
+      </w:r>
+      <w:r>
+        <w:rPr>
+          <w:rFonts w:cstheme="minorHAnsi"/>
+          <w:sz w:val="24"/>
+          <w:szCs w:val="24"/>
+        </w:rPr>
+        <w:t xml:space="preserve">. $user is an object of User class/model/table that has one record/row. Now object has a complete record like </w:t>
+      </w:r>
       <w:r>
         <w:rPr>
           <w:rFonts w:cstheme="minorHAnsi"/>
@@ -5027,97 +6084,194 @@
           <w:sz w:val="20"/>
           <w:szCs w:val="20"/>
         </w:rPr>
-        <w:t>;</w:t>
-      </w:r>
-    </w:p>
-    <w:p>
-      <w:pPr>
-        <w:spacing w:after="0" w:line="240" w:lineRule="auto"/>
-        <w:rPr>
-          <w:rFonts w:cstheme="minorHAnsi"/>
-          <w:b/>
-          <w:bCs/>
-        </w:rPr>
-      </w:pPr>
-      <w:r>
-        <w:rPr>
-          <w:rFonts w:cstheme="minorHAnsi"/>
-          <w:sz w:val="24"/>
-          <w:szCs w:val="24"/>
-        </w:rPr>
-        <w:t xml:space="preserve">Then use </w:t>
-      </w:r>
-      <w:r>
-        <w:rPr>
-          <w:rFonts w:cstheme="minorHAnsi"/>
-          <w:b/>
-          <w:bCs/>
-        </w:rPr>
-        <w:t>Route::get(‘home’,[</w:t>
+        <w:t>$user-&gt;</w:t>
+      </w:r>
+      <w:r>
+        <w:rPr>
+          <w:rFonts w:cstheme="minorHAnsi"/>
+          <w:b/>
+          <w:bCs/>
+          <w:sz w:val="20"/>
+          <w:szCs w:val="20"/>
+        </w:rPr>
+        <w:t xml:space="preserve"> </w:t>
+      </w:r>
+      <w:r>
+        <w:rPr>
+          <w:rFonts w:cstheme="minorHAnsi"/>
+          <w:b/>
+          <w:bCs/>
+          <w:sz w:val="20"/>
+          <w:szCs w:val="20"/>
+        </w:rPr>
+        <w:t>name;</w:t>
+      </w:r>
+      <w:r>
+        <w:rPr>
+          <w:rFonts w:cstheme="minorHAnsi"/>
+          <w:sz w:val="20"/>
+          <w:szCs w:val="20"/>
+        </w:rPr>
+        <w:t xml:space="preserve"> </w:t>
+      </w:r>
+      <w:r>
+        <w:rPr>
+          <w:rFonts w:cstheme="minorHAnsi"/>
+          <w:sz w:val="24"/>
+          <w:szCs w:val="24"/>
+        </w:rPr>
+        <w:t>We can access all data by using object of that class/model/table.</w:t>
+      </w:r>
+      <w:r>
+        <w:rPr>
+          <w:rFonts w:cstheme="minorHAnsi"/>
+          <w:sz w:val="24"/>
+          <w:szCs w:val="24"/>
+        </w:rPr>
+        <w:t xml:space="preserve"> </w:t>
+      </w:r>
+      <w:r>
+        <w:rPr>
+          <w:rFonts w:cstheme="minorHAnsi"/>
+          <w:sz w:val="24"/>
+          <w:szCs w:val="24"/>
+        </w:rPr>
+        <w:t xml:space="preserve">Relational mean relationship between tables. Like 1 to 1 or others. It indicates a table interact with which </w:t>
+      </w:r>
+      <w:proofErr w:type="gramStart"/>
+      <w:r>
+        <w:rPr>
+          <w:rFonts w:cstheme="minorHAnsi"/>
+          <w:sz w:val="24"/>
+          <w:szCs w:val="24"/>
+        </w:rPr>
+        <w:t>other</w:t>
+      </w:r>
+      <w:proofErr w:type="gramEnd"/>
+      <w:r>
+        <w:rPr>
+          <w:rFonts w:cstheme="minorHAnsi"/>
+          <w:sz w:val="24"/>
+          <w:szCs w:val="24"/>
+        </w:rPr>
+        <w:t xml:space="preserve"> table.</w:t>
+      </w:r>
+    </w:p>
+    <w:p>
+      <w:pPr>
+        <w:spacing w:after="0" w:line="240" w:lineRule="auto"/>
+        <w:rPr>
+          <w:rFonts w:cstheme="minorHAnsi"/>
+          <w:sz w:val="24"/>
+          <w:szCs w:val="24"/>
+        </w:rPr>
+      </w:pPr>
+      <w:r>
+        <w:rPr>
+          <w:rFonts w:cstheme="minorHAnsi"/>
+          <w:b/>
+          <w:bCs/>
+          <w:sz w:val="24"/>
+          <w:szCs w:val="24"/>
+        </w:rPr>
+        <w:lastRenderedPageBreak/>
+        <w:t>Why ORM</w:t>
+      </w:r>
+      <w:r>
+        <w:rPr>
+          <w:rFonts w:cstheme="minorHAnsi"/>
+          <w:sz w:val="24"/>
+          <w:szCs w:val="24"/>
+        </w:rPr>
+        <w:t>: When we use eloquent, we no need to write raw queries like selec</w:t>
+      </w:r>
+      <w:r>
+        <w:rPr>
+          <w:rFonts w:cstheme="minorHAnsi"/>
+          <w:sz w:val="24"/>
+          <w:szCs w:val="24"/>
+        </w:rPr>
+        <w:t>t</w:t>
+      </w:r>
+      <w:r>
+        <w:rPr>
+          <w:rFonts w:cstheme="minorHAnsi"/>
+          <w:sz w:val="24"/>
+          <w:szCs w:val="24"/>
+        </w:rPr>
+        <w:t xml:space="preserve"> * from table. We write just get() or all(); The things in ORM are model, table, CRUD, Relationships(1-1,1-M….) and query builder</w:t>
+      </w:r>
+      <w:r>
+        <w:rPr>
+          <w:rFonts w:cstheme="minorHAnsi"/>
+          <w:sz w:val="24"/>
+          <w:szCs w:val="24"/>
+        </w:rPr>
+        <w:t>{select(),join()….}.</w:t>
+      </w:r>
+    </w:p>
+    <w:p>
+      <w:pPr>
+        <w:spacing w:after="0" w:line="240" w:lineRule="auto"/>
+        <w:rPr>
+          <w:rFonts w:cstheme="minorHAnsi"/>
+          <w:sz w:val="24"/>
+          <w:szCs w:val="24"/>
+        </w:rPr>
+      </w:pPr>
+      <w:r>
+        <w:rPr>
+          <w:rFonts w:cstheme="minorHAnsi"/>
+          <w:b/>
+          <w:bCs/>
+          <w:sz w:val="24"/>
+          <w:szCs w:val="24"/>
+        </w:rPr>
+        <w:t>1-to-1 Relationship:</w:t>
+      </w:r>
+      <w:r>
+        <w:rPr>
+          <w:rFonts w:cstheme="minorHAnsi"/>
+          <w:sz w:val="24"/>
+          <w:szCs w:val="24"/>
+        </w:rPr>
+        <w:t xml:space="preserve"> Eloquent provide this relationship to reduce joining. Now we can access T2 data with object of T1 if there is a foreign key relation. In primary key model, create a public function and return $this-&gt;</w:t>
       </w:r>
       <w:proofErr w:type="spellStart"/>
       <w:r>
         <w:rPr>
           <w:rFonts w:cstheme="minorHAnsi"/>
-          <w:b/>
-          <w:bCs/>
-        </w:rPr>
-        <w:t>testcontroller</w:t>
+          <w:sz w:val="24"/>
+          <w:szCs w:val="24"/>
+        </w:rPr>
+        <w:t>hasOne</w:t>
       </w:r>
       <w:proofErr w:type="spellEnd"/>
       <w:r>
         <w:rPr>
           <w:rFonts w:cstheme="minorHAnsi"/>
-          <w:b/>
-          <w:bCs/>
-        </w:rPr>
-        <w:t>::class,’</w:t>
+          <w:sz w:val="24"/>
+          <w:szCs w:val="24"/>
+        </w:rPr>
+        <w:t>(T2 Model::</w:t>
       </w:r>
       <w:proofErr w:type="spellStart"/>
       <w:r>
         <w:rPr>
           <w:rFonts w:cstheme="minorHAnsi"/>
-          <w:b/>
-          <w:bCs/>
-        </w:rPr>
-        <w:t>function_name</w:t>
+          <w:sz w:val="24"/>
+          <w:szCs w:val="24"/>
+        </w:rPr>
+        <w:t>class,’F</w:t>
       </w:r>
       <w:proofErr w:type="spellEnd"/>
       <w:r>
         <w:rPr>
           <w:rFonts w:cstheme="minorHAnsi"/>
-          <w:b/>
-          <w:bCs/>
-        </w:rPr>
-        <w:t>’]);</w:t>
-      </w:r>
-    </w:p>
-    <w:p>
-      <w:pPr>
-        <w:spacing w:after="0" w:line="240" w:lineRule="auto"/>
-        <w:rPr>
-          <w:rFonts w:cstheme="minorHAnsi"/>
-          <w:sz w:val="24"/>
-          <w:szCs w:val="24"/>
-        </w:rPr>
-      </w:pPr>
-      <w:r>
-        <w:rPr>
-          <w:rFonts w:cstheme="minorHAnsi"/>
-          <w:b/>
-          <w:bCs/>
-          <w:sz w:val="24"/>
-          <w:szCs w:val="24"/>
-        </w:rPr>
-        <w:t xml:space="preserve">Component: </w:t>
-      </w:r>
-      <w:r>
-        <w:rPr>
-          <w:rFonts w:cstheme="minorHAnsi"/>
-          <w:sz w:val="24"/>
-          <w:szCs w:val="24"/>
-        </w:rPr>
-        <w:t xml:space="preserve">php artisan </w:t>
+          <w:sz w:val="24"/>
+          <w:szCs w:val="24"/>
+        </w:rPr>
+        <w:t xml:space="preserve"> key of T2’); In T2 model return $this-&gt;</w:t>
       </w:r>
       <w:proofErr w:type="spellStart"/>
       <w:r>
@@ -5126,7 +6280,7 @@
           <w:sz w:val="24"/>
           <w:szCs w:val="24"/>
         </w:rPr>
-        <w:t>make:component</w:t>
+        <w:t>belongsTo</w:t>
       </w:r>
       <w:proofErr w:type="spellEnd"/>
       <w:r>
@@ -5135,63 +6289,7 @@
           <w:sz w:val="24"/>
           <w:szCs w:val="24"/>
         </w:rPr>
-        <w:t xml:space="preserve"> header.  Once it create it can be used multiple time. It create two files, one html file in resources and other php file in app folder. Where we want to call it we just type &lt;x-component name /&gt;</w:t>
-      </w:r>
-    </w:p>
-    <w:p>
-      <w:pPr>
-        <w:spacing w:after="0" w:line="240" w:lineRule="auto"/>
-        <w:rPr>
-          <w:rFonts w:cstheme="minorHAnsi"/>
-          <w:sz w:val="24"/>
-          <w:szCs w:val="24"/>
-        </w:rPr>
-      </w:pPr>
-      <w:r>
-        <w:rPr>
-          <w:rFonts w:cstheme="minorHAnsi"/>
-          <w:b/>
-          <w:bCs/>
-          <w:sz w:val="24"/>
-          <w:szCs w:val="24"/>
-        </w:rPr>
-        <w:t>Blade:</w:t>
-      </w:r>
-      <w:r>
-        <w:rPr>
-          <w:rFonts w:cstheme="minorHAnsi"/>
-          <w:sz w:val="24"/>
-          <w:szCs w:val="24"/>
-        </w:rPr>
-        <w:t xml:space="preserve"> When we use blade extension, we can use php code without using php tags. It converts php code into plaintext that can easily run like if we use a variable in html file we only write {{$variable}}, there is no php tags. Our components depend on blade. Without blade our file is like a core php. Many Laravel functionalities will not work on that page. We can also use php tag</w:t>
-      </w:r>
-    </w:p>
-    <w:p>
-      <w:pPr>
-        <w:spacing w:after="0" w:line="240" w:lineRule="auto"/>
-        <w:rPr>
-          <w:rFonts w:cstheme="minorHAnsi"/>
-          <w:sz w:val="24"/>
-          <w:szCs w:val="24"/>
-        </w:rPr>
-      </w:pPr>
-      <w:r>
-        <w:rPr>
-          <w:rFonts w:cstheme="minorHAnsi"/>
-          <w:b/>
-          <w:bCs/>
-          <w:sz w:val="24"/>
-          <w:szCs w:val="24"/>
-        </w:rPr>
-        <w:t xml:space="preserve">Foreach In Blade: </w:t>
-      </w:r>
-      <w:r>
-        <w:rPr>
-          <w:rFonts w:cstheme="minorHAnsi"/>
-          <w:sz w:val="24"/>
-          <w:szCs w:val="24"/>
-        </w:rPr>
-        <w:t>@foreach($data as $result) &lt;div&gt;{{$result}}&lt;/div&gt; @</w:t>
+        <w:t>(T1 Model::</w:t>
       </w:r>
       <w:proofErr w:type="spellStart"/>
       <w:r>
@@ -5200,7 +6298,7 @@
           <w:sz w:val="24"/>
           <w:szCs w:val="24"/>
         </w:rPr>
-        <w:t>endforeach</w:t>
+        <w:t>class,’F</w:t>
       </w:r>
       <w:proofErr w:type="spellEnd"/>
       <w:r>
@@ -5209,157 +6307,35 @@
           <w:sz w:val="24"/>
           <w:szCs w:val="24"/>
         </w:rPr>
-        <w:t>.</w:t>
-      </w:r>
-    </w:p>
-    <w:p>
-      <w:pPr>
-        <w:spacing w:after="0" w:line="240" w:lineRule="auto"/>
-        <w:rPr>
-          <w:rFonts w:cstheme="minorHAnsi"/>
-          <w:sz w:val="24"/>
-          <w:szCs w:val="24"/>
-        </w:rPr>
-      </w:pPr>
-      <w:r>
-        <w:rPr>
-          <w:rFonts w:cstheme="minorHAnsi"/>
-          <w:b/>
-          <w:bCs/>
-          <w:sz w:val="24"/>
-          <w:szCs w:val="24"/>
-        </w:rPr>
-        <w:t>Include:</w:t>
-      </w:r>
-      <w:r>
-        <w:rPr>
-          <w:rFonts w:cstheme="minorHAnsi"/>
-          <w:sz w:val="24"/>
-          <w:szCs w:val="24"/>
-        </w:rPr>
-        <w:t xml:space="preserve"> @include(‘file name’)</w:t>
-      </w:r>
-    </w:p>
-    <w:p>
-      <w:pPr>
-        <w:spacing w:after="0" w:line="240" w:lineRule="auto"/>
-        <w:rPr>
-          <w:rFonts w:cstheme="minorHAnsi"/>
-          <w:sz w:val="24"/>
-          <w:szCs w:val="24"/>
-        </w:rPr>
-      </w:pPr>
-      <w:r>
-        <w:rPr>
-          <w:rFonts w:cstheme="minorHAnsi"/>
-          <w:b/>
-          <w:bCs/>
-          <w:sz w:val="24"/>
-          <w:szCs w:val="24"/>
-        </w:rPr>
-        <w:t>419 Page Expired:</w:t>
-      </w:r>
-      <w:r>
-        <w:rPr>
-          <w:rFonts w:cstheme="minorHAnsi"/>
-          <w:sz w:val="24"/>
-          <w:szCs w:val="24"/>
-        </w:rPr>
-        <w:t xml:space="preserve"> use @csrf in form tag </w:t>
-      </w:r>
-    </w:p>
-    <w:p>
-      <w:pPr>
-        <w:spacing w:after="0" w:line="240" w:lineRule="auto"/>
-        <w:rPr>
-          <w:rFonts w:cstheme="minorHAnsi"/>
-          <w:sz w:val="24"/>
-          <w:szCs w:val="24"/>
-        </w:rPr>
-      </w:pPr>
-      <w:r>
-        <w:rPr>
-          <w:rFonts w:cstheme="minorHAnsi"/>
-          <w:b/>
-          <w:bCs/>
-          <w:sz w:val="24"/>
-          <w:szCs w:val="24"/>
-        </w:rPr>
-        <w:t xml:space="preserve">Middleware: </w:t>
-      </w:r>
-      <w:r>
-        <w:rPr>
-          <w:rFonts w:cstheme="minorHAnsi"/>
-          <w:sz w:val="24"/>
-          <w:szCs w:val="24"/>
-        </w:rPr>
-        <w:t xml:space="preserve">The layer, used to filter http requests. Php artisan </w:t>
-      </w:r>
-      <w:proofErr w:type="spellStart"/>
-      <w:r>
-        <w:rPr>
-          <w:rFonts w:cstheme="minorHAnsi"/>
-          <w:sz w:val="24"/>
-          <w:szCs w:val="24"/>
-        </w:rPr>
-        <w:t>make:middleware</w:t>
-      </w:r>
-      <w:proofErr w:type="spellEnd"/>
-      <w:r>
-        <w:rPr>
-          <w:rFonts w:cstheme="minorHAnsi"/>
-          <w:sz w:val="24"/>
-          <w:szCs w:val="24"/>
-        </w:rPr>
-        <w:t xml:space="preserve"> testing</w:t>
-      </w:r>
-    </w:p>
-    <w:p>
-      <w:pPr>
-        <w:spacing w:after="0" w:line="240" w:lineRule="auto"/>
-        <w:rPr>
-          <w:rFonts w:cstheme="minorHAnsi"/>
-          <w:sz w:val="24"/>
-          <w:szCs w:val="24"/>
-        </w:rPr>
-      </w:pPr>
-      <w:r>
-        <w:rPr>
-          <w:rFonts w:cstheme="minorHAnsi"/>
-          <w:b/>
-          <w:bCs/>
-          <w:sz w:val="24"/>
-          <w:szCs w:val="24"/>
-        </w:rPr>
-        <w:t>Global Middleware:</w:t>
-      </w:r>
-      <w:r>
-        <w:rPr>
-          <w:rFonts w:cstheme="minorHAnsi"/>
-          <w:sz w:val="24"/>
-          <w:szCs w:val="24"/>
-        </w:rPr>
-        <w:t xml:space="preserve"> apply on all views or routes.</w:t>
-      </w:r>
-    </w:p>
-    <w:p>
-      <w:pPr>
-        <w:spacing w:after="0" w:line="240" w:lineRule="auto"/>
-        <w:rPr>
-          <w:rFonts w:cstheme="minorHAnsi"/>
-          <w:sz w:val="24"/>
-          <w:szCs w:val="24"/>
-        </w:rPr>
-      </w:pPr>
-      <w:r>
-        <w:rPr>
-          <w:rFonts w:cstheme="minorHAnsi"/>
-          <w:b/>
-          <w:bCs/>
-          <w:sz w:val="24"/>
-          <w:szCs w:val="24"/>
-        </w:rPr>
-        <w:t>Group Middleware:</w:t>
+        <w:t xml:space="preserve"> key of T2’);</w:t>
+      </w:r>
+      <w:r>
+        <w:rPr>
+          <w:rFonts w:cstheme="minorHAnsi"/>
+          <w:sz w:val="24"/>
+          <w:szCs w:val="24"/>
+        </w:rPr>
+        <w:t xml:space="preserve"> Now you can get T2 data with T1.</w:t>
+      </w:r>
+    </w:p>
+    <w:p>
+      <w:pPr>
+        <w:spacing w:after="0" w:line="240" w:lineRule="auto"/>
+        <w:rPr>
+          <w:rFonts w:cstheme="minorHAnsi"/>
+          <w:sz w:val="24"/>
+          <w:szCs w:val="24"/>
+        </w:rPr>
+      </w:pPr>
+      <w:r>
+        <w:rPr>
+          <w:rFonts w:cstheme="minorHAnsi"/>
+          <w:b/>
+          <w:bCs/>
+          <w:sz w:val="24"/>
+          <w:szCs w:val="24"/>
+        </w:rPr>
+        <w:t>DB Connection:</w:t>
       </w:r>
       <w:r>
         <w:rPr>
@@ -5375,52 +6351,23 @@
           <w:sz w:val="24"/>
           <w:szCs w:val="24"/>
         </w:rPr>
-        <w:t>Route::group(['middleware'=&gt;[</w:t>
-      </w:r>
-      <w:r>
-        <w:rPr>
-          <w:rFonts w:cstheme="minorHAnsi"/>
-          <w:sz w:val="24"/>
-          <w:szCs w:val="24"/>
-        </w:rPr>
-        <w:t>middleware name</w:t>
-      </w:r>
-      <w:r>
-        <w:rPr>
-          <w:rFonts w:cstheme="minorHAnsi"/>
-          <w:sz w:val="24"/>
-          <w:szCs w:val="24"/>
-        </w:rPr>
-        <w:t>]],function(){ route::view('home', 'welcome');</w:t>
-      </w:r>
-      <w:r>
-        <w:rPr>
-          <w:rFonts w:cstheme="minorHAnsi"/>
-          <w:sz w:val="24"/>
-          <w:szCs w:val="24"/>
-        </w:rPr>
-        <w:t xml:space="preserve">   });  It is used for group of routes like 5 routes or 10 routes</w:t>
-      </w:r>
-    </w:p>
-    <w:p>
-      <w:pPr>
-        <w:spacing w:after="0" w:line="240" w:lineRule="auto"/>
-        <w:rPr>
-          <w:rFonts w:cstheme="minorHAnsi"/>
-          <w:sz w:val="24"/>
-          <w:szCs w:val="24"/>
-        </w:rPr>
-      </w:pPr>
-      <w:r>
-        <w:rPr>
-          <w:rFonts w:cstheme="minorHAnsi"/>
-          <w:b/>
-          <w:bCs/>
-          <w:sz w:val="24"/>
-          <w:szCs w:val="24"/>
-        </w:rPr>
-        <w:lastRenderedPageBreak/>
-        <w:t>Route Middleware:</w:t>
+        <w:t>$data= DB::select('select * from students');</w:t>
+      </w:r>
+      <w:r>
+        <w:rPr>
+          <w:rFonts w:cstheme="minorHAnsi"/>
+          <w:sz w:val="24"/>
+          <w:szCs w:val="24"/>
+        </w:rPr>
+        <w:t xml:space="preserve"> and </w:t>
+      </w:r>
+      <w:r>
+        <w:rPr>
+          <w:rFonts w:cstheme="minorHAnsi"/>
+          <w:sz w:val="24"/>
+          <w:szCs w:val="24"/>
+        </w:rPr>
+        <w:t>use Illuminate</w:t>
       </w:r>
       <w:r>
         <w:rPr>
@@ -5436,99 +6383,7 @@
           <w:sz w:val="24"/>
           <w:szCs w:val="24"/>
         </w:rPr>
-        <w:t>route::view('home', 'welcome')-&gt;middleware('</w:t>
-      </w:r>
-      <w:proofErr w:type="spellStart"/>
-      <w:r>
-        <w:rPr>
-          <w:rFonts w:cstheme="minorHAnsi"/>
-          <w:sz w:val="24"/>
-          <w:szCs w:val="24"/>
-        </w:rPr>
-        <w:t>noaccess</w:t>
-      </w:r>
-      <w:proofErr w:type="spellEnd"/>
-      <w:r>
-        <w:rPr>
-          <w:rFonts w:cstheme="minorHAnsi"/>
-          <w:sz w:val="24"/>
-          <w:szCs w:val="24"/>
-        </w:rPr>
-        <w:t>');</w:t>
-      </w:r>
-      <w:r>
-        <w:rPr>
-          <w:rFonts w:cstheme="minorHAnsi"/>
-          <w:sz w:val="24"/>
-          <w:szCs w:val="24"/>
-        </w:rPr>
-        <w:t xml:space="preserve"> For single route</w:t>
-      </w:r>
-    </w:p>
-    <w:p>
-      <w:pPr>
-        <w:spacing w:after="0" w:line="240" w:lineRule="auto"/>
-        <w:rPr>
-          <w:rFonts w:cstheme="minorHAnsi"/>
-          <w:sz w:val="24"/>
-          <w:szCs w:val="24"/>
-        </w:rPr>
-      </w:pPr>
-      <w:r>
-        <w:rPr>
-          <w:rFonts w:cstheme="minorHAnsi"/>
-          <w:b/>
-          <w:bCs/>
-          <w:sz w:val="24"/>
-          <w:szCs w:val="24"/>
-        </w:rPr>
-        <w:t>Model:</w:t>
-      </w:r>
-      <w:r>
-        <w:rPr>
-          <w:rFonts w:cstheme="minorHAnsi"/>
-          <w:sz w:val="24"/>
-          <w:szCs w:val="24"/>
-        </w:rPr>
-        <w:t xml:space="preserve"> php artisan </w:t>
-      </w:r>
-      <w:proofErr w:type="spellStart"/>
-      <w:r>
-        <w:rPr>
-          <w:rFonts w:cstheme="minorHAnsi"/>
-          <w:sz w:val="24"/>
-          <w:szCs w:val="24"/>
-        </w:rPr>
-        <w:t>make:model</w:t>
-      </w:r>
-      <w:proofErr w:type="spellEnd"/>
-      <w:r>
-        <w:rPr>
-          <w:rFonts w:cstheme="minorHAnsi"/>
-          <w:sz w:val="24"/>
-          <w:szCs w:val="24"/>
-        </w:rPr>
-        <w:t xml:space="preserve"> model_name</w:t>
-      </w:r>
-    </w:p>
-    <w:p>
-      <w:pPr>
-        <w:spacing w:after="0" w:line="240" w:lineRule="auto"/>
-        <w:rPr>
-          <w:rFonts w:cstheme="minorHAnsi"/>
-          <w:sz w:val="24"/>
-          <w:szCs w:val="24"/>
-        </w:rPr>
-      </w:pPr>
-      <w:r>
-        <w:rPr>
-          <w:rFonts w:cstheme="minorHAnsi"/>
-          <w:b/>
-          <w:bCs/>
-          <w:sz w:val="24"/>
-          <w:szCs w:val="24"/>
-        </w:rPr>
-        <w:t>DB Connection:</w:t>
+        <w:t>\Support</w:t>
       </w:r>
       <w:r>
         <w:rPr>
@@ -5544,54 +6399,6 @@
           <w:sz w:val="24"/>
           <w:szCs w:val="24"/>
         </w:rPr>
-        <w:t>$data= DB::select('select * from students');</w:t>
-      </w:r>
-      <w:r>
-        <w:rPr>
-          <w:rFonts w:cstheme="minorHAnsi"/>
-          <w:sz w:val="24"/>
-          <w:szCs w:val="24"/>
-        </w:rPr>
-        <w:t xml:space="preserve"> and </w:t>
-      </w:r>
-      <w:r>
-        <w:rPr>
-          <w:rFonts w:cstheme="minorHAnsi"/>
-          <w:sz w:val="24"/>
-          <w:szCs w:val="24"/>
-        </w:rPr>
-        <w:t>use Illuminate</w:t>
-      </w:r>
-      <w:r>
-        <w:rPr>
-          <w:rFonts w:cstheme="minorHAnsi"/>
-          <w:sz w:val="24"/>
-          <w:szCs w:val="24"/>
-        </w:rPr>
-        <w:t xml:space="preserve"> </w:t>
-      </w:r>
-      <w:r>
-        <w:rPr>
-          <w:rFonts w:cstheme="minorHAnsi"/>
-          <w:sz w:val="24"/>
-          <w:szCs w:val="24"/>
-        </w:rPr>
-        <w:t>\Support</w:t>
-      </w:r>
-      <w:r>
-        <w:rPr>
-          <w:rFonts w:cstheme="minorHAnsi"/>
-          <w:sz w:val="24"/>
-          <w:szCs w:val="24"/>
-        </w:rPr>
-        <w:t xml:space="preserve"> </w:t>
-      </w:r>
-      <w:r>
-        <w:rPr>
-          <w:rFonts w:cstheme="minorHAnsi"/>
-          <w:sz w:val="24"/>
-          <w:szCs w:val="24"/>
-        </w:rPr>
         <w:t>\Facades\DB;</w:t>
       </w:r>
       <w:r>
@@ -5668,25 +6475,7 @@
           <w:sz w:val="24"/>
           <w:szCs w:val="24"/>
         </w:rPr>
-        <w:t xml:space="preserve"> $data=Http::get(‘</w:t>
-      </w:r>
-      <w:proofErr w:type="spellStart"/>
-      <w:r>
-        <w:rPr>
-          <w:rFonts w:cstheme="minorHAnsi"/>
-          <w:sz w:val="24"/>
-          <w:szCs w:val="24"/>
-        </w:rPr>
-        <w:t>url</w:t>
-      </w:r>
-      <w:proofErr w:type="spellEnd"/>
-      <w:r>
-        <w:rPr>
-          <w:rFonts w:cstheme="minorHAnsi"/>
-          <w:sz w:val="24"/>
-          <w:szCs w:val="24"/>
-        </w:rPr>
-        <w:t xml:space="preserve">’); and </w:t>
+        <w:t xml:space="preserve"> $data=Http::get(‘url’); and </w:t>
       </w:r>
       <w:r>
         <w:rPr>
@@ -5702,25 +6491,7 @@
           <w:sz w:val="24"/>
           <w:szCs w:val="24"/>
         </w:rPr>
-        <w:t xml:space="preserve"> then return view( ‘view name’ ,[‘</w:t>
-      </w:r>
-      <w:proofErr w:type="spellStart"/>
-      <w:r>
-        <w:rPr>
-          <w:rFonts w:cstheme="minorHAnsi"/>
-          <w:sz w:val="24"/>
-          <w:szCs w:val="24"/>
-        </w:rPr>
-        <w:t>api_data</w:t>
-      </w:r>
-      <w:proofErr w:type="spellEnd"/>
-      <w:r>
-        <w:rPr>
-          <w:rFonts w:cstheme="minorHAnsi"/>
-          <w:sz w:val="24"/>
-          <w:szCs w:val="24"/>
-        </w:rPr>
-        <w:t>’=&gt;$data[‘data’]]);</w:t>
+        <w:t xml:space="preserve"> then return view( ‘view name’ ,[‘api_data’=&gt;$data[‘data’]]);</w:t>
       </w:r>
     </w:p>
     <w:p>
@@ -5748,25 +6519,7 @@
           <w:sz w:val="24"/>
           <w:szCs w:val="24"/>
         </w:rPr>
-        <w:t xml:space="preserve"> It store data until page reload. $request-&gt;session()-&gt;flash(‘</w:t>
-      </w:r>
-      <w:proofErr w:type="spellStart"/>
-      <w:r>
-        <w:rPr>
-          <w:rFonts w:cstheme="minorHAnsi"/>
-          <w:sz w:val="24"/>
-          <w:szCs w:val="24"/>
-        </w:rPr>
-        <w:t>key’,$data</w:t>
-      </w:r>
-      <w:proofErr w:type="spellEnd"/>
-      <w:r>
-        <w:rPr>
-          <w:rFonts w:cstheme="minorHAnsi"/>
-          <w:sz w:val="24"/>
-          <w:szCs w:val="24"/>
-        </w:rPr>
-        <w:t>);</w:t>
+        <w:t xml:space="preserve"> It store data until page reload. $request-&gt;session()-&gt;flash(‘key’,$data);</w:t>
       </w:r>
     </w:p>
     <w:p>
@@ -5796,6 +6549,8 @@
         </w:rPr>
         <w:t>$request-&gt;session()-&gt;put(‘key’, data);</w:t>
       </w:r>
+      <w:bookmarkStart w:id="0" w:name="_GoBack"/>
+      <w:bookmarkEnd w:id="0"/>
     </w:p>
     <w:p>
       <w:pPr>
@@ -5822,25 +6577,7 @@
           <w:sz w:val="24"/>
           <w:szCs w:val="24"/>
         </w:rPr>
-        <w:t xml:space="preserve"> session()-&gt;pull(‘</w:t>
-      </w:r>
-      <w:proofErr w:type="spellStart"/>
-      <w:r>
-        <w:rPr>
-          <w:rFonts w:cstheme="minorHAnsi"/>
-          <w:sz w:val="24"/>
-          <w:szCs w:val="24"/>
-        </w:rPr>
-        <w:t>key’,null</w:t>
-      </w:r>
-      <w:proofErr w:type="spellEnd"/>
-      <w:r>
-        <w:rPr>
-          <w:rFonts w:cstheme="minorHAnsi"/>
-          <w:sz w:val="24"/>
-          <w:szCs w:val="24"/>
-        </w:rPr>
-        <w:t>);</w:t>
+        <w:t xml:space="preserve"> session()-&gt;pull(‘key’,null);</w:t>
       </w:r>
     </w:p>
     <w:p>
@@ -5880,9 +6617,8 @@
           <w:szCs w:val="21"/>
           <w:shd w:val="clear" w:color="auto" w:fill="FFFFFF"/>
         </w:rPr>
-        <w:t xml:space="preserve">php artisan </w:t>
-      </w:r>
-      <w:proofErr w:type="spellStart"/>
+        <w:t>p</w:t>
+      </w:r>
       <w:r>
         <w:rPr>
           <w:rFonts w:ascii="Arial" w:hAnsi="Arial" w:cs="Arial"/>
@@ -5891,9 +6627,60 @@
           <w:szCs w:val="21"/>
           <w:shd w:val="clear" w:color="auto" w:fill="FFFFFF"/>
         </w:rPr>
-        <w:t>lang:publish</w:t>
+        <w:t xml:space="preserve">hp artisan </w:t>
+      </w:r>
+      <w:proofErr w:type="spellStart"/>
+      <w:r>
+        <w:rPr>
+          <w:rFonts w:ascii="Arial" w:hAnsi="Arial" w:cs="Arial"/>
+          <w:color w:val="0F0F0F"/>
+          <w:sz w:val="21"/>
+          <w:szCs w:val="21"/>
+          <w:shd w:val="clear" w:color="auto" w:fill="FFFFFF"/>
+        </w:rPr>
+        <w:t>lang</w:t>
       </w:r>
       <w:proofErr w:type="spellEnd"/>
+      <w:r>
+        <w:rPr>
+          <w:rFonts w:ascii="Arial" w:hAnsi="Arial" w:cs="Arial"/>
+          <w:color w:val="0F0F0F"/>
+          <w:sz w:val="21"/>
+          <w:szCs w:val="21"/>
+          <w:shd w:val="clear" w:color="auto" w:fill="FFFFFF"/>
+        </w:rPr>
+        <w:t xml:space="preserve"> </w:t>
+      </w:r>
+      <w:r>
+        <w:rPr>
+          <w:rFonts w:ascii="Arial" w:hAnsi="Arial" w:cs="Arial"/>
+          <w:color w:val="0F0F0F"/>
+          <w:sz w:val="21"/>
+          <w:szCs w:val="21"/>
+          <w:shd w:val="clear" w:color="auto" w:fill="FFFFFF"/>
+        </w:rPr>
+        <w:t>:</w:t>
+      </w:r>
+      <w:r>
+        <w:rPr>
+          <w:rFonts w:ascii="Arial" w:hAnsi="Arial" w:cs="Arial"/>
+          <w:color w:val="0F0F0F"/>
+          <w:sz w:val="21"/>
+          <w:szCs w:val="21"/>
+          <w:shd w:val="clear" w:color="auto" w:fill="FFFFFF"/>
+        </w:rPr>
+        <w:t xml:space="preserve"> </w:t>
+      </w:r>
+      <w:r>
+        <w:rPr>
+          <w:rFonts w:ascii="Arial" w:hAnsi="Arial" w:cs="Arial"/>
+          <w:color w:val="0F0F0F"/>
+          <w:sz w:val="21"/>
+          <w:szCs w:val="21"/>
+          <w:shd w:val="clear" w:color="auto" w:fill="FFFFFF"/>
+        </w:rPr>
+        <w:t>publish</w:t>
+      </w:r>
     </w:p>
     <w:p>
       <w:pPr>
@@ -5954,7 +6741,6 @@
         </w:rPr>
         <w:t>‘</w:t>
       </w:r>
-      <w:proofErr w:type="spellStart"/>
       <w:r>
         <w:rPr>
           <w:rFonts w:cstheme="minorHAnsi"/>
@@ -5963,7 +6749,6 @@
         </w:rPr>
         <w:t>table_name</w:t>
       </w:r>
-      <w:proofErr w:type="spellEnd"/>
       <w:r>
         <w:rPr>
           <w:rFonts w:cstheme="minorHAnsi"/>
@@ -6036,9 +6821,8 @@
           <w:sz w:val="20"/>
           <w:szCs w:val="20"/>
         </w:rPr>
-        <w:t>return view(‘</w:t>
-      </w:r>
-      <w:proofErr w:type="spellStart"/>
+        <w:t>return view(‘home’,compact (‘variable name</w:t>
+      </w:r>
       <w:r>
         <w:rPr>
           <w:rFonts w:cstheme="minorHAnsi"/>
@@ -6047,9 +6831,8 @@
           <w:sz w:val="20"/>
           <w:szCs w:val="20"/>
         </w:rPr>
-        <w:t>home’,compact</w:t>
-      </w:r>
-      <w:proofErr w:type="spellEnd"/>
+        <w:t xml:space="preserve"> Without $ sign</w:t>
+      </w:r>
       <w:r>
         <w:rPr>
           <w:rFonts w:cstheme="minorHAnsi"/>
@@ -6058,17 +6841,87 @@
           <w:sz w:val="20"/>
           <w:szCs w:val="20"/>
         </w:rPr>
-        <w:t xml:space="preserve"> (‘variable name</w:t>
-      </w:r>
-      <w:r>
-        <w:rPr>
-          <w:rFonts w:cstheme="minorHAnsi"/>
-          <w:b/>
-          <w:bCs/>
+        <w:t>’);</w:t>
+      </w:r>
+      <w:r>
+        <w:rPr>
+          <w:rFonts w:cstheme="minorHAnsi"/>
           <w:sz w:val="20"/>
           <w:szCs w:val="20"/>
         </w:rPr>
-        <w:t xml:space="preserve"> Without $ sign</w:t>
+        <w:t xml:space="preserve"> </w:t>
+      </w:r>
+      <w:r>
+        <w:rPr>
+          <w:rFonts w:cstheme="minorHAnsi"/>
+          <w:sz w:val="24"/>
+          <w:szCs w:val="24"/>
+        </w:rPr>
+        <w:t>If we want to pass multiple variables, just pass their name in compact method. If you want to pass a variable that has an array data, then it must be associative array to show specific data of array on view otherwise foreach loop will display all data of array.</w:t>
+      </w:r>
+    </w:p>
+    <w:p>
+      <w:pPr>
+        <w:spacing w:after="0" w:line="240" w:lineRule="auto"/>
+        <w:rPr>
+          <w:rFonts w:cstheme="minorHAnsi"/>
+          <w:sz w:val="24"/>
+          <w:szCs w:val="24"/>
+        </w:rPr>
+      </w:pPr>
+      <w:r>
+        <w:rPr>
+          <w:rFonts w:cstheme="minorHAnsi"/>
+          <w:b/>
+          <w:bCs/>
+          <w:sz w:val="24"/>
+          <w:szCs w:val="24"/>
+        </w:rPr>
+        <w:t>Why Compact:</w:t>
+      </w:r>
+      <w:r>
+        <w:rPr>
+          <w:rFonts w:cstheme="minorHAnsi"/>
+          <w:sz w:val="24"/>
+          <w:szCs w:val="24"/>
+        </w:rPr>
+        <w:t xml:space="preserve"> When we want to pass variable with same name that we declared to store value</w:t>
+      </w:r>
+    </w:p>
+    <w:p>
+      <w:pPr>
+        <w:spacing w:after="0" w:line="240" w:lineRule="auto"/>
+        <w:rPr>
+          <w:rFonts w:cstheme="minorHAnsi"/>
+          <w:sz w:val="24"/>
+          <w:szCs w:val="24"/>
+        </w:rPr>
+      </w:pPr>
+      <w:r>
+        <w:rPr>
+          <w:rFonts w:cstheme="minorHAnsi"/>
+          <w:b/>
+          <w:bCs/>
+          <w:sz w:val="24"/>
+          <w:szCs w:val="24"/>
+        </w:rPr>
+        <w:t xml:space="preserve">With(): </w:t>
+      </w:r>
+      <w:r>
+        <w:rPr>
+          <w:rFonts w:cstheme="minorHAnsi"/>
+          <w:sz w:val="24"/>
+          <w:szCs w:val="24"/>
+        </w:rPr>
+        <w:t xml:space="preserve">With method </w:t>
+      </w:r>
+      <w:r>
+        <w:rPr>
+          <w:rFonts w:cstheme="minorHAnsi"/>
+          <w:sz w:val="24"/>
+          <w:szCs w:val="24"/>
+        </w:rPr>
+        <w:t xml:space="preserve">is used when we return a view and want to pass data with that view. Like </w:t>
       </w:r>
       <w:r>
         <w:rPr>
@@ -6078,87 +6931,17 @@
           <w:sz w:val="20"/>
           <w:szCs w:val="20"/>
         </w:rPr>
-        <w:t>’);</w:t>
-      </w:r>
-      <w:r>
-        <w:rPr>
-          <w:rFonts w:cstheme="minorHAnsi"/>
+        <w:t>return view(‘home’</w:t>
+      </w:r>
+      <w:r>
+        <w:rPr>
+          <w:rFonts w:cstheme="minorHAnsi"/>
+          <w:b/>
+          <w:bCs/>
           <w:sz w:val="20"/>
           <w:szCs w:val="20"/>
         </w:rPr>
-        <w:t xml:space="preserve"> </w:t>
-      </w:r>
-      <w:r>
-        <w:rPr>
-          <w:rFonts w:cstheme="minorHAnsi"/>
-          <w:sz w:val="24"/>
-          <w:szCs w:val="24"/>
-        </w:rPr>
-        <w:t>If we want to pass multiple variables, just pass their name in compact method. If you want to pass a variable that has an array data, then it must be associative array to show specific data of array on view otherwise foreach loop will display all data of array.</w:t>
-      </w:r>
-    </w:p>
-    <w:p>
-      <w:pPr>
-        <w:spacing w:after="0" w:line="240" w:lineRule="auto"/>
-        <w:rPr>
-          <w:rFonts w:cstheme="minorHAnsi"/>
-          <w:sz w:val="24"/>
-          <w:szCs w:val="24"/>
-        </w:rPr>
-      </w:pPr>
-      <w:r>
-        <w:rPr>
-          <w:rFonts w:cstheme="minorHAnsi"/>
-          <w:b/>
-          <w:bCs/>
-          <w:sz w:val="24"/>
-          <w:szCs w:val="24"/>
-        </w:rPr>
-        <w:t>Why Compact:</w:t>
-      </w:r>
-      <w:r>
-        <w:rPr>
-          <w:rFonts w:cstheme="minorHAnsi"/>
-          <w:sz w:val="24"/>
-          <w:szCs w:val="24"/>
-        </w:rPr>
-        <w:t xml:space="preserve"> When we want to pass variable with same name that we declared to store value</w:t>
-      </w:r>
-    </w:p>
-    <w:p>
-      <w:pPr>
-        <w:spacing w:after="0" w:line="240" w:lineRule="auto"/>
-        <w:rPr>
-          <w:rFonts w:cstheme="minorHAnsi"/>
-          <w:sz w:val="24"/>
-          <w:szCs w:val="24"/>
-        </w:rPr>
-      </w:pPr>
-      <w:r>
-        <w:rPr>
-          <w:rFonts w:cstheme="minorHAnsi"/>
-          <w:b/>
-          <w:bCs/>
-          <w:sz w:val="24"/>
-          <w:szCs w:val="24"/>
-        </w:rPr>
-        <w:t xml:space="preserve">With(): </w:t>
-      </w:r>
-      <w:r>
-        <w:rPr>
-          <w:rFonts w:cstheme="minorHAnsi"/>
-          <w:sz w:val="24"/>
-          <w:szCs w:val="24"/>
-        </w:rPr>
-        <w:t xml:space="preserve">With method </w:t>
-      </w:r>
-      <w:r>
-        <w:rPr>
-          <w:rFonts w:cstheme="minorHAnsi"/>
-          <w:sz w:val="24"/>
-          <w:szCs w:val="24"/>
-        </w:rPr>
-        <w:t xml:space="preserve">is used when we return a view and want to pass data with that view. Like </w:t>
+        <w:t>)-&gt;with</w:t>
       </w:r>
       <w:r>
         <w:rPr>
@@ -6168,7 +6951,7 @@
           <w:sz w:val="20"/>
           <w:szCs w:val="20"/>
         </w:rPr>
-        <w:t>return view(‘home’</w:t>
+        <w:t>(‘</w:t>
       </w:r>
       <w:r>
         <w:rPr>
@@ -6178,7 +6961,7 @@
           <w:sz w:val="20"/>
           <w:szCs w:val="20"/>
         </w:rPr>
-        <w:t>)-&gt;with</w:t>
+        <w:t xml:space="preserve">any </w:t>
       </w:r>
       <w:r>
         <w:rPr>
@@ -6188,7 +6971,7 @@
           <w:sz w:val="20"/>
           <w:szCs w:val="20"/>
         </w:rPr>
-        <w:t>(‘</w:t>
+        <w:t>name</w:t>
       </w:r>
       <w:r>
         <w:rPr>
@@ -6198,7 +6981,7 @@
           <w:sz w:val="20"/>
           <w:szCs w:val="20"/>
         </w:rPr>
-        <w:t xml:space="preserve">any </w:t>
+        <w:t>’,</w:t>
       </w:r>
       <w:r>
         <w:rPr>
@@ -6208,7 +6991,7 @@
           <w:sz w:val="20"/>
           <w:szCs w:val="20"/>
         </w:rPr>
-        <w:t>name</w:t>
+        <w:t xml:space="preserve"> </w:t>
       </w:r>
       <w:r>
         <w:rPr>
@@ -6218,7 +7001,7 @@
           <w:sz w:val="20"/>
           <w:szCs w:val="20"/>
         </w:rPr>
-        <w:t>’,</w:t>
+        <w:t>variable name</w:t>
       </w:r>
       <w:r>
         <w:rPr>
@@ -6228,17 +7011,219 @@
           <w:sz w:val="20"/>
           <w:szCs w:val="20"/>
         </w:rPr>
-        <w:t xml:space="preserve"> </w:t>
-      </w:r>
-      <w:r>
-        <w:rPr>
-          <w:rFonts w:cstheme="minorHAnsi"/>
-          <w:b/>
-          <w:bCs/>
+        <w:t>);</w:t>
+      </w:r>
+      <w:r>
+        <w:rPr>
+          <w:rFonts w:cstheme="minorHAnsi"/>
           <w:sz w:val="20"/>
           <w:szCs w:val="20"/>
         </w:rPr>
-        <w:t>variable name</w:t>
+        <w:t xml:space="preserve"> </w:t>
+      </w:r>
+      <w:r>
+        <w:rPr>
+          <w:rFonts w:cstheme="minorHAnsi"/>
+          <w:sz w:val="24"/>
+          <w:szCs w:val="24"/>
+        </w:rPr>
+        <w:t xml:space="preserve">If we want to pass multiple variables, </w:t>
+      </w:r>
+      <w:r>
+        <w:rPr>
+          <w:rFonts w:cstheme="minorHAnsi"/>
+          <w:sz w:val="24"/>
+          <w:szCs w:val="24"/>
+        </w:rPr>
+        <w:t>use multiple with</w:t>
+      </w:r>
+      <w:r>
+        <w:rPr>
+          <w:rFonts w:cstheme="minorHAnsi"/>
+          <w:sz w:val="24"/>
+          <w:szCs w:val="24"/>
+        </w:rPr>
+        <w:t xml:space="preserve"> method. If you want to pass a variable that has an array data, then it must be associative array to show specific data of array on view otherwise foreach loop will display all data of array.</w:t>
+      </w:r>
+    </w:p>
+    <w:p>
+      <w:pPr>
+        <w:spacing w:after="0" w:line="240" w:lineRule="auto"/>
+        <w:rPr>
+          <w:rFonts w:cstheme="minorHAnsi"/>
+          <w:sz w:val="24"/>
+          <w:szCs w:val="24"/>
+        </w:rPr>
+      </w:pPr>
+      <w:r>
+        <w:rPr>
+          <w:rFonts w:cstheme="minorHAnsi"/>
+          <w:b/>
+          <w:bCs/>
+          <w:sz w:val="24"/>
+          <w:szCs w:val="24"/>
+        </w:rPr>
+        <w:t xml:space="preserve">Why </w:t>
+      </w:r>
+      <w:r>
+        <w:rPr>
+          <w:rFonts w:cstheme="minorHAnsi"/>
+          <w:b/>
+          <w:bCs/>
+          <w:sz w:val="24"/>
+          <w:szCs w:val="24"/>
+        </w:rPr>
+        <w:t>With</w:t>
+      </w:r>
+      <w:r>
+        <w:rPr>
+          <w:rFonts w:cstheme="minorHAnsi"/>
+          <w:b/>
+          <w:bCs/>
+          <w:sz w:val="24"/>
+          <w:szCs w:val="24"/>
+        </w:rPr>
+        <w:t>:</w:t>
+      </w:r>
+      <w:r>
+        <w:rPr>
+          <w:rFonts w:cstheme="minorHAnsi"/>
+          <w:sz w:val="24"/>
+          <w:szCs w:val="24"/>
+        </w:rPr>
+        <w:t xml:space="preserve"> When we want to pass variable with </w:t>
+      </w:r>
+      <w:r>
+        <w:rPr>
+          <w:rFonts w:cstheme="minorHAnsi"/>
+          <w:sz w:val="24"/>
+          <w:szCs w:val="24"/>
+        </w:rPr>
+        <w:t>differ</w:t>
+      </w:r>
+      <w:r>
+        <w:rPr>
+          <w:rFonts w:cstheme="minorHAnsi"/>
+          <w:sz w:val="24"/>
+          <w:szCs w:val="24"/>
+        </w:rPr>
+        <w:t xml:space="preserve"> name that we declared to store value</w:t>
+      </w:r>
+    </w:p>
+    <w:p>
+      <w:pPr>
+        <w:spacing w:after="0" w:line="240" w:lineRule="auto"/>
+        <w:rPr>
+          <w:rFonts w:cstheme="minorHAnsi"/>
+          <w:sz w:val="24"/>
+          <w:szCs w:val="24"/>
+        </w:rPr>
+      </w:pPr>
+      <w:r>
+        <w:rPr>
+          <w:rFonts w:cstheme="minorHAnsi"/>
+          <w:b/>
+          <w:bCs/>
+          <w:sz w:val="24"/>
+          <w:szCs w:val="24"/>
+        </w:rPr>
+        <w:t>Redirect:</w:t>
+      </w:r>
+      <w:r>
+        <w:rPr>
+          <w:rFonts w:cstheme="minorHAnsi"/>
+          <w:sz w:val="24"/>
+          <w:szCs w:val="24"/>
+        </w:rPr>
+        <w:t xml:space="preserve"> </w:t>
+      </w:r>
+      <w:r>
+        <w:rPr>
+          <w:rFonts w:cstheme="minorHAnsi"/>
+          <w:sz w:val="24"/>
+          <w:szCs w:val="24"/>
+        </w:rPr>
+        <w:t xml:space="preserve">In redirect we must pass the route name like </w:t>
+      </w:r>
+      <w:r>
+        <w:rPr>
+          <w:rFonts w:cstheme="minorHAnsi"/>
+          <w:sz w:val="24"/>
+          <w:szCs w:val="24"/>
+        </w:rPr>
+        <w:t>URL.</w:t>
+      </w:r>
+    </w:p>
+    <w:p>
+      <w:pPr>
+        <w:spacing w:after="0" w:line="240" w:lineRule="auto"/>
+        <w:rPr>
+          <w:rFonts w:cstheme="minorHAnsi"/>
+          <w:sz w:val="24"/>
+          <w:szCs w:val="24"/>
+        </w:rPr>
+      </w:pPr>
+      <w:r>
+        <w:rPr>
+          <w:rFonts w:cstheme="minorHAnsi"/>
+          <w:b/>
+          <w:bCs/>
+          <w:sz w:val="24"/>
+          <w:szCs w:val="24"/>
+        </w:rPr>
+        <w:t>View:</w:t>
+      </w:r>
+      <w:r>
+        <w:rPr>
+          <w:rFonts w:cstheme="minorHAnsi"/>
+          <w:sz w:val="24"/>
+          <w:szCs w:val="24"/>
+        </w:rPr>
+        <w:t xml:space="preserve"> In view we must pass the file(view) name not route </w:t>
+      </w:r>
+      <w:r>
+        <w:rPr>
+          <w:rFonts w:cstheme="minorHAnsi"/>
+          <w:sz w:val="24"/>
+          <w:szCs w:val="24"/>
+        </w:rPr>
+        <w:t>URL</w:t>
+      </w:r>
+      <w:r>
+        <w:rPr>
+          <w:rFonts w:cstheme="minorHAnsi"/>
+          <w:sz w:val="24"/>
+          <w:szCs w:val="24"/>
+        </w:rPr>
+        <w:t>.</w:t>
+      </w:r>
+    </w:p>
+    <w:p>
+      <w:pPr>
+        <w:spacing w:after="0" w:line="240" w:lineRule="auto"/>
+        <w:rPr>
+          <w:rFonts w:cstheme="minorHAnsi"/>
+          <w:sz w:val="24"/>
+          <w:szCs w:val="24"/>
+        </w:rPr>
+      </w:pPr>
+      <w:r>
+        <w:rPr>
+          <w:rFonts w:cstheme="minorHAnsi"/>
+          <w:b/>
+          <w:bCs/>
+          <w:sz w:val="24"/>
+          <w:szCs w:val="24"/>
+        </w:rPr>
+        <w:t>Migration:</w:t>
+      </w:r>
+      <w:r>
+        <w:rPr>
+          <w:rFonts w:cstheme="minorHAnsi"/>
+          <w:sz w:val="24"/>
+          <w:szCs w:val="24"/>
+        </w:rPr>
+        <w:t xml:space="preserve"> Use </w:t>
       </w:r>
       <w:r>
         <w:rPr>
@@ -6248,7 +7233,7 @@
           <w:sz w:val="20"/>
           <w:szCs w:val="20"/>
         </w:rPr>
-        <w:t>);</w:t>
+        <w:t>php artisan make: migration create_tableName_table</w:t>
       </w:r>
       <w:r>
         <w:rPr>
@@ -6264,203 +7249,15 @@
           <w:sz w:val="24"/>
           <w:szCs w:val="24"/>
         </w:rPr>
-        <w:t xml:space="preserve">If we want to pass multiple variables, </w:t>
-      </w:r>
-      <w:r>
-        <w:rPr>
-          <w:rFonts w:cstheme="minorHAnsi"/>
-          <w:sz w:val="24"/>
-          <w:szCs w:val="24"/>
-        </w:rPr>
-        <w:t>use multiple with</w:t>
-      </w:r>
-      <w:r>
-        <w:rPr>
-          <w:rFonts w:cstheme="minorHAnsi"/>
-          <w:sz w:val="24"/>
-          <w:szCs w:val="24"/>
-        </w:rPr>
-        <w:t xml:space="preserve"> method. If you want to pass a variable that has an array data, then it must be associative array to show specific data of array on view otherwise foreach loop will display all data of array.</w:t>
-      </w:r>
-    </w:p>
-    <w:p>
-      <w:pPr>
-        <w:spacing w:after="0" w:line="240" w:lineRule="auto"/>
-        <w:rPr>
-          <w:rFonts w:cstheme="minorHAnsi"/>
-          <w:sz w:val="24"/>
-          <w:szCs w:val="24"/>
-        </w:rPr>
-      </w:pPr>
-      <w:r>
-        <w:rPr>
-          <w:rFonts w:cstheme="minorHAnsi"/>
-          <w:b/>
-          <w:bCs/>
-          <w:sz w:val="24"/>
-          <w:szCs w:val="24"/>
-        </w:rPr>
-        <w:t xml:space="preserve">Why </w:t>
-      </w:r>
-      <w:r>
-        <w:rPr>
-          <w:rFonts w:cstheme="minorHAnsi"/>
-          <w:b/>
-          <w:bCs/>
-          <w:sz w:val="24"/>
-          <w:szCs w:val="24"/>
-        </w:rPr>
-        <w:t>With</w:t>
-      </w:r>
-      <w:r>
-        <w:rPr>
-          <w:rFonts w:cstheme="minorHAnsi"/>
-          <w:b/>
-          <w:bCs/>
-          <w:sz w:val="24"/>
-          <w:szCs w:val="24"/>
-        </w:rPr>
-        <w:t>:</w:t>
-      </w:r>
-      <w:r>
-        <w:rPr>
-          <w:rFonts w:cstheme="minorHAnsi"/>
-          <w:sz w:val="24"/>
-          <w:szCs w:val="24"/>
-        </w:rPr>
-        <w:t xml:space="preserve"> When we want to pass variable with </w:t>
-      </w:r>
-      <w:r>
-        <w:rPr>
-          <w:rFonts w:cstheme="minorHAnsi"/>
-          <w:sz w:val="24"/>
-          <w:szCs w:val="24"/>
-        </w:rPr>
-        <w:t>differ</w:t>
-      </w:r>
-      <w:r>
-        <w:rPr>
-          <w:rFonts w:cstheme="minorHAnsi"/>
-          <w:sz w:val="24"/>
-          <w:szCs w:val="24"/>
-        </w:rPr>
-        <w:t xml:space="preserve"> name that we declared to store value</w:t>
-      </w:r>
-    </w:p>
-    <w:p>
-      <w:pPr>
-        <w:spacing w:after="0" w:line="240" w:lineRule="auto"/>
-        <w:rPr>
-          <w:rFonts w:cstheme="minorHAnsi"/>
-          <w:sz w:val="24"/>
-          <w:szCs w:val="24"/>
-        </w:rPr>
-      </w:pPr>
-      <w:r>
-        <w:rPr>
-          <w:rFonts w:cstheme="minorHAnsi"/>
-          <w:b/>
-          <w:bCs/>
-          <w:sz w:val="24"/>
-          <w:szCs w:val="24"/>
-        </w:rPr>
-        <w:t>Redirect:</w:t>
-      </w:r>
-      <w:r>
-        <w:rPr>
-          <w:rFonts w:cstheme="minorHAnsi"/>
-          <w:sz w:val="24"/>
-          <w:szCs w:val="24"/>
-        </w:rPr>
-        <w:t xml:space="preserve"> </w:t>
-      </w:r>
-      <w:r>
-        <w:rPr>
-          <w:rFonts w:cstheme="minorHAnsi"/>
-          <w:sz w:val="24"/>
-          <w:szCs w:val="24"/>
-        </w:rPr>
-        <w:t xml:space="preserve">In redirect we must pass the route name like </w:t>
-      </w:r>
-      <w:r>
-        <w:rPr>
-          <w:rFonts w:cstheme="minorHAnsi"/>
-          <w:sz w:val="24"/>
-          <w:szCs w:val="24"/>
-        </w:rPr>
-        <w:t>URL.</w:t>
-      </w:r>
-    </w:p>
-    <w:p>
-      <w:pPr>
-        <w:spacing w:after="0" w:line="240" w:lineRule="auto"/>
-        <w:rPr>
-          <w:rFonts w:cstheme="minorHAnsi"/>
-          <w:sz w:val="24"/>
-          <w:szCs w:val="24"/>
-        </w:rPr>
-      </w:pPr>
-      <w:r>
-        <w:rPr>
-          <w:rFonts w:cstheme="minorHAnsi"/>
-          <w:b/>
-          <w:bCs/>
-          <w:sz w:val="24"/>
-          <w:szCs w:val="24"/>
-        </w:rPr>
-        <w:t>View:</w:t>
-      </w:r>
-      <w:r>
-        <w:rPr>
-          <w:rFonts w:cstheme="minorHAnsi"/>
-          <w:sz w:val="24"/>
-          <w:szCs w:val="24"/>
-        </w:rPr>
-        <w:t xml:space="preserve"> In view we must pass the file(view) name not route </w:t>
-      </w:r>
-      <w:r>
-        <w:rPr>
-          <w:rFonts w:cstheme="minorHAnsi"/>
-          <w:sz w:val="24"/>
-          <w:szCs w:val="24"/>
-        </w:rPr>
-        <w:t>URL</w:t>
-      </w:r>
-      <w:r>
-        <w:rPr>
-          <w:rFonts w:cstheme="minorHAnsi"/>
-          <w:sz w:val="24"/>
-          <w:szCs w:val="24"/>
-        </w:rPr>
-        <w:t>.</w:t>
-      </w:r>
-    </w:p>
-    <w:p>
-      <w:pPr>
-        <w:spacing w:after="0" w:line="240" w:lineRule="auto"/>
-        <w:rPr>
-          <w:rFonts w:cstheme="minorHAnsi"/>
-          <w:sz w:val="24"/>
-          <w:szCs w:val="24"/>
-        </w:rPr>
-      </w:pPr>
-      <w:r>
-        <w:rPr>
-          <w:rFonts w:cstheme="minorHAnsi"/>
-          <w:b/>
-          <w:bCs/>
-          <w:sz w:val="24"/>
-          <w:szCs w:val="24"/>
-        </w:rPr>
-        <w:t>Migration:</w:t>
-      </w:r>
-      <w:r>
-        <w:rPr>
-          <w:rFonts w:cstheme="minorHAnsi"/>
-          <w:sz w:val="24"/>
-          <w:szCs w:val="24"/>
-        </w:rPr>
-        <w:t xml:space="preserve"> Use </w:t>
+        <w:t>to create tables in database. Table name should be plural mean it should be ‘s’ at the end of table name.</w:t>
+      </w:r>
+      <w:r>
+        <w:rPr>
+          <w:rFonts w:cstheme="minorHAnsi"/>
+          <w:sz w:val="24"/>
+          <w:szCs w:val="24"/>
+        </w:rPr>
+        <w:t xml:space="preserve"> For primary key just pass column name like </w:t>
       </w:r>
       <w:r>
         <w:rPr>
@@ -6470,9 +7267,8 @@
           <w:sz w:val="20"/>
           <w:szCs w:val="20"/>
         </w:rPr>
-        <w:t xml:space="preserve">php artisan make: migration </w:t>
-      </w:r>
-      <w:proofErr w:type="spellStart"/>
+        <w:t>$table-&gt;id(‘student_id’);</w:t>
+      </w:r>
       <w:r>
         <w:rPr>
           <w:rFonts w:cstheme="minorHAnsi"/>
@@ -6481,32 +7277,43 @@
           <w:sz w:val="20"/>
           <w:szCs w:val="20"/>
         </w:rPr>
-        <w:t>create_tableName_table</w:t>
-      </w:r>
-      <w:proofErr w:type="spellEnd"/>
-      <w:r>
-        <w:rPr>
-          <w:rFonts w:cstheme="minorHAnsi"/>
+        <w:t xml:space="preserve"> </w:t>
+      </w:r>
+      <w:r>
+        <w:rPr>
+          <w:rFonts w:cstheme="minorHAnsi"/>
+          <w:sz w:val="24"/>
+          <w:szCs w:val="24"/>
+        </w:rPr>
+        <w:t>For varchar values, use string like $table-&gt;string(‘name’);</w:t>
+      </w:r>
+    </w:p>
+    <w:p>
+      <w:pPr>
+        <w:spacing w:after="0" w:line="240" w:lineRule="auto"/>
+        <w:rPr>
+          <w:rFonts w:cstheme="minorHAnsi"/>
+          <w:b/>
+          <w:bCs/>
           <w:sz w:val="20"/>
           <w:szCs w:val="20"/>
         </w:rPr>
-        <w:t xml:space="preserve"> </w:t>
-      </w:r>
-      <w:r>
-        <w:rPr>
-          <w:rFonts w:cstheme="minorHAnsi"/>
-          <w:sz w:val="24"/>
-          <w:szCs w:val="24"/>
-        </w:rPr>
-        <w:t>to create tables in database. Table name should be plural mean it should be ‘s’ at the end of table name.</w:t>
-      </w:r>
-      <w:r>
-        <w:rPr>
-          <w:rFonts w:cstheme="minorHAnsi"/>
-          <w:sz w:val="24"/>
-          <w:szCs w:val="24"/>
-        </w:rPr>
-        <w:t xml:space="preserve"> For primary key just pass column name like </w:t>
+      </w:pPr>
+      <w:r>
+        <w:rPr>
+          <w:rFonts w:cstheme="minorHAnsi"/>
+          <w:sz w:val="24"/>
+          <w:szCs w:val="24"/>
+        </w:rPr>
+        <w:t xml:space="preserve">For foreign key </w:t>
+      </w:r>
+      <w:r>
+        <w:rPr>
+          <w:rFonts w:cstheme="minorHAnsi"/>
+          <w:sz w:val="24"/>
+          <w:szCs w:val="24"/>
+        </w:rPr>
+        <w:t xml:space="preserve">first create that column with UnsignedBigInteger and then make it foreign key like </w:t>
       </w:r>
       <w:r>
         <w:rPr>
@@ -6516,7 +7323,21 @@
           <w:sz w:val="20"/>
           <w:szCs w:val="20"/>
         </w:rPr>
-        <w:t>$table-&gt;id(‘student_id’);</w:t>
+        <w:t>$table-&gt;unsignedBigInteger(‘s_id’)</w:t>
+      </w:r>
+      <w:r>
+        <w:rPr>
+          <w:rFonts w:cstheme="minorHAnsi"/>
+          <w:sz w:val="24"/>
+          <w:szCs w:val="24"/>
+        </w:rPr>
+        <w:t>;</w:t>
+      </w:r>
+      <w:r>
+        <w:t xml:space="preserve"> </w:t>
+      </w:r>
+      <w:r>
+        <w:t xml:space="preserve">then </w:t>
       </w:r>
       <w:r>
         <w:rPr>
@@ -6526,20 +7347,19 @@
           <w:sz w:val="20"/>
           <w:szCs w:val="20"/>
         </w:rPr>
-        <w:t xml:space="preserve"> </w:t>
-      </w:r>
-      <w:r>
-        <w:rPr>
-          <w:rFonts w:cstheme="minorHAnsi"/>
-          <w:sz w:val="24"/>
-          <w:szCs w:val="24"/>
-        </w:rPr>
-        <w:t>For varchar values, use string like $table-&gt;string(‘name’);</w:t>
-      </w:r>
-    </w:p>
-    <w:p>
-      <w:pPr>
-        <w:spacing w:after="0" w:line="240" w:lineRule="auto"/>
+        <w:t>$table-&gt;foreign('s_id')-&gt;references('student_id')</w:t>
+      </w:r>
+    </w:p>
+    <w:p>
+      <w:pPr>
+        <w:spacing w:after="0" w:line="240" w:lineRule="auto"/>
+        <w:rPr>
+          <w:rFonts w:cstheme="minorHAnsi"/>
+          <w:sz w:val="24"/>
+          <w:szCs w:val="24"/>
+        </w:rPr>
+      </w:pPr>
+      <w:r>
         <w:rPr>
           <w:rFonts w:cstheme="minorHAnsi"/>
           <w:b/>
@@ -6547,22 +7367,7 @@
           <w:sz w:val="20"/>
           <w:szCs w:val="20"/>
         </w:rPr>
-      </w:pPr>
-      <w:r>
-        <w:rPr>
-          <w:rFonts w:cstheme="minorHAnsi"/>
-          <w:sz w:val="24"/>
-          <w:szCs w:val="24"/>
-        </w:rPr>
-        <w:t xml:space="preserve">For foreign key </w:t>
-      </w:r>
-      <w:r>
-        <w:rPr>
-          <w:rFonts w:cstheme="minorHAnsi"/>
-          <w:sz w:val="24"/>
-          <w:szCs w:val="24"/>
-        </w:rPr>
-        <w:t xml:space="preserve">first create that column with UnsignedBigInteger and then make it foreign key like </w:t>
+        <w:t>-&gt;on('reference table name');</w:t>
       </w:r>
       <w:r>
         <w:rPr>
@@ -6572,21 +7377,15 @@
           <w:sz w:val="20"/>
           <w:szCs w:val="20"/>
         </w:rPr>
-        <w:t>$table-&gt;unsignedBigInteger(‘s_id’)</w:t>
-      </w:r>
-      <w:r>
-        <w:rPr>
-          <w:rFonts w:cstheme="minorHAnsi"/>
-          <w:sz w:val="24"/>
-          <w:szCs w:val="24"/>
-        </w:rPr>
-        <w:t>;</w:t>
-      </w:r>
-      <w:r>
         <w:t xml:space="preserve"> </w:t>
       </w:r>
       <w:r>
-        <w:t xml:space="preserve">then </w:t>
+        <w:rPr>
+          <w:rFonts w:cstheme="minorHAnsi"/>
+          <w:sz w:val="24"/>
+          <w:szCs w:val="24"/>
+        </w:rPr>
+        <w:t xml:space="preserve">At the end run </w:t>
       </w:r>
       <w:r>
         <w:rPr>
@@ -6596,27 +7395,39 @@
           <w:sz w:val="20"/>
           <w:szCs w:val="20"/>
         </w:rPr>
-        <w:t>$table-&gt;foreign('s_id')-&gt;references('student_id')</w:t>
-      </w:r>
-    </w:p>
-    <w:p>
-      <w:pPr>
-        <w:spacing w:after="0" w:line="240" w:lineRule="auto"/>
-        <w:rPr>
-          <w:rFonts w:cstheme="minorHAnsi"/>
-          <w:sz w:val="24"/>
-          <w:szCs w:val="24"/>
-        </w:rPr>
-      </w:pPr>
-      <w:r>
-        <w:rPr>
-          <w:rFonts w:cstheme="minorHAnsi"/>
-          <w:b/>
-          <w:bCs/>
+        <w:t>php artisan migrate</w:t>
+      </w:r>
+      <w:r>
+        <w:rPr>
+          <w:rFonts w:cstheme="minorHAnsi"/>
           <w:sz w:val="20"/>
           <w:szCs w:val="20"/>
         </w:rPr>
-        <w:t>-&gt;on('reference table name');</w:t>
+        <w:t xml:space="preserve"> </w:t>
+      </w:r>
+      <w:r>
+        <w:rPr>
+          <w:rFonts w:cstheme="minorHAnsi"/>
+          <w:sz w:val="24"/>
+          <w:szCs w:val="24"/>
+        </w:rPr>
+        <w:t>to create tables in database.</w:t>
+      </w:r>
+      <w:r>
+        <w:rPr>
+          <w:rFonts w:cstheme="minorHAnsi"/>
+          <w:sz w:val="24"/>
+          <w:szCs w:val="24"/>
+        </w:rPr>
+        <w:t xml:space="preserve"> </w:t>
+      </w:r>
+      <w:r>
+        <w:rPr>
+          <w:rFonts w:cstheme="minorHAnsi"/>
+          <w:sz w:val="24"/>
+          <w:szCs w:val="24"/>
+        </w:rPr>
+        <w:t xml:space="preserve">For delete migrated tables use php artisan </w:t>
       </w:r>
       <w:r>
         <w:rPr>
@@ -6626,15 +7437,15 @@
           <w:sz w:val="20"/>
           <w:szCs w:val="20"/>
         </w:rPr>
-        <w:t xml:space="preserve"> </w:t>
-      </w:r>
-      <w:r>
-        <w:rPr>
-          <w:rFonts w:cstheme="minorHAnsi"/>
-          <w:sz w:val="24"/>
-          <w:szCs w:val="24"/>
-        </w:rPr>
-        <w:t xml:space="preserve">At the end run </w:t>
+        <w:t>migrate:reset</w:t>
+      </w:r>
+      <w:r>
+        <w:rPr>
+          <w:rFonts w:cstheme="minorHAnsi"/>
+          <w:sz w:val="24"/>
+          <w:szCs w:val="24"/>
+        </w:rPr>
+        <w:t xml:space="preserve">. For remove last migration use </w:t>
       </w:r>
       <w:r>
         <w:rPr>
@@ -6644,41 +7455,42 @@
           <w:sz w:val="20"/>
           <w:szCs w:val="20"/>
         </w:rPr>
-        <w:t>php artisan migrate</w:t>
-      </w:r>
-      <w:r>
-        <w:rPr>
-          <w:rFonts w:cstheme="minorHAnsi"/>
+        <w:t>rollback</w:t>
+      </w:r>
+      <w:r>
+        <w:rPr>
+          <w:rFonts w:cstheme="minorHAnsi"/>
+          <w:sz w:val="24"/>
+          <w:szCs w:val="24"/>
+        </w:rPr>
+        <w:t>.</w:t>
+      </w:r>
+      <w:r>
+        <w:rPr>
+          <w:rFonts w:cstheme="minorHAnsi"/>
+          <w:sz w:val="24"/>
+          <w:szCs w:val="24"/>
+        </w:rPr>
+        <w:t xml:space="preserve"> For remove specific step migration mean you run 5 migration commands and want to delete 3 number migration then use </w:t>
+      </w:r>
+      <w:r>
+        <w:rPr>
+          <w:rFonts w:cstheme="minorHAnsi"/>
+          <w:b/>
+          <w:bCs/>
           <w:sz w:val="20"/>
           <w:szCs w:val="20"/>
         </w:rPr>
-        <w:t xml:space="preserve"> </w:t>
-      </w:r>
-      <w:r>
-        <w:rPr>
-          <w:rFonts w:cstheme="minorHAnsi"/>
-          <w:sz w:val="24"/>
-          <w:szCs w:val="24"/>
-        </w:rPr>
-        <w:t>to create tables in database.</w:t>
-      </w:r>
-      <w:r>
-        <w:rPr>
-          <w:rFonts w:cstheme="minorHAnsi"/>
-          <w:sz w:val="24"/>
-          <w:szCs w:val="24"/>
-        </w:rPr>
-        <w:t xml:space="preserve"> </w:t>
-      </w:r>
-      <w:r>
-        <w:rPr>
-          <w:rFonts w:cstheme="minorHAnsi"/>
-          <w:sz w:val="24"/>
-          <w:szCs w:val="24"/>
-        </w:rPr>
-        <w:t xml:space="preserve">For delete migrated tables use php artisan </w:t>
-      </w:r>
-      <w:proofErr w:type="spellStart"/>
+        <w:t>rollback --step 3</w:t>
+      </w:r>
+      <w:r>
+        <w:rPr>
+          <w:rFonts w:cstheme="minorHAnsi"/>
+          <w:sz w:val="24"/>
+          <w:szCs w:val="24"/>
+        </w:rPr>
+        <w:t xml:space="preserve">. </w:t>
+      </w:r>
       <w:r>
         <w:rPr>
           <w:rFonts w:cstheme="minorHAnsi"/>
@@ -6687,16 +7499,15 @@
           <w:sz w:val="20"/>
           <w:szCs w:val="20"/>
         </w:rPr>
-        <w:t>migrate:reset</w:t>
-      </w:r>
-      <w:proofErr w:type="spellEnd"/>
-      <w:r>
-        <w:rPr>
-          <w:rFonts w:cstheme="minorHAnsi"/>
-          <w:sz w:val="24"/>
-          <w:szCs w:val="24"/>
-        </w:rPr>
-        <w:t xml:space="preserve">. For remove last migration use </w:t>
+        <w:t>Refresh</w:t>
+      </w:r>
+      <w:r>
+        <w:rPr>
+          <w:rFonts w:cstheme="minorHAnsi"/>
+          <w:sz w:val="24"/>
+          <w:szCs w:val="24"/>
+        </w:rPr>
+        <w:t xml:space="preserve"> first delete all tables and then create all again. For run single file  </w:t>
       </w:r>
       <w:r>
         <w:rPr>
@@ -6706,25 +7517,12 @@
           <w:sz w:val="20"/>
           <w:szCs w:val="20"/>
         </w:rPr>
-        <w:t>rollback</w:t>
-      </w:r>
-      <w:r>
-        <w:rPr>
-          <w:rFonts w:cstheme="minorHAnsi"/>
-          <w:sz w:val="24"/>
-          <w:szCs w:val="24"/>
-        </w:rPr>
-        <w:t>.</w:t>
-      </w:r>
-      <w:r>
-        <w:rPr>
-          <w:rFonts w:cstheme="minorHAnsi"/>
-          <w:sz w:val="24"/>
-          <w:szCs w:val="24"/>
-        </w:rPr>
-        <w:t xml:space="preserve"> For remove specific step migration mean you run 5 migration commands and want to delete 3 number migration then use </w:t>
-      </w:r>
-      <w:r>
+        <w:t>migrate --path=/database/migrations/file name.</w:t>
+      </w:r>
+    </w:p>
+    <w:p>
+      <w:pPr>
+        <w:spacing w:after="0" w:line="240" w:lineRule="auto"/>
         <w:rPr>
           <w:rFonts w:cstheme="minorHAnsi"/>
           <w:b/>
@@ -6732,15 +7530,25 @@
           <w:sz w:val="20"/>
           <w:szCs w:val="20"/>
         </w:rPr>
-        <w:t>rollback --step 3</w:t>
-      </w:r>
-      <w:r>
-        <w:rPr>
-          <w:rFonts w:cstheme="minorHAnsi"/>
-          <w:sz w:val="24"/>
-          <w:szCs w:val="24"/>
-        </w:rPr>
-        <w:t xml:space="preserve">. </w:t>
+      </w:pPr>
+      <w:r>
+        <w:rPr>
+          <w:rFonts w:cstheme="minorHAnsi"/>
+          <w:b/>
+          <w:bCs/>
+          <w:sz w:val="24"/>
+          <w:szCs w:val="24"/>
+        </w:rPr>
+        <w:lastRenderedPageBreak/>
+        <w:t>Seeder:</w:t>
+      </w:r>
+      <w:r>
+        <w:rPr>
+          <w:rFonts w:cstheme="minorHAnsi"/>
+          <w:sz w:val="24"/>
+          <w:szCs w:val="24"/>
+        </w:rPr>
+        <w:t xml:space="preserve"> Used for enter data in tables, Use </w:t>
       </w:r>
       <w:r>
         <w:rPr>
@@ -6750,15 +7558,7 @@
           <w:sz w:val="20"/>
           <w:szCs w:val="20"/>
         </w:rPr>
-        <w:t>Refresh</w:t>
-      </w:r>
-      <w:r>
-        <w:rPr>
-          <w:rFonts w:cstheme="minorHAnsi"/>
-          <w:sz w:val="24"/>
-          <w:szCs w:val="24"/>
-        </w:rPr>
-        <w:t xml:space="preserve"> first delete all tables and then create all again. For run single file  </w:t>
+        <w:t xml:space="preserve">php artisan make: </w:t>
       </w:r>
       <w:r>
         <w:rPr>
@@ -6768,12 +7568,9 @@
           <w:sz w:val="20"/>
           <w:szCs w:val="20"/>
         </w:rPr>
-        <w:t>migrate --path=/database/migrations/file name.</w:t>
-      </w:r>
-    </w:p>
-    <w:p>
-      <w:pPr>
-        <w:spacing w:after="0" w:line="240" w:lineRule="auto"/>
+        <w:t>seeder</w:t>
+      </w:r>
+      <w:r>
         <w:rPr>
           <w:rFonts w:cstheme="minorHAnsi"/>
           <w:b/>
@@ -6781,24 +7578,7 @@
           <w:sz w:val="20"/>
           <w:szCs w:val="20"/>
         </w:rPr>
-      </w:pPr>
-      <w:r>
-        <w:rPr>
-          <w:rFonts w:cstheme="minorHAnsi"/>
-          <w:b/>
-          <w:bCs/>
-          <w:sz w:val="24"/>
-          <w:szCs w:val="24"/>
-        </w:rPr>
-        <w:t>Seeder:</w:t>
-      </w:r>
-      <w:r>
-        <w:rPr>
-          <w:rFonts w:cstheme="minorHAnsi"/>
-          <w:sz w:val="24"/>
-          <w:szCs w:val="24"/>
-        </w:rPr>
-        <w:t xml:space="preserve"> Used for enter data in tables, Use </w:t>
+        <w:t xml:space="preserve"> </w:t>
       </w:r>
       <w:r>
         <w:rPr>
@@ -6808,7 +7588,7 @@
           <w:sz w:val="20"/>
           <w:szCs w:val="20"/>
         </w:rPr>
-        <w:t xml:space="preserve">php artisan make: </w:t>
+        <w:t>seeder</w:t>
       </w:r>
       <w:r>
         <w:rPr>
@@ -6818,7 +7598,7 @@
           <w:sz w:val="20"/>
           <w:szCs w:val="20"/>
         </w:rPr>
-        <w:t>seeder</w:t>
+        <w:t>Name</w:t>
       </w:r>
       <w:r>
         <w:rPr>
@@ -6828,7 +7608,79 @@
           <w:sz w:val="20"/>
           <w:szCs w:val="20"/>
         </w:rPr>
-        <w:t xml:space="preserve"> </w:t>
+        <w:t xml:space="preserve">Seeder. </w:t>
+      </w:r>
+      <w:r>
+        <w:rPr>
+          <w:rFonts w:cstheme="minorHAnsi"/>
+          <w:sz w:val="24"/>
+          <w:szCs w:val="24"/>
+        </w:rPr>
+        <w:t xml:space="preserve">There must be used seeder at </w:t>
+      </w:r>
+      <w:r>
+        <w:rPr>
+          <w:rFonts w:cstheme="minorHAnsi"/>
+          <w:sz w:val="24"/>
+          <w:szCs w:val="24"/>
+        </w:rPr>
+        <w:t>t</w:t>
+      </w:r>
+      <w:r>
+        <w:rPr>
+          <w:rFonts w:cstheme="minorHAnsi"/>
+          <w:sz w:val="24"/>
+          <w:szCs w:val="24"/>
+        </w:rPr>
+        <w:t>he end of seeder name</w:t>
+      </w:r>
+      <w:r>
+        <w:rPr>
+          <w:rFonts w:cstheme="minorHAnsi"/>
+          <w:sz w:val="24"/>
+          <w:szCs w:val="24"/>
+        </w:rPr>
+        <w:t xml:space="preserve">. Use create method in seeder to put data in tables. </w:t>
+      </w:r>
+      <w:r>
+        <w:rPr>
+          <w:rFonts w:cstheme="minorHAnsi"/>
+          <w:sz w:val="24"/>
+          <w:szCs w:val="24"/>
+        </w:rPr>
+        <w:t xml:space="preserve">Then call seeder in database seeder file like </w:t>
+      </w:r>
+      <w:r>
+        <w:rPr>
+          <w:rFonts w:cstheme="minorHAnsi"/>
+          <w:sz w:val="24"/>
+          <w:szCs w:val="24"/>
+        </w:rPr>
+        <w:t xml:space="preserve">$this-&gt;call([ </w:t>
+      </w:r>
+      <w:r>
+        <w:rPr>
+          <w:rFonts w:cstheme="minorHAnsi"/>
+          <w:sz w:val="24"/>
+          <w:szCs w:val="24"/>
+        </w:rPr>
+        <w:t>seederName</w:t>
+      </w:r>
+      <w:r>
+        <w:rPr>
+          <w:rFonts w:cstheme="minorHAnsi"/>
+          <w:sz w:val="24"/>
+          <w:szCs w:val="24"/>
+        </w:rPr>
+        <w:t>::class]);</w:t>
+      </w:r>
+      <w:r>
+        <w:rPr>
+          <w:rFonts w:cstheme="minorHAnsi"/>
+          <w:sz w:val="24"/>
+          <w:szCs w:val="24"/>
+        </w:rPr>
+        <w:t xml:space="preserve"> and run </w:t>
       </w:r>
       <w:r>
         <w:rPr>
@@ -6838,7 +7690,7 @@
           <w:sz w:val="20"/>
           <w:szCs w:val="20"/>
         </w:rPr>
-        <w:t>seeder</w:t>
+        <w:t>php artisan db:seed</w:t>
       </w:r>
       <w:r>
         <w:rPr>
@@ -6848,8 +7700,82 @@
           <w:sz w:val="20"/>
           <w:szCs w:val="20"/>
         </w:rPr>
-        <w:t>Name</w:t>
-      </w:r>
+        <w:t>.</w:t>
+      </w:r>
+    </w:p>
+    <w:p>
+      <w:pPr>
+        <w:spacing w:after="0" w:line="240" w:lineRule="auto"/>
+        <w:rPr>
+          <w:rFonts w:cstheme="minorHAnsi"/>
+          <w:sz w:val="24"/>
+          <w:szCs w:val="24"/>
+        </w:rPr>
+      </w:pPr>
+      <w:r>
+        <w:rPr>
+          <w:rFonts w:cstheme="minorHAnsi"/>
+          <w:b/>
+          <w:bCs/>
+          <w:sz w:val="24"/>
+          <w:szCs w:val="24"/>
+        </w:rPr>
+        <w:t>Validation:</w:t>
+      </w:r>
+      <w:r>
+        <w:rPr>
+          <w:rFonts w:cstheme="minorHAnsi"/>
+          <w:sz w:val="24"/>
+          <w:szCs w:val="24"/>
+        </w:rPr>
+        <w:t xml:space="preserve"> $request-&gt;validate([ ‘input_field_name’=&gt;’required|email|numeric’]); and show it on view like @error (‘</w:t>
+      </w:r>
+      <w:proofErr w:type="spellStart"/>
+      <w:r>
+        <w:rPr>
+          <w:rFonts w:cstheme="minorHAnsi"/>
+          <w:sz w:val="24"/>
+          <w:szCs w:val="24"/>
+        </w:rPr>
+        <w:t>input_field_name</w:t>
+      </w:r>
+      <w:proofErr w:type="spellEnd"/>
+      <w:r>
+        <w:rPr>
+          <w:rFonts w:cstheme="minorHAnsi"/>
+          <w:sz w:val="24"/>
+          <w:szCs w:val="24"/>
+        </w:rPr>
+        <w:t>’) &lt;span&gt;{{$message}}&lt;/span&gt; @</w:t>
+      </w:r>
+      <w:proofErr w:type="spellStart"/>
+      <w:r>
+        <w:rPr>
+          <w:rFonts w:cstheme="minorHAnsi"/>
+          <w:sz w:val="24"/>
+          <w:szCs w:val="24"/>
+        </w:rPr>
+        <w:t>enderror</w:t>
+      </w:r>
+      <w:proofErr w:type="spellEnd"/>
+      <w:r>
+        <w:rPr>
+          <w:rFonts w:cstheme="minorHAnsi"/>
+          <w:sz w:val="24"/>
+          <w:szCs w:val="24"/>
+        </w:rPr>
+        <w:t>.</w:t>
+      </w:r>
+      <w:r>
+        <w:rPr>
+          <w:rFonts w:cstheme="minorHAnsi"/>
+          <w:sz w:val="24"/>
+          <w:szCs w:val="24"/>
+        </w:rPr>
+        <w:t xml:space="preserve"> A standard method is </w:t>
+      </w:r>
+      <w:proofErr w:type="spellStart"/>
+      <w:proofErr w:type="gramStart"/>
       <w:r>
         <w:rPr>
           <w:rFonts w:cstheme="minorHAnsi"/>
@@ -6858,80 +7784,9 @@
           <w:sz w:val="20"/>
           <w:szCs w:val="20"/>
         </w:rPr>
-        <w:t xml:space="preserve">Seeder. </w:t>
-      </w:r>
-      <w:r>
-        <w:rPr>
-          <w:rFonts w:cstheme="minorHAnsi"/>
-          <w:sz w:val="24"/>
-          <w:szCs w:val="24"/>
-        </w:rPr>
-        <w:t xml:space="preserve">There must be used seeder at </w:t>
-      </w:r>
-      <w:r>
-        <w:rPr>
-          <w:rFonts w:cstheme="minorHAnsi"/>
-          <w:sz w:val="24"/>
-          <w:szCs w:val="24"/>
-        </w:rPr>
-        <w:t>t</w:t>
-      </w:r>
-      <w:r>
-        <w:rPr>
-          <w:rFonts w:cstheme="minorHAnsi"/>
-          <w:sz w:val="24"/>
-          <w:szCs w:val="24"/>
-        </w:rPr>
-        <w:t>he end of seeder name</w:t>
-      </w:r>
-      <w:r>
-        <w:rPr>
-          <w:rFonts w:cstheme="minorHAnsi"/>
-          <w:sz w:val="24"/>
-          <w:szCs w:val="24"/>
-        </w:rPr>
-        <w:t xml:space="preserve">. Use create method in seeder to put data in tables. </w:t>
-      </w:r>
-      <w:r>
-        <w:rPr>
-          <w:rFonts w:cstheme="minorHAnsi"/>
-          <w:sz w:val="24"/>
-          <w:szCs w:val="24"/>
-        </w:rPr>
-        <w:t xml:space="preserve">Then call seeder in database seeder file like </w:t>
-      </w:r>
-      <w:r>
-        <w:rPr>
-          <w:rFonts w:cstheme="minorHAnsi"/>
-          <w:sz w:val="24"/>
-          <w:szCs w:val="24"/>
-        </w:rPr>
-        <w:t xml:space="preserve">$this-&gt;call([ </w:t>
-      </w:r>
-      <w:r>
-        <w:rPr>
-          <w:rFonts w:cstheme="minorHAnsi"/>
-          <w:sz w:val="24"/>
-          <w:szCs w:val="24"/>
-        </w:rPr>
-        <w:t>seederName</w:t>
-      </w:r>
-      <w:r>
-        <w:rPr>
-          <w:rFonts w:cstheme="minorHAnsi"/>
-          <w:sz w:val="24"/>
-          <w:szCs w:val="24"/>
-        </w:rPr>
-        <w:t>::class]);</w:t>
-      </w:r>
-      <w:r>
-        <w:rPr>
-          <w:rFonts w:cstheme="minorHAnsi"/>
-          <w:sz w:val="24"/>
-          <w:szCs w:val="24"/>
-        </w:rPr>
-        <w:t xml:space="preserve"> and run </w:t>
-      </w:r>
+        <w:t>make</w:t>
+      </w:r>
+      <w:proofErr w:type="gramEnd"/>
       <w:r>
         <w:rPr>
           <w:rFonts w:cstheme="minorHAnsi"/>
@@ -6940,8 +7795,9 @@
           <w:sz w:val="20"/>
           <w:szCs w:val="20"/>
         </w:rPr>
-        <w:t>php artisan db:seed</w:t>
-      </w:r>
+        <w:t>:request</w:t>
+      </w:r>
+      <w:proofErr w:type="spellEnd"/>
       <w:r>
         <w:rPr>
           <w:rFonts w:cstheme="minorHAnsi"/>
@@ -6950,90 +7806,67 @@
           <w:sz w:val="20"/>
           <w:szCs w:val="20"/>
         </w:rPr>
-        <w:t>.</w:t>
-      </w:r>
-    </w:p>
-    <w:p>
-      <w:pPr>
-        <w:spacing w:after="0" w:line="240" w:lineRule="auto"/>
-        <w:rPr>
-          <w:rFonts w:cstheme="minorHAnsi"/>
-          <w:sz w:val="24"/>
-          <w:szCs w:val="24"/>
-        </w:rPr>
-      </w:pPr>
-      <w:r>
-        <w:rPr>
-          <w:rFonts w:cstheme="minorHAnsi"/>
-          <w:b/>
-          <w:bCs/>
-          <w:sz w:val="24"/>
-          <w:szCs w:val="24"/>
-        </w:rPr>
-        <w:t>Validation:</w:t>
-      </w:r>
-      <w:r>
-        <w:rPr>
-          <w:rFonts w:cstheme="minorHAnsi"/>
-          <w:sz w:val="24"/>
-          <w:szCs w:val="24"/>
-        </w:rPr>
-        <w:t xml:space="preserve"> $request-&gt;validate([ ‘input_field_name’=&gt;’required|email|numeric’]); and show it on view like @error (‘input_field_name’) &lt;span&gt;{{$message}}&lt;/span&gt; @enderror.</w:t>
-      </w:r>
-    </w:p>
-    <w:p>
-      <w:pPr>
-        <w:spacing w:after="0" w:line="240" w:lineRule="auto"/>
-        <w:rPr>
-          <w:rFonts w:cstheme="minorHAnsi"/>
-          <w:sz w:val="24"/>
-          <w:szCs w:val="24"/>
-        </w:rPr>
-      </w:pPr>
-      <w:r>
-        <w:rPr>
-          <w:rFonts w:cstheme="minorHAnsi"/>
-          <w:b/>
-          <w:bCs/>
-          <w:sz w:val="24"/>
-          <w:szCs w:val="24"/>
-        </w:rPr>
-        <w:lastRenderedPageBreak/>
-        <w:t>Create:</w:t>
-      </w:r>
-      <w:r>
-        <w:rPr>
-          <w:rFonts w:cstheme="minorHAnsi"/>
-          <w:sz w:val="24"/>
-          <w:szCs w:val="24"/>
-        </w:rPr>
-        <w:t xml:space="preserve"> </w:t>
-      </w:r>
-      <w:r>
-        <w:rPr>
-          <w:rFonts w:cstheme="minorHAnsi"/>
-          <w:b/>
-          <w:bCs/>
+        <w:t xml:space="preserve"> request name</w:t>
+      </w:r>
+      <w:r>
+        <w:rPr>
+          <w:rFonts w:cstheme="minorHAnsi"/>
           <w:sz w:val="20"/>
           <w:szCs w:val="20"/>
         </w:rPr>
-        <w:t>model_name::create([ ‘database column’=&gt;$request-&gt;input_field_name]);</w:t>
-      </w:r>
-      <w:r>
-        <w:rPr>
-          <w:rFonts w:cstheme="minorHAnsi"/>
+        <w:t xml:space="preserve"> </w:t>
+      </w:r>
+      <w:r>
+        <w:rPr>
+          <w:rFonts w:cstheme="minorHAnsi"/>
+          <w:sz w:val="24"/>
+          <w:szCs w:val="24"/>
+        </w:rPr>
+        <w:t>and in rule method define validation.</w:t>
+      </w:r>
+      <w:r>
+        <w:rPr>
+          <w:rFonts w:cstheme="minorHAnsi"/>
+          <w:sz w:val="24"/>
+          <w:szCs w:val="24"/>
+        </w:rPr>
+        <w:t xml:space="preserve"> Make separate files for create and update.</w:t>
+      </w:r>
+      <w:r>
+        <w:rPr>
+          <w:rFonts w:cstheme="minorHAnsi"/>
+          <w:sz w:val="24"/>
+          <w:szCs w:val="24"/>
+        </w:rPr>
+        <w:t xml:space="preserve"> For </w:t>
+      </w:r>
+      <w:proofErr w:type="spellStart"/>
+      <w:r>
+        <w:rPr>
+          <w:rFonts w:cstheme="minorHAnsi"/>
+          <w:sz w:val="24"/>
+          <w:szCs w:val="24"/>
+        </w:rPr>
+        <w:t>custome</w:t>
+      </w:r>
+      <w:proofErr w:type="spellEnd"/>
+      <w:r>
+        <w:rPr>
+          <w:rFonts w:cstheme="minorHAnsi"/>
+          <w:sz w:val="24"/>
+          <w:szCs w:val="24"/>
+        </w:rPr>
+        <w:t xml:space="preserve"> message use message method and just pass request name from method and use its variable like </w:t>
+      </w:r>
+      <w:r>
+        <w:rPr>
+          <w:rFonts w:cstheme="minorHAnsi"/>
+          <w:b/>
+          <w:bCs/>
           <w:sz w:val="20"/>
           <w:szCs w:val="20"/>
         </w:rPr>
-        <w:t xml:space="preserve"> </w:t>
-      </w:r>
-      <w:r>
-        <w:rPr>
-          <w:rFonts w:cstheme="minorHAnsi"/>
-          <w:sz w:val="24"/>
-          <w:szCs w:val="24"/>
-        </w:rPr>
-        <w:t>Remember, the database field must be fillable in model before inserting data.</w:t>
+        <w:t>‘name’=&gt;$request-&gt;input(‘input name’),</w:t>
       </w:r>
     </w:p>
     <w:p>
@@ -7055,15 +7888,25 @@
           <w:sz w:val="24"/>
           <w:szCs w:val="24"/>
         </w:rPr>
-        <w:t>Delete:</w:t>
-      </w:r>
-      <w:r>
-        <w:rPr>
-          <w:rFonts w:cstheme="minorHAnsi"/>
-          <w:sz w:val="24"/>
-          <w:szCs w:val="24"/>
-        </w:rPr>
-        <w:t xml:space="preserve"> </w:t>
+        <w:t>CRUD</w:t>
+      </w:r>
+      <w:r>
+        <w:rPr>
+          <w:rFonts w:cstheme="minorHAnsi"/>
+          <w:b/>
+          <w:bCs/>
+          <w:sz w:val="24"/>
+          <w:szCs w:val="24"/>
+        </w:rPr>
+        <w:t xml:space="preserve">: </w:t>
+      </w:r>
+      <w:r>
+        <w:rPr>
+          <w:rFonts w:cstheme="minorHAnsi"/>
+          <w:sz w:val="24"/>
+          <w:szCs w:val="24"/>
+        </w:rPr>
+        <w:t xml:space="preserve">Use standard method like index, show, edit and </w:t>
       </w:r>
       <w:r>
         <w:rPr>
@@ -7073,8 +7916,9 @@
           <w:sz w:val="20"/>
           <w:szCs w:val="20"/>
         </w:rPr>
-        <w:t>$dataForDeletion = Companies::where('company_id', $companyId);</w:t>
-      </w:r>
+        <w:t>route::resource(‘</w:t>
+      </w:r>
+      <w:proofErr w:type="spellStart"/>
       <w:r>
         <w:rPr>
           <w:rFonts w:cstheme="minorHAnsi"/>
@@ -7083,8 +7927,9 @@
           <w:sz w:val="20"/>
           <w:szCs w:val="20"/>
         </w:rPr>
-        <w:t xml:space="preserve"> </w:t>
-      </w:r>
+        <w:t>users’,Controller</w:t>
+      </w:r>
+      <w:proofErr w:type="spellEnd"/>
       <w:r>
         <w:rPr>
           <w:rFonts w:cstheme="minorHAnsi"/>
@@ -7093,27 +7938,55 @@
           <w:sz w:val="20"/>
           <w:szCs w:val="20"/>
         </w:rPr>
-        <w:t>$dataForDeletion-&gt;Delete();</w:t>
-      </w:r>
-    </w:p>
-    <w:p>
-      <w:pPr>
-        <w:spacing w:after="0" w:line="240" w:lineRule="auto"/>
-        <w:rPr>
-          <w:rFonts w:cstheme="minorHAnsi"/>
-          <w:sz w:val="24"/>
-          <w:szCs w:val="24"/>
-        </w:rPr>
-      </w:pPr>
-      <w:r>
-        <w:rPr>
-          <w:rFonts w:cstheme="minorHAnsi"/>
-          <w:b/>
-          <w:bCs/>
-          <w:sz w:val="24"/>
-          <w:szCs w:val="24"/>
-        </w:rPr>
-        <w:t>Update:</w:t>
+        <w:t>::class);</w:t>
+      </w:r>
+    </w:p>
+    <w:p>
+      <w:pPr>
+        <w:spacing w:after="0" w:line="240" w:lineRule="auto"/>
+        <w:rPr>
+          <w:rFonts w:cstheme="minorHAnsi"/>
+          <w:sz w:val="24"/>
+          <w:szCs w:val="24"/>
+        </w:rPr>
+      </w:pPr>
+      <w:r>
+        <w:rPr>
+          <w:rFonts w:cstheme="minorHAnsi"/>
+          <w:b/>
+          <w:bCs/>
+          <w:sz w:val="24"/>
+          <w:szCs w:val="24"/>
+        </w:rPr>
+        <w:t>Insert:</w:t>
+      </w:r>
+      <w:r>
+        <w:rPr>
+          <w:rFonts w:cstheme="minorHAnsi"/>
+          <w:sz w:val="24"/>
+          <w:szCs w:val="24"/>
+        </w:rPr>
+        <w:t xml:space="preserve"> Insert is used to add multiple records at a time like array data. It mostly used in seeder.</w:t>
+      </w:r>
+    </w:p>
+    <w:p>
+      <w:pPr>
+        <w:spacing w:after="0" w:line="240" w:lineRule="auto"/>
+        <w:rPr>
+          <w:rFonts w:cstheme="minorHAnsi"/>
+          <w:sz w:val="24"/>
+          <w:szCs w:val="24"/>
+        </w:rPr>
+      </w:pPr>
+      <w:r>
+        <w:rPr>
+          <w:rFonts w:cstheme="minorHAnsi"/>
+          <w:b/>
+          <w:bCs/>
+          <w:sz w:val="24"/>
+          <w:szCs w:val="24"/>
+        </w:rPr>
+        <w:t>Create:</w:t>
       </w:r>
       <w:r>
         <w:rPr>
@@ -7123,6 +7996,15 @@
         </w:rPr>
         <w:t xml:space="preserve"> </w:t>
       </w:r>
+      <w:r>
+        <w:rPr>
+          <w:rFonts w:cstheme="minorHAnsi"/>
+          <w:sz w:val="24"/>
+          <w:szCs w:val="24"/>
+        </w:rPr>
+        <w:t xml:space="preserve">It is used to insert single record. </w:t>
+      </w:r>
+      <w:proofErr w:type="spellStart"/>
       <w:r>
         <w:rPr>
           <w:rFonts w:cstheme="minorHAnsi"/>
@@ -7131,8 +8013,9 @@
           <w:sz w:val="20"/>
           <w:szCs w:val="20"/>
         </w:rPr>
-        <w:t>$</w:t>
-      </w:r>
+        <w:t>model_name</w:t>
+      </w:r>
+      <w:proofErr w:type="spellEnd"/>
       <w:r>
         <w:rPr>
           <w:rFonts w:cstheme="minorHAnsi"/>
@@ -7141,8 +8024,9 @@
           <w:sz w:val="20"/>
           <w:szCs w:val="20"/>
         </w:rPr>
-        <w:t>d</w:t>
-      </w:r>
+        <w:t>::create([ ‘database column’=&gt;$request-&gt;</w:t>
+      </w:r>
+      <w:proofErr w:type="spellStart"/>
       <w:r>
         <w:rPr>
           <w:rFonts w:cstheme="minorHAnsi"/>
@@ -7151,18 +8035,9 @@
           <w:sz w:val="20"/>
           <w:szCs w:val="20"/>
         </w:rPr>
-        <w:t>ata = Companies::where('company_id', $request-&gt;companyId);</w:t>
-      </w:r>
-    </w:p>
-    <w:p>
-      <w:pPr>
-        <w:spacing w:after="0" w:line="240" w:lineRule="auto"/>
-        <w:rPr>
-          <w:rFonts w:cstheme="minorHAnsi"/>
-          <w:sz w:val="24"/>
-          <w:szCs w:val="24"/>
-        </w:rPr>
-      </w:pPr>
+        <w:t>input_field_name</w:t>
+      </w:r>
+      <w:proofErr w:type="spellEnd"/>
       <w:r>
         <w:rPr>
           <w:rFonts w:cstheme="minorHAnsi"/>
@@ -7171,103 +8046,28 @@
           <w:sz w:val="20"/>
           <w:szCs w:val="20"/>
         </w:rPr>
-        <w:t>$data-&gt;update</w:t>
-      </w:r>
-      <w:r>
-        <w:rPr>
-          <w:rFonts w:cstheme="minorHAnsi"/>
-          <w:b/>
-          <w:bCs/>
+        <w:t>]);</w:t>
+      </w:r>
+      <w:r>
+        <w:rPr>
+          <w:rFonts w:cstheme="minorHAnsi"/>
           <w:sz w:val="20"/>
           <w:szCs w:val="20"/>
         </w:rPr>
-        <w:t>([ ‘database column’=&gt;$request-&gt;input_field_name]);</w:t>
-      </w:r>
-    </w:p>
-    <w:p>
-      <w:pPr>
-        <w:spacing w:after="0" w:line="240" w:lineRule="auto"/>
-        <w:rPr>
-          <w:rFonts w:cstheme="minorHAnsi"/>
-          <w:sz w:val="24"/>
-          <w:szCs w:val="24"/>
-        </w:rPr>
-      </w:pPr>
-      <w:r>
-        <w:rPr>
-          <w:rFonts w:cstheme="minorHAnsi"/>
-          <w:b/>
-          <w:bCs/>
-          <w:sz w:val="24"/>
-          <w:szCs w:val="24"/>
-        </w:rPr>
-        <w:t>PUT:</w:t>
-      </w:r>
-      <w:r>
-        <w:rPr>
-          <w:rFonts w:cstheme="minorHAnsi"/>
-          <w:sz w:val="24"/>
-          <w:szCs w:val="24"/>
-        </w:rPr>
-        <w:t xml:space="preserve"> Put method is used for update data. </w:t>
-      </w:r>
-      <w:r>
-        <w:rPr>
-          <w:rFonts w:cstheme="minorHAnsi"/>
-          <w:sz w:val="24"/>
-          <w:szCs w:val="24"/>
-        </w:rPr>
-        <w:t>When we use it in route, we write @method(‘PUT’) at below of @csrf in view. However, the method in form will be post.</w:t>
-      </w:r>
-    </w:p>
-    <w:p>
-      <w:pPr>
-        <w:spacing w:after="0" w:line="240" w:lineRule="auto"/>
-        <w:rPr>
-          <w:rFonts w:cstheme="minorHAnsi"/>
-          <w:sz w:val="24"/>
-          <w:szCs w:val="24"/>
-        </w:rPr>
-      </w:pPr>
-      <w:r>
-        <w:rPr>
-          <w:rFonts w:cstheme="minorHAnsi"/>
-          <w:b/>
-          <w:bCs/>
-          <w:sz w:val="24"/>
-          <w:szCs w:val="24"/>
-        </w:rPr>
-        <w:t>Y</w:t>
-      </w:r>
-      <w:r>
-        <w:rPr>
-          <w:rFonts w:cstheme="minorHAnsi"/>
-          <w:b/>
-          <w:bCs/>
-          <w:sz w:val="24"/>
-          <w:szCs w:val="24"/>
-        </w:rPr>
-        <w:t>ajra Da</w:t>
-      </w:r>
-      <w:r>
-        <w:rPr>
-          <w:rFonts w:cstheme="minorHAnsi"/>
-          <w:b/>
-          <w:bCs/>
-          <w:sz w:val="24"/>
-          <w:szCs w:val="24"/>
-        </w:rPr>
-        <w:t>taTables:</w:t>
-      </w:r>
-      <w:r>
-        <w:rPr>
-          <w:rFonts w:cstheme="minorHAnsi"/>
-          <w:sz w:val="24"/>
-          <w:szCs w:val="24"/>
-        </w:rPr>
         <w:t xml:space="preserve"> </w:t>
       </w:r>
       <w:r>
+        <w:rPr>
+          <w:rFonts w:cstheme="minorHAnsi"/>
+          <w:sz w:val="24"/>
+          <w:szCs w:val="24"/>
+        </w:rPr>
+        <w:t>Remember, the database field must be fillable in model before inserting data.</w:t>
+      </w:r>
+    </w:p>
+    <w:p>
+      <w:pPr>
+        <w:spacing w:after="0" w:line="240" w:lineRule="auto"/>
         <w:rPr>
           <w:rFonts w:cstheme="minorHAnsi"/>
           <w:b/>
@@ -7275,7 +8075,24 @@
           <w:sz w:val="20"/>
           <w:szCs w:val="20"/>
         </w:rPr>
-        <w:t>composer require yajra/laravel-datatables-oracle</w:t>
+      </w:pPr>
+      <w:r>
+        <w:rPr>
+          <w:rFonts w:cstheme="minorHAnsi"/>
+          <w:b/>
+          <w:bCs/>
+          <w:sz w:val="24"/>
+          <w:szCs w:val="24"/>
+        </w:rPr>
+        <w:t>Delete:</w:t>
+      </w:r>
+      <w:r>
+        <w:rPr>
+          <w:rFonts w:cstheme="minorHAnsi"/>
+          <w:sz w:val="24"/>
+          <w:szCs w:val="24"/>
+        </w:rPr>
+        <w:t xml:space="preserve"> </w:t>
       </w:r>
       <w:r>
         <w:rPr>
@@ -7285,40 +8102,9 @@
           <w:sz w:val="20"/>
           <w:szCs w:val="20"/>
         </w:rPr>
-        <w:t xml:space="preserve"> </w:t>
-      </w:r>
-      <w:r>
-        <w:rPr>
-          <w:rFonts w:cstheme="minorHAnsi"/>
-          <w:sz w:val="24"/>
-          <w:szCs w:val="24"/>
-        </w:rPr>
-        <w:t>then</w:t>
-      </w:r>
-      <w:r>
-        <w:rPr>
-          <w:rFonts w:cstheme="minorHAnsi"/>
-          <w:sz w:val="24"/>
-          <w:szCs w:val="24"/>
-        </w:rPr>
-        <w:t xml:space="preserve"> open app.php from config folder and add command in </w:t>
-      </w:r>
-      <w:r>
-        <w:rPr>
-          <w:rFonts w:cstheme="minorHAnsi"/>
-          <w:sz w:val="24"/>
-          <w:szCs w:val="24"/>
-        </w:rPr>
-        <w:t>providers</w:t>
-      </w:r>
-      <w:r>
-        <w:rPr>
-          <w:rFonts w:cstheme="minorHAnsi"/>
-          <w:sz w:val="24"/>
-          <w:szCs w:val="24"/>
-        </w:rPr>
-        <w:t xml:space="preserve"> </w:t>
-      </w:r>
+        <w:t xml:space="preserve"> Companies::where('</w:t>
+      </w:r>
+      <w:proofErr w:type="spellStart"/>
       <w:r>
         <w:rPr>
           <w:rFonts w:cstheme="minorHAnsi"/>
@@ -7327,15 +8113,7 @@
           <w:sz w:val="20"/>
           <w:szCs w:val="20"/>
         </w:rPr>
-        <w:t>Yajra\DataTables\DataTablesServiceProvider::class,</w:t>
-      </w:r>
-      <w:r>
-        <w:rPr>
-          <w:rFonts w:cstheme="minorHAnsi"/>
-          <w:sz w:val="24"/>
-          <w:szCs w:val="24"/>
-        </w:rPr>
-        <w:t xml:space="preserve"> and add command in aliases </w:t>
+        <w:t>company</w:t>
       </w:r>
       <w:r>
         <w:rPr>
@@ -7345,24 +8123,19 @@
           <w:sz w:val="20"/>
           <w:szCs w:val="20"/>
         </w:rPr>
-        <w:t>'DataTables' =&gt; Yajra\DataTables\Facades\DataTables::class,</w:t>
-      </w:r>
-      <w:r>
-        <w:rPr>
-          <w:rFonts w:cstheme="minorHAnsi"/>
+        <w:t>I</w:t>
+      </w:r>
+      <w:r>
+        <w:rPr>
+          <w:rFonts w:cstheme="minorHAnsi"/>
+          <w:b/>
+          <w:bCs/>
           <w:sz w:val="20"/>
           <w:szCs w:val="20"/>
         </w:rPr>
-        <w:t xml:space="preserve"> </w:t>
-      </w:r>
-      <w:r>
-        <w:rPr>
-          <w:rFonts w:cstheme="minorHAnsi"/>
-          <w:sz w:val="24"/>
-          <w:szCs w:val="24"/>
-        </w:rPr>
-        <w:t xml:space="preserve">then run the command </w:t>
-      </w:r>
+        <w:t>d</w:t>
+      </w:r>
+      <w:proofErr w:type="spellEnd"/>
       <w:r>
         <w:rPr>
           <w:rFonts w:cstheme="minorHAnsi"/>
@@ -7371,8 +8144,9 @@
           <w:sz w:val="20"/>
           <w:szCs w:val="20"/>
         </w:rPr>
-        <w:t>php artisan vendor:publish --provider=" Yajra\DataTables\ DataTablesServiceProvider "</w:t>
-      </w:r>
+        <w:t>', $</w:t>
+      </w:r>
+      <w:proofErr w:type="spellStart"/>
       <w:r>
         <w:rPr>
           <w:rFonts w:cstheme="minorHAnsi"/>
@@ -7381,16 +8155,9 @@
           <w:sz w:val="20"/>
           <w:szCs w:val="20"/>
         </w:rPr>
-        <w:t xml:space="preserve">. </w:t>
-      </w:r>
-      <w:r>
-        <w:rPr>
-          <w:rFonts w:cstheme="minorHAnsi"/>
-          <w:sz w:val="24"/>
-          <w:szCs w:val="24"/>
-        </w:rPr>
-        <w:t xml:space="preserve">In controller write </w:t>
-      </w:r>
+        <w:t>companyId</w:t>
+      </w:r>
+      <w:proofErr w:type="spellEnd"/>
       <w:r>
         <w:rPr>
           <w:rFonts w:cstheme="minorHAnsi"/>
@@ -7399,7 +8166,7 @@
           <w:sz w:val="20"/>
           <w:szCs w:val="20"/>
         </w:rPr>
-        <w:t>$companyData = Companies::all();</w:t>
+        <w:t>)</w:t>
       </w:r>
       <w:r>
         <w:rPr>
@@ -7409,7 +8176,7 @@
           <w:sz w:val="20"/>
           <w:szCs w:val="20"/>
         </w:rPr>
-        <w:t xml:space="preserve"> </w:t>
+        <w:t>-&gt;</w:t>
       </w:r>
       <w:r>
         <w:rPr>
@@ -7419,7 +8186,7 @@
           <w:sz w:val="20"/>
           <w:szCs w:val="20"/>
         </w:rPr>
-        <w:t>return Datatables::of($companyData)-&gt;addColumn('action', function ($data) { $button = '&lt;a href="' . route("callEditPage", ["companyId" =&gt; $data-&gt;company_id]) . '"&gt;Edit&lt;/a&gt;'; return $button;})-&gt;make(true);</w:t>
+        <w:t>d</w:t>
       </w:r>
       <w:r>
         <w:rPr>
@@ -7429,33 +8196,763 @@
           <w:sz w:val="20"/>
           <w:szCs w:val="20"/>
         </w:rPr>
+        <w:t>elete();</w:t>
+      </w:r>
+    </w:p>
+    <w:p>
+      <w:pPr>
+        <w:spacing w:after="0" w:line="240" w:lineRule="auto"/>
+        <w:rPr>
+          <w:rFonts w:cstheme="minorHAnsi"/>
+          <w:sz w:val="24"/>
+          <w:szCs w:val="24"/>
+        </w:rPr>
+      </w:pPr>
+      <w:r>
+        <w:rPr>
+          <w:rFonts w:cstheme="minorHAnsi"/>
+          <w:b/>
+          <w:bCs/>
+          <w:sz w:val="24"/>
+          <w:szCs w:val="24"/>
+        </w:rPr>
+        <w:t>Update:</w:t>
+      </w:r>
+      <w:r>
+        <w:rPr>
+          <w:rFonts w:cstheme="minorHAnsi"/>
+          <w:sz w:val="24"/>
+          <w:szCs w:val="24"/>
+        </w:rPr>
         <w:t xml:space="preserve"> </w:t>
       </w:r>
       <w:r>
         <w:rPr>
           <w:rFonts w:cstheme="minorHAnsi"/>
-          <w:sz w:val="24"/>
-          <w:szCs w:val="24"/>
-        </w:rPr>
-        <w:t xml:space="preserve">then </w:t>
-      </w:r>
-      <w:r>
-        <w:rPr>
-          <w:rFonts w:cstheme="minorHAnsi"/>
-          <w:sz w:val="24"/>
-          <w:szCs w:val="24"/>
-        </w:rPr>
-        <w:t>add jquery code and files in blade view from documentation.</w:t>
-      </w:r>
-    </w:p>
-    <w:p>
-      <w:pPr>
-        <w:spacing w:after="0" w:line="240" w:lineRule="auto"/>
-        <w:rPr>
-          <w:rFonts w:cstheme="minorHAnsi"/>
+          <w:b/>
+          <w:bCs/>
           <w:sz w:val="20"/>
           <w:szCs w:val="20"/>
         </w:rPr>
+        <w:t>Companies::where('</w:t>
+      </w:r>
+      <w:proofErr w:type="spellStart"/>
+      <w:r>
+        <w:rPr>
+          <w:rFonts w:cstheme="minorHAnsi"/>
+          <w:b/>
+          <w:bCs/>
+          <w:sz w:val="20"/>
+          <w:szCs w:val="20"/>
+        </w:rPr>
+        <w:t>company</w:t>
+      </w:r>
+      <w:r>
+        <w:rPr>
+          <w:rFonts w:cstheme="minorHAnsi"/>
+          <w:b/>
+          <w:bCs/>
+          <w:sz w:val="20"/>
+          <w:szCs w:val="20"/>
+        </w:rPr>
+        <w:t>I</w:t>
+      </w:r>
+      <w:r>
+        <w:rPr>
+          <w:rFonts w:cstheme="minorHAnsi"/>
+          <w:b/>
+          <w:bCs/>
+          <w:sz w:val="20"/>
+          <w:szCs w:val="20"/>
+        </w:rPr>
+        <w:t>d</w:t>
+      </w:r>
+      <w:proofErr w:type="spellEnd"/>
+      <w:r>
+        <w:rPr>
+          <w:rFonts w:cstheme="minorHAnsi"/>
+          <w:b/>
+          <w:bCs/>
+          <w:sz w:val="20"/>
+          <w:szCs w:val="20"/>
+        </w:rPr>
+        <w:t>', $</w:t>
+      </w:r>
+      <w:proofErr w:type="spellStart"/>
+      <w:r>
+        <w:rPr>
+          <w:rFonts w:cstheme="minorHAnsi"/>
+          <w:b/>
+          <w:bCs/>
+          <w:sz w:val="20"/>
+          <w:szCs w:val="20"/>
+        </w:rPr>
+        <w:t>companyId</w:t>
+      </w:r>
+      <w:proofErr w:type="spellEnd"/>
+      <w:r>
+        <w:rPr>
+          <w:rFonts w:cstheme="minorHAnsi"/>
+          <w:b/>
+          <w:bCs/>
+          <w:sz w:val="20"/>
+          <w:szCs w:val="20"/>
+        </w:rPr>
+        <w:t>)</w:t>
+      </w:r>
+      <w:r>
+        <w:rPr>
+          <w:rFonts w:cstheme="minorHAnsi"/>
+          <w:b/>
+          <w:bCs/>
+          <w:sz w:val="20"/>
+          <w:szCs w:val="20"/>
+        </w:rPr>
+        <w:t>-&gt;update([….])</w:t>
+      </w:r>
+      <w:r>
+        <w:rPr>
+          <w:rFonts w:cstheme="minorHAnsi"/>
+          <w:b/>
+          <w:bCs/>
+          <w:sz w:val="20"/>
+          <w:szCs w:val="20"/>
+        </w:rPr>
+        <w:t>;</w:t>
+      </w:r>
+    </w:p>
+    <w:p>
+      <w:pPr>
+        <w:spacing w:after="0" w:line="240" w:lineRule="auto"/>
+        <w:rPr>
+          <w:rFonts w:cstheme="minorHAnsi"/>
+          <w:sz w:val="24"/>
+          <w:szCs w:val="24"/>
+        </w:rPr>
+      </w:pPr>
+      <w:r>
+        <w:rPr>
+          <w:rFonts w:cstheme="minorHAnsi"/>
+          <w:b/>
+          <w:bCs/>
+          <w:sz w:val="20"/>
+          <w:szCs w:val="20"/>
+        </w:rPr>
+        <w:t>$data-&gt;update</w:t>
+      </w:r>
+      <w:r>
+        <w:rPr>
+          <w:rFonts w:cstheme="minorHAnsi"/>
+          <w:b/>
+          <w:bCs/>
+          <w:sz w:val="20"/>
+          <w:szCs w:val="20"/>
+        </w:rPr>
+        <w:t>([ ‘database column’=&gt;$request-&gt;input_field_name]);</w:t>
+      </w:r>
+    </w:p>
+    <w:p>
+      <w:pPr>
+        <w:spacing w:after="0" w:line="240" w:lineRule="auto"/>
+        <w:rPr>
+          <w:rFonts w:cstheme="minorHAnsi"/>
+          <w:sz w:val="24"/>
+          <w:szCs w:val="24"/>
+        </w:rPr>
+      </w:pPr>
+      <w:r>
+        <w:rPr>
+          <w:rFonts w:cstheme="minorHAnsi"/>
+          <w:b/>
+          <w:bCs/>
+          <w:sz w:val="24"/>
+          <w:szCs w:val="24"/>
+        </w:rPr>
+        <w:t>PUT:</w:t>
+      </w:r>
+      <w:r>
+        <w:rPr>
+          <w:rFonts w:cstheme="minorHAnsi"/>
+          <w:sz w:val="24"/>
+          <w:szCs w:val="24"/>
+        </w:rPr>
+        <w:t xml:space="preserve"> Put method is used for update data. </w:t>
+      </w:r>
+      <w:r>
+        <w:rPr>
+          <w:rFonts w:cstheme="minorHAnsi"/>
+          <w:sz w:val="24"/>
+          <w:szCs w:val="24"/>
+        </w:rPr>
+        <w:t>When we use it in route, we write @method(‘PUT’) at below of @csrf in view. However, the method in form will be post.</w:t>
+      </w:r>
+    </w:p>
+    <w:p>
+      <w:pPr>
+        <w:spacing w:after="0" w:line="240" w:lineRule="auto"/>
+        <w:rPr>
+          <w:rFonts w:cstheme="minorHAnsi"/>
+          <w:sz w:val="24"/>
+          <w:szCs w:val="24"/>
+        </w:rPr>
+      </w:pPr>
+      <w:proofErr w:type="spellStart"/>
+      <w:r>
+        <w:rPr>
+          <w:rFonts w:cstheme="minorHAnsi"/>
+          <w:b/>
+          <w:bCs/>
+          <w:sz w:val="24"/>
+          <w:szCs w:val="24"/>
+        </w:rPr>
+        <w:t>Y</w:t>
+      </w:r>
+      <w:r>
+        <w:rPr>
+          <w:rFonts w:cstheme="minorHAnsi"/>
+          <w:b/>
+          <w:bCs/>
+          <w:sz w:val="24"/>
+          <w:szCs w:val="24"/>
+        </w:rPr>
+        <w:t>ajra</w:t>
+      </w:r>
+      <w:proofErr w:type="spellEnd"/>
+      <w:r>
+        <w:rPr>
+          <w:rFonts w:cstheme="minorHAnsi"/>
+          <w:b/>
+          <w:bCs/>
+          <w:sz w:val="24"/>
+          <w:szCs w:val="24"/>
+        </w:rPr>
+        <w:t xml:space="preserve"> </w:t>
+      </w:r>
+      <w:proofErr w:type="spellStart"/>
+      <w:r>
+        <w:rPr>
+          <w:rFonts w:cstheme="minorHAnsi"/>
+          <w:b/>
+          <w:bCs/>
+          <w:sz w:val="24"/>
+          <w:szCs w:val="24"/>
+        </w:rPr>
+        <w:t>Da</w:t>
+      </w:r>
+      <w:r>
+        <w:rPr>
+          <w:rFonts w:cstheme="minorHAnsi"/>
+          <w:b/>
+          <w:bCs/>
+          <w:sz w:val="24"/>
+          <w:szCs w:val="24"/>
+        </w:rPr>
+        <w:t>taTables</w:t>
+      </w:r>
+      <w:proofErr w:type="spellEnd"/>
+      <w:r>
+        <w:rPr>
+          <w:rFonts w:cstheme="minorHAnsi"/>
+          <w:b/>
+          <w:bCs/>
+          <w:sz w:val="24"/>
+          <w:szCs w:val="24"/>
+        </w:rPr>
+        <w:t>:</w:t>
+      </w:r>
+      <w:r>
+        <w:rPr>
+          <w:rFonts w:cstheme="minorHAnsi"/>
+          <w:sz w:val="24"/>
+          <w:szCs w:val="24"/>
+        </w:rPr>
+        <w:t xml:space="preserve"> </w:t>
+      </w:r>
+      <w:r>
+        <w:rPr>
+          <w:rFonts w:cstheme="minorHAnsi"/>
+          <w:b/>
+          <w:bCs/>
+          <w:sz w:val="20"/>
+          <w:szCs w:val="20"/>
+        </w:rPr>
+        <w:t xml:space="preserve">composer require </w:t>
+      </w:r>
+      <w:proofErr w:type="spellStart"/>
+      <w:r>
+        <w:rPr>
+          <w:rFonts w:cstheme="minorHAnsi"/>
+          <w:b/>
+          <w:bCs/>
+          <w:sz w:val="20"/>
+          <w:szCs w:val="20"/>
+        </w:rPr>
+        <w:t>yajra</w:t>
+      </w:r>
+      <w:proofErr w:type="spellEnd"/>
+      <w:r>
+        <w:rPr>
+          <w:rFonts w:cstheme="minorHAnsi"/>
+          <w:b/>
+          <w:bCs/>
+          <w:sz w:val="20"/>
+          <w:szCs w:val="20"/>
+        </w:rPr>
+        <w:t>/</w:t>
+      </w:r>
+      <w:proofErr w:type="spellStart"/>
+      <w:r>
+        <w:rPr>
+          <w:rFonts w:cstheme="minorHAnsi"/>
+          <w:b/>
+          <w:bCs/>
+          <w:sz w:val="20"/>
+          <w:szCs w:val="20"/>
+        </w:rPr>
+        <w:t>laravel</w:t>
+      </w:r>
+      <w:proofErr w:type="spellEnd"/>
+      <w:r>
+        <w:rPr>
+          <w:rFonts w:cstheme="minorHAnsi"/>
+          <w:b/>
+          <w:bCs/>
+          <w:sz w:val="20"/>
+          <w:szCs w:val="20"/>
+        </w:rPr>
+        <w:t>-</w:t>
+      </w:r>
+      <w:proofErr w:type="spellStart"/>
+      <w:r>
+        <w:rPr>
+          <w:rFonts w:cstheme="minorHAnsi"/>
+          <w:b/>
+          <w:bCs/>
+          <w:sz w:val="20"/>
+          <w:szCs w:val="20"/>
+        </w:rPr>
+        <w:t>datatables</w:t>
+      </w:r>
+      <w:proofErr w:type="spellEnd"/>
+      <w:r>
+        <w:rPr>
+          <w:rFonts w:cstheme="minorHAnsi"/>
+          <w:b/>
+          <w:bCs/>
+          <w:sz w:val="20"/>
+          <w:szCs w:val="20"/>
+        </w:rPr>
+        <w:t>-oracle</w:t>
+      </w:r>
+      <w:r>
+        <w:rPr>
+          <w:rFonts w:cstheme="minorHAnsi"/>
+          <w:b/>
+          <w:bCs/>
+          <w:sz w:val="20"/>
+          <w:szCs w:val="20"/>
+        </w:rPr>
+        <w:t xml:space="preserve"> </w:t>
+      </w:r>
+      <w:r>
+        <w:rPr>
+          <w:rFonts w:cstheme="minorHAnsi"/>
+          <w:sz w:val="24"/>
+          <w:szCs w:val="24"/>
+        </w:rPr>
+        <w:t>then</w:t>
+      </w:r>
+      <w:r>
+        <w:rPr>
+          <w:rFonts w:cstheme="minorHAnsi"/>
+          <w:sz w:val="24"/>
+          <w:szCs w:val="24"/>
+        </w:rPr>
+        <w:t xml:space="preserve"> open </w:t>
+      </w:r>
+      <w:proofErr w:type="spellStart"/>
+      <w:r>
+        <w:rPr>
+          <w:rFonts w:cstheme="minorHAnsi"/>
+          <w:sz w:val="24"/>
+          <w:szCs w:val="24"/>
+        </w:rPr>
+        <w:t>app.php</w:t>
+      </w:r>
+      <w:proofErr w:type="spellEnd"/>
+      <w:r>
+        <w:rPr>
+          <w:rFonts w:cstheme="minorHAnsi"/>
+          <w:sz w:val="24"/>
+          <w:szCs w:val="24"/>
+        </w:rPr>
+        <w:t xml:space="preserve"> from config folder and add command in </w:t>
+      </w:r>
+      <w:r>
+        <w:rPr>
+          <w:rFonts w:cstheme="minorHAnsi"/>
+          <w:sz w:val="24"/>
+          <w:szCs w:val="24"/>
+        </w:rPr>
+        <w:t>providers</w:t>
+      </w:r>
+      <w:r>
+        <w:rPr>
+          <w:rFonts w:cstheme="minorHAnsi"/>
+          <w:sz w:val="24"/>
+          <w:szCs w:val="24"/>
+        </w:rPr>
+        <w:t xml:space="preserve"> </w:t>
+      </w:r>
+      <w:r>
+        <w:rPr>
+          <w:rFonts w:cstheme="minorHAnsi"/>
+          <w:b/>
+          <w:bCs/>
+          <w:sz w:val="20"/>
+          <w:szCs w:val="20"/>
+        </w:rPr>
+        <w:t>Yajra\DataTables\DataTablesServiceProvider::class,</w:t>
+      </w:r>
+      <w:r>
+        <w:rPr>
+          <w:rFonts w:cstheme="minorHAnsi"/>
+          <w:sz w:val="24"/>
+          <w:szCs w:val="24"/>
+        </w:rPr>
+        <w:t xml:space="preserve"> and add command in aliases </w:t>
+      </w:r>
+      <w:r>
+        <w:rPr>
+          <w:rFonts w:cstheme="minorHAnsi"/>
+          <w:b/>
+          <w:bCs/>
+          <w:sz w:val="20"/>
+          <w:szCs w:val="20"/>
+        </w:rPr>
+        <w:t>'DataTables' =&gt; Yajra\DataTables\Facades\DataTables::class,</w:t>
+      </w:r>
+      <w:r>
+        <w:rPr>
+          <w:rFonts w:cstheme="minorHAnsi"/>
+          <w:sz w:val="20"/>
+          <w:szCs w:val="20"/>
+        </w:rPr>
+        <w:t xml:space="preserve"> </w:t>
+      </w:r>
+      <w:r>
+        <w:rPr>
+          <w:rFonts w:cstheme="minorHAnsi"/>
+          <w:sz w:val="24"/>
+          <w:szCs w:val="24"/>
+        </w:rPr>
+        <w:t xml:space="preserve">then run the command </w:t>
+      </w:r>
+      <w:r>
+        <w:rPr>
+          <w:rFonts w:cstheme="minorHAnsi"/>
+          <w:b/>
+          <w:bCs/>
+          <w:sz w:val="20"/>
+          <w:szCs w:val="20"/>
+        </w:rPr>
+        <w:t xml:space="preserve">php artisan </w:t>
+      </w:r>
+      <w:proofErr w:type="spellStart"/>
+      <w:r>
+        <w:rPr>
+          <w:rFonts w:cstheme="minorHAnsi"/>
+          <w:b/>
+          <w:bCs/>
+          <w:sz w:val="20"/>
+          <w:szCs w:val="20"/>
+        </w:rPr>
+        <w:t>vendor:publish</w:t>
+      </w:r>
+      <w:proofErr w:type="spellEnd"/>
+      <w:r>
+        <w:rPr>
+          <w:rFonts w:cstheme="minorHAnsi"/>
+          <w:b/>
+          <w:bCs/>
+          <w:sz w:val="20"/>
+          <w:szCs w:val="20"/>
+        </w:rPr>
+        <w:t xml:space="preserve"> --tag=</w:t>
+      </w:r>
+      <w:proofErr w:type="spellStart"/>
+      <w:r>
+        <w:rPr>
+          <w:rFonts w:cstheme="minorHAnsi"/>
+          <w:b/>
+          <w:bCs/>
+          <w:sz w:val="20"/>
+          <w:szCs w:val="20"/>
+        </w:rPr>
+        <w:t>datatables</w:t>
+      </w:r>
+      <w:proofErr w:type="spellEnd"/>
+      <w:r>
+        <w:rPr>
+          <w:rFonts w:cstheme="minorHAnsi"/>
+          <w:b/>
+          <w:bCs/>
+          <w:sz w:val="20"/>
+          <w:szCs w:val="20"/>
+        </w:rPr>
+        <w:t>.</w:t>
+      </w:r>
+      <w:r>
+        <w:rPr>
+          <w:rFonts w:cstheme="minorHAnsi"/>
+          <w:sz w:val="24"/>
+          <w:szCs w:val="24"/>
+        </w:rPr>
+        <w:t xml:space="preserve"> </w:t>
+      </w:r>
+      <w:r>
+        <w:rPr>
+          <w:rFonts w:cstheme="minorHAnsi"/>
+          <w:sz w:val="24"/>
+          <w:szCs w:val="24"/>
+        </w:rPr>
+        <w:t xml:space="preserve">Then </w:t>
+      </w:r>
+      <w:r>
+        <w:rPr>
+          <w:rFonts w:cstheme="minorHAnsi"/>
+          <w:b/>
+          <w:bCs/>
+          <w:sz w:val="20"/>
+          <w:szCs w:val="20"/>
+        </w:rPr>
+        <w:t xml:space="preserve">php artisan </w:t>
+      </w:r>
+      <w:proofErr w:type="spellStart"/>
+      <w:r>
+        <w:rPr>
+          <w:rFonts w:cstheme="minorHAnsi"/>
+          <w:b/>
+          <w:bCs/>
+          <w:sz w:val="20"/>
+          <w:szCs w:val="20"/>
+        </w:rPr>
+        <w:t>datatables:make</w:t>
+      </w:r>
+      <w:proofErr w:type="spellEnd"/>
+      <w:r>
+        <w:rPr>
+          <w:rFonts w:cstheme="minorHAnsi"/>
+          <w:b/>
+          <w:bCs/>
+          <w:sz w:val="20"/>
+          <w:szCs w:val="20"/>
+        </w:rPr>
+        <w:t xml:space="preserve"> Users</w:t>
+      </w:r>
+      <w:r>
+        <w:rPr>
+          <w:rFonts w:cstheme="minorHAnsi"/>
+          <w:b/>
+          <w:bCs/>
+          <w:sz w:val="20"/>
+          <w:szCs w:val="20"/>
+        </w:rPr>
+        <w:t xml:space="preserve">. </w:t>
+      </w:r>
+      <w:r>
+        <w:rPr>
+          <w:rFonts w:cstheme="minorHAnsi"/>
+          <w:sz w:val="24"/>
+          <w:szCs w:val="24"/>
+        </w:rPr>
+        <w:t>I</w:t>
+      </w:r>
+      <w:r>
+        <w:rPr>
+          <w:rFonts w:cstheme="minorHAnsi"/>
+          <w:sz w:val="24"/>
+          <w:szCs w:val="24"/>
+        </w:rPr>
+        <w:t xml:space="preserve">n </w:t>
+      </w:r>
+      <w:r>
+        <w:rPr>
+          <w:rFonts w:cstheme="minorHAnsi"/>
+          <w:sz w:val="24"/>
+          <w:szCs w:val="24"/>
+        </w:rPr>
+        <w:t xml:space="preserve">controller </w:t>
+      </w:r>
+      <w:r>
+        <w:rPr>
+          <w:rFonts w:cstheme="minorHAnsi"/>
+          <w:sz w:val="24"/>
+          <w:szCs w:val="24"/>
+        </w:rPr>
+        <w:t xml:space="preserve">just pass </w:t>
+      </w:r>
+      <w:proofErr w:type="spellStart"/>
+      <w:r>
+        <w:rPr>
+          <w:rFonts w:cstheme="minorHAnsi"/>
+          <w:sz w:val="24"/>
+          <w:szCs w:val="24"/>
+        </w:rPr>
+        <w:t>dataTable</w:t>
+      </w:r>
+      <w:proofErr w:type="spellEnd"/>
+      <w:r>
+        <w:rPr>
+          <w:rFonts w:cstheme="minorHAnsi"/>
+          <w:sz w:val="24"/>
+          <w:szCs w:val="24"/>
+        </w:rPr>
+        <w:t xml:space="preserve"> name in index method and </w:t>
+      </w:r>
+      <w:r>
+        <w:rPr>
+          <w:rFonts w:cstheme="minorHAnsi"/>
+          <w:b/>
+          <w:bCs/>
+          <w:sz w:val="20"/>
+          <w:szCs w:val="20"/>
+        </w:rPr>
+        <w:t>return $</w:t>
+      </w:r>
+      <w:proofErr w:type="spellStart"/>
+      <w:r>
+        <w:rPr>
+          <w:rFonts w:cstheme="minorHAnsi"/>
+          <w:b/>
+          <w:bCs/>
+          <w:sz w:val="20"/>
+          <w:szCs w:val="20"/>
+        </w:rPr>
+        <w:t>dataTable</w:t>
+      </w:r>
+      <w:proofErr w:type="spellEnd"/>
+      <w:r>
+        <w:rPr>
+          <w:rFonts w:cstheme="minorHAnsi"/>
+          <w:b/>
+          <w:bCs/>
+          <w:sz w:val="20"/>
+          <w:szCs w:val="20"/>
+        </w:rPr>
+        <w:t>-&gt;render(‘index view’)</w:t>
+      </w:r>
+      <w:r>
+        <w:rPr>
+          <w:rFonts w:cstheme="minorHAnsi"/>
+          <w:sz w:val="20"/>
+          <w:szCs w:val="20"/>
+        </w:rPr>
+        <w:t xml:space="preserve"> </w:t>
+      </w:r>
+      <w:r>
+        <w:rPr>
+          <w:rFonts w:cstheme="minorHAnsi"/>
+          <w:sz w:val="24"/>
+          <w:szCs w:val="24"/>
+        </w:rPr>
+        <w:t xml:space="preserve">then </w:t>
+      </w:r>
+      <w:r>
+        <w:rPr>
+          <w:rFonts w:cstheme="minorHAnsi"/>
+          <w:sz w:val="24"/>
+          <w:szCs w:val="24"/>
+        </w:rPr>
+        <w:t xml:space="preserve">add </w:t>
+      </w:r>
+      <w:proofErr w:type="spellStart"/>
+      <w:r>
+        <w:rPr>
+          <w:rFonts w:cstheme="minorHAnsi"/>
+          <w:sz w:val="24"/>
+          <w:szCs w:val="24"/>
+        </w:rPr>
+        <w:t>j</w:t>
+      </w:r>
+      <w:r>
+        <w:rPr>
+          <w:rFonts w:cstheme="minorHAnsi"/>
+          <w:sz w:val="24"/>
+          <w:szCs w:val="24"/>
+        </w:rPr>
+        <w:t>s</w:t>
+      </w:r>
+      <w:proofErr w:type="spellEnd"/>
+      <w:r>
+        <w:rPr>
+          <w:rFonts w:cstheme="minorHAnsi"/>
+          <w:sz w:val="24"/>
+          <w:szCs w:val="24"/>
+        </w:rPr>
+        <w:t xml:space="preserve"> and </w:t>
+      </w:r>
+      <w:proofErr w:type="spellStart"/>
+      <w:r>
+        <w:rPr>
+          <w:rFonts w:cstheme="minorHAnsi"/>
+          <w:sz w:val="24"/>
+          <w:szCs w:val="24"/>
+        </w:rPr>
+        <w:t>css</w:t>
+      </w:r>
+      <w:proofErr w:type="spellEnd"/>
+      <w:r>
+        <w:rPr>
+          <w:rFonts w:cstheme="minorHAnsi"/>
+          <w:sz w:val="24"/>
+          <w:szCs w:val="24"/>
+        </w:rPr>
+        <w:t xml:space="preserve"> </w:t>
+      </w:r>
+      <w:proofErr w:type="spellStart"/>
+      <w:r>
+        <w:rPr>
+          <w:rFonts w:cstheme="minorHAnsi"/>
+          <w:sz w:val="24"/>
+          <w:szCs w:val="24"/>
+        </w:rPr>
+        <w:t>cds</w:t>
+      </w:r>
+      <w:proofErr w:type="spellEnd"/>
+      <w:r>
+        <w:rPr>
+          <w:rFonts w:cstheme="minorHAnsi"/>
+          <w:sz w:val="24"/>
+          <w:szCs w:val="24"/>
+        </w:rPr>
+        <w:t xml:space="preserve"> and follow </w:t>
+      </w:r>
+      <w:proofErr w:type="spellStart"/>
+      <w:r>
+        <w:rPr>
+          <w:rFonts w:cstheme="minorHAnsi"/>
+          <w:sz w:val="24"/>
+          <w:szCs w:val="24"/>
+        </w:rPr>
+        <w:t>yajraBox</w:t>
+      </w:r>
+      <w:proofErr w:type="spellEnd"/>
+      <w:r>
+        <w:rPr>
+          <w:rFonts w:cstheme="minorHAnsi"/>
+          <w:sz w:val="24"/>
+          <w:szCs w:val="24"/>
+        </w:rPr>
+        <w:t xml:space="preserve"> website.</w:t>
+      </w:r>
+    </w:p>
+    <w:p>
+      <w:pPr>
+        <w:spacing w:after="0" w:line="240" w:lineRule="auto"/>
+        <w:rPr>
+          <w:rFonts w:cstheme="minorHAnsi"/>
+        </w:rPr>
       </w:pPr>
       <w:r>
         <w:rPr>
@@ -7479,55 +8976,483 @@
         <w:rPr>
           <w:rFonts w:cstheme="minorHAnsi"/>
         </w:rPr>
-        <w:t>$employeeData = DB::table('companies') -&gt;join</w:t>
-      </w:r>
-      <w:r>
-        <w:rPr>
-          <w:rFonts w:cstheme="minorHAnsi"/>
+        <w:t>$employeeData = DB::table('companies') -&gt;join ('employees', 'companies.company_id', '=', 'employees.company')-&gt;select('employees.*','companies.name')-&gt;get();</w:t>
+      </w:r>
+    </w:p>
+    <w:p>
+      <w:pPr>
+        <w:spacing w:after="0" w:line="240" w:lineRule="auto"/>
+        <w:rPr>
+          <w:rFonts w:cstheme="minorHAnsi"/>
+          <w:sz w:val="20"/>
+          <w:szCs w:val="20"/>
+        </w:rPr>
+      </w:pPr>
+      <w:r>
+        <w:rPr>
+          <w:rFonts w:cstheme="minorHAnsi"/>
+          <w:b/>
+          <w:bCs/>
+        </w:rPr>
+        <w:t>Old</w:t>
+      </w:r>
+      <w:r>
+        <w:rPr>
+          <w:rFonts w:cstheme="minorHAnsi"/>
+          <w:b/>
+          <w:bCs/>
+          <w:sz w:val="28"/>
+          <w:szCs w:val="28"/>
+        </w:rPr>
+        <w:t>:</w:t>
+      </w:r>
+      <w:r>
+        <w:rPr>
+          <w:rFonts w:cstheme="minorHAnsi"/>
+          <w:sz w:val="24"/>
+          <w:szCs w:val="24"/>
+        </w:rPr>
+        <w:t xml:space="preserve"> It is used when page reload but input field values remain stable like value=”{{old(‘input name’)}}” and use input method with redirect like return redirect(‘home’)-&gt;input();</w:t>
+      </w:r>
+    </w:p>
+    <w:p>
+      <w:pPr>
+        <w:spacing w:after="0" w:line="240" w:lineRule="auto"/>
+        <w:rPr>
+          <w:rFonts w:cstheme="minorHAnsi"/>
+          <w:sz w:val="24"/>
+          <w:szCs w:val="24"/>
+        </w:rPr>
+      </w:pPr>
+      <w:r>
+        <w:rPr>
+          <w:rFonts w:cstheme="minorHAnsi"/>
+          <w:b/>
+          <w:bCs/>
+          <w:sz w:val="24"/>
+          <w:szCs w:val="24"/>
+        </w:rPr>
+        <w:t>Exception Handling:</w:t>
+      </w:r>
+      <w:r>
+        <w:rPr>
+          <w:rFonts w:cstheme="minorHAnsi"/>
+          <w:sz w:val="24"/>
+          <w:szCs w:val="24"/>
+        </w:rPr>
+        <w:t xml:space="preserve"> try{ DB::</w:t>
+      </w:r>
+      <w:proofErr w:type="spellStart"/>
+      <w:r>
+        <w:rPr>
+          <w:rFonts w:cstheme="minorHAnsi"/>
+          <w:sz w:val="24"/>
+          <w:szCs w:val="24"/>
+        </w:rPr>
+        <w:t>beginTransaction</w:t>
+      </w:r>
+      <w:proofErr w:type="spellEnd"/>
+      <w:r>
+        <w:rPr>
+          <w:rFonts w:cstheme="minorHAnsi"/>
+          <w:sz w:val="24"/>
+          <w:szCs w:val="24"/>
+        </w:rPr>
+        <w:t>();  //functions  DB::commit(); catch(</w:t>
+      </w:r>
+      <w:r>
+        <w:rPr>
+          <w:rFonts w:cstheme="minorHAnsi"/>
+          <w:sz w:val="24"/>
+          <w:szCs w:val="24"/>
+        </w:rPr>
+        <w:t>\Throwable $variable){ DB::rollback();    return   $variable-&gt;</w:t>
+      </w:r>
+      <w:proofErr w:type="spellStart"/>
+      <w:r>
+        <w:rPr>
+          <w:rFonts w:cstheme="minorHAnsi"/>
+          <w:sz w:val="24"/>
+          <w:szCs w:val="24"/>
+        </w:rPr>
+        <w:t>getMessage</w:t>
+      </w:r>
+      <w:proofErr w:type="spellEnd"/>
+      <w:r>
+        <w:rPr>
+          <w:rFonts w:cstheme="minorHAnsi"/>
+          <w:sz w:val="24"/>
+          <w:szCs w:val="24"/>
+        </w:rPr>
+        <w:t xml:space="preserve">() }. </w:t>
+      </w:r>
+    </w:p>
+    <w:p>
+      <w:pPr>
+        <w:spacing w:after="0" w:line="240" w:lineRule="auto"/>
+        <w:rPr>
+          <w:rFonts w:cstheme="minorHAnsi"/>
+          <w:sz w:val="24"/>
+          <w:szCs w:val="24"/>
+        </w:rPr>
+      </w:pPr>
+      <w:r>
+        <w:rPr>
+          <w:rFonts w:cstheme="minorHAnsi"/>
+          <w:b/>
+          <w:bCs/>
+          <w:sz w:val="24"/>
+          <w:szCs w:val="24"/>
+        </w:rPr>
+        <w:t>Exception:</w:t>
+      </w:r>
+      <w:r>
+        <w:rPr>
+          <w:rFonts w:cstheme="minorHAnsi"/>
+          <w:sz w:val="24"/>
+          <w:szCs w:val="24"/>
+        </w:rPr>
+        <w:t xml:space="preserve"> Unexpected error is called exception like database connection error, validation error.</w:t>
+      </w:r>
+    </w:p>
+    <w:p>
+      <w:pPr>
+        <w:spacing w:after="0" w:line="240" w:lineRule="auto"/>
+        <w:rPr>
+          <w:rFonts w:cstheme="minorHAnsi"/>
+          <w:sz w:val="24"/>
+          <w:szCs w:val="24"/>
+        </w:rPr>
+      </w:pPr>
+      <w:r>
+        <w:rPr>
+          <w:rFonts w:cstheme="minorHAnsi"/>
+          <w:b/>
+          <w:bCs/>
+          <w:sz w:val="24"/>
+          <w:szCs w:val="24"/>
+        </w:rPr>
+        <w:t>Throwable:</w:t>
+      </w:r>
+      <w:r>
+        <w:rPr>
+          <w:rFonts w:cstheme="minorHAnsi"/>
+          <w:sz w:val="24"/>
+          <w:szCs w:val="24"/>
+        </w:rPr>
+        <w:t xml:space="preserve"> It cover both exception and errors(fatal error, syntax error </w:t>
+      </w:r>
+      <w:proofErr w:type="spellStart"/>
+      <w:r>
+        <w:rPr>
+          <w:rFonts w:cstheme="minorHAnsi"/>
+          <w:sz w:val="24"/>
+          <w:szCs w:val="24"/>
+        </w:rPr>
+        <w:t>etc</w:t>
+      </w:r>
+      <w:proofErr w:type="spellEnd"/>
+      <w:r>
+        <w:rPr>
+          <w:rFonts w:cstheme="minorHAnsi"/>
+          <w:sz w:val="24"/>
+          <w:szCs w:val="24"/>
+        </w:rPr>
+        <w:t>).</w:t>
+      </w:r>
+    </w:p>
+    <w:p>
+      <w:pPr>
+        <w:spacing w:after="0" w:line="240" w:lineRule="auto"/>
+        <w:rPr>
+          <w:rFonts w:cstheme="minorHAnsi"/>
+          <w:sz w:val="24"/>
+          <w:szCs w:val="24"/>
+        </w:rPr>
+      </w:pPr>
+      <w:proofErr w:type="spellStart"/>
+      <w:r>
+        <w:rPr>
+          <w:rFonts w:cstheme="minorHAnsi"/>
+          <w:b/>
+          <w:bCs/>
+          <w:sz w:val="24"/>
+          <w:szCs w:val="24"/>
+        </w:rPr>
+        <w:t>Toastr</w:t>
+      </w:r>
+      <w:proofErr w:type="spellEnd"/>
+      <w:r>
+        <w:rPr>
+          <w:rFonts w:cstheme="minorHAnsi"/>
+          <w:b/>
+          <w:bCs/>
+          <w:sz w:val="24"/>
+          <w:szCs w:val="24"/>
+        </w:rPr>
+        <w:t>:</w:t>
+      </w:r>
+      <w:r>
+        <w:rPr>
+          <w:rFonts w:cstheme="minorHAnsi"/>
+          <w:sz w:val="24"/>
+          <w:szCs w:val="24"/>
         </w:rPr>
         <w:t xml:space="preserve"> </w:t>
       </w:r>
       <w:r>
         <w:rPr>
           <w:rFonts w:cstheme="minorHAnsi"/>
-        </w:rPr>
-        <w:t>('employees',</w:t>
-      </w:r>
-      <w:r>
-        <w:rPr>
-          <w:rFonts w:cstheme="minorHAnsi"/>
+          <w:sz w:val="24"/>
+          <w:szCs w:val="24"/>
+        </w:rPr>
+        <w:t>It is</w:t>
+      </w:r>
+      <w:r>
+        <w:rPr>
+          <w:rFonts w:cstheme="minorHAnsi"/>
+          <w:sz w:val="24"/>
+          <w:szCs w:val="24"/>
+        </w:rPr>
+        <w:t xml:space="preserve"> used for show notification. Import </w:t>
+      </w:r>
+      <w:proofErr w:type="spellStart"/>
+      <w:r>
+        <w:rPr>
+          <w:rFonts w:cstheme="minorHAnsi"/>
+          <w:sz w:val="24"/>
+          <w:szCs w:val="24"/>
+        </w:rPr>
+        <w:t>toastr</w:t>
+      </w:r>
+      <w:proofErr w:type="spellEnd"/>
+      <w:r>
+        <w:rPr>
+          <w:rFonts w:cstheme="minorHAnsi"/>
+          <w:sz w:val="24"/>
+          <w:szCs w:val="24"/>
         </w:rPr>
         <w:t xml:space="preserve"> </w:t>
       </w:r>
-      <w:r>
-        <w:rPr>
-          <w:rFonts w:cstheme="minorHAnsi"/>
-        </w:rPr>
-        <w:t>'companies.company_id',</w:t>
-      </w:r>
-      <w:r>
-        <w:rPr>
-          <w:rFonts w:cstheme="minorHAnsi"/>
+      <w:proofErr w:type="spellStart"/>
+      <w:r>
+        <w:rPr>
+          <w:rFonts w:cstheme="minorHAnsi"/>
+          <w:sz w:val="24"/>
+          <w:szCs w:val="24"/>
+        </w:rPr>
+        <w:t>js</w:t>
+      </w:r>
+      <w:proofErr w:type="spellEnd"/>
+      <w:r>
+        <w:rPr>
+          <w:rFonts w:cstheme="minorHAnsi"/>
+          <w:sz w:val="24"/>
+          <w:szCs w:val="24"/>
+        </w:rPr>
+        <w:t xml:space="preserve"> &amp; </w:t>
+      </w:r>
+      <w:proofErr w:type="spellStart"/>
+      <w:r>
+        <w:rPr>
+          <w:rFonts w:cstheme="minorHAnsi"/>
+          <w:sz w:val="24"/>
+          <w:szCs w:val="24"/>
+        </w:rPr>
+        <w:t>css</w:t>
+      </w:r>
+      <w:proofErr w:type="spellEnd"/>
+      <w:r>
+        <w:rPr>
+          <w:rFonts w:cstheme="minorHAnsi"/>
+          <w:sz w:val="24"/>
+          <w:szCs w:val="24"/>
         </w:rPr>
         <w:t xml:space="preserve"> </w:t>
       </w:r>
-      <w:r>
-        <w:rPr>
-          <w:rFonts w:cstheme="minorHAnsi"/>
-        </w:rPr>
-        <w:t>'=',</w:t>
-      </w:r>
-      <w:r>
-        <w:rPr>
-          <w:rFonts w:cstheme="minorHAnsi"/>
+      <w:proofErr w:type="spellStart"/>
+      <w:r>
+        <w:rPr>
+          <w:rFonts w:cstheme="minorHAnsi"/>
+          <w:sz w:val="24"/>
+          <w:szCs w:val="24"/>
+        </w:rPr>
+        <w:t>cdn</w:t>
+      </w:r>
+      <w:proofErr w:type="spellEnd"/>
+      <w:r>
+        <w:rPr>
+          <w:rFonts w:cstheme="minorHAnsi"/>
+          <w:sz w:val="24"/>
+          <w:szCs w:val="24"/>
+        </w:rPr>
+        <w:t xml:space="preserve"> and write message in with(</w:t>
+      </w:r>
+      <w:r>
+        <w:rPr>
+          <w:rFonts w:cstheme="minorHAnsi"/>
+          <w:sz w:val="24"/>
+          <w:szCs w:val="24"/>
         </w:rPr>
         <w:t xml:space="preserve"> </w:t>
       </w:r>
       <w:r>
         <w:rPr>
           <w:rFonts w:cstheme="minorHAnsi"/>
-        </w:rPr>
-        <w:t>'employees.company')-&gt;select('employees.*','companies.name')-&gt;get();</w:t>
+          <w:sz w:val="24"/>
+          <w:szCs w:val="24"/>
+        </w:rPr>
+        <w:t>‘name’,</w:t>
+      </w:r>
+      <w:r>
+        <w:rPr>
+          <w:rFonts w:cstheme="minorHAnsi"/>
+          <w:sz w:val="24"/>
+          <w:szCs w:val="24"/>
+        </w:rPr>
+        <w:t xml:space="preserve"> </w:t>
+      </w:r>
+      <w:r>
+        <w:rPr>
+          <w:rFonts w:cstheme="minorHAnsi"/>
+          <w:sz w:val="24"/>
+          <w:szCs w:val="24"/>
+        </w:rPr>
+        <w:t xml:space="preserve">’I am </w:t>
+      </w:r>
+      <w:proofErr w:type="spellStart"/>
+      <w:r>
+        <w:rPr>
+          <w:rFonts w:cstheme="minorHAnsi"/>
+          <w:sz w:val="24"/>
+          <w:szCs w:val="24"/>
+        </w:rPr>
+        <w:t>toastr</w:t>
+      </w:r>
+      <w:proofErr w:type="spellEnd"/>
+      <w:r>
+        <w:rPr>
+          <w:rFonts w:cstheme="minorHAnsi"/>
+          <w:sz w:val="24"/>
+          <w:szCs w:val="24"/>
+        </w:rPr>
+        <w:t>’</w:t>
+      </w:r>
+      <w:r>
+        <w:rPr>
+          <w:rFonts w:cstheme="minorHAnsi"/>
+          <w:sz w:val="24"/>
+          <w:szCs w:val="24"/>
+        </w:rPr>
+        <w:t>)</w:t>
+      </w:r>
+      <w:r>
+        <w:rPr>
+          <w:rFonts w:cstheme="minorHAnsi"/>
+          <w:sz w:val="24"/>
+          <w:szCs w:val="24"/>
+        </w:rPr>
+        <w:t xml:space="preserve">; </w:t>
+      </w:r>
+      <w:r>
+        <w:rPr>
+          <w:rFonts w:cstheme="minorHAnsi"/>
+          <w:sz w:val="24"/>
+          <w:szCs w:val="24"/>
+        </w:rPr>
+        <w:t xml:space="preserve">method. </w:t>
+      </w:r>
+      <w:r>
+        <w:rPr>
+          <w:rFonts w:cstheme="minorHAnsi"/>
+          <w:sz w:val="24"/>
+          <w:szCs w:val="24"/>
+        </w:rPr>
+        <w:t>It will be store in session and then call session</w:t>
+      </w:r>
+      <w:r>
+        <w:rPr>
+          <w:rFonts w:cstheme="minorHAnsi"/>
+          <w:sz w:val="24"/>
+          <w:szCs w:val="24"/>
+        </w:rPr>
+        <w:t xml:space="preserve"> in script</w:t>
+      </w:r>
+      <w:r>
+        <w:rPr>
+          <w:rFonts w:cstheme="minorHAnsi"/>
+          <w:sz w:val="24"/>
+          <w:szCs w:val="24"/>
+        </w:rPr>
+        <w:t xml:space="preserve"> to get it.</w:t>
+      </w:r>
+      <w:r>
+        <w:rPr>
+          <w:rFonts w:cstheme="minorHAnsi"/>
+          <w:sz w:val="24"/>
+          <w:szCs w:val="24"/>
+        </w:rPr>
+        <w:t xml:space="preserve"> </w:t>
+      </w:r>
+      <w:r>
+        <w:rPr>
+          <w:rFonts w:cstheme="minorHAnsi"/>
+          <w:sz w:val="24"/>
+          <w:szCs w:val="24"/>
+        </w:rPr>
+        <w:t>or return json response to show in ajax.</w:t>
+      </w:r>
+    </w:p>
+    <w:p>
+      <w:pPr>
+        <w:spacing w:after="0" w:line="240" w:lineRule="auto"/>
+        <w:rPr>
+          <w:rFonts w:cstheme="minorHAnsi"/>
+          <w:sz w:val="24"/>
+          <w:szCs w:val="24"/>
+        </w:rPr>
+      </w:pPr>
+      <w:r>
+        <w:rPr>
+          <w:rFonts w:cstheme="minorHAnsi"/>
+          <w:b/>
+          <w:bCs/>
+          <w:sz w:val="24"/>
+          <w:szCs w:val="24"/>
+        </w:rPr>
+        <w:t>403:</w:t>
+      </w:r>
+      <w:r>
+        <w:rPr>
+          <w:rFonts w:cstheme="minorHAnsi"/>
+          <w:sz w:val="24"/>
+          <w:szCs w:val="24"/>
+        </w:rPr>
+        <w:t xml:space="preserve"> S</w:t>
+      </w:r>
+      <w:r>
+        <w:rPr>
+          <w:rFonts w:cstheme="minorHAnsi"/>
+          <w:sz w:val="24"/>
+          <w:szCs w:val="24"/>
+        </w:rPr>
+        <w:t>erver understood the request, but it refuses to authorize it</w:t>
+      </w:r>
+      <w:r>
+        <w:rPr>
+          <w:rFonts w:cstheme="minorHAnsi"/>
+          <w:sz w:val="24"/>
+          <w:szCs w:val="24"/>
+        </w:rPr>
+        <w:t xml:space="preserve"> (Authentication Error)</w:t>
+      </w:r>
+      <w:r>
+        <w:rPr>
+          <w:rFonts w:cstheme="minorHAnsi"/>
+          <w:sz w:val="24"/>
+          <w:szCs w:val="24"/>
+        </w:rPr>
+        <w:t>.</w:t>
       </w:r>
     </w:p>
     <w:p>
@@ -7620,6 +9545,7 @@
           <w:sz w:val="36"/>
           <w:szCs w:val="36"/>
         </w:rPr>
+        <w:lastRenderedPageBreak/>
         <w:t>Array</w:t>
       </w:r>
     </w:p>
@@ -7935,7 +9861,7 @@
           <w:sz w:val="36"/>
           <w:szCs w:val="36"/>
         </w:rPr>
-        <w:t>Git &amp; GitHub</w:t>
+        <w:t>Git</w:t>
       </w:r>
     </w:p>
     <w:p>
@@ -8630,7 +10556,7 @@
   <w:style w:type="paragraph" w:default="1" w:styleId="Normal">
     <w:name w:val="Normal"/>
     <w:qFormat/>
-    <w:rsid w:val="000F5DD8"/>
+    <w:rsid w:val="00B83C03"/>
   </w:style>
   <w:style w:type="character" w:default="1" w:styleId="DefaultParagraphFont">
     <w:name w:val="Default Paragraph Font"/>

--- a/Web Doc.docx
+++ b/Web Doc.docx
@@ -1,6 +1,7 @@
 
 <file path=word/document.xml><?xml version="1.0" encoding="utf-8"?>
 <w:document xmlns:wpc="http://schemas.microsoft.com/office/word/2010/wordprocessingCanvas" xmlns:cx="http://schemas.microsoft.com/office/drawing/2014/chartex" xmlns:cx1="http://schemas.microsoft.com/office/drawing/2015/9/8/chartex" xmlns:cx2="http://schemas.microsoft.com/office/drawing/2015/10/21/chartex" xmlns:cx3="http://schemas.microsoft.com/office/drawing/2016/5/9/chartex" xmlns:cx4="http://schemas.microsoft.com/office/drawing/2016/5/10/chartex" xmlns:cx5="http://schemas.microsoft.com/office/drawing/2016/5/11/chartex" xmlns:cx6="http://schemas.microsoft.com/office/drawing/2016/5/12/chartex" xmlns:cx7="http://schemas.microsoft.com/office/drawing/2016/5/13/chartex" xmlns:cx8="http://schemas.microsoft.com/office/drawing/2016/5/14/chartex" xmlns:mc="http://schemas.openxmlformats.org/markup-compatibility/2006" xmlns:aink="http://schemas.microsoft.com/office/drawing/2016/ink" xmlns:am3d="http://schemas.microsoft.com/office/drawing/2017/model3d" xmlns:o="urn:schemas-microsoft-com:office:office" xmlns:r="http://schemas.openxmlformats.org/officeDocument/2006/relationships" xmlns:m="http://schemas.openxmlformats.org/officeDocument/2006/math" xmlns:v="urn:schemas-microsoft-com:vml" xmlns:wp14="http://schemas.microsoft.com/office/word/2010/wordprocessingDrawing" xmlns:wp="http://schemas.openxmlformats.org/drawingml/2006/wordprocessingDrawing" xmlns:w10="urn:schemas-microsoft-com:office:word" xmlns:w="http://schemas.openxmlformats.org/wordprocessingml/2006/main" xmlns:w14="http://schemas.microsoft.com/office/word/2010/wordml" xmlns:w15="http://schemas.microsoft.com/office/word/2012/wordml" xmlns:w16cid="http://schemas.microsoft.com/office/word/2016/wordml/cid" xmlns:w16se="http://schemas.microsoft.com/office/word/2015/wordml/symex" xmlns:wpg="http://schemas.microsoft.com/office/word/2010/wordprocessingGroup" xmlns:wpi="http://schemas.microsoft.com/office/word/2010/wordprocessingInk" xmlns:wne="http://schemas.microsoft.com/office/word/2006/wordml" xmlns:wps="http://schemas.microsoft.com/office/word/2010/wordprocessingShape" mc:Ignorable="w14 w15 w16se w16cid wp14">
+  <w:background w:color="DDD8C2" w:themeColor="background2" w:themeShade="E5"/>
   <w:body>
     <w:p>
       <w:pPr>
@@ -1245,6 +1246,22 @@
         </w:rPr>
         <w:t>file</w:t>
       </w:r>
+      <w:r>
+        <w:rPr>
+          <w:rFonts w:cstheme="minorHAnsi"/>
+          <w:sz w:val="24"/>
+          <w:szCs w:val="24"/>
+        </w:rPr>
+        <w:t>. Mean from controller. It may be come from try or catch</w:t>
+      </w:r>
+      <w:r>
+        <w:rPr>
+          <w:rFonts w:cstheme="minorHAnsi"/>
+          <w:sz w:val="24"/>
+          <w:szCs w:val="24"/>
+        </w:rPr>
+        <w:t xml:space="preserve"> mean it may be success or fail.</w:t>
+      </w:r>
     </w:p>
     <w:p>
       <w:pPr>
@@ -1284,7 +1301,6 @@
           <w:szCs w:val="28"/>
         </w:rPr>
       </w:pPr>
-      <w:proofErr w:type="spellStart"/>
       <w:r>
         <w:rPr>
           <w:rFonts w:asciiTheme="majorHAnsi" w:hAnsiTheme="majorHAnsi"/>
@@ -1297,7 +1313,6 @@
         </w:rPr>
         <w:t>BootStrap</w:t>
       </w:r>
-      <w:proofErr w:type="spellEnd"/>
     </w:p>
     <w:p>
       <w:pPr>
@@ -2188,6 +2203,7 @@
           <w:sz w:val="24"/>
           <w:szCs w:val="24"/>
         </w:rPr>
+        <w:lastRenderedPageBreak/>
         <w:t>Setcookie(“cookie name”,”value”, Expire Time, “path to access”).</w:t>
       </w:r>
     </w:p>
@@ -2208,7 +2224,6 @@
           <w:sz w:val="24"/>
           <w:szCs w:val="24"/>
         </w:rPr>
-        <w:lastRenderedPageBreak/>
         <w:t>$_SESSION:</w:t>
       </w:r>
       <w:r>
@@ -3722,6 +3737,50 @@
           <w:sz w:val="24"/>
           <w:szCs w:val="24"/>
         </w:rPr>
+        <w:t>Why Keys:</w:t>
+      </w:r>
+      <w:r>
+        <w:rPr>
+          <w:rFonts w:cstheme="minorHAnsi"/>
+          <w:sz w:val="24"/>
+          <w:szCs w:val="24"/>
+        </w:rPr>
+        <w:t xml:space="preserve"> </w:t>
+      </w:r>
+      <w:r>
+        <w:rPr>
+          <w:rFonts w:cstheme="minorHAnsi"/>
+          <w:sz w:val="24"/>
+          <w:szCs w:val="24"/>
+        </w:rPr>
+        <w:t>We have the name of every column so we can easily select any column but rows don't have any specific name. So,</w:t>
+      </w:r>
+      <w:r>
+        <w:rPr>
+          <w:rFonts w:cstheme="minorHAnsi"/>
+          <w:sz w:val="24"/>
+          <w:szCs w:val="24"/>
+        </w:rPr>
+        <w:t xml:space="preserve"> we use keys to identify each row uniquely.</w:t>
+      </w:r>
+    </w:p>
+    <w:p>
+      <w:pPr>
+        <w:spacing w:after="0" w:line="240" w:lineRule="auto"/>
+        <w:rPr>
+          <w:rFonts w:cstheme="minorHAnsi"/>
+          <w:sz w:val="24"/>
+          <w:szCs w:val="24"/>
+        </w:rPr>
+      </w:pPr>
+      <w:r>
+        <w:rPr>
+          <w:rFonts w:cstheme="minorHAnsi"/>
+          <w:b/>
+          <w:bCs/>
+          <w:sz w:val="24"/>
+          <w:szCs w:val="24"/>
+        </w:rPr>
         <w:t>Primary Key:</w:t>
       </w:r>
       <w:r>
@@ -4057,15 +4116,7 @@
           <w:sz w:val="24"/>
           <w:szCs w:val="24"/>
         </w:rPr>
-        <w:t>:</w:t>
-      </w:r>
-      <w:r>
-        <w:rPr>
-          <w:rFonts w:cstheme="minorHAnsi"/>
-          <w:sz w:val="24"/>
-          <w:szCs w:val="24"/>
-        </w:rPr>
-        <w:t xml:space="preserve"> </w:t>
+        <w:t xml:space="preserve">: </w:t>
       </w:r>
       <w:r>
         <w:rPr>
@@ -4325,6 +4376,7 @@
           <w:sz w:val="24"/>
           <w:szCs w:val="24"/>
         </w:rPr>
+        <w:lastRenderedPageBreak/>
         <w:t>Single Level Inheritance:</w:t>
       </w:r>
       <w:r>
@@ -4381,7 +4433,6 @@
           <w:sz w:val="24"/>
           <w:szCs w:val="24"/>
         </w:rPr>
-        <w:lastRenderedPageBreak/>
         <w:t>Multilevel Inheritance:</w:t>
       </w:r>
       <w:r>
@@ -5004,7 +5055,23 @@
           <w:sz w:val="24"/>
           <w:szCs w:val="24"/>
         </w:rPr>
-        <w:t xml:space="preserve"> If we want a function that will use in class A, class B, class C then we use trait that will be create outside of classes and will be call in any class. trait test{function name} class A{use test;}</w:t>
+        <w:t xml:space="preserve"> If we want a function that will use in class A, class B, class C then we use trait that will be create outside of classes and will be call in any class. trait test{function</w:t>
+      </w:r>
+      <w:r>
+        <w:rPr>
+          <w:rFonts w:cstheme="minorHAnsi"/>
+          <w:sz w:val="24"/>
+          <w:szCs w:val="24"/>
+        </w:rPr>
+        <w:t>s</w:t>
+      </w:r>
+      <w:r>
+        <w:rPr>
+          <w:rFonts w:cstheme="minorHAnsi"/>
+          <w:sz w:val="24"/>
+          <w:szCs w:val="24"/>
+        </w:rPr>
+        <w:t>} class A{use test;}</w:t>
       </w:r>
     </w:p>
     <w:p>
@@ -5153,6 +5220,7 @@
           <w:sz w:val="24"/>
           <w:szCs w:val="24"/>
         </w:rPr>
+        <w:lastRenderedPageBreak/>
         <w:t xml:space="preserve">Life Cycle: </w:t>
       </w:r>
     </w:p>
@@ -5211,7 +5279,6 @@
           <w:sz w:val="24"/>
           <w:szCs w:val="24"/>
         </w:rPr>
-        <w:lastRenderedPageBreak/>
         <w:t xml:space="preserve">Configuration: </w:t>
       </w:r>
       <w:r>
@@ -5530,6 +5597,34 @@
           <w:sz w:val="24"/>
           <w:szCs w:val="24"/>
         </w:rPr>
+        <w:t>Artisan:</w:t>
+      </w:r>
+      <w:r>
+        <w:rPr>
+          <w:rFonts w:cstheme="minorHAnsi"/>
+          <w:sz w:val="24"/>
+          <w:szCs w:val="24"/>
+        </w:rPr>
+        <w:t xml:space="preserve"> Is a command line Interface (CLI) that provides different commands.</w:t>
+      </w:r>
+    </w:p>
+    <w:p>
+      <w:pPr>
+        <w:spacing w:after="0" w:line="240" w:lineRule="auto"/>
+        <w:rPr>
+          <w:rFonts w:cstheme="minorHAnsi"/>
+          <w:sz w:val="24"/>
+          <w:szCs w:val="24"/>
+        </w:rPr>
+      </w:pPr>
+      <w:r>
+        <w:rPr>
+          <w:rFonts w:cstheme="minorHAnsi"/>
+          <w:b/>
+          <w:bCs/>
+          <w:sz w:val="24"/>
+          <w:szCs w:val="24"/>
+        </w:rPr>
         <w:t>Interview Q:</w:t>
       </w:r>
       <w:r>
@@ -5834,7 +5929,35 @@
           <w:sz w:val="24"/>
           <w:szCs w:val="24"/>
         </w:rPr>
-        <w:t>The layer, used to filter http requests. Php artisan make:middleware testing</w:t>
+        <w:t xml:space="preserve">The layer, used to filter http requests. </w:t>
+      </w:r>
+      <w:r>
+        <w:rPr>
+          <w:rFonts w:cstheme="minorHAnsi"/>
+          <w:sz w:val="24"/>
+          <w:szCs w:val="24"/>
+        </w:rPr>
+        <w:t xml:space="preserve">Run </w:t>
+      </w:r>
+      <w:r>
+        <w:rPr>
+          <w:rFonts w:cstheme="minorHAnsi"/>
+          <w:b/>
+          <w:bCs/>
+          <w:sz w:val="20"/>
+          <w:szCs w:val="20"/>
+        </w:rPr>
+        <w:t>p</w:t>
+      </w:r>
+      <w:r>
+        <w:rPr>
+          <w:rFonts w:cstheme="minorHAnsi"/>
+          <w:b/>
+          <w:bCs/>
+          <w:sz w:val="20"/>
+          <w:szCs w:val="20"/>
+        </w:rPr>
+        <w:t>hp artisan make:middleware testing</w:t>
       </w:r>
     </w:p>
     <w:p>
@@ -5958,25 +6081,7 @@
           <w:sz w:val="24"/>
           <w:szCs w:val="24"/>
         </w:rPr>
-        <w:t>route::view('home', 'welcome')-&gt;middleware('</w:t>
-      </w:r>
-      <w:proofErr w:type="spellStart"/>
-      <w:r>
-        <w:rPr>
-          <w:rFonts w:cstheme="minorHAnsi"/>
-          <w:sz w:val="24"/>
-          <w:szCs w:val="24"/>
-        </w:rPr>
-        <w:t>noaccess</w:t>
-      </w:r>
-      <w:proofErr w:type="spellEnd"/>
-      <w:r>
-        <w:rPr>
-          <w:rFonts w:cstheme="minorHAnsi"/>
-          <w:sz w:val="24"/>
-          <w:szCs w:val="24"/>
-        </w:rPr>
-        <w:t>');</w:t>
+        <w:t>route::view('home', 'welcome')-&gt;middleware('noaccess');</w:t>
       </w:r>
       <w:r>
         <w:rPr>
@@ -5986,6 +6091,303 @@
         </w:rPr>
         <w:t xml:space="preserve"> For single route</w:t>
       </w:r>
+      <w:r>
+        <w:rPr>
+          <w:rFonts w:cstheme="minorHAnsi"/>
+          <w:sz w:val="24"/>
+          <w:szCs w:val="24"/>
+        </w:rPr>
+        <w:t>.</w:t>
+      </w:r>
+    </w:p>
+    <w:p>
+      <w:pPr>
+        <w:spacing w:after="0" w:line="240" w:lineRule="auto"/>
+        <w:rPr>
+          <w:rFonts w:cstheme="minorHAnsi"/>
+          <w:sz w:val="24"/>
+          <w:szCs w:val="24"/>
+        </w:rPr>
+      </w:pPr>
+      <w:r>
+        <w:rPr>
+          <w:rFonts w:cstheme="minorHAnsi"/>
+          <w:b/>
+          <w:bCs/>
+          <w:sz w:val="24"/>
+          <w:szCs w:val="24"/>
+        </w:rPr>
+        <w:t>Repository Pattern:</w:t>
+      </w:r>
+      <w:r>
+        <w:rPr>
+          <w:rFonts w:cstheme="minorHAnsi"/>
+          <w:sz w:val="24"/>
+          <w:szCs w:val="24"/>
+        </w:rPr>
+        <w:t xml:space="preserve"> It is a pattern </w:t>
+      </w:r>
+      <w:r>
+        <w:rPr>
+          <w:rFonts w:cstheme="minorHAnsi"/>
+          <w:sz w:val="24"/>
+          <w:szCs w:val="24"/>
+        </w:rPr>
+        <w:t>used in software development to separate</w:t>
+      </w:r>
+      <w:r>
+        <w:rPr>
+          <w:rFonts w:cstheme="minorHAnsi"/>
+          <w:sz w:val="24"/>
+          <w:szCs w:val="24"/>
+        </w:rPr>
+        <w:t xml:space="preserve"> data access code (model,seeder,migration) and business logic (controller). There three main component are </w:t>
+      </w:r>
+      <w:r>
+        <w:rPr>
+          <w:rFonts w:cstheme="minorHAnsi"/>
+          <w:b/>
+          <w:bCs/>
+          <w:sz w:val="20"/>
+          <w:szCs w:val="20"/>
+        </w:rPr>
+        <w:t>Repository Interface</w:t>
+      </w:r>
+      <w:r>
+        <w:rPr>
+          <w:rFonts w:cstheme="minorHAnsi"/>
+          <w:sz w:val="20"/>
+          <w:szCs w:val="20"/>
+        </w:rPr>
+        <w:t xml:space="preserve"> </w:t>
+      </w:r>
+      <w:r>
+        <w:rPr>
+          <w:rFonts w:cstheme="minorHAnsi"/>
+          <w:sz w:val="24"/>
+          <w:szCs w:val="24"/>
+        </w:rPr>
+        <w:t xml:space="preserve">(methods are </w:t>
+      </w:r>
+      <w:r>
+        <w:rPr>
+          <w:rFonts w:cstheme="minorHAnsi"/>
+          <w:sz w:val="24"/>
+          <w:szCs w:val="24"/>
+        </w:rPr>
+        <w:t>defined</w:t>
+      </w:r>
+      <w:r>
+        <w:rPr>
+          <w:rFonts w:cstheme="minorHAnsi"/>
+          <w:sz w:val="24"/>
+          <w:szCs w:val="24"/>
+        </w:rPr>
+        <w:t xml:space="preserve"> here)</w:t>
+      </w:r>
+      <w:r>
+        <w:rPr>
+          <w:rFonts w:cstheme="minorHAnsi"/>
+          <w:sz w:val="24"/>
+          <w:szCs w:val="24"/>
+        </w:rPr>
+        <w:t xml:space="preserve">, </w:t>
+      </w:r>
+      <w:r>
+        <w:rPr>
+          <w:rFonts w:cstheme="minorHAnsi"/>
+          <w:b/>
+          <w:bCs/>
+          <w:sz w:val="20"/>
+          <w:szCs w:val="20"/>
+        </w:rPr>
+        <w:t>Repository Implementation</w:t>
+      </w:r>
+      <w:r>
+        <w:rPr>
+          <w:rFonts w:cstheme="minorHAnsi"/>
+          <w:sz w:val="20"/>
+          <w:szCs w:val="20"/>
+        </w:rPr>
+        <w:t xml:space="preserve"> </w:t>
+      </w:r>
+      <w:r>
+        <w:rPr>
+          <w:rFonts w:cstheme="minorHAnsi"/>
+          <w:sz w:val="24"/>
+          <w:szCs w:val="24"/>
+        </w:rPr>
+        <w:t xml:space="preserve">(This is concrete class where logics are written to interact with database for CRUD), </w:t>
+      </w:r>
+      <w:r>
+        <w:rPr>
+          <w:rFonts w:cstheme="minorHAnsi"/>
+          <w:b/>
+          <w:bCs/>
+          <w:sz w:val="20"/>
+          <w:szCs w:val="20"/>
+        </w:rPr>
+        <w:t>Dependency Injection</w:t>
+      </w:r>
+      <w:r>
+        <w:rPr>
+          <w:rFonts w:cstheme="minorHAnsi"/>
+          <w:sz w:val="20"/>
+          <w:szCs w:val="20"/>
+        </w:rPr>
+        <w:t xml:space="preserve"> </w:t>
+      </w:r>
+      <w:r>
+        <w:rPr>
+          <w:rFonts w:cstheme="minorHAnsi"/>
+          <w:sz w:val="24"/>
+          <w:szCs w:val="24"/>
+        </w:rPr>
+        <w:t>(the use of repository instance into classes or controller like a method that create in repository, use it in controller, this process is dependency injection).</w:t>
+      </w:r>
+    </w:p>
+    <w:p>
+      <w:pPr>
+        <w:spacing w:after="0" w:line="240" w:lineRule="auto"/>
+        <w:rPr>
+          <w:rFonts w:cstheme="minorHAnsi"/>
+          <w:sz w:val="24"/>
+          <w:szCs w:val="24"/>
+        </w:rPr>
+      </w:pPr>
+      <w:r>
+        <w:rPr>
+          <w:rFonts w:cstheme="minorHAnsi"/>
+          <w:b/>
+          <w:bCs/>
+          <w:sz w:val="24"/>
+          <w:szCs w:val="24"/>
+        </w:rPr>
+        <w:lastRenderedPageBreak/>
+        <w:t xml:space="preserve">Why Repository Pattern: </w:t>
+      </w:r>
+      <w:r>
+        <w:rPr>
+          <w:rFonts w:cstheme="minorHAnsi"/>
+          <w:sz w:val="24"/>
+          <w:szCs w:val="24"/>
+        </w:rPr>
+        <w:t>As its separate business logic and data access, so in future if the database changed there is no issue in business logic.</w:t>
+      </w:r>
+    </w:p>
+    <w:p>
+      <w:pPr>
+        <w:spacing w:after="0" w:line="240" w:lineRule="auto"/>
+        <w:rPr>
+          <w:rFonts w:cstheme="minorHAnsi"/>
+          <w:sz w:val="24"/>
+          <w:szCs w:val="24"/>
+        </w:rPr>
+      </w:pPr>
+      <w:r>
+        <w:rPr>
+          <w:rFonts w:cstheme="minorHAnsi"/>
+          <w:b/>
+          <w:bCs/>
+          <w:sz w:val="24"/>
+          <w:szCs w:val="24"/>
+        </w:rPr>
+        <w:t>Event Listener:</w:t>
+      </w:r>
+      <w:r>
+        <w:rPr>
+          <w:rFonts w:cstheme="minorHAnsi"/>
+          <w:sz w:val="24"/>
+          <w:szCs w:val="24"/>
+        </w:rPr>
+        <w:t xml:space="preserve"> </w:t>
+      </w:r>
+      <w:r>
+        <w:rPr>
+          <w:rFonts w:cstheme="minorHAnsi"/>
+          <w:sz w:val="24"/>
+          <w:szCs w:val="24"/>
+        </w:rPr>
+        <w:t>Create with commands</w:t>
+      </w:r>
+      <w:r>
+        <w:rPr>
+          <w:rFonts w:cstheme="minorHAnsi"/>
+          <w:sz w:val="24"/>
+          <w:szCs w:val="24"/>
+        </w:rPr>
+        <w:t xml:space="preserve"> and register it in eventServiceProvider. </w:t>
+      </w:r>
+      <w:r>
+        <w:rPr>
+          <w:rFonts w:cstheme="minorHAnsi"/>
+          <w:sz w:val="24"/>
+          <w:szCs w:val="24"/>
+        </w:rPr>
+        <w:t xml:space="preserve">In event constructor pass </w:t>
+      </w:r>
+      <w:r>
+        <w:rPr>
+          <w:rFonts w:cstheme="minorHAnsi"/>
+          <w:sz w:val="24"/>
+          <w:szCs w:val="24"/>
+        </w:rPr>
+        <w:t xml:space="preserve">public argument and use it where u want like </w:t>
+      </w:r>
+    </w:p>
+    <w:p>
+      <w:pPr>
+        <w:spacing w:after="0" w:line="240" w:lineRule="auto"/>
+        <w:rPr>
+          <w:rFonts w:cstheme="minorHAnsi"/>
+          <w:sz w:val="24"/>
+          <w:szCs w:val="24"/>
+        </w:rPr>
+      </w:pPr>
+      <w:r>
+        <w:rPr>
+          <w:rFonts w:cstheme="minorHAnsi"/>
+          <w:b/>
+          <w:bCs/>
+          <w:sz w:val="20"/>
+          <w:szCs w:val="20"/>
+        </w:rPr>
+        <w:t>event(new event-name($data));</w:t>
+      </w:r>
+      <w:r>
+        <w:rPr>
+          <w:rFonts w:cstheme="minorHAnsi"/>
+          <w:b/>
+          <w:bCs/>
+          <w:sz w:val="20"/>
+          <w:szCs w:val="20"/>
+        </w:rPr>
+        <w:t xml:space="preserve"> </w:t>
+      </w:r>
+      <w:r>
+        <w:rPr>
+          <w:rFonts w:cstheme="minorHAnsi"/>
+          <w:sz w:val="24"/>
+          <w:szCs w:val="24"/>
+        </w:rPr>
+        <w:t>and</w:t>
+      </w:r>
+      <w:r>
+        <w:rPr>
+          <w:rFonts w:cstheme="minorHAnsi"/>
+          <w:sz w:val="24"/>
+          <w:szCs w:val="24"/>
+        </w:rPr>
+        <w:t xml:space="preserve"> in listener handle method pass event and get values with var.. (passing event constructor)</w:t>
+      </w:r>
+      <w:r>
+        <w:rPr>
+          <w:rFonts w:cstheme="minorHAnsi"/>
+          <w:sz w:val="24"/>
+          <w:szCs w:val="24"/>
+        </w:rPr>
+        <w:t xml:space="preserve"> and make logics like mail etc.</w:t>
+      </w:r>
     </w:p>
     <w:p>
       <w:pPr>
@@ -6014,6 +6416,14 @@
         </w:rPr>
         <w:t xml:space="preserve"> It is a php class that interact with database tables. It has all detail and control of a table.</w:t>
       </w:r>
+      <w:r>
+        <w:rPr>
+          <w:rFonts w:cstheme="minorHAnsi"/>
+          <w:sz w:val="24"/>
+          <w:szCs w:val="24"/>
+        </w:rPr>
+        <w:t xml:space="preserve"> The model name should be singular and table name should be plural.</w:t>
+      </w:r>
     </w:p>
     <w:p>
       <w:pPr>
@@ -6138,16 +6548,14 @@
         </w:rPr>
         <w:t xml:space="preserve">Relational mean relationship between tables. Like 1 to 1 or others. It indicates a table interact with which </w:t>
       </w:r>
-      <w:proofErr w:type="gramStart"/>
-      <w:r>
-        <w:rPr>
-          <w:rFonts w:cstheme="minorHAnsi"/>
-          <w:sz w:val="24"/>
-          <w:szCs w:val="24"/>
-        </w:rPr>
-        <w:t>other</w:t>
-      </w:r>
-      <w:proofErr w:type="gramEnd"/>
+      <w:r>
+        <w:rPr>
+          <w:rFonts w:cstheme="minorHAnsi"/>
+          <w:sz w:val="24"/>
+          <w:szCs w:val="24"/>
+        </w:rPr>
+        <w:t>another</w:t>
+      </w:r>
       <w:r>
         <w:rPr>
           <w:rFonts w:cstheme="minorHAnsi"/>
@@ -6174,7 +6582,6 @@
           <w:sz w:val="24"/>
           <w:szCs w:val="24"/>
         </w:rPr>
-        <w:lastRenderedPageBreak/>
         <w:t>Why ORM</w:t>
       </w:r>
       <w:r>
@@ -6235,79 +6642,7 @@
           <w:sz w:val="24"/>
           <w:szCs w:val="24"/>
         </w:rPr>
-        <w:t xml:space="preserve"> Eloquent provide this relationship to reduce joining. Now we can access T2 data with object of T1 if there is a foreign key relation. In primary key model, create a public function and return $this-&gt;</w:t>
-      </w:r>
-      <w:proofErr w:type="spellStart"/>
-      <w:r>
-        <w:rPr>
-          <w:rFonts w:cstheme="minorHAnsi"/>
-          <w:sz w:val="24"/>
-          <w:szCs w:val="24"/>
-        </w:rPr>
-        <w:t>hasOne</w:t>
-      </w:r>
-      <w:proofErr w:type="spellEnd"/>
-      <w:r>
-        <w:rPr>
-          <w:rFonts w:cstheme="minorHAnsi"/>
-          <w:sz w:val="24"/>
-          <w:szCs w:val="24"/>
-        </w:rPr>
-        <w:t>(T2 Model::</w:t>
-      </w:r>
-      <w:proofErr w:type="spellStart"/>
-      <w:r>
-        <w:rPr>
-          <w:rFonts w:cstheme="minorHAnsi"/>
-          <w:sz w:val="24"/>
-          <w:szCs w:val="24"/>
-        </w:rPr>
-        <w:t>class,’F</w:t>
-      </w:r>
-      <w:proofErr w:type="spellEnd"/>
-      <w:r>
-        <w:rPr>
-          <w:rFonts w:cstheme="minorHAnsi"/>
-          <w:sz w:val="24"/>
-          <w:szCs w:val="24"/>
-        </w:rPr>
-        <w:t xml:space="preserve"> key of T2’); In T2 model return $this-&gt;</w:t>
-      </w:r>
-      <w:proofErr w:type="spellStart"/>
-      <w:r>
-        <w:rPr>
-          <w:rFonts w:cstheme="minorHAnsi"/>
-          <w:sz w:val="24"/>
-          <w:szCs w:val="24"/>
-        </w:rPr>
-        <w:t>belongsTo</w:t>
-      </w:r>
-      <w:proofErr w:type="spellEnd"/>
-      <w:r>
-        <w:rPr>
-          <w:rFonts w:cstheme="minorHAnsi"/>
-          <w:sz w:val="24"/>
-          <w:szCs w:val="24"/>
-        </w:rPr>
-        <w:t>(T1 Model::</w:t>
-      </w:r>
-      <w:proofErr w:type="spellStart"/>
-      <w:r>
-        <w:rPr>
-          <w:rFonts w:cstheme="minorHAnsi"/>
-          <w:sz w:val="24"/>
-          <w:szCs w:val="24"/>
-        </w:rPr>
-        <w:t>class,’F</w:t>
-      </w:r>
-      <w:proofErr w:type="spellEnd"/>
-      <w:r>
-        <w:rPr>
-          <w:rFonts w:cstheme="minorHAnsi"/>
-          <w:sz w:val="24"/>
-          <w:szCs w:val="24"/>
-        </w:rPr>
-        <w:t xml:space="preserve"> key of T2’);</w:t>
+        <w:t xml:space="preserve"> Eloquent provide this relationship to reduce joining. Now we can access T2 data with object of T1 if there is a foreign key relation. In primary key model, create a public function and return $this-&gt;hasOne(T2 Model::class,’F key of T2’); In T2 model return $this-&gt;belongsTo(T1 Model::class,’F key of T2’);</w:t>
       </w:r>
       <w:r>
         <w:rPr>
@@ -6549,8 +6884,6 @@
         </w:rPr>
         <w:t>$request-&gt;session()-&gt;put(‘key’, data);</w:t>
       </w:r>
-      <w:bookmarkStart w:id="0" w:name="_GoBack"/>
-      <w:bookmarkEnd w:id="0"/>
     </w:p>
     <w:p>
       <w:pPr>
@@ -6617,7 +6950,7 @@
           <w:szCs w:val="21"/>
           <w:shd w:val="clear" w:color="auto" w:fill="FFFFFF"/>
         </w:rPr>
-        <w:t>p</w:t>
+        <w:t>php artisan lang</w:t>
       </w:r>
       <w:r>
         <w:rPr>
@@ -6627,9 +6960,8 @@
           <w:szCs w:val="21"/>
           <w:shd w:val="clear" w:color="auto" w:fill="FFFFFF"/>
         </w:rPr>
-        <w:t xml:space="preserve">hp artisan </w:t>
-      </w:r>
-      <w:proofErr w:type="spellStart"/>
+        <w:t xml:space="preserve"> </w:t>
+      </w:r>
       <w:r>
         <w:rPr>
           <w:rFonts w:ascii="Arial" w:hAnsi="Arial" w:cs="Arial"/>
@@ -6638,9 +6970,8 @@
           <w:szCs w:val="21"/>
           <w:shd w:val="clear" w:color="auto" w:fill="FFFFFF"/>
         </w:rPr>
-        <w:t>lang</w:t>
-      </w:r>
-      <w:proofErr w:type="spellEnd"/>
+        <w:t>:</w:t>
+      </w:r>
       <w:r>
         <w:rPr>
           <w:rFonts w:ascii="Arial" w:hAnsi="Arial" w:cs="Arial"/>
@@ -6659,53 +6990,1052 @@
           <w:szCs w:val="21"/>
           <w:shd w:val="clear" w:color="auto" w:fill="FFFFFF"/>
         </w:rPr>
+        <w:t>publish</w:t>
+      </w:r>
+    </w:p>
+    <w:p>
+      <w:pPr>
+        <w:spacing w:after="0" w:line="240" w:lineRule="auto"/>
+        <w:rPr>
+          <w:rFonts w:cstheme="minorHAnsi"/>
+          <w:sz w:val="24"/>
+          <w:szCs w:val="24"/>
+        </w:rPr>
+      </w:pPr>
+      <w:r>
+        <w:rPr>
+          <w:rFonts w:cstheme="minorHAnsi"/>
+          <w:b/>
+          <w:bCs/>
+          <w:sz w:val="24"/>
+          <w:szCs w:val="24"/>
+        </w:rPr>
+        <w:t>Interview Q:</w:t>
+      </w:r>
+      <w:r>
+        <w:rPr>
+          <w:rFonts w:cstheme="minorHAnsi"/>
+          <w:sz w:val="24"/>
+          <w:szCs w:val="24"/>
+        </w:rPr>
+        <w:t xml:space="preserve"> </w:t>
+      </w:r>
+      <w:r>
+        <w:rPr>
+          <w:rFonts w:cstheme="minorHAnsi"/>
+          <w:sz w:val="24"/>
+          <w:szCs w:val="24"/>
+        </w:rPr>
+        <w:t>If table is singular or has a different name</w:t>
+      </w:r>
+      <w:r>
+        <w:rPr>
+          <w:rFonts w:cstheme="minorHAnsi"/>
+          <w:sz w:val="24"/>
+          <w:szCs w:val="24"/>
+        </w:rPr>
+        <w:t xml:space="preserve"> than model,</w:t>
+      </w:r>
+      <w:r>
+        <w:rPr>
+          <w:rFonts w:cstheme="minorHAnsi"/>
+          <w:sz w:val="24"/>
+          <w:szCs w:val="24"/>
+        </w:rPr>
+        <w:t xml:space="preserve"> so you have to define table name in Model like this:  </w:t>
+      </w:r>
+      <w:r>
+        <w:rPr>
+          <w:rFonts w:cstheme="minorHAnsi"/>
+          <w:b/>
+          <w:bCs/>
+          <w:sz w:val="20"/>
+          <w:szCs w:val="20"/>
+        </w:rPr>
+        <w:t>protected $table = ‘table_name’</w:t>
+      </w:r>
+    </w:p>
+    <w:p>
+      <w:pPr>
+        <w:spacing w:after="0" w:line="240" w:lineRule="auto"/>
+        <w:rPr>
+          <w:rFonts w:cstheme="minorHAnsi"/>
+          <w:sz w:val="24"/>
+          <w:szCs w:val="24"/>
+        </w:rPr>
+      </w:pPr>
+      <w:r>
+        <w:rPr>
+          <w:rFonts w:cstheme="minorHAnsi"/>
+          <w:b/>
+          <w:bCs/>
+          <w:sz w:val="24"/>
+          <w:szCs w:val="24"/>
+        </w:rPr>
+        <w:t>Multiple Environment:</w:t>
+      </w:r>
+      <w:r>
+        <w:rPr>
+          <w:rFonts w:cstheme="minorHAnsi"/>
+          <w:sz w:val="24"/>
+          <w:szCs w:val="24"/>
+        </w:rPr>
+        <w:t xml:space="preserve"> Create multiple env file like local, staging, production. Each file has same values as the main env but env name are differ</w:t>
+      </w:r>
+      <w:r>
+        <w:rPr>
+          <w:rFonts w:cstheme="minorHAnsi"/>
+          <w:sz w:val="24"/>
+          <w:szCs w:val="24"/>
+        </w:rPr>
+        <w:t xml:space="preserve"> in each file</w:t>
+      </w:r>
+      <w:r>
+        <w:rPr>
+          <w:rFonts w:cstheme="minorHAnsi"/>
+          <w:sz w:val="24"/>
+          <w:szCs w:val="24"/>
+        </w:rPr>
+        <w:t>.</w:t>
+      </w:r>
+      <w:r>
+        <w:rPr>
+          <w:rFonts w:cstheme="minorHAnsi"/>
+          <w:sz w:val="24"/>
+          <w:szCs w:val="24"/>
+        </w:rPr>
+        <w:t xml:space="preserve"> It is used when we want not share original credentials with other like for developer, there will be local environment and credentials  Production is the final where website deploy on client server with original credentials.</w:t>
+      </w:r>
+      <w:r>
+        <w:rPr>
+          <w:rFonts w:cstheme="minorHAnsi"/>
+          <w:sz w:val="24"/>
+          <w:szCs w:val="24"/>
+        </w:rPr>
+        <w:t xml:space="preserve"> </w:t>
+      </w:r>
+    </w:p>
+    <w:p>
+      <w:pPr>
+        <w:spacing w:after="0" w:line="240" w:lineRule="auto"/>
+        <w:rPr>
+          <w:rFonts w:cstheme="minorHAnsi"/>
+          <w:b/>
+          <w:bCs/>
+          <w:sz w:val="20"/>
+          <w:szCs w:val="20"/>
+        </w:rPr>
+      </w:pPr>
+      <w:r>
+        <w:rPr>
+          <w:rFonts w:cstheme="minorHAnsi"/>
+          <w:b/>
+          <w:bCs/>
+          <w:sz w:val="24"/>
+          <w:szCs w:val="24"/>
+        </w:rPr>
+        <w:t>API Resources:</w:t>
+      </w:r>
+      <w:r>
+        <w:rPr>
+          <w:rFonts w:cstheme="minorHAnsi"/>
+          <w:sz w:val="24"/>
+          <w:szCs w:val="24"/>
+        </w:rPr>
+        <w:t xml:space="preserve"> It is used to ORM object data or other data into well structured json format. It is created </w:t>
+      </w:r>
+      <w:r>
+        <w:rPr>
+          <w:rFonts w:cstheme="minorHAnsi"/>
+          <w:b/>
+          <w:bCs/>
+          <w:sz w:val="20"/>
+          <w:szCs w:val="20"/>
+        </w:rPr>
+        <w:t>make:resource</w:t>
+      </w:r>
+      <w:r>
+        <w:rPr>
+          <w:rFonts w:cstheme="minorHAnsi"/>
+          <w:sz w:val="24"/>
+          <w:szCs w:val="24"/>
+        </w:rPr>
+        <w:t xml:space="preserve"> </w:t>
+      </w:r>
+      <w:r>
+        <w:rPr>
+          <w:rFonts w:cstheme="minorHAnsi"/>
+          <w:b/>
+          <w:bCs/>
+          <w:sz w:val="20"/>
+          <w:szCs w:val="20"/>
+        </w:rPr>
+        <w:t>User/UserResponse</w:t>
+      </w:r>
+      <w:r>
+        <w:rPr>
+          <w:rFonts w:cstheme="minorHAnsi"/>
+          <w:sz w:val="20"/>
+          <w:szCs w:val="20"/>
+        </w:rPr>
+        <w:t xml:space="preserve"> </w:t>
+      </w:r>
+      <w:r>
+        <w:rPr>
+          <w:rFonts w:cstheme="minorHAnsi"/>
+          <w:sz w:val="24"/>
+          <w:szCs w:val="24"/>
+        </w:rPr>
+        <w:t xml:space="preserve">and used as return new </w:t>
+      </w:r>
+      <w:r>
+        <w:rPr>
+          <w:rFonts w:cstheme="minorHAnsi"/>
+          <w:b/>
+          <w:bCs/>
+          <w:sz w:val="20"/>
+          <w:szCs w:val="20"/>
+        </w:rPr>
+        <w:t>UserResponse(</w:t>
+      </w:r>
+      <w:r>
+        <w:rPr>
+          <w:rFonts w:cstheme="minorHAnsi"/>
+          <w:b/>
+          <w:bCs/>
+          <w:sz w:val="20"/>
+          <w:szCs w:val="20"/>
+        </w:rPr>
+        <w:t>pass-variabl)</w:t>
+      </w:r>
+      <w:r>
+        <w:rPr>
+          <w:rFonts w:cstheme="minorHAnsi"/>
+          <w:sz w:val="20"/>
+          <w:szCs w:val="20"/>
+        </w:rPr>
+        <w:t xml:space="preserve"> </w:t>
+      </w:r>
+      <w:r>
+        <w:rPr>
+          <w:rFonts w:cstheme="minorHAnsi"/>
+          <w:sz w:val="24"/>
+          <w:szCs w:val="24"/>
+        </w:rPr>
+        <w:t xml:space="preserve">for single record and if there are multiple record then return </w:t>
+      </w:r>
+      <w:proofErr w:type="spellStart"/>
+      <w:r>
+        <w:rPr>
+          <w:rFonts w:cstheme="minorHAnsi"/>
+          <w:b/>
+          <w:bCs/>
+          <w:sz w:val="20"/>
+          <w:szCs w:val="20"/>
+        </w:rPr>
+        <w:t>UserResponse</w:t>
+      </w:r>
+      <w:proofErr w:type="spellEnd"/>
+      <w:r>
+        <w:rPr>
+          <w:rFonts w:cstheme="minorHAnsi"/>
+          <w:b/>
+          <w:bCs/>
+          <w:sz w:val="20"/>
+          <w:szCs w:val="20"/>
+        </w:rPr>
+        <w:t>::collection(pass-var</w:t>
+      </w:r>
+      <w:r>
+        <w:rPr>
+          <w:rFonts w:cstheme="minorHAnsi"/>
+          <w:b/>
+          <w:bCs/>
+          <w:sz w:val="20"/>
+          <w:szCs w:val="20"/>
+        </w:rPr>
+        <w:t>iable</w:t>
+      </w:r>
+      <w:r>
+        <w:rPr>
+          <w:rFonts w:cstheme="minorHAnsi"/>
+          <w:b/>
+          <w:bCs/>
+          <w:sz w:val="20"/>
+          <w:szCs w:val="20"/>
+        </w:rPr>
+        <w:t>)</w:t>
+      </w:r>
+      <w:r>
+        <w:rPr>
+          <w:rFonts w:cstheme="minorHAnsi"/>
+          <w:b/>
+          <w:bCs/>
+          <w:sz w:val="20"/>
+          <w:szCs w:val="20"/>
+        </w:rPr>
+        <w:t>.</w:t>
+      </w:r>
+    </w:p>
+    <w:p>
+      <w:pPr>
+        <w:spacing w:after="0" w:line="240" w:lineRule="auto"/>
+        <w:rPr>
+          <w:rFonts w:cstheme="minorHAnsi"/>
+          <w:b/>
+          <w:bCs/>
+          <w:sz w:val="20"/>
+          <w:szCs w:val="20"/>
+        </w:rPr>
+      </w:pPr>
+      <w:r>
+        <w:rPr>
+          <w:rFonts w:cstheme="minorHAnsi"/>
+          <w:b/>
+          <w:bCs/>
+          <w:sz w:val="24"/>
+          <w:szCs w:val="24"/>
+        </w:rPr>
+        <w:t>Return Response:</w:t>
+      </w:r>
+      <w:r>
+        <w:rPr>
+          <w:rFonts w:cstheme="minorHAnsi"/>
+          <w:sz w:val="24"/>
+          <w:szCs w:val="24"/>
+        </w:rPr>
+        <w:t xml:space="preserve"> </w:t>
+      </w:r>
+      <w:r>
+        <w:rPr>
+          <w:rFonts w:cstheme="minorHAnsi"/>
+          <w:sz w:val="24"/>
+          <w:szCs w:val="24"/>
+        </w:rPr>
+        <w:t>In return response()-&gt;json()</w:t>
+      </w:r>
+      <w:r>
+        <w:rPr>
+          <w:rFonts w:cstheme="minorHAnsi"/>
+          <w:sz w:val="24"/>
+          <w:szCs w:val="24"/>
+        </w:rPr>
+        <w:t xml:space="preserve">, the response() contain the head of response and json contain the body of response. And it should return with HTTP response </w:t>
+      </w:r>
+      <w:r>
+        <w:rPr>
+          <w:rFonts w:cstheme="minorHAnsi"/>
+          <w:b/>
+          <w:bCs/>
+          <w:sz w:val="20"/>
+          <w:szCs w:val="20"/>
+        </w:rPr>
+        <w:t>like</w:t>
+      </w:r>
+      <w:r>
+        <w:rPr>
+          <w:rFonts w:cstheme="minorHAnsi"/>
+          <w:b/>
+          <w:bCs/>
+          <w:sz w:val="20"/>
+          <w:szCs w:val="20"/>
+        </w:rPr>
+        <w:t xml:space="preserve"> return response()-&gt;json(['re</w:t>
+      </w:r>
+      <w:bookmarkStart w:id="0" w:name="_GoBack"/>
+      <w:bookmarkEnd w:id="0"/>
+      <w:r>
+        <w:rPr>
+          <w:rFonts w:cstheme="minorHAnsi"/>
+          <w:b/>
+          <w:bCs/>
+          <w:sz w:val="20"/>
+          <w:szCs w:val="20"/>
+        </w:rPr>
+        <w:t xml:space="preserve">sponse' =&gt; ['status' =&gt; true, 'data' =&gt; new </w:t>
+      </w:r>
+      <w:proofErr w:type="spellStart"/>
+      <w:r>
+        <w:rPr>
+          <w:rFonts w:cstheme="minorHAnsi"/>
+          <w:b/>
+          <w:bCs/>
+          <w:sz w:val="20"/>
+          <w:szCs w:val="20"/>
+        </w:rPr>
+        <w:t>RiderResource</w:t>
+      </w:r>
+      <w:proofErr w:type="spellEnd"/>
+      <w:r>
+        <w:rPr>
+          <w:rFonts w:cstheme="minorHAnsi"/>
+          <w:b/>
+          <w:bCs/>
+          <w:sz w:val="20"/>
+          <w:szCs w:val="20"/>
+        </w:rPr>
+        <w:t>($</w:t>
+      </w:r>
+      <w:proofErr w:type="spellStart"/>
+      <w:r>
+        <w:rPr>
+          <w:rFonts w:cstheme="minorHAnsi"/>
+          <w:b/>
+          <w:bCs/>
+          <w:sz w:val="20"/>
+          <w:szCs w:val="20"/>
+        </w:rPr>
+        <w:t>riderData</w:t>
+      </w:r>
+      <w:proofErr w:type="spellEnd"/>
+      <w:r>
+        <w:rPr>
+          <w:rFonts w:cstheme="minorHAnsi"/>
+          <w:b/>
+          <w:bCs/>
+          <w:sz w:val="20"/>
+          <w:szCs w:val="20"/>
+        </w:rPr>
+        <w:t xml:space="preserve">)]], </w:t>
+      </w:r>
+      <w:proofErr w:type="spellStart"/>
+      <w:r>
+        <w:rPr>
+          <w:rFonts w:cstheme="minorHAnsi"/>
+          <w:b/>
+          <w:bCs/>
+          <w:sz w:val="20"/>
+          <w:szCs w:val="20"/>
+        </w:rPr>
+        <w:t>JsonResponse</w:t>
+      </w:r>
+      <w:proofErr w:type="spellEnd"/>
+      <w:r>
+        <w:rPr>
+          <w:rFonts w:cstheme="minorHAnsi"/>
+          <w:b/>
+          <w:bCs/>
+          <w:sz w:val="20"/>
+          <w:szCs w:val="20"/>
+        </w:rPr>
+        <w:t>::HTTP_CREATED);</w:t>
+      </w:r>
+    </w:p>
+    <w:p>
+      <w:pPr>
+        <w:spacing w:after="0" w:line="240" w:lineRule="auto"/>
+        <w:rPr>
+          <w:rFonts w:cstheme="minorHAnsi"/>
+          <w:sz w:val="24"/>
+          <w:szCs w:val="24"/>
+        </w:rPr>
+      </w:pPr>
+      <w:r>
+        <w:rPr>
+          <w:rFonts w:cstheme="minorHAnsi"/>
+          <w:b/>
+          <w:bCs/>
+          <w:sz w:val="24"/>
+          <w:szCs w:val="24"/>
+        </w:rPr>
+        <w:lastRenderedPageBreak/>
+        <w:t>Telescope:</w:t>
+      </w:r>
+      <w:r>
+        <w:rPr>
+          <w:rFonts w:cstheme="minorHAnsi"/>
+          <w:sz w:val="24"/>
+          <w:szCs w:val="24"/>
+        </w:rPr>
+        <w:t xml:space="preserve"> </w:t>
+      </w:r>
+      <w:r>
+        <w:rPr>
+          <w:rFonts w:cstheme="minorHAnsi"/>
+          <w:sz w:val="24"/>
+          <w:szCs w:val="24"/>
+        </w:rPr>
+        <w:t>Telescope is a Laravel debugging and diagnostic assistant tool designed to make it easier to debug, monitor, and profile your Laravel applications during development.</w:t>
+      </w:r>
+    </w:p>
+    <w:p>
+      <w:pPr>
+        <w:spacing w:after="0" w:line="240" w:lineRule="auto"/>
+        <w:rPr>
+          <w:rFonts w:cstheme="minorHAnsi"/>
+          <w:sz w:val="24"/>
+          <w:szCs w:val="24"/>
+        </w:rPr>
+      </w:pPr>
+      <w:r>
+        <w:rPr>
+          <w:rFonts w:cstheme="minorHAnsi"/>
+          <w:b/>
+          <w:bCs/>
+          <w:sz w:val="24"/>
+          <w:szCs w:val="24"/>
+        </w:rPr>
+        <w:t>Sanctum:</w:t>
+      </w:r>
+      <w:r>
+        <w:rPr>
+          <w:rFonts w:cstheme="minorHAnsi"/>
+          <w:sz w:val="24"/>
+          <w:szCs w:val="24"/>
+        </w:rPr>
+        <w:t xml:space="preserve"> </w:t>
+      </w:r>
+      <w:r>
+        <w:rPr>
+          <w:rFonts w:cstheme="minorHAnsi"/>
+          <w:sz w:val="24"/>
+          <w:szCs w:val="24"/>
+        </w:rPr>
+        <w:t xml:space="preserve">Sanctum is a Laravel package designed to provide a simple, lightweight authentication system for single-page applications (SPAs), mobile applications, and simple token-based APIs. </w:t>
+      </w:r>
+      <w:r>
+        <w:rPr>
+          <w:rFonts w:cstheme="minorHAnsi"/>
+          <w:sz w:val="24"/>
+          <w:szCs w:val="24"/>
+        </w:rPr>
+        <w:t xml:space="preserve">Just install package and set routes in </w:t>
+      </w:r>
+      <w:r>
+        <w:rPr>
+          <w:rFonts w:cstheme="minorHAnsi"/>
+          <w:b/>
+          <w:bCs/>
+        </w:rPr>
+        <w:t>auth:sanctum</w:t>
+      </w:r>
+      <w:r>
+        <w:rPr>
+          <w:rFonts w:cstheme="minorHAnsi"/>
+          <w:sz w:val="24"/>
+          <w:szCs w:val="24"/>
+        </w:rPr>
+        <w:t xml:space="preserve"> that you want authenticate and you can access authenticated user by </w:t>
+      </w:r>
+      <w:r>
+        <w:rPr>
+          <w:rFonts w:cstheme="minorHAnsi"/>
+          <w:b/>
+          <w:bCs/>
+          <w:sz w:val="20"/>
+          <w:szCs w:val="20"/>
+        </w:rPr>
+        <w:t>auth().</w:t>
+      </w:r>
+    </w:p>
+    <w:p>
+      <w:pPr>
+        <w:spacing w:after="0" w:line="240" w:lineRule="auto"/>
+        <w:rPr>
+          <w:rFonts w:cstheme="minorHAnsi"/>
+          <w:sz w:val="24"/>
+          <w:szCs w:val="24"/>
+        </w:rPr>
+      </w:pPr>
+      <w:r>
+        <w:rPr>
+          <w:rFonts w:cstheme="minorHAnsi"/>
+          <w:b/>
+          <w:bCs/>
+          <w:sz w:val="24"/>
+          <w:szCs w:val="24"/>
+        </w:rPr>
+        <w:t>Pagination:</w:t>
+      </w:r>
+      <w:r>
+        <w:rPr>
+          <w:rFonts w:cstheme="minorHAnsi"/>
+          <w:sz w:val="24"/>
+          <w:szCs w:val="24"/>
+        </w:rPr>
+        <w:t xml:space="preserve"> $data=Student::paginate(5); return view(‘view name’,[‘records’=&gt;$data]); In last &lt;div&gt; {{$data -&gt; links()}}&lt;/div&gt;</w:t>
+      </w:r>
+    </w:p>
+    <w:p>
+      <w:pPr>
+        <w:spacing w:after="0" w:line="240" w:lineRule="auto"/>
+        <w:rPr>
+          <w:rFonts w:cstheme="minorHAnsi"/>
+          <w:sz w:val="24"/>
+          <w:szCs w:val="24"/>
+        </w:rPr>
+      </w:pPr>
+      <w:r>
+        <w:rPr>
+          <w:rFonts w:cstheme="minorHAnsi"/>
+          <w:b/>
+          <w:bCs/>
+          <w:sz w:val="24"/>
+          <w:szCs w:val="24"/>
+        </w:rPr>
+        <w:t>Compact():</w:t>
+      </w:r>
+      <w:r>
+        <w:rPr>
+          <w:rFonts w:cstheme="minorHAnsi"/>
+          <w:sz w:val="24"/>
+          <w:szCs w:val="24"/>
+        </w:rPr>
+        <w:t xml:space="preserve"> Compact method is used when we return a view and want to pass data with that view. Like </w:t>
+      </w:r>
+      <w:r>
+        <w:rPr>
+          <w:rFonts w:cstheme="minorHAnsi"/>
+          <w:b/>
+          <w:bCs/>
+          <w:sz w:val="20"/>
+          <w:szCs w:val="20"/>
+        </w:rPr>
+        <w:t>return view(‘home’,compact (‘variable name</w:t>
+      </w:r>
+      <w:r>
+        <w:rPr>
+          <w:rFonts w:cstheme="minorHAnsi"/>
+          <w:b/>
+          <w:bCs/>
+          <w:sz w:val="20"/>
+          <w:szCs w:val="20"/>
+        </w:rPr>
+        <w:t xml:space="preserve"> Without $ sign</w:t>
+      </w:r>
+      <w:r>
+        <w:rPr>
+          <w:rFonts w:cstheme="minorHAnsi"/>
+          <w:b/>
+          <w:bCs/>
+          <w:sz w:val="20"/>
+          <w:szCs w:val="20"/>
+        </w:rPr>
+        <w:t>’);</w:t>
+      </w:r>
+      <w:r>
+        <w:rPr>
+          <w:rFonts w:cstheme="minorHAnsi"/>
+          <w:sz w:val="20"/>
+          <w:szCs w:val="20"/>
+        </w:rPr>
+        <w:t xml:space="preserve"> </w:t>
+      </w:r>
+      <w:r>
+        <w:rPr>
+          <w:rFonts w:cstheme="minorHAnsi"/>
+          <w:sz w:val="24"/>
+          <w:szCs w:val="24"/>
+        </w:rPr>
+        <w:t>If we want to pass multiple variables, just pass their name in compact method. If you want to pass a variable that has an array data, then it must be associative array to show specific data of array on view otherwise foreach loop will display all data of array.</w:t>
+      </w:r>
+    </w:p>
+    <w:p>
+      <w:pPr>
+        <w:spacing w:after="0" w:line="240" w:lineRule="auto"/>
+        <w:rPr>
+          <w:rFonts w:cstheme="minorHAnsi"/>
+          <w:sz w:val="24"/>
+          <w:szCs w:val="24"/>
+        </w:rPr>
+      </w:pPr>
+      <w:r>
+        <w:rPr>
+          <w:rFonts w:cstheme="minorHAnsi"/>
+          <w:b/>
+          <w:bCs/>
+          <w:sz w:val="24"/>
+          <w:szCs w:val="24"/>
+        </w:rPr>
+        <w:t>Why Compact:</w:t>
+      </w:r>
+      <w:r>
+        <w:rPr>
+          <w:rFonts w:cstheme="minorHAnsi"/>
+          <w:sz w:val="24"/>
+          <w:szCs w:val="24"/>
+        </w:rPr>
+        <w:t xml:space="preserve"> When we want to pass variable with same name that we declared to store value</w:t>
+      </w:r>
+    </w:p>
+    <w:p>
+      <w:pPr>
+        <w:spacing w:after="0" w:line="240" w:lineRule="auto"/>
+        <w:rPr>
+          <w:rFonts w:cstheme="minorHAnsi"/>
+          <w:sz w:val="24"/>
+          <w:szCs w:val="24"/>
+        </w:rPr>
+      </w:pPr>
+      <w:r>
+        <w:rPr>
+          <w:rFonts w:cstheme="minorHAnsi"/>
+          <w:b/>
+          <w:bCs/>
+          <w:sz w:val="24"/>
+          <w:szCs w:val="24"/>
+        </w:rPr>
+        <w:t xml:space="preserve">With(): </w:t>
+      </w:r>
+      <w:r>
+        <w:rPr>
+          <w:rFonts w:cstheme="minorHAnsi"/>
+          <w:sz w:val="24"/>
+          <w:szCs w:val="24"/>
+        </w:rPr>
+        <w:t xml:space="preserve">With method </w:t>
+      </w:r>
+      <w:r>
+        <w:rPr>
+          <w:rFonts w:cstheme="minorHAnsi"/>
+          <w:sz w:val="24"/>
+          <w:szCs w:val="24"/>
+        </w:rPr>
+        <w:t xml:space="preserve">is used when we return a view and want to pass data with that view. Like </w:t>
+      </w:r>
+      <w:r>
+        <w:rPr>
+          <w:rFonts w:cstheme="minorHAnsi"/>
+          <w:b/>
+          <w:bCs/>
+          <w:sz w:val="20"/>
+          <w:szCs w:val="20"/>
+        </w:rPr>
+        <w:t>return view(‘home’</w:t>
+      </w:r>
+      <w:r>
+        <w:rPr>
+          <w:rFonts w:cstheme="minorHAnsi"/>
+          <w:b/>
+          <w:bCs/>
+          <w:sz w:val="20"/>
+          <w:szCs w:val="20"/>
+        </w:rPr>
+        <w:t>)-&gt;with</w:t>
+      </w:r>
+      <w:r>
+        <w:rPr>
+          <w:rFonts w:cstheme="minorHAnsi"/>
+          <w:b/>
+          <w:bCs/>
+          <w:sz w:val="20"/>
+          <w:szCs w:val="20"/>
+        </w:rPr>
+        <w:t>(‘</w:t>
+      </w:r>
+      <w:r>
+        <w:rPr>
+          <w:rFonts w:cstheme="minorHAnsi"/>
+          <w:b/>
+          <w:bCs/>
+          <w:sz w:val="20"/>
+          <w:szCs w:val="20"/>
+        </w:rPr>
+        <w:t xml:space="preserve">any </w:t>
+      </w:r>
+      <w:r>
+        <w:rPr>
+          <w:rFonts w:cstheme="minorHAnsi"/>
+          <w:b/>
+          <w:bCs/>
+          <w:sz w:val="20"/>
+          <w:szCs w:val="20"/>
+        </w:rPr>
+        <w:t>name</w:t>
+      </w:r>
+      <w:r>
+        <w:rPr>
+          <w:rFonts w:cstheme="minorHAnsi"/>
+          <w:b/>
+          <w:bCs/>
+          <w:sz w:val="20"/>
+          <w:szCs w:val="20"/>
+        </w:rPr>
+        <w:t>’,</w:t>
+      </w:r>
+      <w:r>
+        <w:rPr>
+          <w:rFonts w:cstheme="minorHAnsi"/>
+          <w:b/>
+          <w:bCs/>
+          <w:sz w:val="20"/>
+          <w:szCs w:val="20"/>
+        </w:rPr>
+        <w:t xml:space="preserve"> </w:t>
+      </w:r>
+      <w:r>
+        <w:rPr>
+          <w:rFonts w:cstheme="minorHAnsi"/>
+          <w:b/>
+          <w:bCs/>
+          <w:sz w:val="20"/>
+          <w:szCs w:val="20"/>
+        </w:rPr>
+        <w:t>variable name</w:t>
+      </w:r>
+      <w:r>
+        <w:rPr>
+          <w:rFonts w:cstheme="minorHAnsi"/>
+          <w:b/>
+          <w:bCs/>
+          <w:sz w:val="20"/>
+          <w:szCs w:val="20"/>
+        </w:rPr>
+        <w:t>);</w:t>
+      </w:r>
+      <w:r>
+        <w:rPr>
+          <w:rFonts w:cstheme="minorHAnsi"/>
+          <w:sz w:val="20"/>
+          <w:szCs w:val="20"/>
+        </w:rPr>
+        <w:t xml:space="preserve"> </w:t>
+      </w:r>
+      <w:r>
+        <w:rPr>
+          <w:rFonts w:cstheme="minorHAnsi"/>
+          <w:sz w:val="24"/>
+          <w:szCs w:val="24"/>
+        </w:rPr>
+        <w:t xml:space="preserve">If we want to pass multiple variables, </w:t>
+      </w:r>
+      <w:r>
+        <w:rPr>
+          <w:rFonts w:cstheme="minorHAnsi"/>
+          <w:sz w:val="24"/>
+          <w:szCs w:val="24"/>
+        </w:rPr>
+        <w:t>use multiple with</w:t>
+      </w:r>
+      <w:r>
+        <w:rPr>
+          <w:rFonts w:cstheme="minorHAnsi"/>
+          <w:sz w:val="24"/>
+          <w:szCs w:val="24"/>
+        </w:rPr>
+        <w:t xml:space="preserve"> method. If you want to pass a variable that has an array data, then it must be associative array to show specific data of array on view otherwise foreach loop will display all data of array.</w:t>
+      </w:r>
+    </w:p>
+    <w:p>
+      <w:pPr>
+        <w:spacing w:after="0" w:line="240" w:lineRule="auto"/>
+        <w:rPr>
+          <w:rFonts w:cstheme="minorHAnsi"/>
+          <w:sz w:val="24"/>
+          <w:szCs w:val="24"/>
+        </w:rPr>
+      </w:pPr>
+      <w:r>
+        <w:rPr>
+          <w:rFonts w:cstheme="minorHAnsi"/>
+          <w:b/>
+          <w:bCs/>
+          <w:sz w:val="24"/>
+          <w:szCs w:val="24"/>
+        </w:rPr>
+        <w:t xml:space="preserve">Why </w:t>
+      </w:r>
+      <w:r>
+        <w:rPr>
+          <w:rFonts w:cstheme="minorHAnsi"/>
+          <w:b/>
+          <w:bCs/>
+          <w:sz w:val="24"/>
+          <w:szCs w:val="24"/>
+        </w:rPr>
+        <w:t>With</w:t>
+      </w:r>
+      <w:r>
+        <w:rPr>
+          <w:rFonts w:cstheme="minorHAnsi"/>
+          <w:b/>
+          <w:bCs/>
+          <w:sz w:val="24"/>
+          <w:szCs w:val="24"/>
+        </w:rPr>
         <w:t>:</w:t>
       </w:r>
       <w:r>
         <w:rPr>
-          <w:rFonts w:ascii="Arial" w:hAnsi="Arial" w:cs="Arial"/>
-          <w:color w:val="0F0F0F"/>
-          <w:sz w:val="21"/>
-          <w:szCs w:val="21"/>
-          <w:shd w:val="clear" w:color="auto" w:fill="FFFFFF"/>
+          <w:rFonts w:cstheme="minorHAnsi"/>
+          <w:sz w:val="24"/>
+          <w:szCs w:val="24"/>
+        </w:rPr>
+        <w:t xml:space="preserve"> When we want to pass variable with </w:t>
+      </w:r>
+      <w:r>
+        <w:rPr>
+          <w:rFonts w:cstheme="minorHAnsi"/>
+          <w:sz w:val="24"/>
+          <w:szCs w:val="24"/>
+        </w:rPr>
+        <w:t>differ</w:t>
+      </w:r>
+      <w:r>
+        <w:rPr>
+          <w:rFonts w:cstheme="minorHAnsi"/>
+          <w:sz w:val="24"/>
+          <w:szCs w:val="24"/>
+        </w:rPr>
+        <w:t xml:space="preserve"> name that we declared to store value</w:t>
+      </w:r>
+    </w:p>
+    <w:p>
+      <w:pPr>
+        <w:spacing w:after="0" w:line="240" w:lineRule="auto"/>
+        <w:rPr>
+          <w:rFonts w:cstheme="minorHAnsi"/>
+          <w:sz w:val="24"/>
+          <w:szCs w:val="24"/>
+        </w:rPr>
+      </w:pPr>
+      <w:r>
+        <w:rPr>
+          <w:rFonts w:cstheme="minorHAnsi"/>
+          <w:b/>
+          <w:bCs/>
+          <w:sz w:val="24"/>
+          <w:szCs w:val="24"/>
+        </w:rPr>
+        <w:t>Redirect:</w:t>
+      </w:r>
+      <w:r>
+        <w:rPr>
+          <w:rFonts w:cstheme="minorHAnsi"/>
+          <w:sz w:val="24"/>
+          <w:szCs w:val="24"/>
         </w:rPr>
         <w:t xml:space="preserve"> </w:t>
       </w:r>
       <w:r>
         <w:rPr>
-          <w:rFonts w:ascii="Arial" w:hAnsi="Arial" w:cs="Arial"/>
-          <w:color w:val="0F0F0F"/>
-          <w:sz w:val="21"/>
-          <w:szCs w:val="21"/>
-          <w:shd w:val="clear" w:color="auto" w:fill="FFFFFF"/>
-        </w:rPr>
-        <w:t>publish</w:t>
-      </w:r>
-    </w:p>
-    <w:p>
-      <w:pPr>
-        <w:spacing w:after="0" w:line="240" w:lineRule="auto"/>
-        <w:rPr>
-          <w:rFonts w:cstheme="minorHAnsi"/>
-          <w:sz w:val="24"/>
-          <w:szCs w:val="24"/>
-        </w:rPr>
-      </w:pPr>
-      <w:r>
-        <w:rPr>
-          <w:rFonts w:cstheme="minorHAnsi"/>
-          <w:b/>
-          <w:bCs/>
-          <w:sz w:val="24"/>
-          <w:szCs w:val="24"/>
-        </w:rPr>
-        <w:t>Interview Q:</w:t>
-      </w:r>
-      <w:r>
-        <w:rPr>
-          <w:rFonts w:cstheme="minorHAnsi"/>
-          <w:sz w:val="24"/>
-          <w:szCs w:val="24"/>
+          <w:rFonts w:cstheme="minorHAnsi"/>
+          <w:sz w:val="24"/>
+          <w:szCs w:val="24"/>
+        </w:rPr>
+        <w:t xml:space="preserve">In redirect we must pass the route name like </w:t>
+      </w:r>
+      <w:r>
+        <w:rPr>
+          <w:rFonts w:cstheme="minorHAnsi"/>
+          <w:sz w:val="24"/>
+          <w:szCs w:val="24"/>
+        </w:rPr>
+        <w:t>URL.</w:t>
+      </w:r>
+    </w:p>
+    <w:p>
+      <w:pPr>
+        <w:spacing w:after="0" w:line="240" w:lineRule="auto"/>
+        <w:rPr>
+          <w:rFonts w:cstheme="minorHAnsi"/>
+          <w:sz w:val="24"/>
+          <w:szCs w:val="24"/>
+        </w:rPr>
+      </w:pPr>
+      <w:r>
+        <w:rPr>
+          <w:rFonts w:cstheme="minorHAnsi"/>
+          <w:b/>
+          <w:bCs/>
+          <w:sz w:val="24"/>
+          <w:szCs w:val="24"/>
+        </w:rPr>
+        <w:t>View:</w:t>
+      </w:r>
+      <w:r>
+        <w:rPr>
+          <w:rFonts w:cstheme="minorHAnsi"/>
+          <w:sz w:val="24"/>
+          <w:szCs w:val="24"/>
+        </w:rPr>
+        <w:t xml:space="preserve"> In view we must pass the file(view) name not route </w:t>
+      </w:r>
+      <w:r>
+        <w:rPr>
+          <w:rFonts w:cstheme="minorHAnsi"/>
+          <w:sz w:val="24"/>
+          <w:szCs w:val="24"/>
+        </w:rPr>
+        <w:t>URL</w:t>
+      </w:r>
+      <w:r>
+        <w:rPr>
+          <w:rFonts w:cstheme="minorHAnsi"/>
+          <w:sz w:val="24"/>
+          <w:szCs w:val="24"/>
+        </w:rPr>
+        <w:t>.</w:t>
+      </w:r>
+    </w:p>
+    <w:p>
+      <w:pPr>
+        <w:spacing w:after="0" w:line="240" w:lineRule="auto"/>
+        <w:rPr>
+          <w:rFonts w:cstheme="minorHAnsi"/>
+          <w:b/>
+          <w:bCs/>
+          <w:sz w:val="20"/>
+          <w:szCs w:val="20"/>
+        </w:rPr>
+      </w:pPr>
+      <w:r>
+        <w:rPr>
+          <w:rFonts w:cstheme="minorHAnsi"/>
+          <w:b/>
+          <w:bCs/>
+          <w:sz w:val="24"/>
+          <w:szCs w:val="24"/>
+        </w:rPr>
+        <w:t>Enum:</w:t>
+      </w:r>
+      <w:r>
+        <w:rPr>
+          <w:rFonts w:cstheme="minorHAnsi"/>
+          <w:sz w:val="24"/>
+          <w:szCs w:val="24"/>
+        </w:rPr>
+        <w:t xml:space="preserve"> It is used when we already know values. Create enum folder and file relevant to problem and in it give class name that is file name and use it like </w:t>
+      </w:r>
+      <w:r>
+        <w:rPr>
+          <w:rFonts w:cstheme="minorHAnsi"/>
+          <w:b/>
+          <w:bCs/>
+          <w:sz w:val="20"/>
+          <w:szCs w:val="20"/>
+        </w:rPr>
+        <w:t>enum::variable name-&gt;value;</w:t>
+      </w:r>
+    </w:p>
+    <w:p>
+      <w:pPr>
+        <w:spacing w:after="0" w:line="240" w:lineRule="auto"/>
+        <w:rPr>
+          <w:rFonts w:cstheme="minorHAnsi"/>
+          <w:b/>
+          <w:bCs/>
+          <w:sz w:val="20"/>
+          <w:szCs w:val="20"/>
+        </w:rPr>
+      </w:pPr>
+      <w:r>
+        <w:rPr>
+          <w:rFonts w:cstheme="minorHAnsi"/>
+          <w:b/>
+          <w:bCs/>
+          <w:sz w:val="24"/>
+          <w:szCs w:val="24"/>
+        </w:rPr>
+        <w:t>Queue:</w:t>
+      </w:r>
+      <w:r>
+        <w:rPr>
+          <w:rFonts w:cstheme="minorHAnsi"/>
+          <w:b/>
+          <w:bCs/>
+          <w:sz w:val="20"/>
+          <w:szCs w:val="20"/>
         </w:rPr>
         <w:t xml:space="preserve"> </w:t>
       </w:r>
@@ -6715,281 +8045,43 @@
           <w:sz w:val="24"/>
           <w:szCs w:val="24"/>
         </w:rPr>
-        <w:t>If table is singular or has a different name</w:t>
-      </w:r>
-      <w:r>
-        <w:rPr>
-          <w:rFonts w:cstheme="minorHAnsi"/>
-          <w:sz w:val="24"/>
-          <w:szCs w:val="24"/>
-        </w:rPr>
-        <w:t xml:space="preserve"> than model,</w:t>
-      </w:r>
-      <w:r>
-        <w:rPr>
-          <w:rFonts w:cstheme="minorHAnsi"/>
-          <w:sz w:val="24"/>
-          <w:szCs w:val="24"/>
-        </w:rPr>
-        <w:t xml:space="preserve"> so you have to define table name in Model like this:  protected $table = </w:t>
-      </w:r>
-      <w:r>
-        <w:rPr>
-          <w:rFonts w:cstheme="minorHAnsi"/>
-          <w:sz w:val="24"/>
-          <w:szCs w:val="24"/>
-        </w:rPr>
-        <w:t>‘</w:t>
-      </w:r>
-      <w:r>
-        <w:rPr>
-          <w:rFonts w:cstheme="minorHAnsi"/>
-          <w:sz w:val="24"/>
-          <w:szCs w:val="24"/>
-        </w:rPr>
-        <w:t>table_name</w:t>
-      </w:r>
-      <w:r>
-        <w:rPr>
-          <w:rFonts w:cstheme="minorHAnsi"/>
-          <w:sz w:val="24"/>
-          <w:szCs w:val="24"/>
-        </w:rPr>
-        <w:t>’</w:t>
-      </w:r>
-    </w:p>
-    <w:p>
-      <w:pPr>
-        <w:spacing w:after="0" w:line="240" w:lineRule="auto"/>
-        <w:rPr>
-          <w:rFonts w:cstheme="minorHAnsi"/>
-          <w:sz w:val="24"/>
-          <w:szCs w:val="24"/>
-        </w:rPr>
-      </w:pPr>
-      <w:r>
-        <w:rPr>
-          <w:rFonts w:cstheme="minorHAnsi"/>
-          <w:b/>
-          <w:bCs/>
-          <w:sz w:val="24"/>
-          <w:szCs w:val="24"/>
-        </w:rPr>
-        <w:t>Pagination:</w:t>
-      </w:r>
-      <w:r>
-        <w:rPr>
-          <w:rFonts w:cstheme="minorHAnsi"/>
-          <w:sz w:val="24"/>
-          <w:szCs w:val="24"/>
-        </w:rPr>
-        <w:t xml:space="preserve"> $data=Student::paginate(5); return view(‘view name’,[‘records’=&gt;$data]); In last &lt;div&gt; {{$data -&gt; links()}}&lt;/div&gt;</w:t>
-      </w:r>
-    </w:p>
-    <w:p>
-      <w:pPr>
-        <w:spacing w:after="0" w:line="240" w:lineRule="auto"/>
-        <w:rPr>
-          <w:rFonts w:cstheme="minorHAnsi"/>
-          <w:sz w:val="24"/>
-          <w:szCs w:val="24"/>
-        </w:rPr>
-      </w:pPr>
-      <w:r>
-        <w:rPr>
-          <w:rFonts w:cstheme="minorHAnsi"/>
-          <w:b/>
-          <w:bCs/>
-          <w:sz w:val="24"/>
-          <w:szCs w:val="24"/>
-        </w:rPr>
-        <w:t>Compact():</w:t>
-      </w:r>
-      <w:r>
-        <w:rPr>
-          <w:rFonts w:cstheme="minorHAnsi"/>
-          <w:sz w:val="24"/>
-          <w:szCs w:val="24"/>
-        </w:rPr>
-        <w:t xml:space="preserve"> Compact method is used when we return a view and want to pass data with that view. Like </w:t>
-      </w:r>
-      <w:r>
-        <w:rPr>
-          <w:rFonts w:cstheme="minorHAnsi"/>
-          <w:b/>
-          <w:bCs/>
-          <w:sz w:val="20"/>
-          <w:szCs w:val="20"/>
-        </w:rPr>
-        <w:t>return view(‘home’,compact (‘variable name</w:t>
-      </w:r>
-      <w:r>
-        <w:rPr>
-          <w:rFonts w:cstheme="minorHAnsi"/>
-          <w:b/>
-          <w:bCs/>
-          <w:sz w:val="20"/>
-          <w:szCs w:val="20"/>
-        </w:rPr>
-        <w:t xml:space="preserve"> Without $ sign</w:t>
-      </w:r>
-      <w:r>
-        <w:rPr>
-          <w:rFonts w:cstheme="minorHAnsi"/>
-          <w:b/>
-          <w:bCs/>
-          <w:sz w:val="20"/>
-          <w:szCs w:val="20"/>
-        </w:rPr>
-        <w:t>’);</w:t>
-      </w:r>
-      <w:r>
-        <w:rPr>
-          <w:rFonts w:cstheme="minorHAnsi"/>
-          <w:sz w:val="20"/>
-          <w:szCs w:val="20"/>
+        <w:t>Queue is used to send data that take long time to upload like files or email. Create it by</w:t>
+      </w:r>
+      <w:r>
+        <w:rPr>
+          <w:rFonts w:cstheme="minorHAnsi"/>
+          <w:b/>
+          <w:bCs/>
+          <w:sz w:val="24"/>
+          <w:szCs w:val="24"/>
         </w:rPr>
         <w:t xml:space="preserve"> </w:t>
       </w:r>
       <w:r>
         <w:rPr>
           <w:rFonts w:cstheme="minorHAnsi"/>
-          <w:sz w:val="24"/>
-          <w:szCs w:val="24"/>
-        </w:rPr>
-        <w:t>If we want to pass multiple variables, just pass their name in compact method. If you want to pass a variable that has an array data, then it must be associative array to show specific data of array on view otherwise foreach loop will display all data of array.</w:t>
-      </w:r>
-    </w:p>
-    <w:p>
-      <w:pPr>
-        <w:spacing w:after="0" w:line="240" w:lineRule="auto"/>
-        <w:rPr>
-          <w:rFonts w:cstheme="minorHAnsi"/>
-          <w:sz w:val="24"/>
-          <w:szCs w:val="24"/>
-        </w:rPr>
-      </w:pPr>
-      <w:r>
-        <w:rPr>
-          <w:rFonts w:cstheme="minorHAnsi"/>
-          <w:b/>
-          <w:bCs/>
-          <w:sz w:val="24"/>
-          <w:szCs w:val="24"/>
-        </w:rPr>
-        <w:t>Why Compact:</w:t>
-      </w:r>
-      <w:r>
-        <w:rPr>
-          <w:rFonts w:cstheme="minorHAnsi"/>
-          <w:sz w:val="24"/>
-          <w:szCs w:val="24"/>
-        </w:rPr>
-        <w:t xml:space="preserve"> When we want to pass variable with same name that we declared to store value</w:t>
-      </w:r>
-    </w:p>
-    <w:p>
-      <w:pPr>
-        <w:spacing w:after="0" w:line="240" w:lineRule="auto"/>
-        <w:rPr>
-          <w:rFonts w:cstheme="minorHAnsi"/>
-          <w:sz w:val="24"/>
-          <w:szCs w:val="24"/>
-        </w:rPr>
-      </w:pPr>
-      <w:r>
-        <w:rPr>
-          <w:rFonts w:cstheme="minorHAnsi"/>
-          <w:b/>
-          <w:bCs/>
-          <w:sz w:val="24"/>
-          <w:szCs w:val="24"/>
-        </w:rPr>
-        <w:t xml:space="preserve">With(): </w:t>
-      </w:r>
-      <w:r>
-        <w:rPr>
-          <w:rFonts w:cstheme="minorHAnsi"/>
-          <w:sz w:val="24"/>
-          <w:szCs w:val="24"/>
-        </w:rPr>
-        <w:t xml:space="preserve">With method </w:t>
-      </w:r>
-      <w:r>
-        <w:rPr>
-          <w:rFonts w:cstheme="minorHAnsi"/>
-          <w:sz w:val="24"/>
-          <w:szCs w:val="24"/>
-        </w:rPr>
-        <w:t xml:space="preserve">is used when we return a view and want to pass data with that view. Like </w:t>
-      </w:r>
-      <w:r>
-        <w:rPr>
-          <w:rFonts w:cstheme="minorHAnsi"/>
-          <w:b/>
-          <w:bCs/>
-          <w:sz w:val="20"/>
-          <w:szCs w:val="20"/>
-        </w:rPr>
-        <w:t>return view(‘home’</w:t>
-      </w:r>
-      <w:r>
-        <w:rPr>
-          <w:rFonts w:cstheme="minorHAnsi"/>
-          <w:b/>
-          <w:bCs/>
-          <w:sz w:val="20"/>
-          <w:szCs w:val="20"/>
-        </w:rPr>
-        <w:t>)-&gt;with</w:t>
-      </w:r>
-      <w:r>
-        <w:rPr>
-          <w:rFonts w:cstheme="minorHAnsi"/>
-          <w:b/>
-          <w:bCs/>
-          <w:sz w:val="20"/>
-          <w:szCs w:val="20"/>
-        </w:rPr>
-        <w:t>(‘</w:t>
-      </w:r>
-      <w:r>
-        <w:rPr>
-          <w:rFonts w:cstheme="minorHAnsi"/>
-          <w:b/>
-          <w:bCs/>
-          <w:sz w:val="20"/>
-          <w:szCs w:val="20"/>
-        </w:rPr>
-        <w:t xml:space="preserve">any </w:t>
-      </w:r>
-      <w:r>
-        <w:rPr>
-          <w:rFonts w:cstheme="minorHAnsi"/>
-          <w:b/>
-          <w:bCs/>
-          <w:sz w:val="20"/>
-          <w:szCs w:val="20"/>
-        </w:rPr>
-        <w:t>name</w:t>
-      </w:r>
-      <w:r>
-        <w:rPr>
-          <w:rFonts w:cstheme="minorHAnsi"/>
-          <w:b/>
-          <w:bCs/>
-          <w:sz w:val="20"/>
-          <w:szCs w:val="20"/>
-        </w:rPr>
-        <w:t>’,</w:t>
-      </w:r>
-      <w:r>
-        <w:rPr>
-          <w:rFonts w:cstheme="minorHAnsi"/>
-          <w:b/>
-          <w:bCs/>
-          <w:sz w:val="20"/>
-          <w:szCs w:val="20"/>
+          <w:b/>
+          <w:bCs/>
+          <w:sz w:val="20"/>
+          <w:szCs w:val="20"/>
+        </w:rPr>
+        <w:t>make:job job-name</w:t>
+      </w:r>
+      <w:r>
+        <w:rPr>
+          <w:rFonts w:cstheme="minorHAnsi"/>
+          <w:sz w:val="24"/>
+          <w:szCs w:val="24"/>
+        </w:rPr>
+        <w:t>. Write logic in its handle method and use it by call its instructor like</w:t>
+      </w:r>
+      <w:r>
+        <w:rPr>
+          <w:rFonts w:cstheme="minorHAnsi"/>
+          <w:b/>
+          <w:bCs/>
+          <w:sz w:val="24"/>
+          <w:szCs w:val="24"/>
         </w:rPr>
         <w:t xml:space="preserve"> </w:t>
       </w:r>
@@ -7001,17 +8093,45 @@
           <w:sz w:val="20"/>
           <w:szCs w:val="20"/>
         </w:rPr>
-        <w:t>variable name</w:t>
-      </w:r>
-      <w:r>
-        <w:rPr>
-          <w:rFonts w:cstheme="minorHAnsi"/>
-          <w:b/>
-          <w:bCs/>
-          <w:sz w:val="20"/>
-          <w:szCs w:val="20"/>
-        </w:rPr>
-        <w:t>);</w:t>
+        <w:t>dispatch(new MailJob());</w:t>
+      </w:r>
+    </w:p>
+    <w:p>
+      <w:pPr>
+        <w:spacing w:after="0" w:line="240" w:lineRule="auto"/>
+        <w:rPr>
+          <w:rFonts w:cstheme="minorHAnsi"/>
+          <w:sz w:val="24"/>
+          <w:szCs w:val="24"/>
+        </w:rPr>
+      </w:pPr>
+      <w:r>
+        <w:rPr>
+          <w:rFonts w:cstheme="minorHAnsi"/>
+          <w:b/>
+          <w:bCs/>
+          <w:sz w:val="24"/>
+          <w:szCs w:val="24"/>
+        </w:rPr>
+        <w:t>Migration:</w:t>
+      </w:r>
+      <w:r>
+        <w:rPr>
+          <w:rFonts w:cstheme="minorHAnsi"/>
+          <w:sz w:val="24"/>
+          <w:szCs w:val="24"/>
+        </w:rPr>
+        <w:t xml:space="preserve"> Use </w:t>
+      </w:r>
+      <w:r>
+        <w:rPr>
+          <w:rFonts w:cstheme="minorHAnsi"/>
+          <w:b/>
+          <w:bCs/>
+          <w:sz w:val="20"/>
+          <w:szCs w:val="20"/>
+        </w:rPr>
+        <w:t>php artisan make: migration create_tableName_table</w:t>
       </w:r>
       <w:r>
         <w:rPr>
@@ -7027,113 +8147,33 @@
           <w:sz w:val="24"/>
           <w:szCs w:val="24"/>
         </w:rPr>
-        <w:t xml:space="preserve">If we want to pass multiple variables, </w:t>
-      </w:r>
-      <w:r>
-        <w:rPr>
-          <w:rFonts w:cstheme="minorHAnsi"/>
-          <w:sz w:val="24"/>
-          <w:szCs w:val="24"/>
-        </w:rPr>
-        <w:t>use multiple with</w:t>
-      </w:r>
-      <w:r>
-        <w:rPr>
-          <w:rFonts w:cstheme="minorHAnsi"/>
-          <w:sz w:val="24"/>
-          <w:szCs w:val="24"/>
-        </w:rPr>
-        <w:t xml:space="preserve"> method. If you want to pass a variable that has an array data, then it must be associative array to show specific data of array on view otherwise foreach loop will display all data of array.</w:t>
-      </w:r>
-    </w:p>
-    <w:p>
-      <w:pPr>
-        <w:spacing w:after="0" w:line="240" w:lineRule="auto"/>
-        <w:rPr>
-          <w:rFonts w:cstheme="minorHAnsi"/>
-          <w:sz w:val="24"/>
-          <w:szCs w:val="24"/>
-        </w:rPr>
-      </w:pPr>
-      <w:r>
-        <w:rPr>
-          <w:rFonts w:cstheme="minorHAnsi"/>
-          <w:b/>
-          <w:bCs/>
-          <w:sz w:val="24"/>
-          <w:szCs w:val="24"/>
-        </w:rPr>
-        <w:t xml:space="preserve">Why </w:t>
-      </w:r>
-      <w:r>
-        <w:rPr>
-          <w:rFonts w:cstheme="minorHAnsi"/>
-          <w:b/>
-          <w:bCs/>
-          <w:sz w:val="24"/>
-          <w:szCs w:val="24"/>
-        </w:rPr>
-        <w:t>With</w:t>
-      </w:r>
-      <w:r>
-        <w:rPr>
-          <w:rFonts w:cstheme="minorHAnsi"/>
-          <w:b/>
-          <w:bCs/>
-          <w:sz w:val="24"/>
-          <w:szCs w:val="24"/>
-        </w:rPr>
-        <w:t>:</w:t>
-      </w:r>
-      <w:r>
-        <w:rPr>
-          <w:rFonts w:cstheme="minorHAnsi"/>
-          <w:sz w:val="24"/>
-          <w:szCs w:val="24"/>
-        </w:rPr>
-        <w:t xml:space="preserve"> When we want to pass variable with </w:t>
-      </w:r>
-      <w:r>
-        <w:rPr>
-          <w:rFonts w:cstheme="minorHAnsi"/>
-          <w:sz w:val="24"/>
-          <w:szCs w:val="24"/>
-        </w:rPr>
-        <w:t>differ</w:t>
-      </w:r>
-      <w:r>
-        <w:rPr>
-          <w:rFonts w:cstheme="minorHAnsi"/>
-          <w:sz w:val="24"/>
-          <w:szCs w:val="24"/>
-        </w:rPr>
-        <w:t xml:space="preserve"> name that we declared to store value</w:t>
-      </w:r>
-    </w:p>
-    <w:p>
-      <w:pPr>
-        <w:spacing w:after="0" w:line="240" w:lineRule="auto"/>
-        <w:rPr>
-          <w:rFonts w:cstheme="minorHAnsi"/>
-          <w:sz w:val="24"/>
-          <w:szCs w:val="24"/>
-        </w:rPr>
-      </w:pPr>
-      <w:r>
-        <w:rPr>
-          <w:rFonts w:cstheme="minorHAnsi"/>
-          <w:b/>
-          <w:bCs/>
-          <w:sz w:val="24"/>
-          <w:szCs w:val="24"/>
-        </w:rPr>
-        <w:t>Redirect:</w:t>
-      </w:r>
-      <w:r>
-        <w:rPr>
-          <w:rFonts w:cstheme="minorHAnsi"/>
-          <w:sz w:val="24"/>
-          <w:szCs w:val="24"/>
+        <w:t>to create tables in database. Table name should be plural mean it should be ‘s’ at the end of table name.</w:t>
+      </w:r>
+      <w:r>
+        <w:rPr>
+          <w:rFonts w:cstheme="minorHAnsi"/>
+          <w:sz w:val="24"/>
+          <w:szCs w:val="24"/>
+        </w:rPr>
+        <w:t xml:space="preserve"> For primary key just pass column name like </w:t>
+      </w:r>
+      <w:r>
+        <w:rPr>
+          <w:rFonts w:cstheme="minorHAnsi"/>
+          <w:b/>
+          <w:bCs/>
+          <w:sz w:val="20"/>
+          <w:szCs w:val="20"/>
+        </w:rPr>
+        <w:t>$table-&gt;id(‘student_id’);</w:t>
+      </w:r>
+      <w:r>
+        <w:rPr>
+          <w:rFonts w:cstheme="minorHAnsi"/>
+          <w:b/>
+          <w:bCs/>
+          <w:sz w:val="20"/>
+          <w:szCs w:val="20"/>
         </w:rPr>
         <w:t xml:space="preserve"> </w:t>
       </w:r>
@@ -7143,51 +8183,203 @@
           <w:sz w:val="24"/>
           <w:szCs w:val="24"/>
         </w:rPr>
-        <w:t xml:space="preserve">In redirect we must pass the route name like </w:t>
-      </w:r>
-      <w:r>
-        <w:rPr>
-          <w:rFonts w:cstheme="minorHAnsi"/>
-          <w:sz w:val="24"/>
-          <w:szCs w:val="24"/>
-        </w:rPr>
-        <w:t>URL.</w:t>
-      </w:r>
-    </w:p>
-    <w:p>
-      <w:pPr>
-        <w:spacing w:after="0" w:line="240" w:lineRule="auto"/>
-        <w:rPr>
-          <w:rFonts w:cstheme="minorHAnsi"/>
-          <w:sz w:val="24"/>
-          <w:szCs w:val="24"/>
-        </w:rPr>
-      </w:pPr>
-      <w:r>
-        <w:rPr>
-          <w:rFonts w:cstheme="minorHAnsi"/>
-          <w:b/>
-          <w:bCs/>
-          <w:sz w:val="24"/>
-          <w:szCs w:val="24"/>
-        </w:rPr>
-        <w:t>View:</w:t>
-      </w:r>
-      <w:r>
-        <w:rPr>
-          <w:rFonts w:cstheme="minorHAnsi"/>
-          <w:sz w:val="24"/>
-          <w:szCs w:val="24"/>
-        </w:rPr>
-        <w:t xml:space="preserve"> In view we must pass the file(view) name not route </w:t>
-      </w:r>
-      <w:r>
-        <w:rPr>
-          <w:rFonts w:cstheme="minorHAnsi"/>
-          <w:sz w:val="24"/>
-          <w:szCs w:val="24"/>
-        </w:rPr>
-        <w:t>URL</w:t>
+        <w:t>For varchar values, use string like $table-&gt;string(‘name’);</w:t>
+      </w:r>
+    </w:p>
+    <w:p>
+      <w:pPr>
+        <w:spacing w:after="0" w:line="240" w:lineRule="auto"/>
+        <w:rPr>
+          <w:rFonts w:cstheme="minorHAnsi"/>
+          <w:b/>
+          <w:bCs/>
+          <w:sz w:val="20"/>
+          <w:szCs w:val="20"/>
+        </w:rPr>
+      </w:pPr>
+      <w:r>
+        <w:rPr>
+          <w:rFonts w:cstheme="minorHAnsi"/>
+          <w:sz w:val="24"/>
+          <w:szCs w:val="24"/>
+        </w:rPr>
+        <w:t xml:space="preserve">For foreign key </w:t>
+      </w:r>
+      <w:r>
+        <w:rPr>
+          <w:rFonts w:cstheme="minorHAnsi"/>
+          <w:sz w:val="24"/>
+          <w:szCs w:val="24"/>
+        </w:rPr>
+        <w:t xml:space="preserve">first create that column with UnsignedBigInteger and then make it foreign key like </w:t>
+      </w:r>
+      <w:r>
+        <w:rPr>
+          <w:rFonts w:cstheme="minorHAnsi"/>
+          <w:b/>
+          <w:bCs/>
+          <w:sz w:val="20"/>
+          <w:szCs w:val="20"/>
+        </w:rPr>
+        <w:t>$table-&gt;unsignedBigInteger(‘s_id’)</w:t>
+      </w:r>
+      <w:r>
+        <w:rPr>
+          <w:rFonts w:cstheme="minorHAnsi"/>
+          <w:sz w:val="24"/>
+          <w:szCs w:val="24"/>
+        </w:rPr>
+        <w:t>;</w:t>
+      </w:r>
+      <w:r>
+        <w:t xml:space="preserve"> </w:t>
+      </w:r>
+      <w:r>
+        <w:t xml:space="preserve">then </w:t>
+      </w:r>
+      <w:r>
+        <w:rPr>
+          <w:rFonts w:cstheme="minorHAnsi"/>
+          <w:b/>
+          <w:bCs/>
+          <w:sz w:val="20"/>
+          <w:szCs w:val="20"/>
+        </w:rPr>
+        <w:t>$table-&gt;foreign('s_id')-&gt;references('student_id')</w:t>
+      </w:r>
+    </w:p>
+    <w:p>
+      <w:pPr>
+        <w:spacing w:after="0" w:line="240" w:lineRule="auto"/>
+        <w:rPr>
+          <w:rFonts w:cstheme="minorHAnsi"/>
+          <w:b/>
+          <w:bCs/>
+          <w:sz w:val="20"/>
+          <w:szCs w:val="20"/>
+        </w:rPr>
+      </w:pPr>
+      <w:r>
+        <w:rPr>
+          <w:rFonts w:cstheme="minorHAnsi"/>
+          <w:b/>
+          <w:bCs/>
+          <w:sz w:val="20"/>
+          <w:szCs w:val="20"/>
+        </w:rPr>
+        <w:t>-&gt;on('reference table name');</w:t>
+      </w:r>
+      <w:r>
+        <w:rPr>
+          <w:rFonts w:cstheme="minorHAnsi"/>
+          <w:b/>
+          <w:bCs/>
+          <w:sz w:val="20"/>
+          <w:szCs w:val="20"/>
+        </w:rPr>
+        <w:t xml:space="preserve"> </w:t>
+      </w:r>
+      <w:r>
+        <w:rPr>
+          <w:rFonts w:cstheme="minorHAnsi"/>
+          <w:sz w:val="24"/>
+          <w:szCs w:val="24"/>
+        </w:rPr>
+        <w:t>A</w:t>
+      </w:r>
+      <w:r>
+        <w:rPr>
+          <w:rFonts w:cstheme="minorHAnsi"/>
+          <w:sz w:val="24"/>
+          <w:szCs w:val="24"/>
+        </w:rPr>
+        <w:t xml:space="preserve"> </w:t>
+      </w:r>
+      <w:r>
+        <w:rPr>
+          <w:rFonts w:cstheme="minorHAnsi"/>
+          <w:sz w:val="24"/>
+          <w:szCs w:val="24"/>
+        </w:rPr>
+        <w:t>The enum datatype is used when we want specific values like for user role it may be user or admin so we use enum (‘role’,’[‘admin’,’user’]). At</w:t>
+      </w:r>
+      <w:r>
+        <w:rPr>
+          <w:rFonts w:cstheme="minorHAnsi"/>
+          <w:sz w:val="24"/>
+          <w:szCs w:val="24"/>
+        </w:rPr>
+        <w:t xml:space="preserve"> the end run </w:t>
+      </w:r>
+      <w:r>
+        <w:rPr>
+          <w:rFonts w:cstheme="minorHAnsi"/>
+          <w:b/>
+          <w:bCs/>
+          <w:sz w:val="20"/>
+          <w:szCs w:val="20"/>
+        </w:rPr>
+        <w:t>php artisan migrate</w:t>
+      </w:r>
+      <w:r>
+        <w:rPr>
+          <w:rFonts w:cstheme="minorHAnsi"/>
+          <w:sz w:val="20"/>
+          <w:szCs w:val="20"/>
+        </w:rPr>
+        <w:t xml:space="preserve"> </w:t>
+      </w:r>
+      <w:r>
+        <w:rPr>
+          <w:rFonts w:cstheme="minorHAnsi"/>
+          <w:sz w:val="24"/>
+          <w:szCs w:val="24"/>
+        </w:rPr>
+        <w:t>to create tables in database.</w:t>
+      </w:r>
+      <w:r>
+        <w:rPr>
+          <w:rFonts w:cstheme="minorHAnsi"/>
+          <w:sz w:val="24"/>
+          <w:szCs w:val="24"/>
+        </w:rPr>
+        <w:t xml:space="preserve"> </w:t>
+      </w:r>
+      <w:r>
+        <w:rPr>
+          <w:rFonts w:cstheme="minorHAnsi"/>
+          <w:sz w:val="24"/>
+          <w:szCs w:val="24"/>
+        </w:rPr>
+        <w:t xml:space="preserve">For delete migrated tables use php artisan </w:t>
+      </w:r>
+      <w:r>
+        <w:rPr>
+          <w:rFonts w:cstheme="minorHAnsi"/>
+          <w:b/>
+          <w:bCs/>
+          <w:sz w:val="20"/>
+          <w:szCs w:val="20"/>
+        </w:rPr>
+        <w:t>migrate:reset</w:t>
+      </w:r>
+      <w:r>
+        <w:rPr>
+          <w:rFonts w:cstheme="minorHAnsi"/>
+          <w:sz w:val="24"/>
+          <w:szCs w:val="24"/>
+        </w:rPr>
+        <w:t xml:space="preserve">. For remove last migration use </w:t>
+      </w:r>
+      <w:r>
+        <w:rPr>
+          <w:rFonts w:cstheme="minorHAnsi"/>
+          <w:b/>
+          <w:bCs/>
+          <w:sz w:val="20"/>
+          <w:szCs w:val="20"/>
+        </w:rPr>
+        <w:t>rollback</w:t>
       </w:r>
       <w:r>
         <w:rPr>
@@ -7197,47 +8389,161 @@
         </w:rPr>
         <w:t>.</w:t>
       </w:r>
-    </w:p>
-    <w:p>
-      <w:pPr>
-        <w:spacing w:after="0" w:line="240" w:lineRule="auto"/>
-        <w:rPr>
-          <w:rFonts w:cstheme="minorHAnsi"/>
-          <w:sz w:val="24"/>
-          <w:szCs w:val="24"/>
-        </w:rPr>
-      </w:pPr>
-      <w:r>
-        <w:rPr>
-          <w:rFonts w:cstheme="minorHAnsi"/>
-          <w:b/>
-          <w:bCs/>
-          <w:sz w:val="24"/>
-          <w:szCs w:val="24"/>
-        </w:rPr>
-        <w:t>Migration:</w:t>
-      </w:r>
-      <w:r>
-        <w:rPr>
-          <w:rFonts w:cstheme="minorHAnsi"/>
-          <w:sz w:val="24"/>
-          <w:szCs w:val="24"/>
-        </w:rPr>
-        <w:t xml:space="preserve"> Use </w:t>
-      </w:r>
-      <w:r>
-        <w:rPr>
-          <w:rFonts w:cstheme="minorHAnsi"/>
-          <w:b/>
-          <w:bCs/>
-          <w:sz w:val="20"/>
-          <w:szCs w:val="20"/>
-        </w:rPr>
-        <w:t>php artisan make: migration create_tableName_table</w:t>
-      </w:r>
-      <w:r>
-        <w:rPr>
-          <w:rFonts w:cstheme="minorHAnsi"/>
+      <w:r>
+        <w:rPr>
+          <w:rFonts w:cstheme="minorHAnsi"/>
+          <w:sz w:val="24"/>
+          <w:szCs w:val="24"/>
+        </w:rPr>
+        <w:t xml:space="preserve"> For remove specific step migration mean you run 5 migration commands and want to delete 3 number migration then use </w:t>
+      </w:r>
+      <w:r>
+        <w:rPr>
+          <w:rFonts w:cstheme="minorHAnsi"/>
+          <w:b/>
+          <w:bCs/>
+          <w:sz w:val="20"/>
+          <w:szCs w:val="20"/>
+        </w:rPr>
+        <w:t>rollback --step 3</w:t>
+      </w:r>
+      <w:r>
+        <w:rPr>
+          <w:rFonts w:cstheme="minorHAnsi"/>
+          <w:sz w:val="24"/>
+          <w:szCs w:val="24"/>
+        </w:rPr>
+        <w:t xml:space="preserve">. </w:t>
+      </w:r>
+      <w:r>
+        <w:rPr>
+          <w:rFonts w:cstheme="minorHAnsi"/>
+          <w:b/>
+          <w:bCs/>
+          <w:sz w:val="20"/>
+          <w:szCs w:val="20"/>
+        </w:rPr>
+        <w:t>Refresh</w:t>
+      </w:r>
+      <w:r>
+        <w:rPr>
+          <w:rFonts w:cstheme="minorHAnsi"/>
+          <w:sz w:val="24"/>
+          <w:szCs w:val="24"/>
+        </w:rPr>
+        <w:t xml:space="preserve"> first delete all tables and then create all again. For run single file  </w:t>
+      </w:r>
+      <w:r>
+        <w:rPr>
+          <w:rFonts w:cstheme="minorHAnsi"/>
+          <w:b/>
+          <w:bCs/>
+          <w:sz w:val="20"/>
+          <w:szCs w:val="20"/>
+        </w:rPr>
+        <w:t>migrate --path=/database/migrations/file name.</w:t>
+      </w:r>
+    </w:p>
+    <w:p>
+      <w:pPr>
+        <w:spacing w:after="0" w:line="240" w:lineRule="auto"/>
+        <w:rPr>
+          <w:rFonts w:cstheme="minorHAnsi"/>
+          <w:sz w:val="24"/>
+          <w:szCs w:val="24"/>
+        </w:rPr>
+      </w:pPr>
+      <w:r>
+        <w:rPr>
+          <w:rFonts w:cstheme="minorHAnsi"/>
+          <w:b/>
+          <w:bCs/>
+          <w:sz w:val="24"/>
+          <w:szCs w:val="24"/>
+        </w:rPr>
+        <w:t xml:space="preserve">Factory: </w:t>
+      </w:r>
+      <w:r>
+        <w:rPr>
+          <w:rFonts w:cstheme="minorHAnsi"/>
+          <w:sz w:val="24"/>
+          <w:szCs w:val="24"/>
+        </w:rPr>
+        <w:t xml:space="preserve">Is a class that used for fake data fill in tables. Store model name in protected variable. In definition method </w:t>
+      </w:r>
+      <w:r>
+        <w:rPr>
+          <w:rFonts w:cstheme="minorHAnsi"/>
+          <w:b/>
+          <w:bCs/>
+          <w:sz w:val="20"/>
+          <w:szCs w:val="20"/>
+        </w:rPr>
+        <w:t xml:space="preserve">‘name’=&gt;$this-&gt;faker-&gt;name, </w:t>
+      </w:r>
+      <w:r>
+        <w:rPr>
+          <w:rFonts w:cstheme="minorHAnsi"/>
+          <w:sz w:val="24"/>
+          <w:szCs w:val="24"/>
+        </w:rPr>
+        <w:t>Faker is a library to fill fake data.</w:t>
+      </w:r>
+    </w:p>
+    <w:p>
+      <w:pPr>
+        <w:spacing w:after="0" w:line="240" w:lineRule="auto"/>
+        <w:rPr>
+          <w:rFonts w:cstheme="minorHAnsi"/>
+          <w:b/>
+          <w:bCs/>
+          <w:sz w:val="20"/>
+          <w:szCs w:val="20"/>
+        </w:rPr>
+      </w:pPr>
+      <w:r>
+        <w:rPr>
+          <w:rFonts w:cstheme="minorHAnsi"/>
+          <w:b/>
+          <w:bCs/>
+          <w:sz w:val="24"/>
+          <w:szCs w:val="24"/>
+        </w:rPr>
+        <w:t>Seeder:</w:t>
+      </w:r>
+      <w:r>
+        <w:rPr>
+          <w:rFonts w:cstheme="minorHAnsi"/>
+          <w:sz w:val="24"/>
+          <w:szCs w:val="24"/>
+        </w:rPr>
+        <w:t xml:space="preserve"> Used for enter data in tables, Use </w:t>
+      </w:r>
+      <w:r>
+        <w:rPr>
+          <w:rFonts w:cstheme="minorHAnsi"/>
+          <w:b/>
+          <w:bCs/>
+          <w:sz w:val="20"/>
+          <w:szCs w:val="20"/>
+        </w:rPr>
+        <w:t xml:space="preserve">php artisan make: </w:t>
+      </w:r>
+      <w:r>
+        <w:rPr>
+          <w:rFonts w:cstheme="minorHAnsi"/>
+          <w:b/>
+          <w:bCs/>
+          <w:sz w:val="20"/>
+          <w:szCs w:val="20"/>
+        </w:rPr>
+        <w:t>seeder</w:t>
+      </w:r>
+      <w:r>
+        <w:rPr>
+          <w:rFonts w:cstheme="minorHAnsi"/>
+          <w:b/>
+          <w:bCs/>
           <w:sz w:val="20"/>
           <w:szCs w:val="20"/>
         </w:rPr>
@@ -7246,34 +8552,175 @@
       <w:r>
         <w:rPr>
           <w:rFonts w:cstheme="minorHAnsi"/>
-          <w:sz w:val="24"/>
-          <w:szCs w:val="24"/>
-        </w:rPr>
-        <w:t>to create tables in database. Table name should be plural mean it should be ‘s’ at the end of table name.</w:t>
-      </w:r>
-      <w:r>
-        <w:rPr>
-          <w:rFonts w:cstheme="minorHAnsi"/>
-          <w:sz w:val="24"/>
-          <w:szCs w:val="24"/>
-        </w:rPr>
-        <w:t xml:space="preserve"> For primary key just pass column name like </w:t>
-      </w:r>
-      <w:r>
-        <w:rPr>
-          <w:rFonts w:cstheme="minorHAnsi"/>
-          <w:b/>
-          <w:bCs/>
-          <w:sz w:val="20"/>
-          <w:szCs w:val="20"/>
-        </w:rPr>
-        <w:t>$table-&gt;id(‘student_id’);</w:t>
-      </w:r>
-      <w:r>
-        <w:rPr>
-          <w:rFonts w:cstheme="minorHAnsi"/>
-          <w:b/>
-          <w:bCs/>
+          <w:b/>
+          <w:bCs/>
+          <w:sz w:val="20"/>
+          <w:szCs w:val="20"/>
+        </w:rPr>
+        <w:t>seeder</w:t>
+      </w:r>
+      <w:r>
+        <w:rPr>
+          <w:rFonts w:cstheme="minorHAnsi"/>
+          <w:b/>
+          <w:bCs/>
+          <w:sz w:val="20"/>
+          <w:szCs w:val="20"/>
+        </w:rPr>
+        <w:t>Name</w:t>
+      </w:r>
+      <w:r>
+        <w:rPr>
+          <w:rFonts w:cstheme="minorHAnsi"/>
+          <w:b/>
+          <w:bCs/>
+          <w:sz w:val="20"/>
+          <w:szCs w:val="20"/>
+        </w:rPr>
+        <w:t xml:space="preserve">Seeder. </w:t>
+      </w:r>
+      <w:r>
+        <w:rPr>
+          <w:rFonts w:cstheme="minorHAnsi"/>
+          <w:sz w:val="24"/>
+          <w:szCs w:val="24"/>
+        </w:rPr>
+        <w:t xml:space="preserve">There must be used seeder at </w:t>
+      </w:r>
+      <w:r>
+        <w:rPr>
+          <w:rFonts w:cstheme="minorHAnsi"/>
+          <w:sz w:val="24"/>
+          <w:szCs w:val="24"/>
+        </w:rPr>
+        <w:t>t</w:t>
+      </w:r>
+      <w:r>
+        <w:rPr>
+          <w:rFonts w:cstheme="minorHAnsi"/>
+          <w:sz w:val="24"/>
+          <w:szCs w:val="24"/>
+        </w:rPr>
+        <w:t>he end of seeder name</w:t>
+      </w:r>
+      <w:r>
+        <w:rPr>
+          <w:rFonts w:cstheme="minorHAnsi"/>
+          <w:sz w:val="24"/>
+          <w:szCs w:val="24"/>
+        </w:rPr>
+        <w:t xml:space="preserve">. Use create method in seeder to put data in tables. </w:t>
+      </w:r>
+      <w:r>
+        <w:rPr>
+          <w:rFonts w:cstheme="minorHAnsi"/>
+          <w:sz w:val="24"/>
+          <w:szCs w:val="24"/>
+        </w:rPr>
+        <w:lastRenderedPageBreak/>
+        <w:t xml:space="preserve">Then call seeder in database seeder file like </w:t>
+      </w:r>
+      <w:r>
+        <w:rPr>
+          <w:rFonts w:cstheme="minorHAnsi"/>
+          <w:sz w:val="24"/>
+          <w:szCs w:val="24"/>
+        </w:rPr>
+        <w:t xml:space="preserve">$this-&gt;call([ </w:t>
+      </w:r>
+      <w:r>
+        <w:rPr>
+          <w:rFonts w:cstheme="minorHAnsi"/>
+          <w:sz w:val="24"/>
+          <w:szCs w:val="24"/>
+        </w:rPr>
+        <w:t>seederName</w:t>
+      </w:r>
+      <w:r>
+        <w:rPr>
+          <w:rFonts w:cstheme="minorHAnsi"/>
+          <w:sz w:val="24"/>
+          <w:szCs w:val="24"/>
+        </w:rPr>
+        <w:t>::class]);</w:t>
+      </w:r>
+      <w:r>
+        <w:rPr>
+          <w:rFonts w:cstheme="minorHAnsi"/>
+          <w:sz w:val="24"/>
+          <w:szCs w:val="24"/>
+        </w:rPr>
+        <w:t xml:space="preserve"> and run </w:t>
+      </w:r>
+      <w:r>
+        <w:rPr>
+          <w:rFonts w:cstheme="minorHAnsi"/>
+          <w:b/>
+          <w:bCs/>
+          <w:sz w:val="20"/>
+          <w:szCs w:val="20"/>
+        </w:rPr>
+        <w:t>php artisan db:seed</w:t>
+      </w:r>
+      <w:r>
+        <w:rPr>
+          <w:rFonts w:cstheme="minorHAnsi"/>
+          <w:b/>
+          <w:bCs/>
+          <w:sz w:val="20"/>
+          <w:szCs w:val="20"/>
+        </w:rPr>
+        <w:t>.</w:t>
+      </w:r>
+    </w:p>
+    <w:p>
+      <w:pPr>
+        <w:spacing w:after="0" w:line="240" w:lineRule="auto"/>
+        <w:rPr>
+          <w:rFonts w:cstheme="minorHAnsi"/>
+          <w:sz w:val="24"/>
+          <w:szCs w:val="24"/>
+        </w:rPr>
+      </w:pPr>
+      <w:r>
+        <w:rPr>
+          <w:rFonts w:cstheme="minorHAnsi"/>
+          <w:b/>
+          <w:bCs/>
+          <w:sz w:val="24"/>
+          <w:szCs w:val="24"/>
+        </w:rPr>
+        <w:t>Validation:</w:t>
+      </w:r>
+      <w:r>
+        <w:rPr>
+          <w:rFonts w:cstheme="minorHAnsi"/>
+          <w:sz w:val="24"/>
+          <w:szCs w:val="24"/>
+        </w:rPr>
+        <w:t xml:space="preserve"> $request-&gt;validate([ ‘input_field_name’=&gt;’required|email|numeric’]); and show it on view like @error (‘input_field_name’) &lt;span&gt;{{$message}}&lt;/span&gt; @enderror.</w:t>
+      </w:r>
+      <w:r>
+        <w:rPr>
+          <w:rFonts w:cstheme="minorHAnsi"/>
+          <w:sz w:val="24"/>
+          <w:szCs w:val="24"/>
+        </w:rPr>
+        <w:t xml:space="preserve"> A standard method is </w:t>
+      </w:r>
+      <w:r>
+        <w:rPr>
+          <w:rFonts w:cstheme="minorHAnsi"/>
+          <w:b/>
+          <w:bCs/>
+          <w:sz w:val="20"/>
+          <w:szCs w:val="20"/>
+        </w:rPr>
+        <w:t>make:request request name</w:t>
+      </w:r>
+      <w:r>
+        <w:rPr>
+          <w:rFonts w:cstheme="minorHAnsi"/>
           <w:sz w:val="20"/>
           <w:szCs w:val="20"/>
         </w:rPr>
@@ -7285,121 +8732,533 @@
           <w:sz w:val="24"/>
           <w:szCs w:val="24"/>
         </w:rPr>
-        <w:t>For varchar values, use string like $table-&gt;string(‘name’);</w:t>
-      </w:r>
-    </w:p>
-    <w:p>
-      <w:pPr>
-        <w:spacing w:after="0" w:line="240" w:lineRule="auto"/>
-        <w:rPr>
-          <w:rFonts w:cstheme="minorHAnsi"/>
-          <w:b/>
-          <w:bCs/>
-          <w:sz w:val="20"/>
-          <w:szCs w:val="20"/>
-        </w:rPr>
-      </w:pPr>
-      <w:r>
-        <w:rPr>
-          <w:rFonts w:cstheme="minorHAnsi"/>
-          <w:sz w:val="24"/>
-          <w:szCs w:val="24"/>
-        </w:rPr>
-        <w:t xml:space="preserve">For foreign key </w:t>
-      </w:r>
-      <w:r>
-        <w:rPr>
-          <w:rFonts w:cstheme="minorHAnsi"/>
-          <w:sz w:val="24"/>
-          <w:szCs w:val="24"/>
-        </w:rPr>
-        <w:t xml:space="preserve">first create that column with UnsignedBigInteger and then make it foreign key like </w:t>
-      </w:r>
-      <w:r>
-        <w:rPr>
-          <w:rFonts w:cstheme="minorHAnsi"/>
-          <w:b/>
-          <w:bCs/>
-          <w:sz w:val="20"/>
-          <w:szCs w:val="20"/>
-        </w:rPr>
-        <w:t>$table-&gt;unsignedBigInteger(‘s_id’)</w:t>
-      </w:r>
-      <w:r>
-        <w:rPr>
-          <w:rFonts w:cstheme="minorHAnsi"/>
-          <w:sz w:val="24"/>
-          <w:szCs w:val="24"/>
+        <w:t>and in rule method define validation.</w:t>
+      </w:r>
+      <w:r>
+        <w:rPr>
+          <w:rFonts w:cstheme="minorHAnsi"/>
+          <w:sz w:val="24"/>
+          <w:szCs w:val="24"/>
+        </w:rPr>
+        <w:t xml:space="preserve"> Make separate files for create and update.</w:t>
+      </w:r>
+      <w:r>
+        <w:rPr>
+          <w:rFonts w:cstheme="minorHAnsi"/>
+          <w:sz w:val="24"/>
+          <w:szCs w:val="24"/>
+        </w:rPr>
+        <w:t xml:space="preserve"> For custom</w:t>
+      </w:r>
+      <w:r>
+        <w:rPr>
+          <w:rFonts w:cstheme="minorHAnsi"/>
+          <w:sz w:val="24"/>
+          <w:szCs w:val="24"/>
+        </w:rPr>
+        <w:t xml:space="preserve"> </w:t>
+      </w:r>
+      <w:r>
+        <w:rPr>
+          <w:rFonts w:cstheme="minorHAnsi"/>
+          <w:sz w:val="24"/>
+          <w:szCs w:val="24"/>
+        </w:rPr>
+        <w:t xml:space="preserve">message use message method and just pass request name from method and use its variable like </w:t>
+      </w:r>
+      <w:r>
+        <w:rPr>
+          <w:rFonts w:cstheme="minorHAnsi"/>
+          <w:b/>
+          <w:bCs/>
+          <w:sz w:val="20"/>
+          <w:szCs w:val="20"/>
+        </w:rPr>
+        <w:t>‘name’=&gt;$request-&gt;input(‘input name’),</w:t>
+      </w:r>
+    </w:p>
+    <w:p>
+      <w:pPr>
+        <w:spacing w:after="0" w:line="240" w:lineRule="auto"/>
+        <w:rPr>
+          <w:rFonts w:cstheme="minorHAnsi"/>
+          <w:b/>
+          <w:bCs/>
+          <w:sz w:val="20"/>
+          <w:szCs w:val="20"/>
+        </w:rPr>
+      </w:pPr>
+      <w:r>
+        <w:rPr>
+          <w:rFonts w:cstheme="minorHAnsi"/>
+          <w:b/>
+          <w:bCs/>
+          <w:sz w:val="24"/>
+          <w:szCs w:val="24"/>
+        </w:rPr>
+        <w:t>CRUD</w:t>
+      </w:r>
+      <w:r>
+        <w:rPr>
+          <w:rFonts w:cstheme="minorHAnsi"/>
+          <w:b/>
+          <w:bCs/>
+          <w:sz w:val="24"/>
+          <w:szCs w:val="24"/>
+        </w:rPr>
+        <w:t xml:space="preserve">: </w:t>
+      </w:r>
+      <w:r>
+        <w:rPr>
+          <w:rFonts w:cstheme="minorHAnsi"/>
+          <w:sz w:val="24"/>
+          <w:szCs w:val="24"/>
+        </w:rPr>
+        <w:t>Use standard method like index, show, edit</w:t>
+      </w:r>
+    </w:p>
+    <w:p>
+      <w:pPr>
+        <w:spacing w:after="0" w:line="240" w:lineRule="auto"/>
+        <w:rPr>
+          <w:rFonts w:cstheme="minorHAnsi"/>
+          <w:sz w:val="24"/>
+          <w:szCs w:val="24"/>
+        </w:rPr>
+      </w:pPr>
+      <w:r>
+        <w:rPr>
+          <w:rFonts w:cstheme="minorHAnsi"/>
+          <w:b/>
+          <w:bCs/>
+          <w:sz w:val="24"/>
+          <w:szCs w:val="24"/>
+        </w:rPr>
+        <w:t>Insert:</w:t>
+      </w:r>
+      <w:r>
+        <w:rPr>
+          <w:rFonts w:cstheme="minorHAnsi"/>
+          <w:sz w:val="24"/>
+          <w:szCs w:val="24"/>
+        </w:rPr>
+        <w:t xml:space="preserve"> Insert is used to add multiple records at a time like array data. It mostly used in seeder.</w:t>
+      </w:r>
+    </w:p>
+    <w:p>
+      <w:pPr>
+        <w:spacing w:after="0" w:line="240" w:lineRule="auto"/>
+        <w:rPr>
+          <w:rFonts w:cstheme="minorHAnsi"/>
+          <w:sz w:val="24"/>
+          <w:szCs w:val="24"/>
+        </w:rPr>
+      </w:pPr>
+      <w:r>
+        <w:rPr>
+          <w:rFonts w:cstheme="minorHAnsi"/>
+          <w:b/>
+          <w:bCs/>
+          <w:sz w:val="24"/>
+          <w:szCs w:val="24"/>
+        </w:rPr>
+        <w:t>Create:</w:t>
+      </w:r>
+      <w:r>
+        <w:rPr>
+          <w:rFonts w:cstheme="minorHAnsi"/>
+          <w:sz w:val="24"/>
+          <w:szCs w:val="24"/>
+        </w:rPr>
+        <w:t xml:space="preserve"> </w:t>
+      </w:r>
+      <w:r>
+        <w:rPr>
+          <w:rFonts w:cstheme="minorHAnsi"/>
+          <w:sz w:val="24"/>
+          <w:szCs w:val="24"/>
+        </w:rPr>
+        <w:t xml:space="preserve">It is used to insert single record. </w:t>
+      </w:r>
+      <w:r>
+        <w:rPr>
+          <w:rFonts w:cstheme="minorHAnsi"/>
+          <w:b/>
+          <w:bCs/>
+          <w:sz w:val="20"/>
+          <w:szCs w:val="20"/>
+        </w:rPr>
+        <w:t>model_name::create([ ‘database column’=&gt;$request-&gt;input_field_name]);</w:t>
+      </w:r>
+      <w:r>
+        <w:rPr>
+          <w:rFonts w:cstheme="minorHAnsi"/>
+          <w:sz w:val="20"/>
+          <w:szCs w:val="20"/>
+        </w:rPr>
+        <w:t xml:space="preserve"> </w:t>
+      </w:r>
+      <w:r>
+        <w:rPr>
+          <w:rFonts w:cstheme="minorHAnsi"/>
+          <w:sz w:val="24"/>
+          <w:szCs w:val="24"/>
+        </w:rPr>
+        <w:t>Remember, the database field must be fillable in model before inserting data.</w:t>
+      </w:r>
+    </w:p>
+    <w:p>
+      <w:pPr>
+        <w:spacing w:after="0" w:line="240" w:lineRule="auto"/>
+        <w:rPr>
+          <w:rFonts w:cstheme="minorHAnsi"/>
+          <w:b/>
+          <w:bCs/>
+          <w:sz w:val="20"/>
+          <w:szCs w:val="20"/>
+        </w:rPr>
+      </w:pPr>
+      <w:r>
+        <w:rPr>
+          <w:rFonts w:cstheme="minorHAnsi"/>
+          <w:b/>
+          <w:bCs/>
+          <w:sz w:val="24"/>
+          <w:szCs w:val="24"/>
+        </w:rPr>
+        <w:t>Delete:</w:t>
+      </w:r>
+      <w:r>
+        <w:rPr>
+          <w:rFonts w:cstheme="minorHAnsi"/>
+          <w:sz w:val="24"/>
+          <w:szCs w:val="24"/>
+        </w:rPr>
+        <w:t xml:space="preserve"> </w:t>
+      </w:r>
+      <w:r>
+        <w:rPr>
+          <w:rFonts w:cstheme="minorHAnsi"/>
+          <w:b/>
+          <w:bCs/>
+          <w:sz w:val="20"/>
+          <w:szCs w:val="20"/>
+        </w:rPr>
+        <w:t xml:space="preserve"> Companies::where('company</w:t>
+      </w:r>
+      <w:r>
+        <w:rPr>
+          <w:rFonts w:cstheme="minorHAnsi"/>
+          <w:b/>
+          <w:bCs/>
+          <w:sz w:val="20"/>
+          <w:szCs w:val="20"/>
+        </w:rPr>
+        <w:t>I</w:t>
+      </w:r>
+      <w:r>
+        <w:rPr>
+          <w:rFonts w:cstheme="minorHAnsi"/>
+          <w:b/>
+          <w:bCs/>
+          <w:sz w:val="20"/>
+          <w:szCs w:val="20"/>
+        </w:rPr>
+        <w:t>d', $companyId</w:t>
+      </w:r>
+      <w:r>
+        <w:rPr>
+          <w:rFonts w:cstheme="minorHAnsi"/>
+          <w:b/>
+          <w:bCs/>
+          <w:sz w:val="20"/>
+          <w:szCs w:val="20"/>
+        </w:rPr>
+        <w:t>)</w:t>
+      </w:r>
+      <w:r>
+        <w:rPr>
+          <w:rFonts w:cstheme="minorHAnsi"/>
+          <w:b/>
+          <w:bCs/>
+          <w:sz w:val="20"/>
+          <w:szCs w:val="20"/>
+        </w:rPr>
+        <w:t>-&gt;</w:t>
+      </w:r>
+      <w:r>
+        <w:rPr>
+          <w:rFonts w:cstheme="minorHAnsi"/>
+          <w:b/>
+          <w:bCs/>
+          <w:sz w:val="20"/>
+          <w:szCs w:val="20"/>
+        </w:rPr>
+        <w:t>d</w:t>
+      </w:r>
+      <w:r>
+        <w:rPr>
+          <w:rFonts w:cstheme="minorHAnsi"/>
+          <w:b/>
+          <w:bCs/>
+          <w:sz w:val="20"/>
+          <w:szCs w:val="20"/>
+        </w:rPr>
+        <w:t>elete();</w:t>
+      </w:r>
+    </w:p>
+    <w:p>
+      <w:pPr>
+        <w:spacing w:after="0" w:line="240" w:lineRule="auto"/>
+        <w:rPr>
+          <w:rFonts w:cstheme="minorHAnsi"/>
+          <w:sz w:val="24"/>
+          <w:szCs w:val="24"/>
+        </w:rPr>
+      </w:pPr>
+      <w:r>
+        <w:rPr>
+          <w:rFonts w:cstheme="minorHAnsi"/>
+          <w:b/>
+          <w:bCs/>
+          <w:sz w:val="24"/>
+          <w:szCs w:val="24"/>
+        </w:rPr>
+        <w:t>Update:</w:t>
+      </w:r>
+      <w:r>
+        <w:rPr>
+          <w:rFonts w:cstheme="minorHAnsi"/>
+          <w:sz w:val="24"/>
+          <w:szCs w:val="24"/>
+        </w:rPr>
+        <w:t xml:space="preserve"> </w:t>
+      </w:r>
+      <w:r>
+        <w:rPr>
+          <w:rFonts w:cstheme="minorHAnsi"/>
+          <w:b/>
+          <w:bCs/>
+          <w:sz w:val="20"/>
+          <w:szCs w:val="20"/>
+        </w:rPr>
+        <w:t>Companies::where('company</w:t>
+      </w:r>
+      <w:r>
+        <w:rPr>
+          <w:rFonts w:cstheme="minorHAnsi"/>
+          <w:b/>
+          <w:bCs/>
+          <w:sz w:val="20"/>
+          <w:szCs w:val="20"/>
+        </w:rPr>
+        <w:t>I</w:t>
+      </w:r>
+      <w:r>
+        <w:rPr>
+          <w:rFonts w:cstheme="minorHAnsi"/>
+          <w:b/>
+          <w:bCs/>
+          <w:sz w:val="20"/>
+          <w:szCs w:val="20"/>
+        </w:rPr>
+        <w:t>d', $companyId)</w:t>
+      </w:r>
+      <w:r>
+        <w:rPr>
+          <w:rFonts w:cstheme="minorHAnsi"/>
+          <w:b/>
+          <w:bCs/>
+          <w:sz w:val="20"/>
+          <w:szCs w:val="20"/>
+        </w:rPr>
+        <w:t>-&gt;update([….])</w:t>
+      </w:r>
+      <w:r>
+        <w:rPr>
+          <w:rFonts w:cstheme="minorHAnsi"/>
+          <w:b/>
+          <w:bCs/>
+          <w:sz w:val="20"/>
+          <w:szCs w:val="20"/>
         </w:rPr>
         <w:t>;</w:t>
       </w:r>
-      <w:r>
+    </w:p>
+    <w:p>
+      <w:pPr>
+        <w:spacing w:after="0" w:line="240" w:lineRule="auto"/>
+        <w:rPr>
+          <w:rFonts w:cstheme="minorHAnsi"/>
+          <w:sz w:val="24"/>
+          <w:szCs w:val="24"/>
+        </w:rPr>
+      </w:pPr>
+      <w:r>
+        <w:rPr>
+          <w:rFonts w:cstheme="minorHAnsi"/>
+          <w:b/>
+          <w:bCs/>
+          <w:sz w:val="20"/>
+          <w:szCs w:val="20"/>
+        </w:rPr>
+        <w:t>$data-&gt;update</w:t>
+      </w:r>
+      <w:r>
+        <w:rPr>
+          <w:rFonts w:cstheme="minorHAnsi"/>
+          <w:b/>
+          <w:bCs/>
+          <w:sz w:val="20"/>
+          <w:szCs w:val="20"/>
+        </w:rPr>
+        <w:t>([ ‘database column’=&gt;$request-&gt;input_field_name]);</w:t>
+      </w:r>
+    </w:p>
+    <w:p>
+      <w:pPr>
+        <w:spacing w:after="0" w:line="240" w:lineRule="auto"/>
+        <w:rPr>
+          <w:rFonts w:cstheme="minorHAnsi"/>
+          <w:sz w:val="24"/>
+          <w:szCs w:val="24"/>
+        </w:rPr>
+      </w:pPr>
+      <w:r>
+        <w:rPr>
+          <w:rFonts w:cstheme="minorHAnsi"/>
+          <w:b/>
+          <w:bCs/>
+          <w:sz w:val="24"/>
+          <w:szCs w:val="24"/>
+        </w:rPr>
+        <w:t>PUT:</w:t>
+      </w:r>
+      <w:r>
+        <w:rPr>
+          <w:rFonts w:cstheme="minorHAnsi"/>
+          <w:sz w:val="24"/>
+          <w:szCs w:val="24"/>
+        </w:rPr>
+        <w:t xml:space="preserve"> Put method is used for update data. </w:t>
+      </w:r>
+      <w:r>
+        <w:rPr>
+          <w:rFonts w:cstheme="minorHAnsi"/>
+          <w:sz w:val="24"/>
+          <w:szCs w:val="24"/>
+        </w:rPr>
+        <w:t>When we use it in route, we write @method(‘PUT’) at below of @csrf in view. However, the method in form will be post.</w:t>
+      </w:r>
+    </w:p>
+    <w:p>
+      <w:pPr>
+        <w:spacing w:after="0" w:line="240" w:lineRule="auto"/>
+        <w:rPr>
+          <w:rFonts w:cstheme="minorHAnsi"/>
+          <w:sz w:val="24"/>
+          <w:szCs w:val="24"/>
+        </w:rPr>
+      </w:pPr>
+      <w:r>
+        <w:rPr>
+          <w:rFonts w:cstheme="minorHAnsi"/>
+          <w:b/>
+          <w:bCs/>
+          <w:sz w:val="24"/>
+          <w:szCs w:val="24"/>
+        </w:rPr>
+        <w:t>Upload File:</w:t>
+      </w:r>
+      <w:r>
+        <w:rPr>
+          <w:rFonts w:cstheme="minorHAnsi"/>
+          <w:sz w:val="24"/>
+          <w:szCs w:val="24"/>
+        </w:rPr>
         <w:t xml:space="preserve"> </w:t>
       </w:r>
       <w:r>
-        <w:t xml:space="preserve">then </w:t>
-      </w:r>
-      <w:r>
-        <w:rPr>
-          <w:rFonts w:cstheme="minorHAnsi"/>
-          <w:b/>
-          <w:bCs/>
-          <w:sz w:val="20"/>
-          <w:szCs w:val="20"/>
-        </w:rPr>
-        <w:t>$table-&gt;foreign('s_id')-&gt;references('student_id')</w:t>
-      </w:r>
-    </w:p>
-    <w:p>
-      <w:pPr>
-        <w:spacing w:after="0" w:line="240" w:lineRule="auto"/>
-        <w:rPr>
-          <w:rFonts w:cstheme="minorHAnsi"/>
-          <w:sz w:val="24"/>
-          <w:szCs w:val="24"/>
-        </w:rPr>
-      </w:pPr>
-      <w:r>
-        <w:rPr>
-          <w:rFonts w:cstheme="minorHAnsi"/>
-          <w:b/>
-          <w:bCs/>
-          <w:sz w:val="20"/>
-          <w:szCs w:val="20"/>
-        </w:rPr>
-        <w:t>-&gt;on('reference table name');</w:t>
-      </w:r>
-      <w:r>
-        <w:rPr>
-          <w:rFonts w:cstheme="minorHAnsi"/>
-          <w:b/>
-          <w:bCs/>
-          <w:sz w:val="20"/>
-          <w:szCs w:val="20"/>
+        <w:rPr>
+          <w:rFonts w:cstheme="minorHAnsi"/>
+          <w:b/>
+          <w:bCs/>
+          <w:sz w:val="20"/>
+          <w:szCs w:val="20"/>
+        </w:rPr>
+        <w:t>$path=$request-&gt;file(‘logo’)-&gt;store(‘public’); $name=basename($path);</w:t>
+      </w:r>
+      <w:r>
+        <w:rPr>
+          <w:rFonts w:cstheme="minorHAnsi"/>
+          <w:sz w:val="24"/>
+          <w:szCs w:val="24"/>
+        </w:rPr>
+        <w:t xml:space="preserve"> store $name databas.</w:t>
+      </w:r>
+    </w:p>
+    <w:p>
+      <w:pPr>
+        <w:spacing w:after="0" w:line="240" w:lineRule="auto"/>
+        <w:rPr>
+          <w:rFonts w:cstheme="minorHAnsi"/>
+          <w:sz w:val="24"/>
+          <w:szCs w:val="24"/>
+        </w:rPr>
+      </w:pPr>
+      <w:r>
+        <w:rPr>
+          <w:rFonts w:cstheme="minorHAnsi"/>
+          <w:b/>
+          <w:bCs/>
+          <w:sz w:val="24"/>
+          <w:szCs w:val="24"/>
+        </w:rPr>
+        <w:t>Y</w:t>
+      </w:r>
+      <w:r>
+        <w:rPr>
+          <w:rFonts w:cstheme="minorHAnsi"/>
+          <w:b/>
+          <w:bCs/>
+          <w:sz w:val="24"/>
+          <w:szCs w:val="24"/>
+        </w:rPr>
+        <w:t>ajra Da</w:t>
+      </w:r>
+      <w:r>
+        <w:rPr>
+          <w:rFonts w:cstheme="minorHAnsi"/>
+          <w:b/>
+          <w:bCs/>
+          <w:sz w:val="24"/>
+          <w:szCs w:val="24"/>
+        </w:rPr>
+        <w:t>taTables:</w:t>
+      </w:r>
+      <w:r>
+        <w:rPr>
+          <w:rFonts w:cstheme="minorHAnsi"/>
+          <w:sz w:val="24"/>
+          <w:szCs w:val="24"/>
         </w:rPr>
         <w:t xml:space="preserve"> </w:t>
       </w:r>
       <w:r>
         <w:rPr>
           <w:rFonts w:cstheme="minorHAnsi"/>
-          <w:sz w:val="24"/>
-          <w:szCs w:val="24"/>
-        </w:rPr>
-        <w:t xml:space="preserve">At the end run </w:t>
-      </w:r>
-      <w:r>
-        <w:rPr>
-          <w:rFonts w:cstheme="minorHAnsi"/>
-          <w:b/>
-          <w:bCs/>
-          <w:sz w:val="20"/>
-          <w:szCs w:val="20"/>
-        </w:rPr>
-        <w:t>php artisan migrate</w:t>
-      </w:r>
-      <w:r>
-        <w:rPr>
-          <w:rFonts w:cstheme="minorHAnsi"/>
+          <w:b/>
+          <w:bCs/>
+          <w:sz w:val="20"/>
+          <w:szCs w:val="20"/>
+        </w:rPr>
+        <w:t>composer require yajra/laravel-datatables-oracle</w:t>
+      </w:r>
+      <w:r>
+        <w:rPr>
+          <w:rFonts w:cstheme="minorHAnsi"/>
+          <w:b/>
+          <w:bCs/>
           <w:sz w:val="20"/>
           <w:szCs w:val="20"/>
         </w:rPr>
@@ -7411,7 +9270,23 @@
           <w:sz w:val="24"/>
           <w:szCs w:val="24"/>
         </w:rPr>
-        <w:t>to create tables in database.</w:t>
+        <w:t>then</w:t>
+      </w:r>
+      <w:r>
+        <w:rPr>
+          <w:rFonts w:cstheme="minorHAnsi"/>
+          <w:sz w:val="24"/>
+          <w:szCs w:val="24"/>
+        </w:rPr>
+        <w:t xml:space="preserve"> open app.php from config folder and add command in </w:t>
+      </w:r>
+      <w:r>
+        <w:rPr>
+          <w:rFonts w:cstheme="minorHAnsi"/>
+          <w:sz w:val="24"/>
+          <w:szCs w:val="24"/>
+        </w:rPr>
+        <w:t>providers</w:t>
       </w:r>
       <w:r>
         <w:rPr>
@@ -7424,44 +9299,64 @@
       <w:r>
         <w:rPr>
           <w:rFonts w:cstheme="minorHAnsi"/>
-          <w:sz w:val="24"/>
-          <w:szCs w:val="24"/>
-        </w:rPr>
-        <w:t xml:space="preserve">For delete migrated tables use php artisan </w:t>
-      </w:r>
-      <w:r>
-        <w:rPr>
-          <w:rFonts w:cstheme="minorHAnsi"/>
-          <w:b/>
-          <w:bCs/>
-          <w:sz w:val="20"/>
-          <w:szCs w:val="20"/>
-        </w:rPr>
-        <w:t>migrate:reset</w:t>
-      </w:r>
-      <w:r>
-        <w:rPr>
-          <w:rFonts w:cstheme="minorHAnsi"/>
-          <w:sz w:val="24"/>
-          <w:szCs w:val="24"/>
-        </w:rPr>
-        <w:t xml:space="preserve">. For remove last migration use </w:t>
-      </w:r>
-      <w:r>
-        <w:rPr>
-          <w:rFonts w:cstheme="minorHAnsi"/>
-          <w:b/>
-          <w:bCs/>
-          <w:sz w:val="20"/>
-          <w:szCs w:val="20"/>
-        </w:rPr>
-        <w:t>rollback</w:t>
-      </w:r>
-      <w:r>
-        <w:rPr>
-          <w:rFonts w:cstheme="minorHAnsi"/>
-          <w:sz w:val="24"/>
-          <w:szCs w:val="24"/>
+          <w:b/>
+          <w:bCs/>
+          <w:sz w:val="20"/>
+          <w:szCs w:val="20"/>
+        </w:rPr>
+        <w:t>Yajra\DataTables\DataTablesServiceProvider::class,</w:t>
+      </w:r>
+      <w:r>
+        <w:rPr>
+          <w:rFonts w:cstheme="minorHAnsi"/>
+          <w:sz w:val="24"/>
+          <w:szCs w:val="24"/>
+        </w:rPr>
+        <w:t xml:space="preserve"> and add command in aliases </w:t>
+      </w:r>
+      <w:r>
+        <w:rPr>
+          <w:rFonts w:cstheme="minorHAnsi"/>
+          <w:b/>
+          <w:bCs/>
+          <w:sz w:val="20"/>
+          <w:szCs w:val="20"/>
+        </w:rPr>
+        <w:t>'DataTables' =&gt; Yajra\DataTables\Facades\DataTables::class,</w:t>
+      </w:r>
+      <w:r>
+        <w:rPr>
+          <w:rFonts w:cstheme="minorHAnsi"/>
+          <w:sz w:val="20"/>
+          <w:szCs w:val="20"/>
+        </w:rPr>
+        <w:t xml:space="preserve"> </w:t>
+      </w:r>
+      <w:r>
+        <w:rPr>
+          <w:rFonts w:cstheme="minorHAnsi"/>
+          <w:sz w:val="24"/>
+          <w:szCs w:val="24"/>
+        </w:rPr>
+        <w:t xml:space="preserve">then run the command </w:t>
+      </w:r>
+      <w:r>
+        <w:rPr>
+          <w:rFonts w:cstheme="minorHAnsi"/>
+          <w:b/>
+          <w:bCs/>
+          <w:sz w:val="20"/>
+          <w:szCs w:val="20"/>
+        </w:rPr>
+        <w:t>php artisan vendor:publish --tag=datatables</w:t>
+      </w:r>
+      <w:r>
+        <w:rPr>
+          <w:rFonts w:cstheme="minorHAnsi"/>
+          <w:b/>
+          <w:bCs/>
+          <w:sz w:val="20"/>
+          <w:szCs w:val="20"/>
         </w:rPr>
         <w:t>.</w:t>
       </w:r>
@@ -7471,110 +9366,81 @@
           <w:sz w:val="24"/>
           <w:szCs w:val="24"/>
         </w:rPr>
-        <w:t xml:space="preserve"> For remove specific step migration mean you run 5 migration commands and want to delete 3 number migration then use </w:t>
-      </w:r>
-      <w:r>
-        <w:rPr>
-          <w:rFonts w:cstheme="minorHAnsi"/>
-          <w:b/>
-          <w:bCs/>
-          <w:sz w:val="20"/>
-          <w:szCs w:val="20"/>
-        </w:rPr>
-        <w:t>rollback --step 3</w:t>
-      </w:r>
-      <w:r>
-        <w:rPr>
-          <w:rFonts w:cstheme="minorHAnsi"/>
-          <w:sz w:val="24"/>
-          <w:szCs w:val="24"/>
+        <w:t xml:space="preserve"> </w:t>
+      </w:r>
+      <w:r>
+        <w:rPr>
+          <w:rFonts w:cstheme="minorHAnsi"/>
+          <w:sz w:val="24"/>
+          <w:szCs w:val="24"/>
+        </w:rPr>
+        <w:t xml:space="preserve">Then </w:t>
+      </w:r>
+      <w:r>
+        <w:rPr>
+          <w:rFonts w:cstheme="minorHAnsi"/>
+          <w:b/>
+          <w:bCs/>
+          <w:sz w:val="20"/>
+          <w:szCs w:val="20"/>
+        </w:rPr>
+        <w:t>php artisan datatables:make Users</w:t>
+      </w:r>
+      <w:r>
+        <w:rPr>
+          <w:rFonts w:cstheme="minorHAnsi"/>
+          <w:b/>
+          <w:bCs/>
+          <w:sz w:val="20"/>
+          <w:szCs w:val="20"/>
         </w:rPr>
         <w:t xml:space="preserve">. </w:t>
       </w:r>
       <w:r>
         <w:rPr>
           <w:rFonts w:cstheme="minorHAnsi"/>
-          <w:b/>
-          <w:bCs/>
-          <w:sz w:val="20"/>
-          <w:szCs w:val="20"/>
-        </w:rPr>
-        <w:t>Refresh</w:t>
-      </w:r>
-      <w:r>
-        <w:rPr>
-          <w:rFonts w:cstheme="minorHAnsi"/>
-          <w:sz w:val="24"/>
-          <w:szCs w:val="24"/>
-        </w:rPr>
-        <w:t xml:space="preserve"> first delete all tables and then create all again. For run single file  </w:t>
-      </w:r>
-      <w:r>
-        <w:rPr>
-          <w:rFonts w:cstheme="minorHAnsi"/>
-          <w:b/>
-          <w:bCs/>
-          <w:sz w:val="20"/>
-          <w:szCs w:val="20"/>
-        </w:rPr>
-        <w:t>migrate --path=/database/migrations/file name.</w:t>
-      </w:r>
-    </w:p>
-    <w:p>
-      <w:pPr>
-        <w:spacing w:after="0" w:line="240" w:lineRule="auto"/>
-        <w:rPr>
-          <w:rFonts w:cstheme="minorHAnsi"/>
-          <w:b/>
-          <w:bCs/>
-          <w:sz w:val="20"/>
-          <w:szCs w:val="20"/>
-        </w:rPr>
-      </w:pPr>
-      <w:r>
-        <w:rPr>
-          <w:rFonts w:cstheme="minorHAnsi"/>
-          <w:b/>
-          <w:bCs/>
-          <w:sz w:val="24"/>
-          <w:szCs w:val="24"/>
-        </w:rPr>
-        <w:lastRenderedPageBreak/>
-        <w:t>Seeder:</w:t>
-      </w:r>
-      <w:r>
-        <w:rPr>
-          <w:rFonts w:cstheme="minorHAnsi"/>
-          <w:sz w:val="24"/>
-          <w:szCs w:val="24"/>
-        </w:rPr>
-        <w:t xml:space="preserve"> Used for enter data in tables, Use </w:t>
-      </w:r>
-      <w:r>
-        <w:rPr>
-          <w:rFonts w:cstheme="minorHAnsi"/>
-          <w:b/>
-          <w:bCs/>
-          <w:sz w:val="20"/>
-          <w:szCs w:val="20"/>
-        </w:rPr>
-        <w:t xml:space="preserve">php artisan make: </w:t>
-      </w:r>
-      <w:r>
-        <w:rPr>
-          <w:rFonts w:cstheme="minorHAnsi"/>
-          <w:b/>
-          <w:bCs/>
-          <w:sz w:val="20"/>
-          <w:szCs w:val="20"/>
-        </w:rPr>
-        <w:t>seeder</w:t>
-      </w:r>
-      <w:r>
-        <w:rPr>
-          <w:rFonts w:cstheme="minorHAnsi"/>
-          <w:b/>
-          <w:bCs/>
+          <w:sz w:val="24"/>
+          <w:szCs w:val="24"/>
+        </w:rPr>
+        <w:t>I</w:t>
+      </w:r>
+      <w:r>
+        <w:rPr>
+          <w:rFonts w:cstheme="minorHAnsi"/>
+          <w:sz w:val="24"/>
+          <w:szCs w:val="24"/>
+        </w:rPr>
+        <w:t xml:space="preserve">n </w:t>
+      </w:r>
+      <w:r>
+        <w:rPr>
+          <w:rFonts w:cstheme="minorHAnsi"/>
+          <w:sz w:val="24"/>
+          <w:szCs w:val="24"/>
+        </w:rPr>
+        <w:t xml:space="preserve">controller </w:t>
+      </w:r>
+      <w:r>
+        <w:rPr>
+          <w:rFonts w:cstheme="minorHAnsi"/>
+          <w:sz w:val="24"/>
+          <w:szCs w:val="24"/>
+        </w:rPr>
+        <w:t xml:space="preserve">just pass dataTable name in index method and </w:t>
+      </w:r>
+      <w:r>
+        <w:rPr>
+          <w:rFonts w:cstheme="minorHAnsi"/>
+          <w:b/>
+          <w:bCs/>
+          <w:sz w:val="20"/>
+          <w:szCs w:val="20"/>
+        </w:rPr>
+        <w:t>return $dataTable-&gt;render(‘index view’)</w:t>
+      </w:r>
+      <w:r>
+        <w:rPr>
+          <w:rFonts w:cstheme="minorHAnsi"/>
           <w:sz w:val="20"/>
           <w:szCs w:val="20"/>
         </w:rPr>
@@ -7583,980 +9449,6 @@
       <w:r>
         <w:rPr>
           <w:rFonts w:cstheme="minorHAnsi"/>
-          <w:b/>
-          <w:bCs/>
-          <w:sz w:val="20"/>
-          <w:szCs w:val="20"/>
-        </w:rPr>
-        <w:t>seeder</w:t>
-      </w:r>
-      <w:r>
-        <w:rPr>
-          <w:rFonts w:cstheme="minorHAnsi"/>
-          <w:b/>
-          <w:bCs/>
-          <w:sz w:val="20"/>
-          <w:szCs w:val="20"/>
-        </w:rPr>
-        <w:t>Name</w:t>
-      </w:r>
-      <w:r>
-        <w:rPr>
-          <w:rFonts w:cstheme="minorHAnsi"/>
-          <w:b/>
-          <w:bCs/>
-          <w:sz w:val="20"/>
-          <w:szCs w:val="20"/>
-        </w:rPr>
-        <w:t xml:space="preserve">Seeder. </w:t>
-      </w:r>
-      <w:r>
-        <w:rPr>
-          <w:rFonts w:cstheme="minorHAnsi"/>
-          <w:sz w:val="24"/>
-          <w:szCs w:val="24"/>
-        </w:rPr>
-        <w:t xml:space="preserve">There must be used seeder at </w:t>
-      </w:r>
-      <w:r>
-        <w:rPr>
-          <w:rFonts w:cstheme="minorHAnsi"/>
-          <w:sz w:val="24"/>
-          <w:szCs w:val="24"/>
-        </w:rPr>
-        <w:t>t</w:t>
-      </w:r>
-      <w:r>
-        <w:rPr>
-          <w:rFonts w:cstheme="minorHAnsi"/>
-          <w:sz w:val="24"/>
-          <w:szCs w:val="24"/>
-        </w:rPr>
-        <w:t>he end of seeder name</w:t>
-      </w:r>
-      <w:r>
-        <w:rPr>
-          <w:rFonts w:cstheme="minorHAnsi"/>
-          <w:sz w:val="24"/>
-          <w:szCs w:val="24"/>
-        </w:rPr>
-        <w:t xml:space="preserve">. Use create method in seeder to put data in tables. </w:t>
-      </w:r>
-      <w:r>
-        <w:rPr>
-          <w:rFonts w:cstheme="minorHAnsi"/>
-          <w:sz w:val="24"/>
-          <w:szCs w:val="24"/>
-        </w:rPr>
-        <w:t xml:space="preserve">Then call seeder in database seeder file like </w:t>
-      </w:r>
-      <w:r>
-        <w:rPr>
-          <w:rFonts w:cstheme="minorHAnsi"/>
-          <w:sz w:val="24"/>
-          <w:szCs w:val="24"/>
-        </w:rPr>
-        <w:t xml:space="preserve">$this-&gt;call([ </w:t>
-      </w:r>
-      <w:r>
-        <w:rPr>
-          <w:rFonts w:cstheme="minorHAnsi"/>
-          <w:sz w:val="24"/>
-          <w:szCs w:val="24"/>
-        </w:rPr>
-        <w:t>seederName</w:t>
-      </w:r>
-      <w:r>
-        <w:rPr>
-          <w:rFonts w:cstheme="minorHAnsi"/>
-          <w:sz w:val="24"/>
-          <w:szCs w:val="24"/>
-        </w:rPr>
-        <w:t>::class]);</w:t>
-      </w:r>
-      <w:r>
-        <w:rPr>
-          <w:rFonts w:cstheme="minorHAnsi"/>
-          <w:sz w:val="24"/>
-          <w:szCs w:val="24"/>
-        </w:rPr>
-        <w:t xml:space="preserve"> and run </w:t>
-      </w:r>
-      <w:r>
-        <w:rPr>
-          <w:rFonts w:cstheme="minorHAnsi"/>
-          <w:b/>
-          <w:bCs/>
-          <w:sz w:val="20"/>
-          <w:szCs w:val="20"/>
-        </w:rPr>
-        <w:t>php artisan db:seed</w:t>
-      </w:r>
-      <w:r>
-        <w:rPr>
-          <w:rFonts w:cstheme="minorHAnsi"/>
-          <w:b/>
-          <w:bCs/>
-          <w:sz w:val="20"/>
-          <w:szCs w:val="20"/>
-        </w:rPr>
-        <w:t>.</w:t>
-      </w:r>
-    </w:p>
-    <w:p>
-      <w:pPr>
-        <w:spacing w:after="0" w:line="240" w:lineRule="auto"/>
-        <w:rPr>
-          <w:rFonts w:cstheme="minorHAnsi"/>
-          <w:sz w:val="24"/>
-          <w:szCs w:val="24"/>
-        </w:rPr>
-      </w:pPr>
-      <w:r>
-        <w:rPr>
-          <w:rFonts w:cstheme="minorHAnsi"/>
-          <w:b/>
-          <w:bCs/>
-          <w:sz w:val="24"/>
-          <w:szCs w:val="24"/>
-        </w:rPr>
-        <w:t>Validation:</w:t>
-      </w:r>
-      <w:r>
-        <w:rPr>
-          <w:rFonts w:cstheme="minorHAnsi"/>
-          <w:sz w:val="24"/>
-          <w:szCs w:val="24"/>
-        </w:rPr>
-        <w:t xml:space="preserve"> $request-&gt;validate([ ‘input_field_name’=&gt;’required|email|numeric’]); and show it on view like @error (‘</w:t>
-      </w:r>
-      <w:proofErr w:type="spellStart"/>
-      <w:r>
-        <w:rPr>
-          <w:rFonts w:cstheme="minorHAnsi"/>
-          <w:sz w:val="24"/>
-          <w:szCs w:val="24"/>
-        </w:rPr>
-        <w:t>input_field_name</w:t>
-      </w:r>
-      <w:proofErr w:type="spellEnd"/>
-      <w:r>
-        <w:rPr>
-          <w:rFonts w:cstheme="minorHAnsi"/>
-          <w:sz w:val="24"/>
-          <w:szCs w:val="24"/>
-        </w:rPr>
-        <w:t>’) &lt;span&gt;{{$message}}&lt;/span&gt; @</w:t>
-      </w:r>
-      <w:proofErr w:type="spellStart"/>
-      <w:r>
-        <w:rPr>
-          <w:rFonts w:cstheme="minorHAnsi"/>
-          <w:sz w:val="24"/>
-          <w:szCs w:val="24"/>
-        </w:rPr>
-        <w:t>enderror</w:t>
-      </w:r>
-      <w:proofErr w:type="spellEnd"/>
-      <w:r>
-        <w:rPr>
-          <w:rFonts w:cstheme="minorHAnsi"/>
-          <w:sz w:val="24"/>
-          <w:szCs w:val="24"/>
-        </w:rPr>
-        <w:t>.</w:t>
-      </w:r>
-      <w:r>
-        <w:rPr>
-          <w:rFonts w:cstheme="minorHAnsi"/>
-          <w:sz w:val="24"/>
-          <w:szCs w:val="24"/>
-        </w:rPr>
-        <w:t xml:space="preserve"> A standard method is </w:t>
-      </w:r>
-      <w:proofErr w:type="spellStart"/>
-      <w:proofErr w:type="gramStart"/>
-      <w:r>
-        <w:rPr>
-          <w:rFonts w:cstheme="minorHAnsi"/>
-          <w:b/>
-          <w:bCs/>
-          <w:sz w:val="20"/>
-          <w:szCs w:val="20"/>
-        </w:rPr>
-        <w:t>make</w:t>
-      </w:r>
-      <w:proofErr w:type="gramEnd"/>
-      <w:r>
-        <w:rPr>
-          <w:rFonts w:cstheme="minorHAnsi"/>
-          <w:b/>
-          <w:bCs/>
-          <w:sz w:val="20"/>
-          <w:szCs w:val="20"/>
-        </w:rPr>
-        <w:t>:request</w:t>
-      </w:r>
-      <w:proofErr w:type="spellEnd"/>
-      <w:r>
-        <w:rPr>
-          <w:rFonts w:cstheme="minorHAnsi"/>
-          <w:b/>
-          <w:bCs/>
-          <w:sz w:val="20"/>
-          <w:szCs w:val="20"/>
-        </w:rPr>
-        <w:t xml:space="preserve"> request name</w:t>
-      </w:r>
-      <w:r>
-        <w:rPr>
-          <w:rFonts w:cstheme="minorHAnsi"/>
-          <w:sz w:val="20"/>
-          <w:szCs w:val="20"/>
-        </w:rPr>
-        <w:t xml:space="preserve"> </w:t>
-      </w:r>
-      <w:r>
-        <w:rPr>
-          <w:rFonts w:cstheme="minorHAnsi"/>
-          <w:sz w:val="24"/>
-          <w:szCs w:val="24"/>
-        </w:rPr>
-        <w:t>and in rule method define validation.</w:t>
-      </w:r>
-      <w:r>
-        <w:rPr>
-          <w:rFonts w:cstheme="minorHAnsi"/>
-          <w:sz w:val="24"/>
-          <w:szCs w:val="24"/>
-        </w:rPr>
-        <w:t xml:space="preserve"> Make separate files for create and update.</w:t>
-      </w:r>
-      <w:r>
-        <w:rPr>
-          <w:rFonts w:cstheme="minorHAnsi"/>
-          <w:sz w:val="24"/>
-          <w:szCs w:val="24"/>
-        </w:rPr>
-        <w:t xml:space="preserve"> For </w:t>
-      </w:r>
-      <w:proofErr w:type="spellStart"/>
-      <w:r>
-        <w:rPr>
-          <w:rFonts w:cstheme="minorHAnsi"/>
-          <w:sz w:val="24"/>
-          <w:szCs w:val="24"/>
-        </w:rPr>
-        <w:t>custome</w:t>
-      </w:r>
-      <w:proofErr w:type="spellEnd"/>
-      <w:r>
-        <w:rPr>
-          <w:rFonts w:cstheme="minorHAnsi"/>
-          <w:sz w:val="24"/>
-          <w:szCs w:val="24"/>
-        </w:rPr>
-        <w:t xml:space="preserve"> message use message method and just pass request name from method and use its variable like </w:t>
-      </w:r>
-      <w:r>
-        <w:rPr>
-          <w:rFonts w:cstheme="minorHAnsi"/>
-          <w:b/>
-          <w:bCs/>
-          <w:sz w:val="20"/>
-          <w:szCs w:val="20"/>
-        </w:rPr>
-        <w:t>‘name’=&gt;$request-&gt;input(‘input name’),</w:t>
-      </w:r>
-    </w:p>
-    <w:p>
-      <w:pPr>
-        <w:spacing w:after="0" w:line="240" w:lineRule="auto"/>
-        <w:rPr>
-          <w:rFonts w:cstheme="minorHAnsi"/>
-          <w:b/>
-          <w:bCs/>
-          <w:sz w:val="20"/>
-          <w:szCs w:val="20"/>
-        </w:rPr>
-      </w:pPr>
-      <w:r>
-        <w:rPr>
-          <w:rFonts w:cstheme="minorHAnsi"/>
-          <w:b/>
-          <w:bCs/>
-          <w:sz w:val="24"/>
-          <w:szCs w:val="24"/>
-        </w:rPr>
-        <w:t>CRUD</w:t>
-      </w:r>
-      <w:r>
-        <w:rPr>
-          <w:rFonts w:cstheme="minorHAnsi"/>
-          <w:b/>
-          <w:bCs/>
-          <w:sz w:val="24"/>
-          <w:szCs w:val="24"/>
-        </w:rPr>
-        <w:t xml:space="preserve">: </w:t>
-      </w:r>
-      <w:r>
-        <w:rPr>
-          <w:rFonts w:cstheme="minorHAnsi"/>
-          <w:sz w:val="24"/>
-          <w:szCs w:val="24"/>
-        </w:rPr>
-        <w:t xml:space="preserve">Use standard method like index, show, edit and </w:t>
-      </w:r>
-      <w:r>
-        <w:rPr>
-          <w:rFonts w:cstheme="minorHAnsi"/>
-          <w:b/>
-          <w:bCs/>
-          <w:sz w:val="20"/>
-          <w:szCs w:val="20"/>
-        </w:rPr>
-        <w:t>route::resource(‘</w:t>
-      </w:r>
-      <w:proofErr w:type="spellStart"/>
-      <w:r>
-        <w:rPr>
-          <w:rFonts w:cstheme="minorHAnsi"/>
-          <w:b/>
-          <w:bCs/>
-          <w:sz w:val="20"/>
-          <w:szCs w:val="20"/>
-        </w:rPr>
-        <w:t>users’,Controller</w:t>
-      </w:r>
-      <w:proofErr w:type="spellEnd"/>
-      <w:r>
-        <w:rPr>
-          <w:rFonts w:cstheme="minorHAnsi"/>
-          <w:b/>
-          <w:bCs/>
-          <w:sz w:val="20"/>
-          <w:szCs w:val="20"/>
-        </w:rPr>
-        <w:t>::class);</w:t>
-      </w:r>
-    </w:p>
-    <w:p>
-      <w:pPr>
-        <w:spacing w:after="0" w:line="240" w:lineRule="auto"/>
-        <w:rPr>
-          <w:rFonts w:cstheme="minorHAnsi"/>
-          <w:sz w:val="24"/>
-          <w:szCs w:val="24"/>
-        </w:rPr>
-      </w:pPr>
-      <w:r>
-        <w:rPr>
-          <w:rFonts w:cstheme="minorHAnsi"/>
-          <w:b/>
-          <w:bCs/>
-          <w:sz w:val="24"/>
-          <w:szCs w:val="24"/>
-        </w:rPr>
-        <w:t>Insert:</w:t>
-      </w:r>
-      <w:r>
-        <w:rPr>
-          <w:rFonts w:cstheme="minorHAnsi"/>
-          <w:sz w:val="24"/>
-          <w:szCs w:val="24"/>
-        </w:rPr>
-        <w:t xml:space="preserve"> Insert is used to add multiple records at a time like array data. It mostly used in seeder.</w:t>
-      </w:r>
-    </w:p>
-    <w:p>
-      <w:pPr>
-        <w:spacing w:after="0" w:line="240" w:lineRule="auto"/>
-        <w:rPr>
-          <w:rFonts w:cstheme="minorHAnsi"/>
-          <w:sz w:val="24"/>
-          <w:szCs w:val="24"/>
-        </w:rPr>
-      </w:pPr>
-      <w:r>
-        <w:rPr>
-          <w:rFonts w:cstheme="minorHAnsi"/>
-          <w:b/>
-          <w:bCs/>
-          <w:sz w:val="24"/>
-          <w:szCs w:val="24"/>
-        </w:rPr>
-        <w:t>Create:</w:t>
-      </w:r>
-      <w:r>
-        <w:rPr>
-          <w:rFonts w:cstheme="minorHAnsi"/>
-          <w:sz w:val="24"/>
-          <w:szCs w:val="24"/>
-        </w:rPr>
-        <w:t xml:space="preserve"> </w:t>
-      </w:r>
-      <w:r>
-        <w:rPr>
-          <w:rFonts w:cstheme="minorHAnsi"/>
-          <w:sz w:val="24"/>
-          <w:szCs w:val="24"/>
-        </w:rPr>
-        <w:t xml:space="preserve">It is used to insert single record. </w:t>
-      </w:r>
-      <w:proofErr w:type="spellStart"/>
-      <w:r>
-        <w:rPr>
-          <w:rFonts w:cstheme="minorHAnsi"/>
-          <w:b/>
-          <w:bCs/>
-          <w:sz w:val="20"/>
-          <w:szCs w:val="20"/>
-        </w:rPr>
-        <w:t>model_name</w:t>
-      </w:r>
-      <w:proofErr w:type="spellEnd"/>
-      <w:r>
-        <w:rPr>
-          <w:rFonts w:cstheme="minorHAnsi"/>
-          <w:b/>
-          <w:bCs/>
-          <w:sz w:val="20"/>
-          <w:szCs w:val="20"/>
-        </w:rPr>
-        <w:t>::create([ ‘database column’=&gt;$request-&gt;</w:t>
-      </w:r>
-      <w:proofErr w:type="spellStart"/>
-      <w:r>
-        <w:rPr>
-          <w:rFonts w:cstheme="minorHAnsi"/>
-          <w:b/>
-          <w:bCs/>
-          <w:sz w:val="20"/>
-          <w:szCs w:val="20"/>
-        </w:rPr>
-        <w:t>input_field_name</w:t>
-      </w:r>
-      <w:proofErr w:type="spellEnd"/>
-      <w:r>
-        <w:rPr>
-          <w:rFonts w:cstheme="minorHAnsi"/>
-          <w:b/>
-          <w:bCs/>
-          <w:sz w:val="20"/>
-          <w:szCs w:val="20"/>
-        </w:rPr>
-        <w:t>]);</w:t>
-      </w:r>
-      <w:r>
-        <w:rPr>
-          <w:rFonts w:cstheme="minorHAnsi"/>
-          <w:sz w:val="20"/>
-          <w:szCs w:val="20"/>
-        </w:rPr>
-        <w:t xml:space="preserve"> </w:t>
-      </w:r>
-      <w:r>
-        <w:rPr>
-          <w:rFonts w:cstheme="minorHAnsi"/>
-          <w:sz w:val="24"/>
-          <w:szCs w:val="24"/>
-        </w:rPr>
-        <w:t>Remember, the database field must be fillable in model before inserting data.</w:t>
-      </w:r>
-    </w:p>
-    <w:p>
-      <w:pPr>
-        <w:spacing w:after="0" w:line="240" w:lineRule="auto"/>
-        <w:rPr>
-          <w:rFonts w:cstheme="minorHAnsi"/>
-          <w:b/>
-          <w:bCs/>
-          <w:sz w:val="20"/>
-          <w:szCs w:val="20"/>
-        </w:rPr>
-      </w:pPr>
-      <w:r>
-        <w:rPr>
-          <w:rFonts w:cstheme="minorHAnsi"/>
-          <w:b/>
-          <w:bCs/>
-          <w:sz w:val="24"/>
-          <w:szCs w:val="24"/>
-        </w:rPr>
-        <w:t>Delete:</w:t>
-      </w:r>
-      <w:r>
-        <w:rPr>
-          <w:rFonts w:cstheme="minorHAnsi"/>
-          <w:sz w:val="24"/>
-          <w:szCs w:val="24"/>
-        </w:rPr>
-        <w:t xml:space="preserve"> </w:t>
-      </w:r>
-      <w:r>
-        <w:rPr>
-          <w:rFonts w:cstheme="minorHAnsi"/>
-          <w:b/>
-          <w:bCs/>
-          <w:sz w:val="20"/>
-          <w:szCs w:val="20"/>
-        </w:rPr>
-        <w:t xml:space="preserve"> Companies::where('</w:t>
-      </w:r>
-      <w:proofErr w:type="spellStart"/>
-      <w:r>
-        <w:rPr>
-          <w:rFonts w:cstheme="minorHAnsi"/>
-          <w:b/>
-          <w:bCs/>
-          <w:sz w:val="20"/>
-          <w:szCs w:val="20"/>
-        </w:rPr>
-        <w:t>company</w:t>
-      </w:r>
-      <w:r>
-        <w:rPr>
-          <w:rFonts w:cstheme="minorHAnsi"/>
-          <w:b/>
-          <w:bCs/>
-          <w:sz w:val="20"/>
-          <w:szCs w:val="20"/>
-        </w:rPr>
-        <w:t>I</w:t>
-      </w:r>
-      <w:r>
-        <w:rPr>
-          <w:rFonts w:cstheme="minorHAnsi"/>
-          <w:b/>
-          <w:bCs/>
-          <w:sz w:val="20"/>
-          <w:szCs w:val="20"/>
-        </w:rPr>
-        <w:t>d</w:t>
-      </w:r>
-      <w:proofErr w:type="spellEnd"/>
-      <w:r>
-        <w:rPr>
-          <w:rFonts w:cstheme="minorHAnsi"/>
-          <w:b/>
-          <w:bCs/>
-          <w:sz w:val="20"/>
-          <w:szCs w:val="20"/>
-        </w:rPr>
-        <w:t>', $</w:t>
-      </w:r>
-      <w:proofErr w:type="spellStart"/>
-      <w:r>
-        <w:rPr>
-          <w:rFonts w:cstheme="minorHAnsi"/>
-          <w:b/>
-          <w:bCs/>
-          <w:sz w:val="20"/>
-          <w:szCs w:val="20"/>
-        </w:rPr>
-        <w:t>companyId</w:t>
-      </w:r>
-      <w:proofErr w:type="spellEnd"/>
-      <w:r>
-        <w:rPr>
-          <w:rFonts w:cstheme="minorHAnsi"/>
-          <w:b/>
-          <w:bCs/>
-          <w:sz w:val="20"/>
-          <w:szCs w:val="20"/>
-        </w:rPr>
-        <w:t>)</w:t>
-      </w:r>
-      <w:r>
-        <w:rPr>
-          <w:rFonts w:cstheme="minorHAnsi"/>
-          <w:b/>
-          <w:bCs/>
-          <w:sz w:val="20"/>
-          <w:szCs w:val="20"/>
-        </w:rPr>
-        <w:t>-&gt;</w:t>
-      </w:r>
-      <w:r>
-        <w:rPr>
-          <w:rFonts w:cstheme="minorHAnsi"/>
-          <w:b/>
-          <w:bCs/>
-          <w:sz w:val="20"/>
-          <w:szCs w:val="20"/>
-        </w:rPr>
-        <w:t>d</w:t>
-      </w:r>
-      <w:r>
-        <w:rPr>
-          <w:rFonts w:cstheme="minorHAnsi"/>
-          <w:b/>
-          <w:bCs/>
-          <w:sz w:val="20"/>
-          <w:szCs w:val="20"/>
-        </w:rPr>
-        <w:t>elete();</w:t>
-      </w:r>
-    </w:p>
-    <w:p>
-      <w:pPr>
-        <w:spacing w:after="0" w:line="240" w:lineRule="auto"/>
-        <w:rPr>
-          <w:rFonts w:cstheme="minorHAnsi"/>
-          <w:sz w:val="24"/>
-          <w:szCs w:val="24"/>
-        </w:rPr>
-      </w:pPr>
-      <w:r>
-        <w:rPr>
-          <w:rFonts w:cstheme="minorHAnsi"/>
-          <w:b/>
-          <w:bCs/>
-          <w:sz w:val="24"/>
-          <w:szCs w:val="24"/>
-        </w:rPr>
-        <w:t>Update:</w:t>
-      </w:r>
-      <w:r>
-        <w:rPr>
-          <w:rFonts w:cstheme="minorHAnsi"/>
-          <w:sz w:val="24"/>
-          <w:szCs w:val="24"/>
-        </w:rPr>
-        <w:t xml:space="preserve"> </w:t>
-      </w:r>
-      <w:r>
-        <w:rPr>
-          <w:rFonts w:cstheme="minorHAnsi"/>
-          <w:b/>
-          <w:bCs/>
-          <w:sz w:val="20"/>
-          <w:szCs w:val="20"/>
-        </w:rPr>
-        <w:t>Companies::where('</w:t>
-      </w:r>
-      <w:proofErr w:type="spellStart"/>
-      <w:r>
-        <w:rPr>
-          <w:rFonts w:cstheme="minorHAnsi"/>
-          <w:b/>
-          <w:bCs/>
-          <w:sz w:val="20"/>
-          <w:szCs w:val="20"/>
-        </w:rPr>
-        <w:t>company</w:t>
-      </w:r>
-      <w:r>
-        <w:rPr>
-          <w:rFonts w:cstheme="minorHAnsi"/>
-          <w:b/>
-          <w:bCs/>
-          <w:sz w:val="20"/>
-          <w:szCs w:val="20"/>
-        </w:rPr>
-        <w:t>I</w:t>
-      </w:r>
-      <w:r>
-        <w:rPr>
-          <w:rFonts w:cstheme="minorHAnsi"/>
-          <w:b/>
-          <w:bCs/>
-          <w:sz w:val="20"/>
-          <w:szCs w:val="20"/>
-        </w:rPr>
-        <w:t>d</w:t>
-      </w:r>
-      <w:proofErr w:type="spellEnd"/>
-      <w:r>
-        <w:rPr>
-          <w:rFonts w:cstheme="minorHAnsi"/>
-          <w:b/>
-          <w:bCs/>
-          <w:sz w:val="20"/>
-          <w:szCs w:val="20"/>
-        </w:rPr>
-        <w:t>', $</w:t>
-      </w:r>
-      <w:proofErr w:type="spellStart"/>
-      <w:r>
-        <w:rPr>
-          <w:rFonts w:cstheme="minorHAnsi"/>
-          <w:b/>
-          <w:bCs/>
-          <w:sz w:val="20"/>
-          <w:szCs w:val="20"/>
-        </w:rPr>
-        <w:t>companyId</w:t>
-      </w:r>
-      <w:proofErr w:type="spellEnd"/>
-      <w:r>
-        <w:rPr>
-          <w:rFonts w:cstheme="minorHAnsi"/>
-          <w:b/>
-          <w:bCs/>
-          <w:sz w:val="20"/>
-          <w:szCs w:val="20"/>
-        </w:rPr>
-        <w:t>)</w:t>
-      </w:r>
-      <w:r>
-        <w:rPr>
-          <w:rFonts w:cstheme="minorHAnsi"/>
-          <w:b/>
-          <w:bCs/>
-          <w:sz w:val="20"/>
-          <w:szCs w:val="20"/>
-        </w:rPr>
-        <w:t>-&gt;update([….])</w:t>
-      </w:r>
-      <w:r>
-        <w:rPr>
-          <w:rFonts w:cstheme="minorHAnsi"/>
-          <w:b/>
-          <w:bCs/>
-          <w:sz w:val="20"/>
-          <w:szCs w:val="20"/>
-        </w:rPr>
-        <w:t>;</w:t>
-      </w:r>
-    </w:p>
-    <w:p>
-      <w:pPr>
-        <w:spacing w:after="0" w:line="240" w:lineRule="auto"/>
-        <w:rPr>
-          <w:rFonts w:cstheme="minorHAnsi"/>
-          <w:sz w:val="24"/>
-          <w:szCs w:val="24"/>
-        </w:rPr>
-      </w:pPr>
-      <w:r>
-        <w:rPr>
-          <w:rFonts w:cstheme="minorHAnsi"/>
-          <w:b/>
-          <w:bCs/>
-          <w:sz w:val="20"/>
-          <w:szCs w:val="20"/>
-        </w:rPr>
-        <w:t>$data-&gt;update</w:t>
-      </w:r>
-      <w:r>
-        <w:rPr>
-          <w:rFonts w:cstheme="minorHAnsi"/>
-          <w:b/>
-          <w:bCs/>
-          <w:sz w:val="20"/>
-          <w:szCs w:val="20"/>
-        </w:rPr>
-        <w:t>([ ‘database column’=&gt;$request-&gt;input_field_name]);</w:t>
-      </w:r>
-    </w:p>
-    <w:p>
-      <w:pPr>
-        <w:spacing w:after="0" w:line="240" w:lineRule="auto"/>
-        <w:rPr>
-          <w:rFonts w:cstheme="minorHAnsi"/>
-          <w:sz w:val="24"/>
-          <w:szCs w:val="24"/>
-        </w:rPr>
-      </w:pPr>
-      <w:r>
-        <w:rPr>
-          <w:rFonts w:cstheme="minorHAnsi"/>
-          <w:b/>
-          <w:bCs/>
-          <w:sz w:val="24"/>
-          <w:szCs w:val="24"/>
-        </w:rPr>
-        <w:t>PUT:</w:t>
-      </w:r>
-      <w:r>
-        <w:rPr>
-          <w:rFonts w:cstheme="minorHAnsi"/>
-          <w:sz w:val="24"/>
-          <w:szCs w:val="24"/>
-        </w:rPr>
-        <w:t xml:space="preserve"> Put method is used for update data. </w:t>
-      </w:r>
-      <w:r>
-        <w:rPr>
-          <w:rFonts w:cstheme="minorHAnsi"/>
-          <w:sz w:val="24"/>
-          <w:szCs w:val="24"/>
-        </w:rPr>
-        <w:t>When we use it in route, we write @method(‘PUT’) at below of @csrf in view. However, the method in form will be post.</w:t>
-      </w:r>
-    </w:p>
-    <w:p>
-      <w:pPr>
-        <w:spacing w:after="0" w:line="240" w:lineRule="auto"/>
-        <w:rPr>
-          <w:rFonts w:cstheme="minorHAnsi"/>
-          <w:sz w:val="24"/>
-          <w:szCs w:val="24"/>
-        </w:rPr>
-      </w:pPr>
-      <w:proofErr w:type="spellStart"/>
-      <w:r>
-        <w:rPr>
-          <w:rFonts w:cstheme="minorHAnsi"/>
-          <w:b/>
-          <w:bCs/>
-          <w:sz w:val="24"/>
-          <w:szCs w:val="24"/>
-        </w:rPr>
-        <w:t>Y</w:t>
-      </w:r>
-      <w:r>
-        <w:rPr>
-          <w:rFonts w:cstheme="minorHAnsi"/>
-          <w:b/>
-          <w:bCs/>
-          <w:sz w:val="24"/>
-          <w:szCs w:val="24"/>
-        </w:rPr>
-        <w:t>ajra</w:t>
-      </w:r>
-      <w:proofErr w:type="spellEnd"/>
-      <w:r>
-        <w:rPr>
-          <w:rFonts w:cstheme="minorHAnsi"/>
-          <w:b/>
-          <w:bCs/>
-          <w:sz w:val="24"/>
-          <w:szCs w:val="24"/>
-        </w:rPr>
-        <w:t xml:space="preserve"> </w:t>
-      </w:r>
-      <w:proofErr w:type="spellStart"/>
-      <w:r>
-        <w:rPr>
-          <w:rFonts w:cstheme="minorHAnsi"/>
-          <w:b/>
-          <w:bCs/>
-          <w:sz w:val="24"/>
-          <w:szCs w:val="24"/>
-        </w:rPr>
-        <w:t>Da</w:t>
-      </w:r>
-      <w:r>
-        <w:rPr>
-          <w:rFonts w:cstheme="minorHAnsi"/>
-          <w:b/>
-          <w:bCs/>
-          <w:sz w:val="24"/>
-          <w:szCs w:val="24"/>
-        </w:rPr>
-        <w:t>taTables</w:t>
-      </w:r>
-      <w:proofErr w:type="spellEnd"/>
-      <w:r>
-        <w:rPr>
-          <w:rFonts w:cstheme="minorHAnsi"/>
-          <w:b/>
-          <w:bCs/>
-          <w:sz w:val="24"/>
-          <w:szCs w:val="24"/>
-        </w:rPr>
-        <w:t>:</w:t>
-      </w:r>
-      <w:r>
-        <w:rPr>
-          <w:rFonts w:cstheme="minorHAnsi"/>
-          <w:sz w:val="24"/>
-          <w:szCs w:val="24"/>
-        </w:rPr>
-        <w:t xml:space="preserve"> </w:t>
-      </w:r>
-      <w:r>
-        <w:rPr>
-          <w:rFonts w:cstheme="minorHAnsi"/>
-          <w:b/>
-          <w:bCs/>
-          <w:sz w:val="20"/>
-          <w:szCs w:val="20"/>
-        </w:rPr>
-        <w:t xml:space="preserve">composer require </w:t>
-      </w:r>
-      <w:proofErr w:type="spellStart"/>
-      <w:r>
-        <w:rPr>
-          <w:rFonts w:cstheme="minorHAnsi"/>
-          <w:b/>
-          <w:bCs/>
-          <w:sz w:val="20"/>
-          <w:szCs w:val="20"/>
-        </w:rPr>
-        <w:t>yajra</w:t>
-      </w:r>
-      <w:proofErr w:type="spellEnd"/>
-      <w:r>
-        <w:rPr>
-          <w:rFonts w:cstheme="minorHAnsi"/>
-          <w:b/>
-          <w:bCs/>
-          <w:sz w:val="20"/>
-          <w:szCs w:val="20"/>
-        </w:rPr>
-        <w:t>/</w:t>
-      </w:r>
-      <w:proofErr w:type="spellStart"/>
-      <w:r>
-        <w:rPr>
-          <w:rFonts w:cstheme="minorHAnsi"/>
-          <w:b/>
-          <w:bCs/>
-          <w:sz w:val="20"/>
-          <w:szCs w:val="20"/>
-        </w:rPr>
-        <w:t>laravel</w:t>
-      </w:r>
-      <w:proofErr w:type="spellEnd"/>
-      <w:r>
-        <w:rPr>
-          <w:rFonts w:cstheme="minorHAnsi"/>
-          <w:b/>
-          <w:bCs/>
-          <w:sz w:val="20"/>
-          <w:szCs w:val="20"/>
-        </w:rPr>
-        <w:t>-</w:t>
-      </w:r>
-      <w:proofErr w:type="spellStart"/>
-      <w:r>
-        <w:rPr>
-          <w:rFonts w:cstheme="minorHAnsi"/>
-          <w:b/>
-          <w:bCs/>
-          <w:sz w:val="20"/>
-          <w:szCs w:val="20"/>
-        </w:rPr>
-        <w:t>datatables</w:t>
-      </w:r>
-      <w:proofErr w:type="spellEnd"/>
-      <w:r>
-        <w:rPr>
-          <w:rFonts w:cstheme="minorHAnsi"/>
-          <w:b/>
-          <w:bCs/>
-          <w:sz w:val="20"/>
-          <w:szCs w:val="20"/>
-        </w:rPr>
-        <w:t>-oracle</w:t>
-      </w:r>
-      <w:r>
-        <w:rPr>
-          <w:rFonts w:cstheme="minorHAnsi"/>
-          <w:b/>
-          <w:bCs/>
-          <w:sz w:val="20"/>
-          <w:szCs w:val="20"/>
-        </w:rPr>
-        <w:t xml:space="preserve"> </w:t>
-      </w:r>
-      <w:r>
-        <w:rPr>
-          <w:rFonts w:cstheme="minorHAnsi"/>
           <w:sz w:val="24"/>
           <w:szCs w:val="24"/>
         </w:rPr>
@@ -8568,322 +9460,8 @@
           <w:sz w:val="24"/>
           <w:szCs w:val="24"/>
         </w:rPr>
-        <w:t xml:space="preserve"> open </w:t>
-      </w:r>
-      <w:proofErr w:type="spellStart"/>
-      <w:r>
-        <w:rPr>
-          <w:rFonts w:cstheme="minorHAnsi"/>
-          <w:sz w:val="24"/>
-          <w:szCs w:val="24"/>
-        </w:rPr>
-        <w:t>app.php</w:t>
-      </w:r>
-      <w:proofErr w:type="spellEnd"/>
-      <w:r>
-        <w:rPr>
-          <w:rFonts w:cstheme="minorHAnsi"/>
-          <w:sz w:val="24"/>
-          <w:szCs w:val="24"/>
-        </w:rPr>
-        <w:t xml:space="preserve"> from config folder and add command in </w:t>
-      </w:r>
-      <w:r>
-        <w:rPr>
-          <w:rFonts w:cstheme="minorHAnsi"/>
-          <w:sz w:val="24"/>
-          <w:szCs w:val="24"/>
-        </w:rPr>
-        <w:t>providers</w:t>
-      </w:r>
-      <w:r>
-        <w:rPr>
-          <w:rFonts w:cstheme="minorHAnsi"/>
-          <w:sz w:val="24"/>
-          <w:szCs w:val="24"/>
-        </w:rPr>
-        <w:t xml:space="preserve"> </w:t>
-      </w:r>
-      <w:r>
-        <w:rPr>
-          <w:rFonts w:cstheme="minorHAnsi"/>
-          <w:b/>
-          <w:bCs/>
-          <w:sz w:val="20"/>
-          <w:szCs w:val="20"/>
-        </w:rPr>
-        <w:t>Yajra\DataTables\DataTablesServiceProvider::class,</w:t>
-      </w:r>
-      <w:r>
-        <w:rPr>
-          <w:rFonts w:cstheme="minorHAnsi"/>
-          <w:sz w:val="24"/>
-          <w:szCs w:val="24"/>
-        </w:rPr>
-        <w:t xml:space="preserve"> and add command in aliases </w:t>
-      </w:r>
-      <w:r>
-        <w:rPr>
-          <w:rFonts w:cstheme="minorHAnsi"/>
-          <w:b/>
-          <w:bCs/>
-          <w:sz w:val="20"/>
-          <w:szCs w:val="20"/>
-        </w:rPr>
-        <w:t>'DataTables' =&gt; Yajra\DataTables\Facades\DataTables::class,</w:t>
-      </w:r>
-      <w:r>
-        <w:rPr>
-          <w:rFonts w:cstheme="minorHAnsi"/>
-          <w:sz w:val="20"/>
-          <w:szCs w:val="20"/>
-        </w:rPr>
-        <w:t xml:space="preserve"> </w:t>
-      </w:r>
-      <w:r>
-        <w:rPr>
-          <w:rFonts w:cstheme="minorHAnsi"/>
-          <w:sz w:val="24"/>
-          <w:szCs w:val="24"/>
-        </w:rPr>
-        <w:t xml:space="preserve">then run the command </w:t>
-      </w:r>
-      <w:r>
-        <w:rPr>
-          <w:rFonts w:cstheme="minorHAnsi"/>
-          <w:b/>
-          <w:bCs/>
-          <w:sz w:val="20"/>
-          <w:szCs w:val="20"/>
-        </w:rPr>
-        <w:t xml:space="preserve">php artisan </w:t>
-      </w:r>
-      <w:proofErr w:type="spellStart"/>
-      <w:r>
-        <w:rPr>
-          <w:rFonts w:cstheme="minorHAnsi"/>
-          <w:b/>
-          <w:bCs/>
-          <w:sz w:val="20"/>
-          <w:szCs w:val="20"/>
-        </w:rPr>
-        <w:t>vendor:publish</w:t>
-      </w:r>
-      <w:proofErr w:type="spellEnd"/>
-      <w:r>
-        <w:rPr>
-          <w:rFonts w:cstheme="minorHAnsi"/>
-          <w:b/>
-          <w:bCs/>
-          <w:sz w:val="20"/>
-          <w:szCs w:val="20"/>
-        </w:rPr>
-        <w:t xml:space="preserve"> --tag=</w:t>
-      </w:r>
-      <w:proofErr w:type="spellStart"/>
-      <w:r>
-        <w:rPr>
-          <w:rFonts w:cstheme="minorHAnsi"/>
-          <w:b/>
-          <w:bCs/>
-          <w:sz w:val="20"/>
-          <w:szCs w:val="20"/>
-        </w:rPr>
-        <w:t>datatables</w:t>
-      </w:r>
-      <w:proofErr w:type="spellEnd"/>
-      <w:r>
-        <w:rPr>
-          <w:rFonts w:cstheme="minorHAnsi"/>
-          <w:b/>
-          <w:bCs/>
-          <w:sz w:val="20"/>
-          <w:szCs w:val="20"/>
-        </w:rPr>
-        <w:t>.</w:t>
-      </w:r>
-      <w:r>
-        <w:rPr>
-          <w:rFonts w:cstheme="minorHAnsi"/>
-          <w:sz w:val="24"/>
-          <w:szCs w:val="24"/>
-        </w:rPr>
-        <w:t xml:space="preserve"> </w:t>
-      </w:r>
-      <w:r>
-        <w:rPr>
-          <w:rFonts w:cstheme="minorHAnsi"/>
-          <w:sz w:val="24"/>
-          <w:szCs w:val="24"/>
-        </w:rPr>
-        <w:t xml:space="preserve">Then </w:t>
-      </w:r>
-      <w:r>
-        <w:rPr>
-          <w:rFonts w:cstheme="minorHAnsi"/>
-          <w:b/>
-          <w:bCs/>
-          <w:sz w:val="20"/>
-          <w:szCs w:val="20"/>
-        </w:rPr>
-        <w:t xml:space="preserve">php artisan </w:t>
-      </w:r>
-      <w:proofErr w:type="spellStart"/>
-      <w:r>
-        <w:rPr>
-          <w:rFonts w:cstheme="minorHAnsi"/>
-          <w:b/>
-          <w:bCs/>
-          <w:sz w:val="20"/>
-          <w:szCs w:val="20"/>
-        </w:rPr>
-        <w:t>datatables:make</w:t>
-      </w:r>
-      <w:proofErr w:type="spellEnd"/>
-      <w:r>
-        <w:rPr>
-          <w:rFonts w:cstheme="minorHAnsi"/>
-          <w:b/>
-          <w:bCs/>
-          <w:sz w:val="20"/>
-          <w:szCs w:val="20"/>
-        </w:rPr>
-        <w:t xml:space="preserve"> Users</w:t>
-      </w:r>
-      <w:r>
-        <w:rPr>
-          <w:rFonts w:cstheme="minorHAnsi"/>
-          <w:b/>
-          <w:bCs/>
-          <w:sz w:val="20"/>
-          <w:szCs w:val="20"/>
-        </w:rPr>
-        <w:t xml:space="preserve">. </w:t>
-      </w:r>
-      <w:r>
-        <w:rPr>
-          <w:rFonts w:cstheme="minorHAnsi"/>
-          <w:sz w:val="24"/>
-          <w:szCs w:val="24"/>
-        </w:rPr>
-        <w:t>I</w:t>
-      </w:r>
-      <w:r>
-        <w:rPr>
-          <w:rFonts w:cstheme="minorHAnsi"/>
-          <w:sz w:val="24"/>
-          <w:szCs w:val="24"/>
-        </w:rPr>
-        <w:t xml:space="preserve">n </w:t>
-      </w:r>
-      <w:r>
-        <w:rPr>
-          <w:rFonts w:cstheme="minorHAnsi"/>
-          <w:sz w:val="24"/>
-          <w:szCs w:val="24"/>
-        </w:rPr>
-        <w:t xml:space="preserve">controller </w:t>
-      </w:r>
-      <w:r>
-        <w:rPr>
-          <w:rFonts w:cstheme="minorHAnsi"/>
-          <w:sz w:val="24"/>
-          <w:szCs w:val="24"/>
-        </w:rPr>
-        <w:t xml:space="preserve">just pass </w:t>
-      </w:r>
-      <w:proofErr w:type="spellStart"/>
-      <w:r>
-        <w:rPr>
-          <w:rFonts w:cstheme="minorHAnsi"/>
-          <w:sz w:val="24"/>
-          <w:szCs w:val="24"/>
-        </w:rPr>
-        <w:t>dataTable</w:t>
-      </w:r>
-      <w:proofErr w:type="spellEnd"/>
-      <w:r>
-        <w:rPr>
-          <w:rFonts w:cstheme="minorHAnsi"/>
-          <w:sz w:val="24"/>
-          <w:szCs w:val="24"/>
-        </w:rPr>
-        <w:t xml:space="preserve"> name in index method and </w:t>
-      </w:r>
-      <w:r>
-        <w:rPr>
-          <w:rFonts w:cstheme="minorHAnsi"/>
-          <w:b/>
-          <w:bCs/>
-          <w:sz w:val="20"/>
-          <w:szCs w:val="20"/>
-        </w:rPr>
-        <w:t>return $</w:t>
-      </w:r>
-      <w:proofErr w:type="spellStart"/>
-      <w:r>
-        <w:rPr>
-          <w:rFonts w:cstheme="minorHAnsi"/>
-          <w:b/>
-          <w:bCs/>
-          <w:sz w:val="20"/>
-          <w:szCs w:val="20"/>
-        </w:rPr>
-        <w:t>dataTable</w:t>
-      </w:r>
-      <w:proofErr w:type="spellEnd"/>
-      <w:r>
-        <w:rPr>
-          <w:rFonts w:cstheme="minorHAnsi"/>
-          <w:b/>
-          <w:bCs/>
-          <w:sz w:val="20"/>
-          <w:szCs w:val="20"/>
-        </w:rPr>
-        <w:t>-&gt;render(‘index view’)</w:t>
-      </w:r>
-      <w:r>
-        <w:rPr>
-          <w:rFonts w:cstheme="minorHAnsi"/>
-          <w:sz w:val="20"/>
-          <w:szCs w:val="20"/>
-        </w:rPr>
-        <w:t xml:space="preserve"> </w:t>
-      </w:r>
-      <w:r>
-        <w:rPr>
-          <w:rFonts w:cstheme="minorHAnsi"/>
-          <w:sz w:val="24"/>
-          <w:szCs w:val="24"/>
-        </w:rPr>
-        <w:t xml:space="preserve">then </w:t>
-      </w:r>
-      <w:r>
-        <w:rPr>
-          <w:rFonts w:cstheme="minorHAnsi"/>
-          <w:sz w:val="24"/>
-          <w:szCs w:val="24"/>
-        </w:rPr>
-        <w:t xml:space="preserve">add </w:t>
-      </w:r>
-      <w:proofErr w:type="spellStart"/>
-      <w:r>
-        <w:rPr>
-          <w:rFonts w:cstheme="minorHAnsi"/>
-          <w:sz w:val="24"/>
-          <w:szCs w:val="24"/>
-        </w:rPr>
-        <w:t>j</w:t>
-      </w:r>
-      <w:r>
-        <w:rPr>
-          <w:rFonts w:cstheme="minorHAnsi"/>
-          <w:sz w:val="24"/>
-          <w:szCs w:val="24"/>
-        </w:rPr>
-        <w:t>s</w:t>
-      </w:r>
-      <w:proofErr w:type="spellEnd"/>
+        <w:t xml:space="preserve"> add js and css cdn’s</w:t>
+      </w:r>
       <w:r>
         <w:rPr>
           <w:rFonts w:cstheme="minorHAnsi"/>
@@ -8892,59 +9470,45 @@
         </w:rPr>
         <w:t xml:space="preserve"> and </w:t>
       </w:r>
-      <w:proofErr w:type="spellStart"/>
-      <w:r>
-        <w:rPr>
-          <w:rFonts w:cstheme="minorHAnsi"/>
-          <w:sz w:val="24"/>
-          <w:szCs w:val="24"/>
-        </w:rPr>
-        <w:t>css</w:t>
-      </w:r>
-      <w:proofErr w:type="spellEnd"/>
-      <w:r>
-        <w:rPr>
-          <w:rFonts w:cstheme="minorHAnsi"/>
-          <w:sz w:val="24"/>
-          <w:szCs w:val="24"/>
-        </w:rPr>
-        <w:t xml:space="preserve"> </w:t>
-      </w:r>
-      <w:proofErr w:type="spellStart"/>
-      <w:r>
-        <w:rPr>
-          <w:rFonts w:cstheme="minorHAnsi"/>
-          <w:sz w:val="24"/>
-          <w:szCs w:val="24"/>
-        </w:rPr>
-        <w:t>cds</w:t>
-      </w:r>
-      <w:proofErr w:type="spellEnd"/>
-      <w:r>
-        <w:rPr>
-          <w:rFonts w:cstheme="minorHAnsi"/>
-          <w:sz w:val="24"/>
-          <w:szCs w:val="24"/>
-        </w:rPr>
-        <w:t xml:space="preserve"> and follow </w:t>
-      </w:r>
-      <w:proofErr w:type="spellStart"/>
-      <w:r>
-        <w:rPr>
-          <w:rFonts w:cstheme="minorHAnsi"/>
-          <w:sz w:val="24"/>
-          <w:szCs w:val="24"/>
-        </w:rPr>
-        <w:t>yajraBox</w:t>
-      </w:r>
-      <w:proofErr w:type="spellEnd"/>
-      <w:r>
-        <w:rPr>
-          <w:rFonts w:cstheme="minorHAnsi"/>
-          <w:sz w:val="24"/>
-          <w:szCs w:val="24"/>
-        </w:rPr>
-        <w:t xml:space="preserve"> website.</w:t>
+      <w:r>
+        <w:rPr>
+          <w:rFonts w:cstheme="minorHAnsi"/>
+          <w:sz w:val="24"/>
+          <w:szCs w:val="24"/>
+        </w:rPr>
+        <w:t xml:space="preserve"> follow yajraBox website.</w:t>
+      </w:r>
+      <w:r>
+        <w:rPr>
+          <w:rFonts w:cstheme="minorHAnsi"/>
+          <w:sz w:val="24"/>
+          <w:szCs w:val="24"/>
+        </w:rPr>
+        <w:t xml:space="preserve"> For add </w:t>
+      </w:r>
+      <w:r>
+        <w:rPr>
+          <w:rFonts w:cstheme="minorHAnsi"/>
+          <w:sz w:val="24"/>
+          <w:szCs w:val="24"/>
+        </w:rPr>
+        <w:t>action buttons use addColumn and for modification/ change in data that is coming from database use editColumn and return rawColumns(if add/edit column contain HTML tags)</w:t>
+      </w:r>
+      <w:r>
+        <w:rPr>
+          <w:rFonts w:cstheme="minorHAnsi"/>
+          <w:sz w:val="24"/>
+          <w:szCs w:val="24"/>
+        </w:rPr>
+        <w:t xml:space="preserve"> with array of that column’s name</w:t>
+      </w:r>
+      <w:r>
+        <w:rPr>
+          <w:rFonts w:cstheme="minorHAnsi"/>
+          <w:sz w:val="24"/>
+          <w:szCs w:val="24"/>
+        </w:rPr>
+        <w:t xml:space="preserve"> instead of setColumn(‘id’);</w:t>
       </w:r>
     </w:p>
     <w:p>
@@ -9040,51 +9604,15 @@
           <w:sz w:val="24"/>
           <w:szCs w:val="24"/>
         </w:rPr>
-        <w:t xml:space="preserve"> try{ DB::</w:t>
-      </w:r>
-      <w:proofErr w:type="spellStart"/>
-      <w:r>
-        <w:rPr>
-          <w:rFonts w:cstheme="minorHAnsi"/>
-          <w:sz w:val="24"/>
-          <w:szCs w:val="24"/>
-        </w:rPr>
-        <w:t>beginTransaction</w:t>
-      </w:r>
-      <w:proofErr w:type="spellEnd"/>
-      <w:r>
-        <w:rPr>
-          <w:rFonts w:cstheme="minorHAnsi"/>
-          <w:sz w:val="24"/>
-          <w:szCs w:val="24"/>
-        </w:rPr>
-        <w:t>();  //functions  DB::commit(); catch(</w:t>
-      </w:r>
-      <w:r>
-        <w:rPr>
-          <w:rFonts w:cstheme="minorHAnsi"/>
-          <w:sz w:val="24"/>
-          <w:szCs w:val="24"/>
-        </w:rPr>
-        <w:t>\Throwable $variable){ DB::rollback();    return   $variable-&gt;</w:t>
-      </w:r>
-      <w:proofErr w:type="spellStart"/>
-      <w:r>
-        <w:rPr>
-          <w:rFonts w:cstheme="minorHAnsi"/>
-          <w:sz w:val="24"/>
-          <w:szCs w:val="24"/>
-        </w:rPr>
-        <w:t>getMessage</w:t>
-      </w:r>
-      <w:proofErr w:type="spellEnd"/>
-      <w:r>
-        <w:rPr>
-          <w:rFonts w:cstheme="minorHAnsi"/>
-          <w:sz w:val="24"/>
-          <w:szCs w:val="24"/>
-        </w:rPr>
-        <w:t xml:space="preserve">() }. </w:t>
+        <w:t xml:space="preserve"> try{ DB::beginTransaction();  //functions  DB::commit(); catch(</w:t>
+      </w:r>
+      <w:r>
+        <w:rPr>
+          <w:rFonts w:cstheme="minorHAnsi"/>
+          <w:sz w:val="24"/>
+          <w:szCs w:val="24"/>
+        </w:rPr>
+        <w:t xml:space="preserve">\Throwable $variable){ DB::rollback();    return   $variable-&gt;getMessage() }. </w:t>
       </w:r>
     </w:p>
     <w:p>
@@ -9140,57 +9668,27 @@
           <w:sz w:val="24"/>
           <w:szCs w:val="24"/>
         </w:rPr>
-        <w:t xml:space="preserve"> It cover both exception and errors(fatal error, syntax error </w:t>
-      </w:r>
-      <w:proofErr w:type="spellStart"/>
-      <w:r>
-        <w:rPr>
-          <w:rFonts w:cstheme="minorHAnsi"/>
-          <w:sz w:val="24"/>
-          <w:szCs w:val="24"/>
-        </w:rPr>
-        <w:t>etc</w:t>
-      </w:r>
-      <w:proofErr w:type="spellEnd"/>
-      <w:r>
-        <w:rPr>
-          <w:rFonts w:cstheme="minorHAnsi"/>
-          <w:sz w:val="24"/>
-          <w:szCs w:val="24"/>
-        </w:rPr>
-        <w:t>).</w:t>
-      </w:r>
-    </w:p>
-    <w:p>
-      <w:pPr>
-        <w:spacing w:after="0" w:line="240" w:lineRule="auto"/>
-        <w:rPr>
-          <w:rFonts w:cstheme="minorHAnsi"/>
-          <w:sz w:val="24"/>
-          <w:szCs w:val="24"/>
-        </w:rPr>
-      </w:pPr>
-      <w:proofErr w:type="spellStart"/>
-      <w:r>
-        <w:rPr>
-          <w:rFonts w:cstheme="minorHAnsi"/>
-          <w:b/>
-          <w:bCs/>
-          <w:sz w:val="24"/>
-          <w:szCs w:val="24"/>
-        </w:rPr>
-        <w:t>Toastr</w:t>
-      </w:r>
-      <w:proofErr w:type="spellEnd"/>
-      <w:r>
-        <w:rPr>
-          <w:rFonts w:cstheme="minorHAnsi"/>
-          <w:b/>
-          <w:bCs/>
-          <w:sz w:val="24"/>
-          <w:szCs w:val="24"/>
-        </w:rPr>
-        <w:t>:</w:t>
+        <w:t xml:space="preserve"> It cover both exception and errors(fatal error, syntax error etc).</w:t>
+      </w:r>
+    </w:p>
+    <w:p>
+      <w:pPr>
+        <w:spacing w:after="0" w:line="240" w:lineRule="auto"/>
+        <w:rPr>
+          <w:rFonts w:cstheme="minorHAnsi"/>
+          <w:sz w:val="24"/>
+          <w:szCs w:val="24"/>
+        </w:rPr>
+      </w:pPr>
+      <w:r>
+        <w:rPr>
+          <w:rFonts w:cstheme="minorHAnsi"/>
+          <w:b/>
+          <w:bCs/>
+          <w:sz w:val="24"/>
+          <w:szCs w:val="24"/>
+        </w:rPr>
+        <w:t>Toastr:</w:t>
       </w:r>
       <w:r>
         <w:rPr>
@@ -9214,18 +9712,8 @@
           <w:sz w:val="24"/>
           <w:szCs w:val="24"/>
         </w:rPr>
-        <w:t xml:space="preserve"> used for show notification. Import </w:t>
-      </w:r>
-      <w:proofErr w:type="spellStart"/>
-      <w:r>
-        <w:rPr>
-          <w:rFonts w:cstheme="minorHAnsi"/>
-          <w:sz w:val="24"/>
-          <w:szCs w:val="24"/>
-        </w:rPr>
-        <w:t>toastr</w:t>
-      </w:r>
-      <w:proofErr w:type="spellEnd"/>
+        <w:t xml:space="preserve"> used for show notification. Import toastr</w:t>
+      </w:r>
       <w:r>
         <w:rPr>
           <w:rFonts w:cstheme="minorHAnsi"/>
@@ -9234,34 +9722,30 @@
         </w:rPr>
         <w:t xml:space="preserve"> </w:t>
       </w:r>
-      <w:proofErr w:type="spellStart"/>
-      <w:r>
-        <w:rPr>
-          <w:rFonts w:cstheme="minorHAnsi"/>
-          <w:sz w:val="24"/>
-          <w:szCs w:val="24"/>
-        </w:rPr>
-        <w:t>js</w:t>
-      </w:r>
-      <w:proofErr w:type="spellEnd"/>
-      <w:r>
-        <w:rPr>
-          <w:rFonts w:cstheme="minorHAnsi"/>
-          <w:sz w:val="24"/>
-          <w:szCs w:val="24"/>
-        </w:rPr>
-        <w:t xml:space="preserve"> &amp; </w:t>
-      </w:r>
-      <w:proofErr w:type="spellStart"/>
-      <w:r>
-        <w:rPr>
-          <w:rFonts w:cstheme="minorHAnsi"/>
-          <w:sz w:val="24"/>
-          <w:szCs w:val="24"/>
-        </w:rPr>
-        <w:t>css</w:t>
-      </w:r>
-      <w:proofErr w:type="spellEnd"/>
+      <w:r>
+        <w:rPr>
+          <w:rFonts w:cstheme="minorHAnsi"/>
+          <w:sz w:val="24"/>
+          <w:szCs w:val="24"/>
+        </w:rPr>
+        <w:t xml:space="preserve">js &amp; css </w:t>
+      </w:r>
+      <w:r>
+        <w:rPr>
+          <w:rFonts w:cstheme="minorHAnsi"/>
+          <w:sz w:val="24"/>
+          <w:szCs w:val="24"/>
+        </w:rPr>
+        <w:t>cdn</w:t>
+      </w:r>
+      <w:r>
+        <w:rPr>
+          <w:rFonts w:cstheme="minorHAnsi"/>
+          <w:sz w:val="24"/>
+          <w:szCs w:val="24"/>
+        </w:rPr>
+        <w:t xml:space="preserve"> and write message in with(</w:t>
+      </w:r>
       <w:r>
         <w:rPr>
           <w:rFonts w:cstheme="minorHAnsi"/>
@@ -9270,23 +9754,13 @@
         </w:rPr>
         <w:t xml:space="preserve"> </w:t>
       </w:r>
-      <w:proofErr w:type="spellStart"/>
-      <w:r>
-        <w:rPr>
-          <w:rFonts w:cstheme="minorHAnsi"/>
-          <w:sz w:val="24"/>
-          <w:szCs w:val="24"/>
-        </w:rPr>
-        <w:t>cdn</w:t>
-      </w:r>
-      <w:proofErr w:type="spellEnd"/>
-      <w:r>
-        <w:rPr>
-          <w:rFonts w:cstheme="minorHAnsi"/>
-          <w:sz w:val="24"/>
-          <w:szCs w:val="24"/>
-        </w:rPr>
-        <w:t xml:space="preserve"> and write message in with(</w:t>
+      <w:r>
+        <w:rPr>
+          <w:rFonts w:cstheme="minorHAnsi"/>
+          <w:sz w:val="24"/>
+          <w:szCs w:val="24"/>
+        </w:rPr>
+        <w:t>‘name’,</w:t>
       </w:r>
       <w:r>
         <w:rPr>
@@ -9302,7 +9776,55 @@
           <w:sz w:val="24"/>
           <w:szCs w:val="24"/>
         </w:rPr>
-        <w:t>‘name’,</w:t>
+        <w:t>’I am toastr’</w:t>
+      </w:r>
+      <w:r>
+        <w:rPr>
+          <w:rFonts w:cstheme="minorHAnsi"/>
+          <w:sz w:val="24"/>
+          <w:szCs w:val="24"/>
+        </w:rPr>
+        <w:t>)</w:t>
+      </w:r>
+      <w:r>
+        <w:rPr>
+          <w:rFonts w:cstheme="minorHAnsi"/>
+          <w:sz w:val="24"/>
+          <w:szCs w:val="24"/>
+        </w:rPr>
+        <w:t xml:space="preserve">; </w:t>
+      </w:r>
+      <w:r>
+        <w:rPr>
+          <w:rFonts w:cstheme="minorHAnsi"/>
+          <w:sz w:val="24"/>
+          <w:szCs w:val="24"/>
+        </w:rPr>
+        <w:t xml:space="preserve">method. </w:t>
+      </w:r>
+      <w:r>
+        <w:rPr>
+          <w:rFonts w:cstheme="minorHAnsi"/>
+          <w:sz w:val="24"/>
+          <w:szCs w:val="24"/>
+        </w:rPr>
+        <w:t>It will be store in session and then call session</w:t>
+      </w:r>
+      <w:r>
+        <w:rPr>
+          <w:rFonts w:cstheme="minorHAnsi"/>
+          <w:sz w:val="24"/>
+          <w:szCs w:val="24"/>
+        </w:rPr>
+        <w:t xml:space="preserve"> in script</w:t>
+      </w:r>
+      <w:r>
+        <w:rPr>
+          <w:rFonts w:cstheme="minorHAnsi"/>
+          <w:sz w:val="24"/>
+          <w:szCs w:val="24"/>
+        </w:rPr>
+        <w:t xml:space="preserve"> to get it.</w:t>
       </w:r>
       <w:r>
         <w:rPr>
@@ -9318,89 +9840,188 @@
           <w:sz w:val="24"/>
           <w:szCs w:val="24"/>
         </w:rPr>
-        <w:t xml:space="preserve">’I am </w:t>
-      </w:r>
-      <w:proofErr w:type="spellStart"/>
-      <w:r>
-        <w:rPr>
-          <w:rFonts w:cstheme="minorHAnsi"/>
-          <w:sz w:val="24"/>
-          <w:szCs w:val="24"/>
-        </w:rPr>
-        <w:t>toastr</w:t>
-      </w:r>
-      <w:proofErr w:type="spellEnd"/>
-      <w:r>
-        <w:rPr>
-          <w:rFonts w:cstheme="minorHAnsi"/>
-          <w:sz w:val="24"/>
-          <w:szCs w:val="24"/>
-        </w:rPr>
-        <w:t>’</w:t>
-      </w:r>
-      <w:r>
-        <w:rPr>
-          <w:rFonts w:cstheme="minorHAnsi"/>
-          <w:sz w:val="24"/>
-          <w:szCs w:val="24"/>
-        </w:rPr>
-        <w:t>)</w:t>
-      </w:r>
-      <w:r>
-        <w:rPr>
-          <w:rFonts w:cstheme="minorHAnsi"/>
-          <w:sz w:val="24"/>
-          <w:szCs w:val="24"/>
-        </w:rPr>
-        <w:t xml:space="preserve">; </w:t>
-      </w:r>
-      <w:r>
-        <w:rPr>
-          <w:rFonts w:cstheme="minorHAnsi"/>
-          <w:sz w:val="24"/>
-          <w:szCs w:val="24"/>
-        </w:rPr>
-        <w:t xml:space="preserve">method. </w:t>
-      </w:r>
-      <w:r>
-        <w:rPr>
-          <w:rFonts w:cstheme="minorHAnsi"/>
-          <w:sz w:val="24"/>
-          <w:szCs w:val="24"/>
-        </w:rPr>
-        <w:t>It will be store in session and then call session</w:t>
-      </w:r>
-      <w:r>
-        <w:rPr>
-          <w:rFonts w:cstheme="minorHAnsi"/>
-          <w:sz w:val="24"/>
-          <w:szCs w:val="24"/>
-        </w:rPr>
-        <w:t xml:space="preserve"> in script</w:t>
-      </w:r>
-      <w:r>
-        <w:rPr>
-          <w:rFonts w:cstheme="minorHAnsi"/>
-          <w:sz w:val="24"/>
-          <w:szCs w:val="24"/>
-        </w:rPr>
-        <w:t xml:space="preserve"> to get it.</w:t>
-      </w:r>
-      <w:r>
-        <w:rPr>
-          <w:rFonts w:cstheme="minorHAnsi"/>
-          <w:sz w:val="24"/>
-          <w:szCs w:val="24"/>
+        <w:t>or return json response to show in ajax.</w:t>
+      </w:r>
+    </w:p>
+    <w:p>
+      <w:pPr>
+        <w:spacing w:after="0" w:line="240" w:lineRule="auto"/>
+        <w:rPr>
+          <w:rFonts w:cstheme="minorHAnsi"/>
+          <w:sz w:val="24"/>
+          <w:szCs w:val="24"/>
+        </w:rPr>
+      </w:pPr>
+      <w:r>
+        <w:rPr>
+          <w:rFonts w:cstheme="minorHAnsi"/>
+          <w:b/>
+          <w:bCs/>
+          <w:sz w:val="24"/>
+          <w:szCs w:val="24"/>
+        </w:rPr>
+        <w:t>Forgot Password:</w:t>
+      </w:r>
+      <w:r>
+        <w:rPr>
+          <w:rFonts w:cstheme="minorHAnsi"/>
+          <w:sz w:val="24"/>
+          <w:szCs w:val="24"/>
+        </w:rPr>
+        <w:t xml:space="preserve"> First of all, create views. Run </w:t>
+      </w:r>
+      <w:r>
+        <w:rPr>
+          <w:rFonts w:cstheme="minorHAnsi"/>
+          <w:b/>
+          <w:bCs/>
+          <w:sz w:val="20"/>
+          <w:szCs w:val="20"/>
+        </w:rPr>
+        <w:t>php artisan make:mail MyEmail</w:t>
+      </w:r>
+      <w:r>
+        <w:rPr>
+          <w:rFonts w:cstheme="minorHAnsi"/>
+          <w:sz w:val="24"/>
+          <w:szCs w:val="24"/>
+        </w:rPr>
+        <w:t>.</w:t>
+      </w:r>
+      <w:r>
+        <w:rPr>
+          <w:rFonts w:cstheme="minorHAnsi"/>
+          <w:sz w:val="24"/>
+          <w:szCs w:val="24"/>
+        </w:rPr>
+        <w:t xml:space="preserve"> In controller generate random token with Str and save token with user emil in a table and </w:t>
+      </w:r>
+      <w:r>
+        <w:rPr>
+          <w:rFonts w:cstheme="minorHAnsi"/>
+          <w:b/>
+          <w:bCs/>
+          <w:sz w:val="20"/>
+          <w:szCs w:val="20"/>
+        </w:rPr>
+        <w:t>Mail::to('</w:t>
+      </w:r>
+      <w:r>
+        <w:rPr>
+          <w:rFonts w:cstheme="minorHAnsi"/>
+          <w:b/>
+          <w:bCs/>
+          <w:sz w:val="20"/>
+          <w:szCs w:val="20"/>
+        </w:rPr>
+        <w:t>user email</w:t>
+      </w:r>
+      <w:r>
+        <w:rPr>
+          <w:rFonts w:cstheme="minorHAnsi"/>
+          <w:b/>
+          <w:bCs/>
+          <w:sz w:val="20"/>
+          <w:szCs w:val="20"/>
+        </w:rPr>
+        <w:t xml:space="preserve">')-&gt;send(new </w:t>
+      </w:r>
+      <w:r>
+        <w:rPr>
+          <w:rFonts w:cstheme="minorHAnsi"/>
+          <w:b/>
+          <w:bCs/>
+          <w:sz w:val="20"/>
+          <w:szCs w:val="20"/>
+        </w:rPr>
+        <w:t>My</w:t>
+      </w:r>
+      <w:r>
+        <w:rPr>
+          <w:rFonts w:cstheme="minorHAnsi"/>
+          <w:b/>
+          <w:bCs/>
+          <w:sz w:val="20"/>
+          <w:szCs w:val="20"/>
+        </w:rPr>
+        <w:t>Email(</w:t>
+      </w:r>
+      <w:r>
+        <w:rPr>
+          <w:rFonts w:cstheme="minorHAnsi"/>
+          <w:b/>
+          <w:bCs/>
+          <w:sz w:val="20"/>
+          <w:szCs w:val="20"/>
+        </w:rPr>
+        <w:t>$url</w:t>
+      </w:r>
+      <w:r>
+        <w:rPr>
+          <w:rFonts w:cstheme="minorHAnsi"/>
+          <w:b/>
+          <w:bCs/>
+          <w:sz w:val="20"/>
+          <w:szCs w:val="20"/>
+        </w:rPr>
+        <w:t>))</w:t>
+      </w:r>
+      <w:r>
+        <w:rPr>
+          <w:rFonts w:cstheme="minorHAnsi"/>
+          <w:b/>
+          <w:bCs/>
+          <w:sz w:val="20"/>
+          <w:szCs w:val="20"/>
+        </w:rPr>
+        <w:t>;</w:t>
+      </w:r>
+      <w:r>
+        <w:rPr>
+          <w:rFonts w:cstheme="minorHAnsi"/>
+          <w:b/>
+          <w:bCs/>
+          <w:sz w:val="20"/>
+          <w:szCs w:val="20"/>
         </w:rPr>
         <w:t xml:space="preserve"> </w:t>
       </w:r>
       <w:r>
         <w:rPr>
           <w:rFonts w:cstheme="minorHAnsi"/>
-          <w:sz w:val="24"/>
-          <w:szCs w:val="24"/>
-        </w:rPr>
-        <w:t>or return json response to show in ajax.</w:t>
+          <w:b/>
+          <w:bCs/>
+          <w:sz w:val="20"/>
+          <w:szCs w:val="20"/>
+        </w:rPr>
+        <w:t>and pass $url=url(‘/’).$token.</w:t>
+      </w:r>
+      <w:r>
+        <w:rPr>
+          <w:b/>
+          <w:bCs/>
+          <w:sz w:val="18"/>
+          <w:szCs w:val="18"/>
+        </w:rPr>
+        <w:t xml:space="preserve"> </w:t>
+      </w:r>
+      <w:r>
+        <w:rPr>
+          <w:rFonts w:cstheme="minorHAnsi"/>
+          <w:b/>
+          <w:bCs/>
+          <w:sz w:val="20"/>
+          <w:szCs w:val="20"/>
+        </w:rPr>
+        <w:t xml:space="preserve">'?mail='.$mail; </w:t>
+      </w:r>
+      <w:r>
+        <w:rPr>
+          <w:rFonts w:cstheme="minorHAnsi"/>
+          <w:sz w:val="24"/>
+          <w:szCs w:val="24"/>
+        </w:rPr>
+        <w:t>On new password controller first match token and then update password.</w:t>
       </w:r>
     </w:p>
     <w:p>
@@ -9545,7 +10166,6 @@
           <w:sz w:val="36"/>
           <w:szCs w:val="36"/>
         </w:rPr>
-        <w:lastRenderedPageBreak/>
         <w:t>Array</w:t>
       </w:r>
     </w:p>
@@ -9862,6 +10482,34 @@
           <w:szCs w:val="36"/>
         </w:rPr>
         <w:t>Git</w:t>
+      </w:r>
+    </w:p>
+    <w:p>
+      <w:pPr>
+        <w:spacing w:after="0" w:line="240" w:lineRule="auto"/>
+        <w:rPr>
+          <w:rFonts w:cstheme="minorHAnsi"/>
+          <w:sz w:val="24"/>
+          <w:szCs w:val="24"/>
+        </w:rPr>
+      </w:pPr>
+      <w:r>
+        <w:rPr>
+          <w:rFonts w:cstheme="minorHAnsi"/>
+          <w:b/>
+          <w:bCs/>
+          <w:sz w:val="24"/>
+          <w:szCs w:val="24"/>
+        </w:rPr>
+        <w:t>Note:</w:t>
+      </w:r>
+      <w:r>
+        <w:rPr>
+          <w:rFonts w:cstheme="minorHAnsi"/>
+          <w:sz w:val="24"/>
+          <w:szCs w:val="24"/>
+        </w:rPr>
+        <w:t xml:space="preserve"> Always create sub-Branch from main branch. Push project on main and then create sub-branch then start work on sub-branch. And first check branch on with branch you are working by switch branch command because each branch has different code.</w:t>
       </w:r>
     </w:p>
     <w:p>
@@ -10925,4 +11573,16 @@
   <a:objectDefaults/>
   <a:extraClrSchemeLst/>
 </a:theme>
+</file>
+
+<file path=customXml/item1.xml><?xml version="1.0" encoding="utf-8"?>
+<b:Sources xmlns:b="http://schemas.openxmlformats.org/officeDocument/2006/bibliography" xmlns="http://schemas.openxmlformats.org/officeDocument/2006/bibliography" SelectedStyle="\APASixthEditionOfficeOnline.xsl" StyleName="APA" Version="6"/>
+</file>
+
+<file path=customXml/itemProps1.xml><?xml version="1.0" encoding="utf-8"?>
+<ds:datastoreItem xmlns:ds="http://schemas.openxmlformats.org/officeDocument/2006/customXml" ds:itemID="{11A1CA45-D29C-45F5-8547-3C46385452FB}">
+  <ds:schemaRefs>
+    <ds:schemaRef ds:uri="http://schemas.openxmlformats.org/officeDocument/2006/bibliography"/>
+  </ds:schemaRefs>
+</ds:datastoreItem>
 </file>